--- a/tests_code/gaza_report.docx
+++ b/tests_code/gaza_report.docx
@@ -36,19 +36,36 @@
         <w:pStyle w:val="Heading1"/>
       </w:pPr>
       <w:r>
-        <w:t>2025年加薩停火、人質談判、人道援助及平民保護綜合研析報告</w:t>
+        <w:t>2025年加薩衝突資訊彙整與綜合研析</w:t>
       </w:r>
     </w:p>
     <w:p/>
     <w:p>
+      <w:pPr>
+        <w:pStyle w:val="IntenseQuote"/>
+      </w:pPr>
       <w:r>
         <w:rPr>
           <w:b/>
         </w:rPr>
-        <w:t>時間範圍：</w:t>
+        <w:t>重點聲明：關於「10月為重點時段」之說明</w:t>
+      </w:r>
+    </w:p>
+    <w:p>
+      <w:pPr>
+        <w:pStyle w:val="IntenseQuote"/>
+      </w:pPr>
+      <w:r>
+        <w:t>本次檢索結果中，2025年10月</w:t>
       </w:r>
       <w:r>
-        <w:t xml:space="preserve"> 2025-01-14 至 2025-10-03（重點時段：2025年10月）</w:t>
+        <w:rPr>
+          <w:b/>
+        </w:rPr>
+        <w:t>完全沒有任何文件、片段或活動紀錄</w:t>
+      </w:r>
+      <w:r>
+        <w:t>。現有資料僅覆蓋 2025-01-15 至 2025-05-02 共四個活動日，無法提供10月停火談判、人質釋放、人道援助及平民保護之任何資訊。以下報告僅能基於現有的 1月、2月、5月資料進行分析，並對資料缺口做明確標註。</w:t>
       </w:r>
     </w:p>
     <w:p/>
@@ -74,13 +91,14 @@
         <w:tblLook w:firstColumn="1" w:firstRow="1" w:lastColumn="0" w:lastRow="0" w:noHBand="0" w:noVBand="1" w:val="04A0"/>
       </w:tblPr>
       <w:tblGrid>
-        <w:gridCol w:w="4320"/>
-        <w:gridCol w:w="4320"/>
+        <w:gridCol w:w="2880"/>
+        <w:gridCol w:w="2880"/>
+        <w:gridCol w:w="2880"/>
       </w:tblGrid>
       <w:tr>
         <w:tc>
           <w:tcPr>
-            <w:tcW w:type="dxa" w:w="4320"/>
+            <w:tcW w:type="dxa" w:w="2880"/>
           </w:tcPr>
           <w:p>
             <w:r>
@@ -98,7 +116,7 @@
         </w:tc>
         <w:tc>
           <w:tcPr>
-            <w:tcW w:type="dxa" w:w="4320"/>
+            <w:tcW w:type="dxa" w:w="2880"/>
           </w:tcPr>
           <w:p>
             <w:r>
@@ -114,11 +132,29 @@
             </w:r>
           </w:p>
         </w:tc>
+        <w:tc>
+          <w:tcPr>
+            <w:tcW w:type="dxa" w:w="2880"/>
+          </w:tcPr>
+          <w:p>
+            <w:r>
+              <w:rPr>
+                <w:b/>
+              </w:rPr>
+            </w:r>
+            <w:r>
+              <w:rPr>
+                <w:b/>
+              </w:rPr>
+              <w:t>說明</w:t>
+            </w:r>
+          </w:p>
+        </w:tc>
       </w:tr>
       <w:tr>
         <w:tc>
           <w:tcPr>
-            <w:tcW w:type="dxa" w:w="4320"/>
+            <w:tcW w:type="dxa" w:w="2880"/>
           </w:tcPr>
           <w:p>
             <w:r/>
@@ -129,12 +165,23 @@
         </w:tc>
         <w:tc>
           <w:tcPr>
-            <w:tcW w:type="dxa" w:w="4320"/>
+            <w:tcW w:type="dxa" w:w="2880"/>
           </w:tcPr>
           <w:p>
             <w:r/>
             <w:r>
-              <w:t>15 篇</w:t>
+              <w:t>4</w:t>
+            </w:r>
+          </w:p>
+        </w:tc>
+        <w:tc>
+          <w:tcPr>
+            <w:tcW w:type="dxa" w:w="2880"/>
+          </w:tcPr>
+          <w:p>
+            <w:r/>
+            <w:r>
+              <w:t>僅 4 篇文件</w:t>
             </w:r>
           </w:p>
         </w:tc>
@@ -142,7 +189,7 @@
       <w:tr>
         <w:tc>
           <w:tcPr>
-            <w:tcW w:type="dxa" w:w="4320"/>
+            <w:tcW w:type="dxa" w:w="2880"/>
           </w:tcPr>
           <w:p>
             <w:r/>
@@ -153,12 +200,23 @@
         </w:tc>
         <w:tc>
           <w:tcPr>
-            <w:tcW w:type="dxa" w:w="4320"/>
+            <w:tcW w:type="dxa" w:w="2880"/>
           </w:tcPr>
           <w:p>
             <w:r/>
             <w:r>
-              <w:t>30 則</w:t>
+              <w:t>9</w:t>
+            </w:r>
+          </w:p>
+        </w:tc>
+        <w:tc>
+          <w:tcPr>
+            <w:tcW w:type="dxa" w:w="2880"/>
+          </w:tcPr>
+          <w:p>
+            <w:r/>
+            <w:r>
+              <w:t>共 9 個可引用片段</w:t>
             </w:r>
           </w:p>
         </w:tc>
@@ -166,7 +224,7 @@
       <w:tr>
         <w:tc>
           <w:tcPr>
-            <w:tcW w:type="dxa" w:w="4320"/>
+            <w:tcW w:type="dxa" w:w="2880"/>
           </w:tcPr>
           <w:p>
             <w:r/>
@@ -177,12 +235,23 @@
         </w:tc>
         <w:tc>
           <w:tcPr>
-            <w:tcW w:type="dxa" w:w="4320"/>
+            <w:tcW w:type="dxa" w:w="2880"/>
           </w:tcPr>
           <w:p>
             <w:r/>
             <w:r>
-              <w:t>15 天</w:t>
+              <w:t>4</w:t>
+            </w:r>
+          </w:p>
+        </w:tc>
+        <w:tc>
+          <w:tcPr>
+            <w:tcW w:type="dxa" w:w="2880"/>
+          </w:tcPr>
+          <w:p>
+            <w:r/>
+            <w:r>
+              <w:t>2025-01-15、02-11、02-16、05-02</w:t>
             </w:r>
           </w:p>
         </w:tc>
@@ -190,23 +259,34 @@
       <w:tr>
         <w:tc>
           <w:tcPr>
-            <w:tcW w:type="dxa" w:w="4320"/>
+            <w:tcW w:type="dxa" w:w="2880"/>
           </w:tcPr>
           <w:p>
             <w:r/>
             <w:r>
-              <w:t>首日</w:t>
+              <w:t>資料起止日期</w:t>
             </w:r>
           </w:p>
         </w:tc>
         <w:tc>
           <w:tcPr>
-            <w:tcW w:type="dxa" w:w="4320"/>
+            <w:tcW w:type="dxa" w:w="2880"/>
           </w:tcPr>
           <w:p>
             <w:r/>
             <w:r>
-              <w:t>2025-01-14</w:t>
+              <w:t>2025-01-15 → 2025-05-02</w:t>
+            </w:r>
+          </w:p>
+        </w:tc>
+        <w:tc>
+          <w:tcPr>
+            <w:tcW w:type="dxa" w:w="2880"/>
+          </w:tcPr>
+          <w:p>
+            <w:r/>
+            <w:r>
+              <w:t>未涵蓋 3、4、6-12 月</w:t>
             </w:r>
           </w:p>
         </w:tc>
@@ -214,23 +294,69 @@
       <w:tr>
         <w:tc>
           <w:tcPr>
-            <w:tcW w:type="dxa" w:w="4320"/>
+            <w:tcW w:type="dxa" w:w="2880"/>
           </w:tcPr>
           <w:p>
             <w:r/>
             <w:r>
-              <w:t>末日</w:t>
+              <w:t>月份分布</w:t>
             </w:r>
           </w:p>
         </w:tc>
         <w:tc>
           <w:tcPr>
-            <w:tcW w:type="dxa" w:w="4320"/>
+            <w:tcW w:type="dxa" w:w="2880"/>
           </w:tcPr>
           <w:p>
             <w:r/>
             <w:r>
-              <w:t>2025-10-03</w:t>
+              <w:t>1月(1)、2月(2)、5月(1)</w:t>
+            </w:r>
+          </w:p>
+        </w:tc>
+        <w:tc>
+          <w:tcPr>
+            <w:tcW w:type="dxa" w:w="2880"/>
+          </w:tcPr>
+          <w:p>
+            <w:r/>
+            <w:r>
+              <w:t>無 10 月數據</w:t>
+            </w:r>
+          </w:p>
+        </w:tc>
+      </w:tr>
+      <w:tr>
+        <w:tc>
+          <w:tcPr>
+            <w:tcW w:type="dxa" w:w="2880"/>
+          </w:tcPr>
+          <w:p>
+            <w:r/>
+            <w:r>
+              <w:t>季度分布</w:t>
+            </w:r>
+          </w:p>
+        </w:tc>
+        <w:tc>
+          <w:tcPr>
+            <w:tcW w:type="dxa" w:w="2880"/>
+          </w:tcPr>
+          <w:p>
+            <w:r/>
+            <w:r>
+              <w:t>Q1(3)、Q2(1)</w:t>
+            </w:r>
+          </w:p>
+        </w:tc>
+        <w:tc>
+          <w:tcPr>
+            <w:tcW w:type="dxa" w:w="2880"/>
+          </w:tcPr>
+          <w:p>
+            <w:r/>
+            <w:r>
+              <w:t>Q3、Q4 完全空白</w:t>
             </w:r>
           </w:p>
         </w:tc>
@@ -243,288 +369,72 @@
         <w:jc w:val="left"/>
       </w:pPr>
       <w:r>
-        <w:t>月份分布：</w:t>
+        <w:t>主要觀察：</w:t>
       </w:r>
     </w:p>
-    <w:p/>
-    <w:tbl>
-      <w:tblPr>
-        <w:tblStyle w:val="TableGrid"/>
-        <w:tblW w:type="auto" w:w="0"/>
-        <w:tblLook w:firstColumn="1" w:firstRow="1" w:lastColumn="0" w:lastRow="0" w:noHBand="0" w:noVBand="1" w:val="04A0"/>
-      </w:tblPr>
-      <w:tblGrid>
-        <w:gridCol w:w="4320"/>
-        <w:gridCol w:w="4320"/>
-      </w:tblGrid>
-      <w:tr>
-        <w:tc>
-          <w:tcPr>
-            <w:tcW w:type="dxa" w:w="4320"/>
-          </w:tcPr>
-          <w:p>
-            <w:r>
-              <w:rPr>
-                <w:b/>
-              </w:rPr>
-            </w:r>
-            <w:r>
-              <w:rPr>
-                <w:b/>
-              </w:rPr>
-              <w:t>月份</w:t>
-            </w:r>
-          </w:p>
-        </w:tc>
-        <w:tc>
-          <w:tcPr>
-            <w:tcW w:type="dxa" w:w="4320"/>
-          </w:tcPr>
-          <w:p>
-            <w:r>
-              <w:rPr>
-                <w:b/>
-              </w:rPr>
-            </w:r>
-            <w:r>
-              <w:rPr>
-                <w:b/>
-              </w:rPr>
-              <w:t>片段數</w:t>
-            </w:r>
-          </w:p>
-        </w:tc>
-      </w:tr>
-      <w:tr>
-        <w:tc>
-          <w:tcPr>
-            <w:tcW w:type="dxa" w:w="4320"/>
-          </w:tcPr>
-          <w:p>
-            <w:r/>
-            <w:r>
-              <w:t>2025-01</w:t>
-            </w:r>
-          </w:p>
-        </w:tc>
-        <w:tc>
-          <w:tcPr>
-            <w:tcW w:type="dxa" w:w="4320"/>
-          </w:tcPr>
-          <w:p>
-            <w:r/>
-            <w:r>
-              <w:t>2</w:t>
-            </w:r>
-          </w:p>
-        </w:tc>
-      </w:tr>
-      <w:tr>
-        <w:tc>
-          <w:tcPr>
-            <w:tcW w:type="dxa" w:w="4320"/>
-          </w:tcPr>
-          <w:p>
-            <w:r/>
-            <w:r>
-              <w:t>2025-02</w:t>
-            </w:r>
-          </w:p>
-        </w:tc>
-        <w:tc>
-          <w:tcPr>
-            <w:tcW w:type="dxa" w:w="4320"/>
-          </w:tcPr>
-          <w:p>
-            <w:r/>
-            <w:r>
-              <w:t>3</w:t>
-            </w:r>
-          </w:p>
-        </w:tc>
-      </w:tr>
-      <w:tr>
-        <w:tc>
-          <w:tcPr>
-            <w:tcW w:type="dxa" w:w="4320"/>
-          </w:tcPr>
-          <w:p>
-            <w:r/>
-            <w:r>
-              <w:t>2025-04</w:t>
-            </w:r>
-          </w:p>
-        </w:tc>
-        <w:tc>
-          <w:tcPr>
-            <w:tcW w:type="dxa" w:w="4320"/>
-          </w:tcPr>
-          <w:p>
-            <w:r/>
-            <w:r>
-              <w:t>2</w:t>
-            </w:r>
-          </w:p>
-        </w:tc>
-      </w:tr>
-      <w:tr>
-        <w:tc>
-          <w:tcPr>
-            <w:tcW w:type="dxa" w:w="4320"/>
-          </w:tcPr>
-          <w:p>
-            <w:r/>
-            <w:r>
-              <w:t>2025-05</w:t>
-            </w:r>
-          </w:p>
-        </w:tc>
-        <w:tc>
-          <w:tcPr>
-            <w:tcW w:type="dxa" w:w="4320"/>
-          </w:tcPr>
-          <w:p>
-            <w:r/>
-            <w:r>
-              <w:t>1</w:t>
-            </w:r>
-          </w:p>
-        </w:tc>
-      </w:tr>
-      <w:tr>
-        <w:tc>
-          <w:tcPr>
-            <w:tcW w:type="dxa" w:w="4320"/>
-          </w:tcPr>
-          <w:p>
-            <w:r/>
-            <w:r>
-              <w:t>2025-06</w:t>
-            </w:r>
-          </w:p>
-        </w:tc>
-        <w:tc>
-          <w:tcPr>
-            <w:tcW w:type="dxa" w:w="4320"/>
-          </w:tcPr>
-          <w:p>
-            <w:r/>
-            <w:r>
-              <w:t>3</w:t>
-            </w:r>
-          </w:p>
-        </w:tc>
-      </w:tr>
-      <w:tr>
-        <w:tc>
-          <w:tcPr>
-            <w:tcW w:type="dxa" w:w="4320"/>
-          </w:tcPr>
-          <w:p>
-            <w:r/>
-            <w:r>
-              <w:t>2025-07</w:t>
-            </w:r>
-          </w:p>
-        </w:tc>
-        <w:tc>
-          <w:tcPr>
-            <w:tcW w:type="dxa" w:w="4320"/>
-          </w:tcPr>
-          <w:p>
-            <w:r/>
-            <w:r>
-              <w:t>1</w:t>
-            </w:r>
-          </w:p>
-        </w:tc>
-      </w:tr>
-      <w:tr>
-        <w:tc>
-          <w:tcPr>
-            <w:tcW w:type="dxa" w:w="4320"/>
-          </w:tcPr>
-          <w:p>
-            <w:r/>
-            <w:r>
-              <w:t>2025-08</w:t>
-            </w:r>
-          </w:p>
-        </w:tc>
-        <w:tc>
-          <w:tcPr>
-            <w:tcW w:type="dxa" w:w="4320"/>
-          </w:tcPr>
-          <w:p>
-            <w:r/>
-            <w:r>
-              <w:t>2</w:t>
-            </w:r>
-          </w:p>
-        </w:tc>
-      </w:tr>
-      <w:tr>
-        <w:tc>
-          <w:tcPr>
-            <w:tcW w:type="dxa" w:w="4320"/>
-          </w:tcPr>
-          <w:p>
-            <w:r/>
-            <w:r>
-              <w:t>2025-10</w:t>
-            </w:r>
-          </w:p>
-        </w:tc>
-        <w:tc>
-          <w:tcPr>
-            <w:tcW w:type="dxa" w:w="4320"/>
-          </w:tcPr>
-          <w:p>
-            <w:r/>
-            <w:r>
-              <w:t>1</w:t>
-            </w:r>
-          </w:p>
-        </w:tc>
-      </w:tr>
-    </w:tbl>
-    <w:p/>
     <w:p>
+      <w:pPr>
+        <w:pStyle w:val="ListBullet"/>
+      </w:pPr>
+      <w:r>
+        <w:t xml:space="preserve">資料高度集中於 </w:t>
+      </w:r>
       <w:r>
         <w:rPr>
           <w:b/>
         </w:rPr>
-        <w:t>季度分布：</w:t>
+        <w:t>2025年1月中下旬至2月中下旬</w:t>
       </w:r>
       <w:r>
-        <w:t xml:space="preserve"> Q1（5則）、Q2（6則）、Q3（3則）、Q4（1則）。</w:t>
+        <w:t>，反映停火協議生效及第一階段執行的短期動態。</w:t>
       </w:r>
     </w:p>
-    <w:p/>
-    <w:p>
-      <w:r>
-        <w:rPr>
-          <w:b/>
-        </w:rPr>
-        <w:t>活動峰值日：</w:t>
-      </w:r>
-      <w:r>
-        <w:t xml:space="preserve"> 2025-01-14、2025-01-15、2025-02-11、2025-02-16、2025-02-26（各1則片段）。</w:t>
-      </w:r>
-    </w:p>
-    <w:p/>
     <w:p>
       <w:pPr>
-        <w:pStyle w:val="IntenseQuote"/>
+        <w:pStyle w:val="ListBullet"/>
       </w:pPr>
       <w:r>
         <w:rPr>
           <w:b/>
         </w:rPr>
-        <w:t>重要提示：</w:t>
+        <w:t>2025年5月2日</w:t>
       </w:r>
       <w:r>
-        <w:t xml:space="preserve"> 2025年3月、9月完全無資料；2025年10月僅有 10 月 3 日一天紀錄（來源29、30）。整體資料覆蓋不連續，尤其在4月至8月之間存在多處缺口，無法呈現每一週的連續演進。以下分析僅基於現有30則片段。</w:t>
+        <w:t>出現一則關於以色列切斷援助的批評聲明，顯示至5月衝突情勢已出現惡化跡象。</w:t>
+      </w:r>
+    </w:p>
+    <w:p>
+      <w:pPr>
+        <w:pStyle w:val="ListBullet"/>
+      </w:pPr>
+      <w:r>
+        <w:t>2025年3月、4月、6月至12月（含10月重點時段）</w:t>
+      </w:r>
+      <w:r>
+        <w:rPr>
+          <w:b/>
+        </w:rPr>
+        <w:t>完全沒有資料</w:t>
+      </w:r>
+      <w:r>
+        <w:t>，無法判斷該期間之停火、談判、人道與醫療發展。</w:t>
+      </w:r>
+    </w:p>
+    <w:p>
+      <w:pPr>
+        <w:pStyle w:val="ListBullet"/>
+      </w:pPr>
+      <w:r>
+        <w:t>所有片段均出自</w:t>
+      </w:r>
+      <w:r>
+        <w:rPr>
+          <w:b/>
+        </w:rPr>
+        <w:t>聯合國體系</w:t>
+      </w:r>
+      <w:r>
+        <w:t>（秘書長聲明、發言人、副秘書長），缺乏以色列、哈馬斯、美國、卡達、埃及等直接來源，也缺乏 OCHA、WHO 等機構的獨立數據。</w:t>
       </w:r>
     </w:p>
     <w:p/>
@@ -539,247 +449,7 @@
         <w:pStyle w:val="Heading2"/>
       </w:pPr>
       <w:r>
-        <w:t>二、政治外交部門</w:t>
-      </w:r>
-    </w:p>
-    <w:p/>
-    <w:p>
-      <w:pPr>
-        <w:pStyle w:val="Heading3"/>
-      </w:pPr>
-      <w:r>
-        <w:t>2.1 停火協議的達成與架構</w:t>
-      </w:r>
-    </w:p>
-    <w:p/>
-    <w:p>
-      <w:pPr>
-        <w:pStyle w:val="ListBullet"/>
-      </w:pPr>
-      <w:r>
-        <w:rPr>
-          <w:b/>
-        </w:rPr>
-        <w:t>2025-01-15</w:t>
-      </w:r>
-      <w:r>
-        <w:t>：聯合國秘書長古特雷斯對加薩停火及釋放人質協議的達成表示「熱烈歡迎」，並高度讚揚埃及、卡達和美國在推動協議中的貢獻（來源2）。古特雷斯同時重申，結束佔領並透過談判實現「兩國方案」是「一項紧迫而重要的任務」（來源4）。</w:t>
-      </w:r>
-    </w:p>
-    <w:p>
-      <w:pPr>
-        <w:pStyle w:val="ListBullet"/>
-      </w:pPr>
-      <w:r>
-        <w:rPr>
-          <w:b/>
-        </w:rPr>
-        <w:t>2025-01-19</w:t>
-      </w:r>
-      <w:r>
-        <w:t>：人質與囚犯交換屬停火協議</w:t>
-      </w:r>
-      <w:r>
-        <w:rPr>
-          <w:b/>
-        </w:rPr>
-        <w:t>第一階段</w:t>
-      </w:r>
-      <w:r>
-        <w:t>的重要組成部分，該階段於1月19日生效（來源6）。</w:t>
-      </w:r>
-    </w:p>
-    <w:p>
-      <w:pPr>
-        <w:pStyle w:val="ListBullet"/>
-      </w:pPr>
-      <w:r>
-        <w:rPr>
-          <w:b/>
-        </w:rPr>
-        <w:t>2025-02-16</w:t>
-      </w:r>
-      <w:r>
-        <w:t>：協議共分</w:t>
-      </w:r>
-      <w:r>
-        <w:rPr>
-          <w:b/>
-        </w:rPr>
-        <w:t>三個階段</w:t>
-      </w:r>
-      <w:r>
-        <w:t>。第一階段還包括以色列軍隊撤離加薩居民區、允許巴勒斯坦人返回家園，以及大幅增加援助物資進入被佔領土的數量（來源11）。</w:t>
-      </w:r>
-    </w:p>
-    <w:p/>
-    <w:p>
-      <w:pPr>
-        <w:pStyle w:val="Heading3"/>
-      </w:pPr>
-      <w:r>
-        <w:t>2.2 停火維持、危機與破裂</w:t>
-      </w:r>
-    </w:p>
-    <w:p/>
-    <w:p>
-      <w:pPr>
-        <w:pStyle w:val="ListBullet"/>
-      </w:pPr>
-      <w:r>
-        <w:rPr>
-          <w:b/>
-        </w:rPr>
-        <w:t>2025-02-11</w:t>
-      </w:r>
-      <w:r>
-        <w:t>：近期有報導稱哈馬斯與以色列之間已持續三週的停火協議「或將終止」，古特雷斯強調「必須竭尽全力避免加沙地带战火重燃」（來源7）。聯合國駐日内瓦辦公室發言人戈麥斯轉述，秘書長呼籲哈馬斯「按計劃於本周六釋放人質」，並敦促雙方「盡快在多哈恢復第二階段的認真談判」（來源8）。</w:t>
-      </w:r>
-    </w:p>
-    <w:p>
-      <w:pPr>
-        <w:pStyle w:val="ListBullet"/>
-      </w:pPr>
-      <w:r>
-        <w:rPr>
-          <w:b/>
-        </w:rPr>
-        <w:t>2025-03-01</w:t>
-      </w:r>
-      <w:r>
-        <w:t>：儘管局勢依然緊張，預定在3月1日前完成的第一階段計劃「目前正在基本按照商定的步驟推進」，隨後哈以雙方將就永久停火問題展開談判（來源17）。</w:t>
-      </w:r>
-    </w:p>
-    <w:p>
-      <w:pPr>
-        <w:pStyle w:val="ListBullet"/>
-      </w:pPr>
-      <w:r>
-        <w:rPr>
-          <w:b/>
-        </w:rPr>
-        <w:t>2025-04-25</w:t>
-      </w:r>
-      <w:r>
-        <w:t>：停火協議於</w:t>
-      </w:r>
-      <w:r>
-        <w:rPr>
-          <w:b/>
-        </w:rPr>
-        <w:t>三月份破裂</w:t>
-      </w:r>
-      <w:r>
-        <w:t>。自破裂以來，在以色列封鎖之下，連續超過50天沒有援助物資進入加薩，加薩人口「即將斷糧」（來源19）。</w:t>
-      </w:r>
-    </w:p>
-    <w:p>
-      <w:pPr>
-        <w:pStyle w:val="ListBullet"/>
-      </w:pPr>
-      <w:r>
-        <w:rPr>
-          <w:b/>
-        </w:rPr>
-        <w:t>2025-05-31</w:t>
-      </w:r>
-      <w:r>
-        <w:t>：美國在安理會投下</w:t>
-      </w:r>
-      <w:r>
-        <w:rPr>
-          <w:b/>
-        </w:rPr>
-        <w:t>否決票</w:t>
-      </w:r>
-      <w:r>
-        <w:t>，阻止了一項呼籲加薩永久停火、解除限制援助物資進入的決議草案（來源21）。</w:t>
-      </w:r>
-    </w:p>
-    <w:p>
-      <w:pPr>
-        <w:pStyle w:val="ListBullet"/>
-      </w:pPr>
-      <w:r>
-        <w:rPr>
-          <w:b/>
-        </w:rPr>
-        <w:t>2025-08-08</w:t>
-      </w:r>
-      <w:r>
-        <w:t>：古特雷斯對以色列政府決定「接管加薩城」深表震驚，指出此舉「標誌著局勢的危險升級」（來源27）。</w:t>
-      </w:r>
-    </w:p>
-    <w:p/>
-    <w:p>
-      <w:pPr>
-        <w:pStyle w:val="Heading3"/>
-      </w:pPr>
-      <w:r>
-        <w:t>2.3 10月重點：哈馬斯釋放人質訊號</w:t>
-      </w:r>
-    </w:p>
-    <w:p/>
-    <w:p>
-      <w:pPr>
-        <w:pStyle w:val="ListBullet"/>
-      </w:pPr>
-      <w:r>
-        <w:rPr>
-          <w:b/>
-        </w:rPr>
-        <w:t>2025-10-03</w:t>
-      </w:r>
-      <w:r>
-        <w:t>：哈馬斯宣布準備釋放人質，古特雷斯對此「感到鼓舞」（來源29）。</w:t>
-      </w:r>
-    </w:p>
-    <w:p/>
-    <w:p>
-      <w:pPr>
-        <w:pStyle w:val="Heading3"/>
-      </w:pPr>
-      <w:r>
-        <w:t>2.4 其他調解動態</w:t>
-      </w:r>
-    </w:p>
-    <w:p/>
-    <w:p>
-      <w:pPr>
-        <w:pStyle w:val="ListBullet"/>
-      </w:pPr>
-      <w:r>
-        <w:rPr>
-          <w:b/>
-        </w:rPr>
-        <w:t>2025-06-27</w:t>
-      </w:r>
-      <w:r>
-        <w:t>：在美國斡旋下，以色列和伊朗實現停火，安理會再次就伊核問題召開會議（來源23）。此為區域安全環境的間接變量，可能影響加薩談判的外部壓力。</w:t>
-      </w:r>
-    </w:p>
-    <w:p/>
-    <w:p>
-      <w:r>
-        <w:t>---</w:t>
-      </w:r>
-    </w:p>
-    <w:p/>
-    <w:p>
-      <w:pPr>
-        <w:pStyle w:val="Heading2"/>
-      </w:pPr>
-      <w:r>
-        <w:t>三、國際安全部門</w:t>
-      </w:r>
-    </w:p>
-    <w:p/>
-    <w:p>
-      <w:pPr>
-        <w:pStyle w:val="Heading3"/>
-      </w:pPr>
-      <w:r>
-        <w:t>3.1 軍事行動與平民安全</w:t>
+        <w:t>二、事件時間線（依日期整理）</w:t>
       </w:r>
     </w:p>
     <w:p/>
@@ -827,1010 +497,7 @@
               <w:rPr>
                 <w:b/>
               </w:rPr>
-              <w:t>安全事件概述</w:t>
-            </w:r>
-          </w:p>
-        </w:tc>
-        <w:tc>
-          <w:tcPr>
-            <w:tcW w:type="dxa" w:w="2880"/>
-          </w:tcPr>
-          <w:p>
-            <w:r>
-              <w:rPr>
-                <w:b/>
-              </w:rPr>
-            </w:r>
-            <w:r>
-              <w:rPr>
-                <w:b/>
-              </w:rPr>
-              <w:t>來源</w:t>
-            </w:r>
-          </w:p>
-        </w:tc>
-      </w:tr>
-      <w:tr>
-        <w:tc>
-          <w:tcPr>
-            <w:tcW w:type="dxa" w:w="2880"/>
-          </w:tcPr>
-          <w:p>
-            <w:r/>
-            <w:r>
-              <w:t>2025-01-14</w:t>
-            </w:r>
-          </w:p>
-        </w:tc>
-        <w:tc>
-          <w:tcPr>
-            <w:tcW w:type="dxa" w:w="2880"/>
-          </w:tcPr>
-          <w:p>
-            <w:r/>
-            <w:r>
-              <w:t>奧達醫院運轉受限、印尼醫院基本設備被破壞，顯示軍事行動直接破壞醫療基礎設施</w:t>
-            </w:r>
-          </w:p>
-        </w:tc>
-        <w:tc>
-          <w:tcPr>
-            <w:tcW w:type="dxa" w:w="2880"/>
-          </w:tcPr>
-          <w:p>
-            <w:r/>
-            <w:r>
-              <w:t>來源1</w:t>
-            </w:r>
-          </w:p>
-        </w:tc>
-      </w:tr>
-      <w:tr>
-        <w:tc>
-          <w:tcPr>
-            <w:tcW w:type="dxa" w:w="2880"/>
-            <w:vMerge w:val="restart"/>
-          </w:tcPr>
-          <w:p>
-            <w:r/>
-            <w:r>
-              <w:t>2025-02-26</w:t>
-            </w:r>
-          </w:p>
-          <w:p>
-            <w:r/>
-          </w:p>
-          <w:p>
-            <w:r/>
-          </w:p>
-        </w:tc>
-        <w:tc>
-          <w:tcPr>
-            <w:tcW w:type="dxa" w:w="2880"/>
-          </w:tcPr>
-          <w:p>
-            <w:r/>
-            <w:r>
-              <w:t>以色列在約旦河西岸發動數週軍事行動，將巴勒斯坦社區變成「戰場」，約4萬人流離失所</w:t>
-            </w:r>
-          </w:p>
-        </w:tc>
-        <w:tc>
-          <w:tcPr>
-            <w:tcW w:type="dxa" w:w="2880"/>
-          </w:tcPr>
-          <w:p>
-            <w:r/>
-            <w:r>
-              <w:t>來源14</w:t>
-            </w:r>
-          </w:p>
-        </w:tc>
-      </w:tr>
-      <w:tr>
-        <w:tc>
-          <w:tcPr>
-            <w:tcW w:type="dxa" w:w="2880"/>
-            <w:vMerge/>
-          </w:tcPr>
-          <w:p/>
-        </w:tc>
-        <w:tc>
-          <w:tcPr>
-            <w:tcW w:type="dxa" w:w="2880"/>
-          </w:tcPr>
-          <w:p>
-            <w:r/>
-            <w:r>
-              <w:t>近東救濟工程處報告：五週軍事行動以來已有50多人喪生（包括兒童）</w:t>
-            </w:r>
-          </w:p>
-        </w:tc>
-        <w:tc>
-          <w:tcPr>
-            <w:tcW w:type="dxa" w:w="2880"/>
-          </w:tcPr>
-          <w:p>
-            <w:r/>
-            <w:r>
-              <w:t>來源15</w:t>
-            </w:r>
-          </w:p>
-        </w:tc>
-      </w:tr>
-      <w:tr>
-        <w:tc>
-          <w:tcPr>
-            <w:tcW w:type="dxa" w:w="2880"/>
-            <w:vMerge/>
-          </w:tcPr>
-          <w:p/>
-        </w:tc>
-        <w:tc>
-          <w:tcPr>
-            <w:tcW w:type="dxa" w:w="2880"/>
-          </w:tcPr>
-          <w:p>
-            <w:r/>
-            <w:r>
-              <w:t>人道協調廳對以色列軍方對平民使用「過度武力」深表關切</w:t>
-            </w:r>
-          </w:p>
-        </w:tc>
-        <w:tc>
-          <w:tcPr>
-            <w:tcW w:type="dxa" w:w="2880"/>
-          </w:tcPr>
-          <w:p>
-            <w:r/>
-            <w:r>
-              <w:t>來源16</w:t>
-            </w:r>
-          </w:p>
-        </w:tc>
-      </w:tr>
-      <w:tr>
-        <w:tc>
-          <w:tcPr>
-            <w:tcW w:type="dxa" w:w="2880"/>
-          </w:tcPr>
-          <w:p>
-            <w:r/>
-            <w:r>
-              <w:t>2025-05-31</w:t>
-            </w:r>
-          </w:p>
-        </w:tc>
-        <w:tc>
-          <w:tcPr>
-            <w:tcW w:type="dxa" w:w="2880"/>
-          </w:tcPr>
-          <w:p>
-            <w:r/>
-            <w:r>
-              <w:t>加薩南部美國和以色列控制的私營援助中心周邊，民眾領食時遭槍擊遇難</w:t>
-            </w:r>
-          </w:p>
-        </w:tc>
-        <w:tc>
-          <w:tcPr>
-            <w:tcW w:type="dxa" w:w="2880"/>
-          </w:tcPr>
-          <w:p>
-            <w:r/>
-            <w:r>
-              <w:t>來源21</w:t>
-            </w:r>
-          </w:p>
-        </w:tc>
-      </w:tr>
-      <w:tr>
-        <w:tc>
-          <w:tcPr>
-            <w:tcW w:type="dxa" w:w="2880"/>
-          </w:tcPr>
-          <w:p>
-            <w:r/>
-            <w:r>
-              <w:t>2025-07-03</w:t>
-            </w:r>
-          </w:p>
-        </w:tc>
-        <w:tc>
-          <w:tcPr>
-            <w:tcW w:type="dxa" w:w="2880"/>
-          </w:tcPr>
-          <w:p>
-            <w:r/>
-            <w:r>
-              <w:t>一天內以色列當局下令強制轉移近3萬人，使其在缺乏庇護、食物、藥品和飲水的情況下再次流離失所</w:t>
-            </w:r>
-          </w:p>
-        </w:tc>
-        <w:tc>
-          <w:tcPr>
-            <w:tcW w:type="dxa" w:w="2880"/>
-          </w:tcPr>
-          <w:p>
-            <w:r/>
-            <w:r>
-              <w:t>來源25</w:t>
-            </w:r>
-          </w:p>
-        </w:tc>
-      </w:tr>
-      <w:tr>
-        <w:tc>
-          <w:tcPr>
-            <w:tcW w:type="dxa" w:w="2880"/>
-          </w:tcPr>
-          <w:p>
-            <w:r/>
-            <w:r>
-              <w:t>2025-08-22</w:t>
-            </w:r>
-          </w:p>
-        </w:tc>
-        <w:tc>
-          <w:tcPr>
-            <w:tcW w:type="dxa" w:w="2880"/>
-          </w:tcPr>
-          <w:p>
-            <w:r/>
-            <w:r>
-              <w:t>以色列軍隊持續加強在加薩城及周边地帶的軍事行動</w:t>
-            </w:r>
-          </w:p>
-        </w:tc>
-        <w:tc>
-          <w:tcPr>
-            <w:tcW w:type="dxa" w:w="2880"/>
-          </w:tcPr>
-          <w:p>
-            <w:r/>
-            <w:r>
-              <w:t>來源28</w:t>
-            </w:r>
-          </w:p>
-        </w:tc>
-      </w:tr>
-    </w:tbl>
-    <w:p/>
-    <w:p>
-      <w:pPr>
-        <w:pStyle w:val="Heading3"/>
-      </w:pPr>
-      <w:r>
-        <w:t>3.2 停火違規與人道工作者安全</w:t>
-      </w:r>
-    </w:p>
-    <w:p/>
-    <w:p>
-      <w:pPr>
-        <w:pStyle w:val="ListBullet"/>
-      </w:pPr>
-      <w:r>
-        <w:rPr>
-          <w:b/>
-        </w:rPr>
-        <w:t>2025-04-01</w:t>
-      </w:r>
-      <w:r>
-        <w:t>：以色列當局關閉加薩邊境，連續四周禁止所有商業和人道主義援助進入；埃爾德指「面對一次又一次的侵犯國際人道法行為，我們的援助努力正被不斷受到削弱」（來源18）。</w:t>
-      </w:r>
-    </w:p>
-    <w:p>
-      <w:pPr>
-        <w:pStyle w:val="ListBullet"/>
-      </w:pPr>
-      <w:r>
-        <w:rPr>
-          <w:b/>
-        </w:rPr>
-        <w:t>2025-07-03</w:t>
-      </w:r>
-      <w:r>
-        <w:t>：古特雷斯「強烈譴責近日多起導致大量平民死傷的攻擊事件」（來源24）。</w:t>
-      </w:r>
-    </w:p>
-    <w:p>
-      <w:pPr>
-        <w:pStyle w:val="ListBullet"/>
-      </w:pPr>
-      <w:r>
-        <w:rPr>
-          <w:b/>
-        </w:rPr>
-        <w:t>2025-08-08</w:t>
-      </w:r>
-      <w:r>
-        <w:t>：古特雷斯警告「接管加薩城」可能進一步危及更多生命，「包括仍被扣押的人質」（來源27）。</w:t>
-      </w:r>
-    </w:p>
-    <w:p/>
-    <w:p>
-      <w:r>
-        <w:t>---</w:t>
-      </w:r>
-    </w:p>
-    <w:p/>
-    <w:p>
-      <w:pPr>
-        <w:pStyle w:val="Heading2"/>
-      </w:pPr>
-      <w:r>
-        <w:t>四、人道事務部門</w:t>
-      </w:r>
-    </w:p>
-    <w:p/>
-    <w:p>
-      <w:pPr>
-        <w:pStyle w:val="Heading3"/>
-      </w:pPr>
-      <w:r>
-        <w:t>4.1 援助進入與邊境准入</w:t>
-      </w:r>
-    </w:p>
-    <w:p/>
-    <w:tbl>
-      <w:tblPr>
-        <w:tblStyle w:val="TableGrid"/>
-        <w:tblW w:type="auto" w:w="0"/>
-        <w:tblLook w:firstColumn="1" w:firstRow="1" w:lastColumn="0" w:lastRow="0" w:noHBand="0" w:noVBand="1" w:val="04A0"/>
-      </w:tblPr>
-      <w:tblGrid>
-        <w:gridCol w:w="2880"/>
-        <w:gridCol w:w="2880"/>
-        <w:gridCol w:w="2880"/>
-      </w:tblGrid>
-      <w:tr>
-        <w:tc>
-          <w:tcPr>
-            <w:tcW w:type="dxa" w:w="2880"/>
-          </w:tcPr>
-          <w:p>
-            <w:r>
-              <w:rPr>
-                <w:b/>
-              </w:rPr>
-            </w:r>
-            <w:r>
-              <w:rPr>
-                <w:b/>
-              </w:rPr>
-              <w:t>日期</w:t>
-            </w:r>
-          </w:p>
-        </w:tc>
-        <w:tc>
-          <w:tcPr>
-            <w:tcW w:type="dxa" w:w="2880"/>
-          </w:tcPr>
-          <w:p>
-            <w:r>
-              <w:rPr>
-                <w:b/>
-              </w:rPr>
-            </w:r>
-            <w:r>
-              <w:rPr>
-                <w:b/>
-              </w:rPr>
-              <w:t>援助准入狀況</w:t>
-            </w:r>
-          </w:p>
-        </w:tc>
-        <w:tc>
-          <w:tcPr>
-            <w:tcW w:type="dxa" w:w="2880"/>
-          </w:tcPr>
-          <w:p>
-            <w:r>
-              <w:rPr>
-                <w:b/>
-              </w:rPr>
-            </w:r>
-            <w:r>
-              <w:rPr>
-                <w:b/>
-              </w:rPr>
-              <w:t>來源</w:t>
-            </w:r>
-          </w:p>
-        </w:tc>
-      </w:tr>
-      <w:tr>
-        <w:tc>
-          <w:tcPr>
-            <w:tcW w:type="dxa" w:w="2880"/>
-          </w:tcPr>
-          <w:p>
-            <w:r/>
-            <w:r>
-              <w:t>2025-01-14</w:t>
-            </w:r>
-          </w:p>
-        </w:tc>
-        <w:tc>
-          <w:tcPr>
-            <w:tcW w:type="dxa" w:w="2880"/>
-          </w:tcPr>
-          <w:p>
-            <w:r/>
-            <w:r>
-              <w:t>嚴重物資短缺，以色列當局須允許無障礙人道援助進入（杜加里克強調）</w:t>
-            </w:r>
-          </w:p>
-        </w:tc>
-        <w:tc>
-          <w:tcPr>
-            <w:tcW w:type="dxa" w:w="2880"/>
-          </w:tcPr>
-          <w:p>
-            <w:r/>
-            <w:r>
-              <w:t>來源1</w:t>
-            </w:r>
-          </w:p>
-        </w:tc>
-      </w:tr>
-      <w:tr>
-        <w:tc>
-          <w:tcPr>
-            <w:tcW w:type="dxa" w:w="2880"/>
-          </w:tcPr>
-          <w:p>
-            <w:r/>
-            <w:r>
-              <w:t>2025-02-16</w:t>
-            </w:r>
-          </w:p>
-        </w:tc>
-        <w:tc>
-          <w:tcPr>
-            <w:tcW w:type="dxa" w:w="2880"/>
-          </w:tcPr>
-          <w:p>
-            <w:r/>
-            <w:r>
-              <w:t>協議第一階段要求「大幅增加進入被佔領土的援助物資數量」</w:t>
-            </w:r>
-          </w:p>
-        </w:tc>
-        <w:tc>
-          <w:tcPr>
-            <w:tcW w:type="dxa" w:w="2880"/>
-          </w:tcPr>
-          <w:p>
-            <w:r/>
-            <w:r>
-              <w:t>來源11</w:t>
-            </w:r>
-          </w:p>
-        </w:tc>
-      </w:tr>
-      <w:tr>
-        <w:tc>
-          <w:tcPr>
-            <w:tcW w:type="dxa" w:w="2880"/>
-          </w:tcPr>
-          <w:p>
-            <w:r/>
-            <w:r>
-              <w:t>2025-04-01</w:t>
-            </w:r>
-          </w:p>
-        </w:tc>
-        <w:tc>
-          <w:tcPr>
-            <w:tcW w:type="dxa" w:w="2880"/>
-          </w:tcPr>
-          <w:p>
-            <w:r/>
-            <w:r>
-              <w:t>以方關閉邊境，連續四周禁止所有商業和人道援助進入</w:t>
-            </w:r>
-          </w:p>
-        </w:tc>
-        <w:tc>
-          <w:tcPr>
-            <w:tcW w:type="dxa" w:w="2880"/>
-          </w:tcPr>
-          <w:p>
-            <w:r/>
-            <w:r>
-              <w:t>來源18</w:t>
-            </w:r>
-          </w:p>
-        </w:tc>
-      </w:tr>
-      <w:tr>
-        <w:tc>
-          <w:tcPr>
-            <w:tcW w:type="dxa" w:w="2880"/>
-          </w:tcPr>
-          <w:p>
-            <w:r/>
-            <w:r>
-              <w:t>2025-04-25</w:t>
-            </w:r>
-          </w:p>
-        </w:tc>
-        <w:tc>
-          <w:tcPr>
-            <w:tcW w:type="dxa" w:w="2880"/>
-          </w:tcPr>
-          <w:p>
-            <w:r/>
-            <w:r>
-              <w:t>停火破裂後連續超過50天無援助進入，人口即將斷糧</w:t>
-            </w:r>
-          </w:p>
-        </w:tc>
-        <w:tc>
-          <w:tcPr>
-            <w:tcW w:type="dxa" w:w="2880"/>
-          </w:tcPr>
-          <w:p>
-            <w:r/>
-            <w:r>
-              <w:t>來源19</w:t>
-            </w:r>
-          </w:p>
-        </w:tc>
-      </w:tr>
-      <w:tr>
-        <w:tc>
-          <w:tcPr>
-            <w:tcW w:type="dxa" w:w="2880"/>
-          </w:tcPr>
-          <w:p>
-            <w:r/>
-            <w:r>
-              <w:t>2025-05-02</w:t>
-            </w:r>
-          </w:p>
-        </w:tc>
-        <w:tc>
-          <w:tcPr>
-            <w:tcW w:type="dxa" w:w="2880"/>
-          </w:tcPr>
-          <w:p>
-            <w:r/>
-            <w:r>
-              <w:t>以方切斷所有援助已達兩個月；弗萊丘指此為「嚴酷集體懲罰」</w:t>
-            </w:r>
-          </w:p>
-        </w:tc>
-        <w:tc>
-          <w:tcPr>
-            <w:tcW w:type="dxa" w:w="2880"/>
-          </w:tcPr>
-          <w:p>
-            <w:r/>
-            <w:r>
-              <w:t>來源20</w:t>
-            </w:r>
-          </w:p>
-        </w:tc>
-      </w:tr>
-      <w:tr>
-        <w:tc>
-          <w:tcPr>
-            <w:tcW w:type="dxa" w:w="2880"/>
-          </w:tcPr>
-          <w:p>
-            <w:r/>
-            <w:r>
-              <w:t>2025-06-13</w:t>
-            </w:r>
-          </w:p>
-        </w:tc>
-        <w:tc>
-          <w:tcPr>
-            <w:tcW w:type="dxa" w:w="2880"/>
-          </w:tcPr>
-          <w:p>
-            <w:r/>
-            <w:r>
-              <w:t>自四月以來以方拒絕超過20次搶修許可申請</w:t>
-            </w:r>
-          </w:p>
-        </w:tc>
-        <w:tc>
-          <w:tcPr>
-            <w:tcW w:type="dxa" w:w="2880"/>
-          </w:tcPr>
-          <w:p>
-            <w:r/>
-            <w:r>
-              <w:t>來源22</w:t>
-            </w:r>
-          </w:p>
-        </w:tc>
-      </w:tr>
-      <w:tr>
-        <w:tc>
-          <w:tcPr>
-            <w:tcW w:type="dxa" w:w="2880"/>
-          </w:tcPr>
-          <w:p>
-            <w:r/>
-            <w:r>
-              <w:t>2025-07-03</w:t>
-            </w:r>
-          </w:p>
-        </w:tc>
-        <w:tc>
-          <w:tcPr>
-            <w:tcW w:type="dxa" w:w="2880"/>
-          </w:tcPr>
-          <w:p>
-            <w:r/>
-            <w:r>
-              <w:t>6月近400次人道協調嘗試中，44%被以方直接拒絕、10%初步批後受阻、僅1/3得以執行、12%因後勤安全取消</w:t>
-            </w:r>
-          </w:p>
-        </w:tc>
-        <w:tc>
-          <w:tcPr>
-            <w:tcW w:type="dxa" w:w="2880"/>
-          </w:tcPr>
-          <w:p>
-            <w:r/>
-            <w:r>
-              <w:t>來源26</w:t>
-            </w:r>
-          </w:p>
-        </w:tc>
-      </w:tr>
-      <w:tr>
-        <w:tc>
-          <w:tcPr>
-            <w:tcW w:type="dxa" w:w="2880"/>
-          </w:tcPr>
-          <w:p>
-            <w:r/>
-            <w:r>
-              <w:t>2025-10-03</w:t>
-            </w:r>
-          </w:p>
-        </w:tc>
-        <w:tc>
-          <w:tcPr>
-            <w:tcW w:type="dxa" w:w="2880"/>
-          </w:tcPr>
-          <w:p>
-            <w:r/>
-            <w:r>
-              <w:t>聯合國及合作夥伴已準備約17萬噸食品、藥品、帳篷等急需物資，「可随时運入加沙」</w:t>
-            </w:r>
-          </w:p>
-        </w:tc>
-        <w:tc>
-          <w:tcPr>
-            <w:tcW w:type="dxa" w:w="2880"/>
-          </w:tcPr>
-          <w:p>
-            <w:r/>
-            <w:r>
-              <w:t>來源29</w:t>
-            </w:r>
-          </w:p>
-        </w:tc>
-      </w:tr>
-    </w:tbl>
-    <w:p/>
-    <w:p>
-      <w:pPr>
-        <w:pStyle w:val="Heading3"/>
-      </w:pPr>
-      <w:r>
-        <w:t>4.2 流離失所與基本需求</w:t>
-      </w:r>
-    </w:p>
-    <w:p/>
-    <w:p>
-      <w:pPr>
-        <w:pStyle w:val="ListBullet"/>
-      </w:pPr>
-      <w:r>
-        <w:rPr>
-          <w:b/>
-        </w:rPr>
-        <w:t>2025-01-15</w:t>
-      </w:r>
-      <w:r>
-        <w:t>：UNICEF執行主任拉塞爾指出，衝突已造成至少</w:t>
-      </w:r>
-      <w:r>
-        <w:rPr>
-          <w:b/>
-        </w:rPr>
-        <w:t>1.45萬名兒童喪生</w:t>
-      </w:r>
-      <w:r>
-        <w:t>、數千人受傷、近</w:t>
-      </w:r>
-      <w:r>
-        <w:rPr>
-          <w:b/>
-        </w:rPr>
-        <w:t>100萬人流離失所</w:t>
-      </w:r>
-      <w:r>
-        <w:t>（來源3）。</w:t>
-      </w:r>
-    </w:p>
-    <w:p>
-      <w:pPr>
-        <w:pStyle w:val="ListBullet"/>
-      </w:pPr>
-      <w:r>
-        <w:rPr>
-          <w:b/>
-        </w:rPr>
-        <w:t>2025-04-25</w:t>
-      </w:r>
-      <w:r>
-        <w:t>：酷熱高溫、污水橫流與垃圾成山環境下，流離失所家庭面臨日益嚴重的公共衛生危機（來源19）。</w:t>
-      </w:r>
-    </w:p>
-    <w:p>
-      <w:pPr>
-        <w:pStyle w:val="ListBullet"/>
-      </w:pPr>
-      <w:r>
-        <w:rPr>
-          <w:b/>
-        </w:rPr>
-        <w:t>2025-07-03</w:t>
-      </w:r>
-      <w:r>
-        <w:t>：一天內近3萬人被迫在缺乏庇護、食物、藥品和飲水的情況下再次流離失所（來源25）。</w:t>
-      </w:r>
-    </w:p>
-    <w:p/>
-    <w:p>
-      <w:pPr>
-        <w:pStyle w:val="Heading3"/>
-      </w:pPr>
-      <w:r>
-        <w:t>4.3 10月重點</w:t>
-      </w:r>
-    </w:p>
-    <w:p/>
-    <w:p>
-      <w:pPr>
-        <w:pStyle w:val="ListBullet"/>
-      </w:pPr>
-      <w:r>
-        <w:rPr>
-          <w:b/>
-        </w:rPr>
-        <w:t>2025-10-03</w:t>
-      </w:r>
-      <w:r>
-        <w:t>：聯合國及合作夥伴已備妥約</w:t>
-      </w:r>
-      <w:r>
-        <w:rPr>
-          <w:b/>
-        </w:rPr>
-        <w:t>17萬噸</w:t>
-      </w:r>
-      <w:r>
-        <w:t>食品、藥品、帳篷等物資，表示「可随时運入加沙」，但實際進入仍受制於以方邊境管控與安全條件（來源29）。此為10月僅有的紀錄，顯示援助物資已就緒但「最後一哩」准入仍是瓶頸。</w:t>
-      </w:r>
-    </w:p>
-    <w:p/>
-    <w:p>
-      <w:r>
-        <w:t>---</w:t>
-      </w:r>
-    </w:p>
-    <w:p/>
-    <w:p>
-      <w:pPr>
-        <w:pStyle w:val="Heading2"/>
-      </w:pPr>
-      <w:r>
-        <w:t>五、醫療衛生部門</w:t>
-      </w:r>
-    </w:p>
-    <w:p/>
-    <w:p>
-      <w:pPr>
-        <w:pStyle w:val="Heading3"/>
-      </w:pPr>
-      <w:r>
-        <w:t>5.1 醫院運作與基礎設施</w:t>
-      </w:r>
-    </w:p>
-    <w:p/>
-    <w:p>
-      <w:pPr>
-        <w:pStyle w:val="ListBullet"/>
-      </w:pPr>
-      <w:r>
-        <w:rPr>
-          <w:b/>
-        </w:rPr>
-        <w:t>2025-01-14</w:t>
-      </w:r>
-      <w:r>
-        <w:t>：奧達醫院因嚴重物資短缺運轉受限；印尼醫院基本設備已被破壞（來源1）。</w:t>
-      </w:r>
-    </w:p>
-    <w:p>
-      <w:pPr>
-        <w:pStyle w:val="ListBullet"/>
-      </w:pPr>
-      <w:r>
-        <w:rPr>
-          <w:b/>
-        </w:rPr>
-        <w:t>2025-08-22</w:t>
-      </w:r>
-      <w:r>
-        <w:t>：加薩地帶兒童截肢率已攀升至「全球最高」，反映長期醫療體系崩潰（來源28）。</w:t>
-      </w:r>
-    </w:p>
-    <w:p/>
-    <w:p>
-      <w:pPr>
-        <w:pStyle w:val="Heading3"/>
-      </w:pPr>
-      <w:r>
-        <w:t>5.2 病患轉送與緊急醫療</w:t>
-      </w:r>
-    </w:p>
-    <w:p/>
-    <w:p>
-      <w:pPr>
-        <w:pStyle w:val="ListBullet"/>
-      </w:pPr>
-      <w:r>
-        <w:rPr>
-          <w:b/>
-        </w:rPr>
-        <w:t>2025-10-03</w:t>
-      </w:r>
-      <w:r>
-        <w:t>：世衛組織組織一次緊急轉移任務，將3名危重新生兒從加薩市赫盧醫院轉至代爾巴拉赫阿克薩醫院；原定轉移的第4名嬰兒於當天早上死亡（來源30）。此事件生動說明醫療系統已無法在地處理危重病患，且資源極度匱乏。</w:t>
-      </w:r>
-    </w:p>
-    <w:p/>
-    <w:p>
-      <w:pPr>
-        <w:pStyle w:val="Heading3"/>
-      </w:pPr>
-      <w:r>
-        <w:t>5.3 醫療物資與醫護安全</w:t>
-      </w:r>
-    </w:p>
-    <w:p/>
-    <w:p>
-      <w:pPr>
-        <w:pStyle w:val="ListBullet"/>
-      </w:pPr>
-      <w:r>
-        <w:rPr>
-          <w:b/>
-        </w:rPr>
-        <w:t>2025-02-26</w:t>
-      </w:r>
-      <w:r>
-        <w:t>：人道協調廳對流離失所者「日益嚴峻的人道需求」表關切（來源16）。</w:t>
-      </w:r>
-    </w:p>
-    <w:p>
-      <w:pPr>
-        <w:pStyle w:val="ListBullet"/>
-      </w:pPr>
-      <w:r>
-        <w:rPr>
-          <w:b/>
-        </w:rPr>
-        <w:t>2025-05-02</w:t>
-      </w:r>
-      <w:r>
-        <w:t>：弗萊丘指以方阻止援助「剝奪了平民的生存權、基本醫療保障和尊嚴」（來源20）。</w:t>
-      </w:r>
-    </w:p>
-    <w:p>
-      <w:pPr>
-        <w:pStyle w:val="ListBullet"/>
-      </w:pPr>
-      <w:r>
-        <w:rPr>
-          <w:b/>
-        </w:rPr>
-        <w:t>2025-07-03</w:t>
-      </w:r>
-      <w:r>
-        <w:t>：近3萬強製轉移人口「缺乏庇護、食物、藥品和飲水」（來源25）。</w:t>
-      </w:r>
-    </w:p>
-    <w:p/>
-    <w:p>
-      <w:pPr>
-        <w:pStyle w:val="IntenseQuote"/>
-      </w:pPr>
-      <w:r>
-        <w:t>資料中未見專門針對醫護人員遭襲擊或殺害的獨立事件紀錄，但醫院設備破壞（來源1）與醫療物資長期短缺（來源1、19、20、25）已構成對醫護人員工作條件的嚴重威脅。</w:t>
-      </w:r>
-    </w:p>
-    <w:p/>
-    <w:p>
-      <w:r>
-        <w:t>---</w:t>
-      </w:r>
-    </w:p>
-    <w:p/>
-    <w:p>
-      <w:pPr>
-        <w:pStyle w:val="Heading2"/>
-      </w:pPr>
-      <w:r>
-        <w:t>六、國際組織部門</w:t>
-      </w:r>
-    </w:p>
-    <w:p/>
-    <w:p>
-      <w:pPr>
-        <w:pStyle w:val="Heading3"/>
-      </w:pPr>
-      <w:r>
-        <w:t>6.1 聯合國秘書長聲明（按時間）</w:t>
-      </w:r>
-    </w:p>
-    <w:p/>
-    <w:tbl>
-      <w:tblPr>
-        <w:tblStyle w:val="TableGrid"/>
-        <w:tblW w:type="auto" w:w="0"/>
-        <w:tblLook w:firstColumn="1" w:firstRow="1" w:lastColumn="0" w:lastRow="0" w:noHBand="0" w:noVBand="1" w:val="04A0"/>
-      </w:tblPr>
-      <w:tblGrid>
-        <w:gridCol w:w="2880"/>
-        <w:gridCol w:w="2880"/>
-        <w:gridCol w:w="2880"/>
-      </w:tblGrid>
-      <w:tr>
-        <w:tc>
-          <w:tcPr>
-            <w:tcW w:type="dxa" w:w="2880"/>
-          </w:tcPr>
-          <w:p>
-            <w:r>
-              <w:rPr>
-                <w:b/>
-              </w:rPr>
-            </w:r>
-            <w:r>
-              <w:rPr>
-                <w:b/>
-              </w:rPr>
-              <w:t>日期</w:t>
-            </w:r>
-          </w:p>
-        </w:tc>
-        <w:tc>
-          <w:tcPr>
-            <w:tcW w:type="dxa" w:w="2880"/>
-          </w:tcPr>
-          <w:p>
-            <w:r>
-              <w:rPr>
-                <w:b/>
-              </w:rPr>
-            </w:r>
-            <w:r>
-              <w:rPr>
-                <w:b/>
-              </w:rPr>
-              <w:t>核心表態</w:t>
+              <w:t>事件概述</w:t>
             </w:r>
           </w:p>
         </w:tc>
@@ -1872,7 +539,7 @@
           <w:p>
             <w:r/>
             <w:r>
-              <w:t>歡迎停火及人質協議；讚揚埃及、卡達、美國；重申「兩國方案」</w:t>
+              <w:t>古特雷斯重申結束佔領、透過談判實現「兩國方案」是緊迫任務；此片段標題提及「歡迎達成加薩停火及釋放人質協議」，顯示停火協議在此前後已達成。</w:t>
             </w:r>
           </w:p>
         </w:tc>
@@ -1883,7 +550,42 @@
           <w:p>
             <w:r/>
             <w:r>
-              <w:t>來源2、4</w:t>
+              <w:t>來源1</w:t>
+            </w:r>
+          </w:p>
+        </w:tc>
+      </w:tr>
+      <w:tr>
+        <w:tc>
+          <w:tcPr>
+            <w:tcW w:type="dxa" w:w="2880"/>
+          </w:tcPr>
+          <w:p>
+            <w:r/>
+            <w:r>
+              <w:t>2025-01-19</w:t>
+            </w:r>
+          </w:p>
+        </w:tc>
+        <w:tc>
+          <w:tcPr>
+            <w:tcW w:type="dxa" w:w="2880"/>
+          </w:tcPr>
+          <w:p>
+            <w:r/>
+            <w:r>
+              <w:t>停火協議於1月19日生效；人質與囚犯交換為協議第一階段的重要組成部分。</w:t>
+            </w:r>
+          </w:p>
+        </w:tc>
+        <w:tc>
+          <w:tcPr>
+            <w:tcW w:type="dxa" w:w="2880"/>
+          </w:tcPr>
+          <w:p>
+            <w:r/>
+            <w:r>
+              <w:t>來源2</w:t>
             </w:r>
           </w:p>
         </w:tc>
@@ -1907,7 +609,7 @@
           <w:p>
             <w:r/>
             <w:r>
-              <w:t>必須竭盡全力避免戰火重燃；恢復敵對將導致嚴重人道災難</w:t>
+              <w:t>停火協議持續約三週後出現可能終止的報導；古特雷斯強調必須避免戰火重燃，指出恢復敵對行動將導致嚴重人道災難；呼籲哈馬斯釋放人質，敦促雙方在杜哈（多哈）恢復第二階段談判。</w:t>
             </w:r>
           </w:p>
         </w:tc>
@@ -1918,7 +620,7 @@
           <w:p>
             <w:r/>
             <w:r>
-              <w:t>來源7、8</w:t>
+              <w:t>來源3、4</w:t>
             </w:r>
           </w:p>
         </w:tc>
@@ -1942,7 +644,7 @@
           <w:p>
             <w:r/>
             <w:r>
-              <w:t>歡迎人質釋放與停火；敦促信守承諾、遵守國際人道法</w:t>
+              <w:t>三名以色列人質自加薩釋放，交換369名被關押在以色列監獄的巴勒斯坦人；古特雷斯對停火維持與最新人質釋放表示歡迎；協議第一階段還包括以軍撤離加薩居民區、巴勒斯坦人返回家園、大幅增加進入加薩的援助物資；聯合國承諾全力支持協議落實。</w:t>
             </w:r>
           </w:p>
         </w:tc>
@@ -1953,7 +655,7 @@
           <w:p>
             <w:r/>
             <w:r>
-              <w:t>來源9、13</w:t>
+              <w:t>來源5、6、7、8</w:t>
             </w:r>
           </w:p>
         </w:tc>
@@ -1966,7 +668,7 @@
           <w:p>
             <w:r/>
             <w:r>
-              <w:t>2025-05-31</w:t>
+              <w:t>2025-05-02</w:t>
             </w:r>
           </w:p>
         </w:tc>
@@ -1977,7 +679,7 @@
           <w:p>
             <w:r/>
             <w:r>
-              <w:t>對援助中心遭槍擊「深表震驚」；再次呼籲立即持久停火</w:t>
+              <w:t>以色列切斷對加薩所有援助已持續約兩個月；聯合國人道事務副秘書長弗萊徹批評此舉嚴重違反國際法，剝奪平民生存權、基本醫療保障與尊嚴，屬於「殘酷的集體懲罰」。</w:t>
             </w:r>
           </w:p>
         </w:tc>
@@ -1988,112 +690,7 @@
           <w:p>
             <w:r/>
             <w:r>
-              <w:t>來源21</w:t>
-            </w:r>
-          </w:p>
-        </w:tc>
-      </w:tr>
-      <w:tr>
-        <w:tc>
-          <w:tcPr>
-            <w:tcW w:type="dxa" w:w="2880"/>
-          </w:tcPr>
-          <w:p>
-            <w:r/>
-            <w:r>
-              <w:t>2025-07-03</w:t>
-            </w:r>
-          </w:p>
-        </w:tc>
-        <w:tc>
-          <w:tcPr>
-            <w:tcW w:type="dxa" w:w="2880"/>
-          </w:tcPr>
-          <w:p>
-            <w:r/>
-            <w:r>
-              <w:t>對人道惡化「嚴重關切」；強烈譴責攻擊平民；呼籲永久停火和全面准入</w:t>
-            </w:r>
-          </w:p>
-        </w:tc>
-        <w:tc>
-          <w:tcPr>
-            <w:tcW w:type="dxa" w:w="2880"/>
-          </w:tcPr>
-          <w:p>
-            <w:r/>
-            <w:r>
-              <w:t>來源24</w:t>
-            </w:r>
-          </w:p>
-        </w:tc>
-      </w:tr>
-      <w:tr>
-        <w:tc>
-          <w:tcPr>
-            <w:tcW w:type="dxa" w:w="2880"/>
-          </w:tcPr>
-          <w:p>
-            <w:r/>
-            <w:r>
-              <w:t>2025-08-08</w:t>
-            </w:r>
-          </w:p>
-        </w:tc>
-        <w:tc>
-          <w:tcPr>
-            <w:tcW w:type="dxa" w:w="2880"/>
-          </w:tcPr>
-          <w:p>
-            <w:r/>
-            <w:r>
-              <w:t>對「接管加薩城」深表震驚；警告局勢危險升級</w:t>
-            </w:r>
-          </w:p>
-        </w:tc>
-        <w:tc>
-          <w:tcPr>
-            <w:tcW w:type="dxa" w:w="2880"/>
-          </w:tcPr>
-          <w:p>
-            <w:r/>
-            <w:r>
-              <w:t>來源27</w:t>
-            </w:r>
-          </w:p>
-        </w:tc>
-      </w:tr>
-      <w:tr>
-        <w:tc>
-          <w:tcPr>
-            <w:tcW w:type="dxa" w:w="2880"/>
-          </w:tcPr>
-          <w:p>
-            <w:r/>
-            <w:r>
-              <w:t>2025-10-03</w:t>
-            </w:r>
-          </w:p>
-        </w:tc>
-        <w:tc>
-          <w:tcPr>
-            <w:tcW w:type="dxa" w:w="2880"/>
-          </w:tcPr>
-          <w:p>
-            <w:r/>
-            <w:r>
-              <w:t>對哈馬斯宣布準備釋放人質「感到鼓舞」</w:t>
-            </w:r>
-          </w:p>
-        </w:tc>
-        <w:tc>
-          <w:tcPr>
-            <w:tcW w:type="dxa" w:w="2880"/>
-          </w:tcPr>
-          <w:p>
-            <w:r/>
-            <w:r>
-              <w:t>來源29</w:t>
+              <w:t>來源9</w:t>
             </w:r>
           </w:p>
         </w:tc>
@@ -2102,412 +699,16 @@
     <w:p/>
     <w:p>
       <w:pPr>
-        <w:pStyle w:val="Heading3"/>
-      </w:pPr>
-      <w:r>
-        <w:t>6.2 其他機構</w:t>
-      </w:r>
-    </w:p>
-    <w:p/>
-    <w:tbl>
-      <w:tblPr>
-        <w:tblStyle w:val="TableGrid"/>
-        <w:tblW w:type="auto" w:w="0"/>
-        <w:tblLook w:firstColumn="1" w:firstRow="1" w:lastColumn="0" w:lastRow="0" w:noHBand="0" w:noVBand="1" w:val="04A0"/>
-      </w:tblPr>
-      <w:tblGrid>
-        <w:gridCol w:w="2160"/>
-        <w:gridCol w:w="2160"/>
-        <w:gridCol w:w="2160"/>
-        <w:gridCol w:w="2160"/>
-      </w:tblGrid>
-      <w:tr>
-        <w:tc>
-          <w:tcPr>
-            <w:tcW w:type="dxa" w:w="2160"/>
-          </w:tcPr>
-          <w:p>
-            <w:r>
-              <w:rPr>
-                <w:b/>
-              </w:rPr>
-            </w:r>
-            <w:r>
-              <w:rPr>
-                <w:b/>
-              </w:rPr>
-              <w:t>機構</w:t>
-            </w:r>
-          </w:p>
-        </w:tc>
-        <w:tc>
-          <w:tcPr>
-            <w:tcW w:type="dxa" w:w="2160"/>
-          </w:tcPr>
-          <w:p>
-            <w:r>
-              <w:rPr>
-                <w:b/>
-              </w:rPr>
-            </w:r>
-            <w:r>
-              <w:rPr>
-                <w:b/>
-              </w:rPr>
-              <w:t>日期</w:t>
-            </w:r>
-          </w:p>
-        </w:tc>
-        <w:tc>
-          <w:tcPr>
-            <w:tcW w:type="dxa" w:w="2160"/>
-          </w:tcPr>
-          <w:p>
-            <w:r>
-              <w:rPr>
-                <w:b/>
-              </w:rPr>
-            </w:r>
-            <w:r>
-              <w:rPr>
-                <w:b/>
-              </w:rPr>
-              <w:t>行動/聲明</w:t>
-            </w:r>
-          </w:p>
-        </w:tc>
-        <w:tc>
-          <w:tcPr>
-            <w:tcW w:type="dxa" w:w="2160"/>
-          </w:tcPr>
-          <w:p>
-            <w:r>
-              <w:rPr>
-                <w:b/>
-              </w:rPr>
-            </w:r>
-            <w:r>
-              <w:rPr>
-                <w:b/>
-              </w:rPr>
-              <w:t>來源</w:t>
-            </w:r>
-          </w:p>
-        </w:tc>
-      </w:tr>
-      <w:tr>
-        <w:tc>
-          <w:tcPr>
-            <w:tcW w:type="dxa" w:w="2160"/>
-          </w:tcPr>
-          <w:p>
-            <w:r/>
-            <w:r>
-              <w:t>UNICEF（拉塞爾）</w:t>
-            </w:r>
-          </w:p>
-        </w:tc>
-        <w:tc>
-          <w:tcPr>
-            <w:tcW w:type="dxa" w:w="2160"/>
-            <w:vMerge w:val="restart"/>
-          </w:tcPr>
-          <w:p>
-            <w:r/>
-            <w:r>
-              <w:t>2025-01-15</w:t>
-            </w:r>
-          </w:p>
-          <w:p>
-            <w:r/>
-          </w:p>
-        </w:tc>
-        <w:tc>
-          <w:tcPr>
-            <w:tcW w:type="dxa" w:w="2160"/>
-          </w:tcPr>
-          <w:p>
-            <w:r/>
-            <w:r>
-              <w:t>強調停火僅是第一步；至少1.45萬兒童喪生</w:t>
-            </w:r>
-          </w:p>
-        </w:tc>
-        <w:tc>
-          <w:tcPr>
-            <w:tcW w:type="dxa" w:w="2160"/>
-          </w:tcPr>
-          <w:p>
-            <w:r/>
-            <w:r>
-              <w:t>來源3</w:t>
-            </w:r>
-          </w:p>
-        </w:tc>
-      </w:tr>
-      <w:tr>
-        <w:tc>
-          <w:tcPr>
-            <w:tcW w:type="dxa" w:w="2160"/>
-          </w:tcPr>
-          <w:p>
-            <w:r/>
-            <w:r>
-              <w:t>緊急救濟協調員（弗萊丘）</w:t>
-            </w:r>
-          </w:p>
-        </w:tc>
-        <w:tc>
-          <w:tcPr>
-            <w:tcW w:type="dxa" w:w="2160"/>
-            <w:vMerge/>
-          </w:tcPr>
-          <w:p/>
-        </w:tc>
-        <w:tc>
-          <w:tcPr>
-            <w:tcW w:type="dxa" w:w="2160"/>
-          </w:tcPr>
-          <w:p>
-            <w:r/>
-            <w:r>
-              <w:t>停火帶來希望，但援助過程充滿挑戰</w:t>
-            </w:r>
-          </w:p>
-        </w:tc>
-        <w:tc>
-          <w:tcPr>
-            <w:tcW w:type="dxa" w:w="2160"/>
-          </w:tcPr>
-          <w:p>
-            <w:r/>
-            <w:r>
-              <w:t>來源5</w:t>
-            </w:r>
-          </w:p>
-        </w:tc>
-      </w:tr>
-      <w:tr>
-        <w:tc>
-          <w:tcPr>
-            <w:tcW w:type="dxa" w:w="2160"/>
-          </w:tcPr>
-          <w:p>
-            <w:r/>
-            <w:r>
-              <w:t>人道協調廳（OCHA）</w:t>
-            </w:r>
-          </w:p>
-        </w:tc>
-        <w:tc>
-          <w:tcPr>
-            <w:tcW w:type="dxa" w:w="2160"/>
-            <w:vMerge w:val="restart"/>
-          </w:tcPr>
-          <w:p>
-            <w:r/>
-            <w:r>
-              <w:t>2025-02-26</w:t>
-            </w:r>
-          </w:p>
-          <w:p>
-            <w:r/>
-          </w:p>
-        </w:tc>
-        <w:tc>
-          <w:tcPr>
-            <w:tcW w:type="dxa" w:w="2160"/>
-          </w:tcPr>
-          <w:p>
-            <w:r/>
-            <w:r>
-              <w:t>對以軍對平民使用過度武力深表關切</w:t>
-            </w:r>
-          </w:p>
-        </w:tc>
-        <w:tc>
-          <w:tcPr>
-            <w:tcW w:type="dxa" w:w="2160"/>
-          </w:tcPr>
-          <w:p>
-            <w:r/>
-            <w:r>
-              <w:t>來源16</w:t>
-            </w:r>
-          </w:p>
-        </w:tc>
-      </w:tr>
-      <w:tr>
-        <w:tc>
-          <w:tcPr>
-            <w:tcW w:type="dxa" w:w="2160"/>
-          </w:tcPr>
-          <w:p>
-            <w:r/>
-            <w:r>
-              <w:t>近東救濟工程處（UNRWA）</w:t>
-            </w:r>
-          </w:p>
-        </w:tc>
-        <w:tc>
-          <w:tcPr>
-            <w:tcW w:type="dxa" w:w="2160"/>
-            <w:vMerge/>
-          </w:tcPr>
-          <w:p/>
-        </w:tc>
-        <w:tc>
-          <w:tcPr>
-            <w:tcW w:type="dxa" w:w="2160"/>
-          </w:tcPr>
-          <w:p>
-            <w:r/>
-            <w:r>
-              <w:t>報告約旦河西岸50多人喪生</w:t>
-            </w:r>
-          </w:p>
-        </w:tc>
-        <w:tc>
-          <w:tcPr>
-            <w:tcW w:type="dxa" w:w="2160"/>
-          </w:tcPr>
-          <w:p>
-            <w:r/>
-            <w:r>
-              <w:t>來源15</w:t>
-            </w:r>
-          </w:p>
-        </w:tc>
-      </w:tr>
-      <w:tr>
-        <w:tc>
-          <w:tcPr>
-            <w:tcW w:type="dxa" w:w="2160"/>
-          </w:tcPr>
-          <w:p>
-            <w:r/>
-            <w:r>
-              <w:t>人道協調廳（OCHA）</w:t>
-            </w:r>
-          </w:p>
-        </w:tc>
-        <w:tc>
-          <w:tcPr>
-            <w:tcW w:type="dxa" w:w="2160"/>
-          </w:tcPr>
-          <w:p>
-            <w:r/>
-            <w:r>
-              <w:t>2025-07-03</w:t>
-            </w:r>
-          </w:p>
-        </w:tc>
-        <w:tc>
-          <w:tcPr>
-            <w:tcW w:type="dxa" w:w="2160"/>
-          </w:tcPr>
-          <w:p>
-            <w:r/>
-            <w:r>
-              <w:t>6月近400次協調嘗試中僅1/3執行</w:t>
-            </w:r>
-          </w:p>
-        </w:tc>
-        <w:tc>
-          <w:tcPr>
-            <w:tcW w:type="dxa" w:w="2160"/>
-          </w:tcPr>
-          <w:p>
-            <w:r/>
-            <w:r>
-              <w:t>來源26</w:t>
-            </w:r>
-          </w:p>
-        </w:tc>
-      </w:tr>
-      <w:tr>
-        <w:tc>
-          <w:tcPr>
-            <w:tcW w:type="dxa" w:w="2160"/>
-          </w:tcPr>
-          <w:p>
-            <w:r/>
-            <w:r>
-              <w:t>世衛組織（WHO）</w:t>
-            </w:r>
-          </w:p>
-        </w:tc>
-        <w:tc>
-          <w:tcPr>
-            <w:tcW w:type="dxa" w:w="2160"/>
-          </w:tcPr>
-          <w:p>
-            <w:r/>
-            <w:r>
-              <w:t>2025-10-03</w:t>
-            </w:r>
-          </w:p>
-        </w:tc>
-        <w:tc>
-          <w:tcPr>
-            <w:tcW w:type="dxa" w:w="2160"/>
-          </w:tcPr>
-          <w:p>
-            <w:r/>
-            <w:r>
-              <w:t>組織3名危重新生兒緊急轉移；第4名嬰兒死亡</w:t>
-            </w:r>
-          </w:p>
-        </w:tc>
-        <w:tc>
-          <w:tcPr>
-            <w:tcW w:type="dxa" w:w="2160"/>
-          </w:tcPr>
-          <w:p>
-            <w:r/>
-            <w:r>
-              <w:t>來源30</w:t>
-            </w:r>
-          </w:p>
-        </w:tc>
-      </w:tr>
-    </w:tbl>
-    <w:p/>
-    <w:p>
-      <w:pPr>
-        <w:pStyle w:val="Heading3"/>
-      </w:pPr>
-      <w:r>
-        <w:t>6.3 安理會與大國互動</w:t>
-      </w:r>
-    </w:p>
-    <w:p/>
-    <w:p>
-      <w:pPr>
-        <w:pStyle w:val="ListBullet"/>
+        <w:pStyle w:val="IntenseQuote"/>
       </w:pPr>
       <w:r>
         <w:rPr>
           <w:b/>
         </w:rPr>
-        <w:t>2025-05-31</w:t>
+        <w:t>注意：</w:t>
       </w:r>
       <w:r>
-        <w:t>：美國在安理會投下否決票，阻止呼籲永久停火及解除援助限制的決議草案（來源21）。</w:t>
-      </w:r>
-    </w:p>
-    <w:p>
-      <w:pPr>
-        <w:pStyle w:val="ListBullet"/>
-      </w:pPr>
-      <w:r>
-        <w:rPr>
-          <w:b/>
-        </w:rPr>
-        <w:t>2025-06-27</w:t>
-      </w:r>
-      <w:r>
-        <w:t>：美國斡旋下以色列與伊朗實現停火；安理會召開伊核問題會議（來源23）。</w:t>
+        <w:t xml:space="preserve"> 2025-01-15 與 2025-01-19 之間（協議達成至生效）、2025-02-16 之後至 2025-05-02 之前（近三個月）、以及 2025-05 之後至年底，均無任何片段可供分析。</w:t>
       </w:r>
     </w:p>
     <w:p/>
@@ -2522,7 +723,7 @@
         <w:pStyle w:val="Heading2"/>
       </w:pPr>
       <w:r>
-        <w:t>七、綜合研析</w:t>
+        <w:t>三、分部門整理</w:t>
       </w:r>
     </w:p>
     <w:p/>
@@ -2531,56 +732,133 @@
         <w:pStyle w:val="Heading3"/>
       </w:pPr>
       <w:r>
-        <w:t>7.1 停火與人質談判對人道准入的傳導效果</w:t>
+        <w:t>（一）政治外交部門</w:t>
       </w:r>
     </w:p>
     <w:p/>
     <w:p>
+      <w:pPr>
+        <w:pStyle w:val="Heading2"/>
+        <w:jc w:val="left"/>
+      </w:pPr>
       <w:r>
-        <w:t>從現有資料可辨認出三條明顯的傳導鏈：</w:t>
+        <w:t>停火方案與談判進展：</w:t>
       </w:r>
     </w:p>
-    <w:p/>
     <w:p>
+      <w:pPr>
+        <w:pStyle w:val="ListBullet"/>
+      </w:pPr>
       <w:r>
-        <w:t xml:space="preserve">1. </w:t>
+        <w:t>2025年1月19日，以色列與哈馬斯達成停火協議並正式生效（來源2）。該協議共分為</w:t>
       </w:r>
       <w:r>
         <w:rPr>
           <w:b/>
         </w:rPr>
-        <w:t>停火生效 → 人道准入短期改善</w:t>
+        <w:t>三個階段</w:t>
       </w:r>
       <w:r>
-        <w:t>：1月19日第一階段生效後，協議明文要求「大幅增加援助物資」（來源11），2月至3月間第一階段「基本按商定步驟推進」（來源17），此期間未見援助完全中斷的紀錄。</w:t>
+        <w:t>（來源7）。</w:t>
       </w:r>
     </w:p>
     <w:p>
+      <w:pPr>
+        <w:pStyle w:val="ListBullet"/>
+      </w:pPr>
       <w:r>
-        <w:t xml:space="preserve">2. </w:t>
+        <w:t>第一階段核心內容包括：人質與囚犯交換、以色列軍隊撤離加薩居民區、允許巴勒斯坦人返回家園、大幅增加進入加薩的援助物資數量（來源7）。</w:t>
+      </w:r>
+    </w:p>
+    <w:p>
+      <w:pPr>
+        <w:pStyle w:val="ListBullet"/>
+      </w:pPr>
+      <w:r>
+        <w:t>至2025年2月11日，停火已持續約三週，但出現協議可能終止的報導，各方表達擔憂（來源3）。</w:t>
+      </w:r>
+    </w:p>
+    <w:p>
+      <w:pPr>
+        <w:pStyle w:val="ListBullet"/>
+      </w:pPr>
+      <w:r>
+        <w:t>古特雷斯於2月11日敦促雙方「盡快在多哈恢復第二階段的認真談判」（來源4），顯示第二階段談判在當時尚未啟動。</w:t>
+      </w:r>
+    </w:p>
+    <w:p>
+      <w:pPr>
+        <w:pStyle w:val="ListBullet"/>
+      </w:pPr>
+      <w:r>
+        <w:t>2月16日，古特雷斯對停火維持與最新人質釋放表示歡迎，顯示停火在該時點仍持續（來源5）。</w:t>
+      </w:r>
+    </w:p>
+    <w:p/>
+    <w:p>
+      <w:pPr>
+        <w:pStyle w:val="Heading2"/>
+        <w:jc w:val="left"/>
+      </w:pPr>
+      <w:r>
+        <w:t>人質交換條件：</w:t>
+      </w:r>
+    </w:p>
+    <w:p>
+      <w:pPr>
+        <w:pStyle w:val="ListBullet"/>
+      </w:pPr>
+      <w:r>
+        <w:t>2月16日完成的一輪交換：3名以色列人質獲釋，369名巴勒斯坦人獲釋（來源6）。</w:t>
+      </w:r>
+    </w:p>
+    <w:p>
+      <w:pPr>
+        <w:pStyle w:val="ListBullet"/>
+      </w:pPr>
+      <w:r>
+        <w:t>古特雷斯在2月11日曾明確「呼籲哈馬斯按计划於本週六釋放人質」（來源4），顯示交換有預定時間表。</w:t>
+      </w:r>
+    </w:p>
+    <w:p/>
+    <w:p>
+      <w:pPr>
+        <w:pStyle w:val="Heading2"/>
+        <w:jc w:val="left"/>
+      </w:pPr>
+      <w:r>
+        <w:t>調解方角色：</w:t>
+      </w:r>
+    </w:p>
+    <w:p>
+      <w:pPr>
+        <w:pStyle w:val="ListBullet"/>
+      </w:pPr>
+      <w:r>
+        <w:t>多哈（卡達首都）被提及為第二階段談判的預定場地（來源4），間接反映卡達在調解中的角色。</w:t>
+      </w:r>
+    </w:p>
+    <w:p>
+      <w:pPr>
+        <w:pStyle w:val="ListBullet"/>
+      </w:pPr>
+      <w:r>
+        <w:rPr>
+          <w:b/>
+        </w:rPr>
+        <w:t>資料缺口：</w:t>
+      </w:r>
+      <w:r>
+        <w:t xml:space="preserve"> 埃及、美國、其他調解方的具體參與、立場或提案，在現有資料中</w:t>
       </w:r>
       <w:r>
         <w:rPr>
           <w:b/>
         </w:rPr>
-        <w:t>停火破裂 → 人道准入急劇惡化</w:t>
+        <w:t>完全沒有出現</w:t>
       </w:r>
       <w:r>
-        <w:t>：3月破裂後，4月起邊境關閉（來源18）、50天以上無援助（來源19）、6月協調嘗試44%被拒（來源26），形成清晰的「停火失效→封鎖→斷糧」鏈。</w:t>
-      </w:r>
-    </w:p>
-    <w:p>
-      <w:r>
-        <w:t xml:space="preserve">3. </w:t>
-      </w:r>
-      <w:r>
-        <w:rPr>
-          <w:b/>
-        </w:rPr>
-        <w:t>人質釋放作為談判槓桿</w:t>
-      </w:r>
-      <w:r>
-        <w:t>：2月16日三名人質/369名囚犯交換（來源10）是停火維持的具體標識；10月3日哈馬斯再次宣布準備釋放人質（來源29），與「17萬噸物資已就緒」同步出現，暗示釋放人質與開放邊境在談判中被綁定。</w:t>
+        <w:t>，無法整理。</w:t>
       </w:r>
     </w:p>
     <w:p/>
@@ -2589,7 +867,89 @@
         <w:pStyle w:val="Heading3"/>
       </w:pPr>
       <w:r>
-        <w:t>7.2 外交進展、軍事行動與人道情勢的交互作用</w:t>
+        <w:t>（二）國際安全部門</w:t>
+      </w:r>
+    </w:p>
+    <w:p/>
+    <w:p>
+      <w:pPr>
+        <w:pStyle w:val="ListBullet"/>
+      </w:pPr>
+      <w:r>
+        <w:t>現有的9個片段中，</w:t>
+      </w:r>
+      <w:r>
+        <w:rPr>
+          <w:b/>
+        </w:rPr>
+        <w:t>沒有任何關於具體空襲、地面軍事行動、停火違規事件（如某日某地遭襲擊）的描述</w:t>
+      </w:r>
+      <w:r>
+        <w:t>。</w:t>
+      </w:r>
+    </w:p>
+    <w:p>
+      <w:pPr>
+        <w:pStyle w:val="ListBullet"/>
+      </w:pPr>
+      <w:r>
+        <w:t>可推斷的安全背景：</w:t>
+      </w:r>
+    </w:p>
+    <w:p>
+      <w:pPr>
+        <w:pStyle w:val="ListBullet"/>
+      </w:pPr>
+      <w:r>
+        <w:t>停火協議第一階段包含「以色列軍隊撤離加薩居民區」（來源7），暗示停火前以軍曾駐紮加薩居民區。</w:t>
+      </w:r>
+    </w:p>
+    <w:p>
+      <w:pPr>
+        <w:pStyle w:val="ListBullet"/>
+      </w:pPr>
+      <w:r>
+        <w:t>古特雷斯在2月11日警告「恢復加薩敵對行動將導致嚴重的人道主義災難」（來源4），反映當時安全態勢脆弱。</w:t>
+      </w:r>
+    </w:p>
+    <w:p>
+      <w:pPr>
+        <w:pStyle w:val="ListBullet"/>
+      </w:pPr>
+      <w:r>
+        <w:t>至5月2日，以色列已切斷對加薩所有援助約兩個月（來源9），顯示4月某時點前後可能發生了重大態勢變化（如停火破裂或冲突再升級），但</w:t>
+      </w:r>
+      <w:r>
+        <w:rPr>
+          <w:b/>
+        </w:rPr>
+        <w:t>具體軍事行動細節在資料中完全缺失</w:t>
+      </w:r>
+      <w:r>
+        <w:t>。</w:t>
+      </w:r>
+    </w:p>
+    <w:p>
+      <w:pPr>
+        <w:pStyle w:val="ListBullet"/>
+      </w:pPr>
+      <w:r>
+        <w:rPr>
+          <w:b/>
+        </w:rPr>
+        <w:t>資料缺口：</w:t>
+      </w:r>
+      <w:r>
+        <w:t xml:space="preserve"> 無空襲次數、地面行動範圍、停火違規具體事件、平民傷亡數字、救援人員安全事件等任何數據。</w:t>
+      </w:r>
+    </w:p>
+    <w:p/>
+    <w:p>
+      <w:pPr>
+        <w:pStyle w:val="Heading3"/>
+      </w:pPr>
+      <w:r>
+        <w:t>（三）人道事務部門</w:t>
       </w:r>
     </w:p>
     <w:p/>
@@ -2601,10 +961,10 @@
         <w:rPr>
           <w:b/>
         </w:rPr>
-        <w:t>正向循環（1-2月）</w:t>
+        <w:t>援助物資：</w:t>
       </w:r>
       <w:r>
-        <w:t>：停火達成 → 人質釋放 → 以軍撤離 → 援助增加（來源2、6、10、11、17）。</w:t>
+        <w:t xml:space="preserve"> 停火協議第一階段明確包含「大幅增加進入被佔領土的援助物資數量」（來源7）。聯合國承諾「為向加薩提供急需的人道主義援助創造必要條件」（來源8）。</w:t>
       </w:r>
     </w:p>
     <w:p>
@@ -2615,10 +975,10 @@
         <w:rPr>
           <w:b/>
         </w:rPr>
-        <w:t>負向循環（3月後）</w:t>
+        <w:t>援助中斷：</w:t>
       </w:r>
       <w:r>
-        <w:t>：停火破裂 → 以軍重新進駐/接管（來源19、27）→ 邊境封鎖 → 饑餓與醫療崩潰（來源20、21、25、28）→ 國際譴責但缺乏強制手段（美國否決，來源21）→ 軍事行動持續。</w:t>
+        <w:t xml:space="preserve"> 至2025年5月2日，以色列已切斷對加薩「所有援助」約兩個月（來源9）。副秘書長弗萊徹指出這剝奪了平民的「生存權、基本醫療保障和尊嚴」（來源9）。</w:t>
       </w:r>
     </w:p>
     <w:p>
@@ -2629,10 +989,56 @@
         <w:rPr>
           <w:b/>
         </w:rPr>
-        <w:t>10月轉折訊號</w:t>
+        <w:t>邊境口岸：</w:t>
       </w:r>
       <w:r>
-        <w:t>：哈馬斯釋放人質意願（來源29）+ 17萬噸物資就緒（來源29）+ 世衛組織啟動緊急轉送（來源30），顯示若談判突破，人道改善的「物質基礎」已具備，關鍵仍在於政治安全條件。</w:t>
+        <w:t xml:space="preserve"> 資料中</w:t>
+      </w:r>
+      <w:r>
+        <w:rPr>
+          <w:b/>
+        </w:rPr>
+        <w:t>未提及任何具體邊境口岸名稱</w:t>
+      </w:r>
+      <w:r>
+        <w:t>（如拉法口岸、凱雷姆沙洛姆口岸等），無法整理口岸開閉情況。</w:t>
+      </w:r>
+    </w:p>
+    <w:p>
+      <w:pPr>
+        <w:pStyle w:val="ListBullet"/>
+      </w:pPr>
+      <w:r>
+        <w:rPr>
+          <w:b/>
+        </w:rPr>
+        <w:t>食品、藥品、飲水、避難：</w:t>
+      </w:r>
+      <w:r>
+        <w:t xml:space="preserve"> 資料僅在原則層面提及「人道主義援助」（來源8）和「急需的人道主義援助」（來源8），</w:t>
+      </w:r>
+      <w:r>
+        <w:rPr>
+          <w:b/>
+        </w:rPr>
+        <w:t>沒有任何具體的物資數量、品類、分發點或受助人數數據</w:t>
+      </w:r>
+      <w:r>
+        <w:t>。</w:t>
+      </w:r>
+    </w:p>
+    <w:p>
+      <w:pPr>
+        <w:pStyle w:val="ListBullet"/>
+      </w:pPr>
+      <w:r>
+        <w:rPr>
+          <w:b/>
+        </w:rPr>
+        <w:t>資料缺口：</w:t>
+      </w:r>
+      <w:r>
+        <w:t xml:space="preserve"> 3月至12月（含10月）的人道情勢完全空白；OCHA 的具體行動數據、分發統計在資料中未出現。</w:t>
       </w:r>
     </w:p>
     <w:p/>
@@ -2641,13 +1047,7 @@
         <w:pStyle w:val="Heading3"/>
       </w:pPr>
       <w:r>
-        <w:t>7.3 10月重點研判</w:t>
-      </w:r>
-    </w:p>
-    <w:p/>
-    <w:p>
-      <w:r>
-        <w:t>現有的10月資料極為有限（僅10月3日一天，來源29、30），但可確認：</w:t>
+        <w:t>（四）醫療衛生部門</w:t>
       </w:r>
     </w:p>
     <w:p/>
@@ -2656,7 +1056,7 @@
         <w:pStyle w:val="ListBullet"/>
       </w:pPr>
       <w:r>
-        <w:t>外交面：哈馬斯釋放人質的訊號已出現，古特雷斯表態「鼓舞」，談判窗口存在（來源29）。</w:t>
+        <w:t>5月2日副秘書長弗萊徹的聲明中提到，以色列切斷援助「嚴重違反國際法，剝奪了平民的……基本醫療保障」（來源9），這是現資料中唯一涉及醫療的表述。</w:t>
       </w:r>
     </w:p>
     <w:p>
@@ -2664,7 +1064,22 @@
         <w:pStyle w:val="ListBullet"/>
       </w:pPr>
       <w:r>
-        <w:t>人道面：17萬噸物資已備妥，「随时可運入」，但實際落地仍取決於以方邊境決策與安全通行（來源29）。</w:t>
+        <w:rPr>
+          <w:b/>
+        </w:rPr>
+        <w:t>資料缺口：</w:t>
+      </w:r>
+      <w:r>
+        <w:t xml:space="preserve"> 以下項目在現有資料中</w:t>
+      </w:r>
+      <w:r>
+        <w:rPr>
+          <w:b/>
+        </w:rPr>
+        <w:t>完全沒有資訊</w:t>
+      </w:r>
+      <w:r>
+        <w:t>：</w:t>
       </w:r>
     </w:p>
     <w:p>
@@ -2672,22 +1087,47 @@
         <w:pStyle w:val="ListBullet"/>
       </w:pPr>
       <w:r>
-        <w:t>醫療面：世衛組織的緊急轉送案例（3名新生兒成功、1名死亡）揭示醫療體系已至極限，任何延誤都直接等同於死亡（來源30）。</w:t>
+        <w:t>醫院運作狀態（哪些醫院仍可運作、哪些被摧毀或關閉）</w:t>
       </w:r>
     </w:p>
-    <w:p/>
     <w:p>
       <w:pPr>
-        <w:pStyle w:val="IntenseQuote"/>
+        <w:pStyle w:val="ListBullet"/>
       </w:pPr>
       <w:r>
-        <w:rPr>
-          <w:b/>
-        </w:rPr>
-        <w:t>資料缺口聲明：</w:t>
+        <w:t>醫療物資（手術器材、疫苗、麻醉藥等）短缺的具體品項與數量</w:t>
       </w:r>
+    </w:p>
+    <w:p>
+      <w:pPr>
+        <w:pStyle w:val="ListBullet"/>
+      </w:pPr>
       <w:r>
-        <w:t xml:space="preserve"> 2025年9月完全無紀錄，10月僅一天。10月中下旬的談判進展、實際人質釋放行動、邊境是否開放、軍事行動是否停止等關鍵資訊，目前資料不足以判斷。</w:t>
+        <w:t>病患轉送安排</w:t>
+      </w:r>
+    </w:p>
+    <w:p>
+      <w:pPr>
+        <w:pStyle w:val="ListBullet"/>
+      </w:pPr>
+      <w:r>
+        <w:t>醫護人員安全事件</w:t>
+      </w:r>
+    </w:p>
+    <w:p>
+      <w:pPr>
+        <w:pStyle w:val="ListBullet"/>
+      </w:pPr>
+      <w:r>
+        <w:t>WHO 或任何其他醫療機構的聲明、數據或行動</w:t>
+      </w:r>
+    </w:p>
+    <w:p>
+      <w:pPr>
+        <w:pStyle w:val="ListBullet"/>
+      </w:pPr>
+      <w:r>
+        <w:t>現資料無法對醫療衛生部門做任何有意义的整理。</w:t>
       </w:r>
     </w:p>
     <w:p/>
@@ -2696,7 +1136,7 @@
         <w:pStyle w:val="Heading3"/>
       </w:pPr>
       <w:r>
-        <w:t>7.4 後續風險辨識</w:t>
+        <w:t>（五）國際組織部門</w:t>
       </w:r>
     </w:p>
     <w:p/>
@@ -2726,7 +1166,7 @@
               <w:rPr>
                 <w:b/>
               </w:rPr>
-              <w:t>風險情境</w:t>
+              <w:t>組織／角色</w:t>
             </w:r>
           </w:p>
         </w:tc>
@@ -2744,7 +1184,7 @@
               <w:rPr>
                 <w:b/>
               </w:rPr>
-              <w:t>現有資料支撐</w:t>
+              <w:t>相關行動或聲明</w:t>
             </w:r>
           </w:p>
         </w:tc>
@@ -2771,11 +1211,29 @@
         <w:tc>
           <w:tcPr>
             <w:tcW w:type="dxa" w:w="2880"/>
+            <w:vMerge w:val="restart"/>
           </w:tcPr>
           <w:p>
             <w:r/>
             <w:r>
-              <w:t>談判再度破裂</w:t>
+              <w:t>聯合國秘書長（古特雷斯）</w:t>
+            </w:r>
+          </w:p>
+          <w:p>
+            <w:r/>
+          </w:p>
+          <w:p>
+            <w:r/>
+          </w:p>
+        </w:tc>
+        <w:tc>
+          <w:tcPr>
+            <w:tcW w:type="dxa" w:w="2880"/>
+          </w:tcPr>
+          <w:p>
+            <w:r/>
+            <w:r>
+              <w:t>1月15日：重申「兩國方案」為緊迫任務，歡迎停火及人質協議。</w:t>
             </w:r>
           </w:p>
         </w:tc>
@@ -2786,7 +1244,27 @@
           <w:p>
             <w:r/>
             <w:r>
-              <w:t>2月11日已出現「停火或將終止」的警訊（來源7）；3月實際破裂（來源19）；8月以方決定「接管加薩城」（來源27）顯示軍事升級意圖未消</w:t>
+              <w:t>來源1</w:t>
+            </w:r>
+          </w:p>
+        </w:tc>
+      </w:tr>
+      <w:tr>
+        <w:tc>
+          <w:tcPr>
+            <w:tcW w:type="dxa" w:w="2880"/>
+            <w:vMerge/>
+          </w:tcPr>
+          <w:p/>
+        </w:tc>
+        <w:tc>
+          <w:tcPr>
+            <w:tcW w:type="dxa" w:w="2880"/>
+          </w:tcPr>
+          <w:p>
+            <w:r/>
+            <w:r>
+              <w:t>2月11日：警告避免戰火重燃；呼籲哈馬斯釋放人質；敦促雙方在多哈恢復第二階段談判；警告恢復敵對行動將導致嚴重人道災難。</w:t>
             </w:r>
           </w:p>
         </w:tc>
@@ -2797,7 +1275,38 @@
           <w:p>
             <w:r/>
             <w:r>
-              <w:t>7、19、27</w:t>
+              <w:t>來源3、4</w:t>
+            </w:r>
+          </w:p>
+        </w:tc>
+      </w:tr>
+      <w:tr>
+        <w:tc>
+          <w:tcPr>
+            <w:tcW w:type="dxa" w:w="2880"/>
+            <w:vMerge/>
+          </w:tcPr>
+          <w:p/>
+        </w:tc>
+        <w:tc>
+          <w:tcPr>
+            <w:tcW w:type="dxa" w:w="2880"/>
+          </w:tcPr>
+          <w:p>
+            <w:r/>
+            <w:r>
+              <w:t>2月16日：對最新人質釋放及停火維持表示歡迎。</w:t>
+            </w:r>
+          </w:p>
+        </w:tc>
+        <w:tc>
+          <w:tcPr>
+            <w:tcW w:type="dxa" w:w="2880"/>
+          </w:tcPr>
+          <w:p>
+            <w:r/>
+            <w:r>
+              <w:t>來源5</w:t>
             </w:r>
           </w:p>
         </w:tc>
@@ -2810,7 +1319,7 @@
           <w:p>
             <w:r/>
             <w:r>
-              <w:t>援助持續受阻</w:t>
+              <w:t>聯合國（秘書長發言人）</w:t>
             </w:r>
           </w:p>
         </w:tc>
@@ -2821,7 +1330,7 @@
           <w:p>
             <w:r/>
             <w:r>
-              <w:t>4月起四周封鎖（來源18）、6月44%協調被拒（來源26）、美國安理會否決（來源21）表明政治阻卻力仍在</w:t>
+              <w:t>2月16日：聯合國將全力支持協議落實，包括為人道援助創造必要條件。</w:t>
             </w:r>
           </w:p>
         </w:tc>
@@ -2832,7 +1341,394 @@
           <w:p>
             <w:r/>
             <w:r>
-              <w:t>18、21、26</w:t>
+              <w:t>來源8</w:t>
+            </w:r>
+          </w:p>
+        </w:tc>
+      </w:tr>
+      <w:tr>
+        <w:tc>
+          <w:tcPr>
+            <w:tcW w:type="dxa" w:w="2880"/>
+          </w:tcPr>
+          <w:p>
+            <w:r/>
+            <w:r>
+              <w:t>聯合國副秘書長（人道事務，弗萊徹）</w:t>
+            </w:r>
+          </w:p>
+        </w:tc>
+        <w:tc>
+          <w:tcPr>
+            <w:tcW w:type="dxa" w:w="2880"/>
+          </w:tcPr>
+          <w:p>
+            <w:r/>
+            <w:r>
+              <w:t>5月2日：批評以色列切斷所有援助兩個月，指其違反國際法、屬集體懲罰。</w:t>
+            </w:r>
+          </w:p>
+        </w:tc>
+        <w:tc>
+          <w:tcPr>
+            <w:tcW w:type="dxa" w:w="2880"/>
+          </w:tcPr>
+          <w:p>
+            <w:r/>
+            <w:r>
+              <w:t>來源9</w:t>
+            </w:r>
+          </w:p>
+        </w:tc>
+      </w:tr>
+      <w:tr>
+        <w:tc>
+          <w:tcPr>
+            <w:tcW w:type="dxa" w:w="2880"/>
+          </w:tcPr>
+          <w:p>
+            <w:r/>
+            <w:r>
+              <w:t>OCHA（人道協調廳）</w:t>
+            </w:r>
+          </w:p>
+        </w:tc>
+        <w:tc>
+          <w:tcPr>
+            <w:tcW w:type="dxa" w:w="2880"/>
+          </w:tcPr>
+          <w:p>
+            <w:r/>
+            <w:r>
+              <w:rPr>
+                <w:b/>
+              </w:rPr>
+              <w:t>資料中未出現獨立行動或數據</w:t>
+            </w:r>
+          </w:p>
+        </w:tc>
+        <w:tc>
+          <w:tcPr>
+            <w:tcW w:type="dxa" w:w="2880"/>
+          </w:tcPr>
+          <w:p>
+            <w:r/>
+            <w:r>
+              <w:t>-</w:t>
+            </w:r>
+          </w:p>
+        </w:tc>
+      </w:tr>
+      <w:tr>
+        <w:tc>
+          <w:tcPr>
+            <w:tcW w:type="dxa" w:w="2880"/>
+          </w:tcPr>
+          <w:p>
+            <w:r/>
+            <w:r>
+              <w:t>WHO（世衛組織）</w:t>
+            </w:r>
+          </w:p>
+        </w:tc>
+        <w:tc>
+          <w:tcPr>
+            <w:tcW w:type="dxa" w:w="2880"/>
+          </w:tcPr>
+          <w:p>
+            <w:r/>
+            <w:r>
+              <w:rPr>
+                <w:b/>
+              </w:rPr>
+              <w:t>資料中未出現任何聲明或數據</w:t>
+            </w:r>
+          </w:p>
+        </w:tc>
+        <w:tc>
+          <w:tcPr>
+            <w:tcW w:type="dxa" w:w="2880"/>
+          </w:tcPr>
+          <w:p>
+            <w:r/>
+            <w:r>
+              <w:t>-</w:t>
+            </w:r>
+          </w:p>
+        </w:tc>
+      </w:tr>
+    </w:tbl>
+    <w:p/>
+    <w:p>
+      <w:pPr>
+        <w:pStyle w:val="ListBullet"/>
+      </w:pPr>
+      <w:r>
+        <w:t>所有國際組織層面的資訊均為</w:t>
+      </w:r>
+      <w:r>
+        <w:rPr>
+          <w:b/>
+        </w:rPr>
+        <w:t>聯合國體系</w:t>
+      </w:r>
+      <w:r>
+        <w:t>的聲明，且多為秘書長層級的立場表態，缺乏具體行動計畫、資金動員或現場協調數據。</w:t>
+      </w:r>
+    </w:p>
+    <w:p/>
+    <w:p>
+      <w:pPr>
+        <w:pStyle w:val="Heading3"/>
+      </w:pPr>
+      <w:r>
+        <w:t>（六）綜合研析部門</w:t>
+      </w:r>
+    </w:p>
+    <w:p/>
+    <w:p>
+      <w:r>
+        <w:t>#### 1. 停火與人質談判對人道准入的傳導關係</w:t>
+      </w:r>
+    </w:p>
+    <w:p/>
+    <w:p>
+      <w:pPr>
+        <w:pStyle w:val="ListBullet"/>
+      </w:pPr>
+      <w:r>
+        <w:rPr>
+          <w:b/>
+        </w:rPr>
+        <w:t>正面傳導（1-2月）：</w:t>
+      </w:r>
+      <w:r>
+        <w:t xml:space="preserve"> 停火協議生效 → 第一階段包含以軍撤離、增加援助物資、巴勒斯坦人返家（來源7） → 聯合國承諾為援助創造條件（來源8） → 2月16日人質交換順利完成、停火仍維持（來源5、6）。此階段顯示停火與人道准入存在正向連動。</w:t>
+      </w:r>
+    </w:p>
+    <w:p>
+      <w:pPr>
+        <w:pStyle w:val="ListBullet"/>
+      </w:pPr>
+      <w:r>
+        <w:rPr>
+          <w:b/>
+        </w:rPr>
+        <w:t>負面反轉（2月中-5月）：</w:t>
+      </w:r>
+      <w:r>
+        <w:t xml:space="preserve"> 2月11日停火出現破裂風險（來源3） → 至5月2日以色列已切斷所有援助約兩月（來源9）。從2月16日停火尚維持到5月2日援助完全中斷，中間約2.5個月</w:t>
+      </w:r>
+      <w:r>
+        <w:rPr>
+          <w:b/>
+        </w:rPr>
+        <w:t>沒有任何資料</w:t>
+      </w:r>
+      <w:r>
+        <w:t>，無法確認停火何時破裂、因何破裂、是否曾有第二或第三階段談判。</w:t>
+      </w:r>
+    </w:p>
+    <w:p>
+      <w:pPr>
+        <w:pStyle w:val="ListBullet"/>
+      </w:pPr>
+      <w:r>
+        <w:rPr>
+          <w:b/>
+        </w:rPr>
+        <w:t>判斷：</w:t>
+      </w:r>
+      <w:r>
+        <w:t xml:space="preserve"> 現資料顯示停火與人道准入之間存在</w:t>
+      </w:r>
+      <w:r>
+        <w:rPr>
+          <w:b/>
+        </w:rPr>
+        <w:t>高度依附關係</w:t>
+      </w:r>
+      <w:r>
+        <w:t>--停火有效時援助條件改善（來源7、8），停火破裂或安全惡化時援助立即中斷（來源9）。但因果鏈的中間環節（誰先違反、何時、何處）在資料中完全缺失。</w:t>
+      </w:r>
+    </w:p>
+    <w:p/>
+    <w:p>
+      <w:r>
+        <w:t>#### 2. 外交進展與軍事行動的傳導</w:t>
+      </w:r>
+    </w:p>
+    <w:p/>
+    <w:p>
+      <w:pPr>
+        <w:pStyle w:val="ListBullet"/>
+      </w:pPr>
+      <w:r>
+        <w:t>2月11日出現停火可能終止的報導（來源3），古特雷斯緊急干預（來源3、4），顯示外交渠道在安全危機中扮演「緩衝」角色。</w:t>
+      </w:r>
+    </w:p>
+    <w:p>
+      <w:pPr>
+        <w:pStyle w:val="ListBullet"/>
+      </w:pPr>
+      <w:r>
+        <w:t>但至5月，外交層面（第二階段談判） apparently 未能推進（資料中無任何第二階段談判成功的記錄），而人道情勢已惡化到「所有援助被切斷」的程度（來源9）。</w:t>
+      </w:r>
+    </w:p>
+    <w:p>
+      <w:pPr>
+        <w:pStyle w:val="ListBullet"/>
+      </w:pPr>
+      <w:r>
+        <w:rPr>
+          <w:b/>
+        </w:rPr>
+        <w:t>資料不足以判斷</w:t>
+      </w:r>
+      <w:r>
+        <w:t>第二階段談判是否曾啟動、在何處舉行、因何中斷。</w:t>
+      </w:r>
+    </w:p>
+    <w:p/>
+    <w:p>
+      <w:r>
+        <w:t>#### 3. 後續風險辨識（基於現有限資料的推斷）</w:t>
+      </w:r>
+    </w:p>
+    <w:p/>
+    <w:tbl>
+      <w:tblPr>
+        <w:tblStyle w:val="TableGrid"/>
+        <w:tblW w:type="auto" w:w="0"/>
+        <w:tblLook w:firstColumn="1" w:firstRow="1" w:lastColumn="0" w:lastRow="0" w:noHBand="0" w:noVBand="1" w:val="04A0"/>
+      </w:tblPr>
+      <w:tblGrid>
+        <w:gridCol w:w="2880"/>
+        <w:gridCol w:w="2880"/>
+        <w:gridCol w:w="2880"/>
+      </w:tblGrid>
+      <w:tr>
+        <w:tc>
+          <w:tcPr>
+            <w:tcW w:type="dxa" w:w="2880"/>
+          </w:tcPr>
+          <w:p>
+            <w:r>
+              <w:rPr>
+                <w:b/>
+              </w:rPr>
+            </w:r>
+            <w:r>
+              <w:rPr>
+                <w:b/>
+              </w:rPr>
+              <w:t>風險類型</w:t>
+            </w:r>
+          </w:p>
+        </w:tc>
+        <w:tc>
+          <w:tcPr>
+            <w:tcW w:type="dxa" w:w="2880"/>
+          </w:tcPr>
+          <w:p>
+            <w:r>
+              <w:rPr>
+                <w:b/>
+              </w:rPr>
+            </w:r>
+            <w:r>
+              <w:rPr>
+                <w:b/>
+              </w:rPr>
+              <w:t>現資料支撐</w:t>
+            </w:r>
+          </w:p>
+        </w:tc>
+        <w:tc>
+          <w:tcPr>
+            <w:tcW w:type="dxa" w:w="2880"/>
+          </w:tcPr>
+          <w:p>
+            <w:r>
+              <w:rPr>
+                <w:b/>
+              </w:rPr>
+            </w:r>
+            <w:r>
+              <w:rPr>
+                <w:b/>
+              </w:rPr>
+              <w:t>說明</w:t>
+            </w:r>
+          </w:p>
+        </w:tc>
+      </w:tr>
+      <w:tr>
+        <w:tc>
+          <w:tcPr>
+            <w:tcW w:type="dxa" w:w="2880"/>
+          </w:tcPr>
+          <w:p>
+            <w:r/>
+            <w:r>
+              <w:t>停火談判破裂</w:t>
+            </w:r>
+          </w:p>
+        </w:tc>
+        <w:tc>
+          <w:tcPr>
+            <w:tcW w:type="dxa" w:w="2880"/>
+          </w:tcPr>
+          <w:p>
+            <w:r/>
+            <w:r>
+              <w:t>來源3、4（2月已出現破裂風險）</w:t>
+            </w:r>
+          </w:p>
+        </w:tc>
+        <w:tc>
+          <w:tcPr>
+            <w:tcW w:type="dxa" w:w="2880"/>
+          </w:tcPr>
+          <w:p>
+            <w:r/>
+            <w:r>
+              <w:t>第二階段談判在資料中無後續記錄，無法確認是否曾啟動或持續。</w:t>
+            </w:r>
+          </w:p>
+        </w:tc>
+      </w:tr>
+      <w:tr>
+        <w:tc>
+          <w:tcPr>
+            <w:tcW w:type="dxa" w:w="2880"/>
+          </w:tcPr>
+          <w:p>
+            <w:r/>
+            <w:r>
+              <w:t>人道援助受阻</w:t>
+            </w:r>
+          </w:p>
+        </w:tc>
+        <w:tc>
+          <w:tcPr>
+            <w:tcW w:type="dxa" w:w="2880"/>
+          </w:tcPr>
+          <w:p>
+            <w:r/>
+            <w:r>
+              <w:t>來源9（5月已切斷所有援助）</w:t>
+            </w:r>
+          </w:p>
+        </w:tc>
+        <w:tc>
+          <w:tcPr>
+            <w:tcW w:type="dxa" w:w="2880"/>
+          </w:tcPr>
+          <w:p>
+            <w:r/>
+            <w:r>
+              <w:t>截至5月2日援助已全面中斷約兩月；3-12月（含10月）情勢完全未知。</w:t>
             </w:r>
           </w:p>
         </w:tc>
@@ -2856,7 +1752,7 @@
           <w:p>
             <w:r/>
             <w:r>
-              <w:t>兒童截肢率全球最高（來源28）、醫院設備破壞（來源1）、新生兒轉送中死亡（來源30）已為結構性崩潰信號</w:t>
+              <w:t>來源9（基本醫療保障被剝奪）</w:t>
             </w:r>
           </w:p>
         </w:tc>
@@ -2867,7 +1763,7 @@
           <w:p>
             <w:r/>
             <w:r>
-              <w:t>1、28、30</w:t>
+              <w:t>無具體醫院、物資、轉送數據，僅有定性描述。</w:t>
             </w:r>
           </w:p>
         </w:tc>
@@ -2891,7 +1787,7 @@
           <w:p>
             <w:r/>
             <w:r>
-              <w:t>以軍8月仍加強軍事行動（來源28）、8月「接管加薩城」（來源27）、7月強制轉移3萬人（來源25）顯示軍事手段仍是以色列核心政策工具</w:t>
+              <w:t>來源3（2月已警告）＋來源9（5月援助切斷暗示態勢惡化）</w:t>
             </w:r>
           </w:p>
         </w:tc>
@@ -2902,12 +1798,33 @@
           <w:p>
             <w:r/>
             <w:r>
-              <w:t>25、27、28</w:t>
+              <w:t>具體軍事行動細節完全缺失。</w:t>
             </w:r>
           </w:p>
         </w:tc>
       </w:tr>
     </w:tbl>
+    <w:p/>
+    <w:p>
+      <w:pPr>
+        <w:pStyle w:val="IntenseQuote"/>
+      </w:pPr>
+      <w:r>
+        <w:rPr>
+          <w:b/>
+        </w:rPr>
+        <w:t>重要限制：</w:t>
+      </w:r>
+      <w:r>
+        <w:t xml:space="preserve"> 以上風險辨識僅基於5個時間點（1/15、1/19、2/11、2/16、5/2）的片段，中間超過10個月的時間完全空白，</w:t>
+      </w:r>
+      <w:r>
+        <w:rPr>
+          <w:b/>
+        </w:rPr>
+        <w:t>任何關於6-12月（尤其10月重點時段）的判斷均超出資料範圍，不作為結論呈現。</w:t>
+      </w:r>
+    </w:p>
     <w:p/>
     <w:p>
       <w:r>
@@ -2920,7 +1837,16 @@
         <w:pStyle w:val="Heading2"/>
       </w:pPr>
       <w:r>
-        <w:t>八、SWOT 分析</w:t>
+        <w:t>四、SWOT 分析</w:t>
+      </w:r>
+    </w:p>
+    <w:p/>
+    <w:p>
+      <w:pPr>
+        <w:pStyle w:val="IntenseQuote"/>
+      </w:pPr>
+      <w:r>
+        <w:t>說明：以下 SWOT 以「聯合國／國際社會在加薩人道干預中的位置」為分析主軸，僅基於現有9個片段。</w:t>
       </w:r>
     </w:p>
     <w:p/>
@@ -3036,7 +1962,7 @@
           <w:p>
             <w:r/>
             <w:r>
-              <w:t>外交基礎</w:t>
+              <w:t>道義與法理定位</w:t>
             </w:r>
           </w:p>
         </w:tc>
@@ -3047,7 +1973,7 @@
           <w:p>
             <w:r/>
             <w:r>
-              <w:t>停火協議已有三階段框架，埃及、卡達、美國為核心調解方（來源2）；2月曾成功完成人質交換（來源10），證明機制可運作</w:t>
+              <w:t>秘書長多次重申「兩國方案」為緊迫任務（來源1），將停火、人質交換、人道援助置於國際法框架內討論，為國際干預提供法理基礎。</w:t>
             </w:r>
           </w:p>
         </w:tc>
@@ -3058,7 +1984,7 @@
           <w:p>
             <w:r/>
             <w:r>
-              <w:t>2、10</w:t>
+              <w:t>來源1</w:t>
             </w:r>
           </w:p>
         </w:tc>
@@ -3078,7 +2004,7 @@
           <w:p>
             <w:r/>
             <w:r>
-              <w:t>人道物質就緒</w:t>
+              <w:t>跨方溝通管道</w:t>
             </w:r>
           </w:p>
         </w:tc>
@@ -3089,7 +2015,7 @@
           <w:p>
             <w:r/>
             <w:r>
-              <w:t>聯合國及合作夥伴已備妥約17萬噸食品、藥品、帳篷（來源29），若邊境開放，援助可在短時間內大規模進入</w:t>
+              <w:t>古特雷斯同時對哈馬斯（呼籲釋放人質）和以色列（敦促履行停火承諾）發聲，顯示聯合國保持雙向溝通（來源4）。</w:t>
             </w:r>
           </w:p>
         </w:tc>
@@ -3100,7 +2026,7 @@
           <w:p>
             <w:r/>
             <w:r>
-              <w:t>29</w:t>
+              <w:t>來源3、4</w:t>
             </w:r>
           </w:p>
         </w:tc>
@@ -3120,7 +2046,7 @@
           <w:p>
             <w:r/>
             <w:r>
-              <w:t>國際法與道義壓力</w:t>
+              <w:t>援助承諾與組織動員</w:t>
             </w:r>
           </w:p>
         </w:tc>
@@ -3131,7 +2057,7 @@
           <w:p>
             <w:r/>
             <w:r>
-              <w:t>古特雷斯多次援引國際人道法（來源1、4、13、24）；人道協調廳、UNRWA、WHO等持續發布數據與聲明（來源15、16、26、30），維持國際關注</w:t>
+              <w:t>聯合國承諾「為向加薩提供急需的人道主義援助創造必要條件」（來源8），顯示組織層面已啟動援助準備。</w:t>
             </w:r>
           </w:p>
         </w:tc>
@@ -3142,7 +2068,7 @@
           <w:p>
             <w:r/>
             <w:r>
-              <w:t>1、4、13、15、16、24、26、30</w:t>
+              <w:t>來源8</w:t>
             </w:r>
           </w:p>
         </w:tc>
@@ -3165,9 +2091,6 @@
           <w:p>
             <w:r/>
           </w:p>
-          <w:p>
-            <w:r/>
-          </w:p>
         </w:tc>
         <w:tc>
           <w:tcPr>
@@ -3176,7 +2099,7 @@
           <w:p>
             <w:r/>
             <w:r>
-              <w:t>停火脆弱性</w:t>
+              <w:t>資料覆蓋嚴重不足</w:t>
             </w:r>
           </w:p>
         </w:tc>
@@ -3187,7 +2110,7 @@
           <w:p>
             <w:r/>
             <w:r>
-              <w:t>3月即破裂（來源19）；2月已出現終止警訊（來源7）；美國安理會否決顯示大國不願施壓以色列（來源21）</w:t>
+              <w:t>2025年全年僅4篇文件、9個片段，且10月重點時段完全空白；3-12月無任何資訊，無法追蹤停火後續、第二階段談判、人道情勢演變。</w:t>
             </w:r>
           </w:p>
         </w:tc>
@@ -3198,7 +2121,7 @@
           <w:p>
             <w:r/>
             <w:r>
-              <w:t>7、19、21</w:t>
+              <w:t>-（整體資料結構）</w:t>
             </w:r>
           </w:p>
         </w:tc>
@@ -3218,7 +2141,7 @@
           <w:p>
             <w:r/>
             <w:r>
-              <w:t>邊境與准入失控</w:t>
+              <w:t>缺乏現場數據</w:t>
             </w:r>
           </w:p>
         </w:tc>
@@ -3229,7 +2152,7 @@
           <w:p>
             <w:r/>
             <w:r>
-              <w:t>以色列可單方關閉邊境（來源18）、拒絕協調請求（來源26）、切斷所有援助（來源20），缺乏國際強制執行機制</w:t>
+              <w:t>所有片段均為高級別聲明（秘書長、副秘書長），無 OCHA 分發統計、無 WHO 醫療數據、無邊境口岸開閉紀錄、無平民傷亡數字，無法進行量化評估。</w:t>
             </w:r>
           </w:p>
         </w:tc>
@@ -3240,7 +2163,7 @@
           <w:p>
             <w:r/>
             <w:r>
-              <w:t>18、20、26</w:t>
+              <w:t>-（整體資料結構）</w:t>
             </w:r>
           </w:p>
         </w:tc>
@@ -3260,7 +2183,7 @@
           <w:p>
             <w:r/>
             <w:r>
-              <w:t>醫療體系結構性崩潰</w:t>
+              <w:t>干預手段有限</w:t>
             </w:r>
           </w:p>
         </w:tc>
@@ -3271,7 +2194,7 @@
           <w:p>
             <w:r/>
             <w:r>
-              <w:t>兒童截肢率全球最高（來源28）、醫院設備破壞（來源1）、危重病患需跨區轉送且中途死亡（來源30），重建周期極長</w:t>
+              <w:t>即便秘書長多次警告（來源3、4、5），以色列仍於5月前切斷所有援助（來源9），顯示國際社會缺乏有效強制執行機制。</w:t>
             </w:r>
           </w:p>
         </w:tc>
@@ -3282,7 +2205,57 @@
           <w:p>
             <w:r/>
             <w:r>
-              <w:t>1、28、30</w:t>
+              <w:t>來源3、4、9</w:t>
+            </w:r>
+          </w:p>
+        </w:tc>
+      </w:tr>
+      <w:tr>
+        <w:tc>
+          <w:tcPr>
+            <w:tcW w:type="dxa" w:w="2160"/>
+            <w:vMerge w:val="restart"/>
+          </w:tcPr>
+          <w:p>
+            <w:r/>
+            <w:r>
+              <w:t>Opportunity</w:t>
+            </w:r>
+          </w:p>
+          <w:p>
+            <w:r/>
+          </w:p>
+        </w:tc>
+        <w:tc>
+          <w:tcPr>
+            <w:tcW w:type="dxa" w:w="2160"/>
+          </w:tcPr>
+          <w:p>
+            <w:r/>
+            <w:r>
+              <w:t>停火協議三階段框架</w:t>
+            </w:r>
+          </w:p>
+        </w:tc>
+        <w:tc>
+          <w:tcPr>
+            <w:tcW w:type="dxa" w:w="2160"/>
+          </w:tcPr>
+          <w:p>
+            <w:r/>
+            <w:r>
+              <w:t>協議已建立分階段路徑（第一階段含以軍撤離、增援、人質交換），若後續階段能推進，為人道准入改善提供了制度化渠道（來源7）。</w:t>
+            </w:r>
+          </w:p>
+        </w:tc>
+        <w:tc>
+          <w:tcPr>
+            <w:tcW w:type="dxa" w:w="2160"/>
+          </w:tcPr>
+          <w:p>
+            <w:r/>
+            <w:r>
+              <w:t>來源7</w:t>
             </w:r>
           </w:p>
         </w:tc>
@@ -3302,7 +2275,7 @@
           <w:p>
             <w:r/>
             <w:r>
-              <w:t>數據與監控缺口</w:t>
+              <w:t>國際社會高度關注</w:t>
             </w:r>
           </w:p>
         </w:tc>
@@ -3313,7 +2286,7 @@
           <w:p>
             <w:r/>
             <w:r>
-              <w:t>9月無任何紀錄、10月僅一天資料；無法確認停火是否仍在維持、人質是否已實際釋放</w:t>
+              <w:t>秘書長在1月、2月多次公開表態，副秘書長5月再發聲明，顯示議題持續在國際議程上，為後續干預維持政治動能（來源1、3、4、5、9）。</w:t>
             </w:r>
           </w:p>
         </w:tc>
@@ -3324,144 +2297,7 @@
           <w:p>
             <w:r/>
             <w:r>
-              <w:t>-（資料缺口）</w:t>
-            </w:r>
-          </w:p>
-        </w:tc>
-      </w:tr>
-      <w:tr>
-        <w:tc>
-          <w:tcPr>
-            <w:tcW w:type="dxa" w:w="2160"/>
-            <w:vMerge w:val="restart"/>
-          </w:tcPr>
-          <w:p>
-            <w:r/>
-            <w:r>
-              <w:t>Opportunity</w:t>
-            </w:r>
-          </w:p>
-          <w:p>
-            <w:r/>
-          </w:p>
-          <w:p>
-            <w:r/>
-          </w:p>
-        </w:tc>
-        <w:tc>
-          <w:tcPr>
-            <w:tcW w:type="dxa" w:w="2160"/>
-          </w:tcPr>
-          <w:p>
-            <w:r/>
-            <w:r>
-              <w:t>10月談判窗口</w:t>
-            </w:r>
-          </w:p>
-        </w:tc>
-        <w:tc>
-          <w:tcPr>
-            <w:tcW w:type="dxa" w:w="2160"/>
-          </w:tcPr>
-          <w:p>
-            <w:r/>
-            <w:r>
-              <w:t>哈馬斯宣布準備釋放人質（來源29）+ 17萬噸物資就緒（來源29），形成「釋放人質→開放邊境→物資進入」的連鎖機會</w:t>
-            </w:r>
-          </w:p>
-        </w:tc>
-        <w:tc>
-          <w:tcPr>
-            <w:tcW w:type="dxa" w:w="2160"/>
-          </w:tcPr>
-          <w:p>
-            <w:r/>
-            <w:r>
-              <w:t>29</w:t>
-            </w:r>
-          </w:p>
-        </w:tc>
-      </w:tr>
-      <w:tr>
-        <w:tc>
-          <w:tcPr>
-            <w:tcW w:type="dxa" w:w="2160"/>
-            <w:vMerge/>
-          </w:tcPr>
-          <w:p/>
-        </w:tc>
-        <w:tc>
-          <w:tcPr>
-            <w:tcW w:type="dxa" w:w="2160"/>
-          </w:tcPr>
-          <w:p>
-            <w:r/>
-            <w:r>
-              <w:t>區域安全緩衝</w:t>
-            </w:r>
-          </w:p>
-        </w:tc>
-        <w:tc>
-          <w:tcPr>
-            <w:tcW w:type="dxa" w:w="2160"/>
-          </w:tcPr>
-          <w:p>
-            <w:r/>
-            <w:r>
-              <w:t>6月美伊停火（來源23）降低地區全面戰爭風險，為加薩談判提供較穩定的外部環境</w:t>
-            </w:r>
-          </w:p>
-        </w:tc>
-        <w:tc>
-          <w:tcPr>
-            <w:tcW w:type="dxa" w:w="2160"/>
-          </w:tcPr>
-          <w:p>
-            <w:r/>
-            <w:r>
-              <w:t>23</w:t>
-            </w:r>
-          </w:p>
-        </w:tc>
-      </w:tr>
-      <w:tr>
-        <w:tc>
-          <w:tcPr>
-            <w:tcW w:type="dxa" w:w="2160"/>
-            <w:vMerge/>
-          </w:tcPr>
-          <w:p/>
-        </w:tc>
-        <w:tc>
-          <w:tcPr>
-            <w:tcW w:type="dxa" w:w="2160"/>
-          </w:tcPr>
-          <w:p>
-            <w:r/>
-            <w:r>
-              <w:t>國際輿論動員</w:t>
-            </w:r>
-          </w:p>
-        </w:tc>
-        <w:tc>
-          <w:tcPr>
-            <w:tcW w:type="dxa" w:w="2160"/>
-          </w:tcPr>
-          <w:p>
-            <w:r/>
-            <w:r>
-              <w:t>古特雷斯從「歡迎」（1月，來源2）到「震驚」（8月，來源27）再到「鼓舞」（10月，來源29）的表態變化，顯示國際社會對停火有高度政治動機</w:t>
-            </w:r>
-          </w:p>
-        </w:tc>
-        <w:tc>
-          <w:tcPr>
-            <w:tcW w:type="dxa" w:w="2160"/>
-          </w:tcPr>
-          <w:p>
-            <w:r/>
-            <w:r>
-              <w:t>2、27、29</w:t>
+              <w:t>來源1、3、4、5、9</w:t>
             </w:r>
           </w:p>
         </w:tc>
@@ -3492,7 +2328,7 @@
           <w:p>
             <w:r/>
             <w:r>
-              <w:t>以色列單邊行動</w:t>
+              <w:t>停火脆弱、隨時可能破裂</w:t>
             </w:r>
           </w:p>
         </w:tc>
@@ -3503,7 +2339,7 @@
           <w:p>
             <w:r/>
             <w:r>
-              <w:t>「接管加薩城」決定（來源27）、強制轉移3萬人（來源25）、持續加強軍事行動（來源28）表明以方可能繞過談判直接行動</w:t>
+              <w:t>2月11日已出現「停火協議或將終止」的報導（來源3），至5月援助已全面切斷（來源9），顯示停火極度脆弱，衝突再升級風險高。</w:t>
             </w:r>
           </w:p>
         </w:tc>
@@ -3514,7 +2350,7 @@
           <w:p>
             <w:r/>
             <w:r>
-              <w:t>25、27、28</w:t>
+              <w:t>來源3、9</w:t>
             </w:r>
           </w:p>
         </w:tc>
@@ -3534,7 +2370,7 @@
           <w:p>
             <w:r/>
             <w:r>
-              <w:t>饑餓與公共衛生失控</w:t>
+              <w:t>集體懲罰與法律後果</w:t>
             </w:r>
           </w:p>
         </w:tc>
@@ -3545,7 +2381,7 @@
           <w:p>
             <w:r/>
             <w:r>
-              <w:t>停火破裂後50天斷糧（來源19）、酷熱下污水垃圾危機（來源19）、援助中心遭槍擊（來源21），若持續將引發大規模死亡與地區蔓延</w:t>
+              <w:t>副秘書長明確指認以色列切斷援助為「集體懲罰」並「嚴重違反國際法」（來源9），若此態勢持續，將加劇國際法爭議並可能進一步惡化外交關係。</w:t>
             </w:r>
           </w:p>
         </w:tc>
@@ -3556,7 +2392,7 @@
           <w:p>
             <w:r/>
             <w:r>
-              <w:t>19、21</w:t>
+              <w:t>來源9</w:t>
             </w:r>
           </w:p>
         </w:tc>
@@ -3576,7 +2412,7 @@
           <w:p>
             <w:r/>
             <w:r>
-              <w:t>大國政治阻卻</w:t>
+              <w:t>10月重點時段完全未知</w:t>
             </w:r>
           </w:p>
         </w:tc>
@@ -3587,7 +2423,7 @@
           <w:p>
             <w:r/>
             <w:r>
-              <w:t>美國安理會否決（來源21）、以方阻止援助被定性為「對哈馬斯施壓策略」（來源20），顯示地緣政治優先於人道考量</w:t>
+              <w:t>問句指定10月為重點，但資料中10月零紀錄，無法評估該時段停火狀態、人質談判進展、人道准入與醫療情勢，構成重大分析盲区。</w:t>
             </w:r>
           </w:p>
         </w:tc>
@@ -3598,7 +2434,7 @@
           <w:p>
             <w:r/>
             <w:r>
-              <w:t>20、21</w:t>
+              <w:t>-（整體資料結構）</w:t>
             </w:r>
           </w:p>
         </w:tc>
@@ -3616,79 +2452,307 @@
         <w:pStyle w:val="Heading2"/>
       </w:pPr>
       <w:r>
-        <w:t>九、結論與建議關注方向</w:t>
+        <w:t>五、資料缺口總說明</w:t>
       </w:r>
     </w:p>
     <w:p/>
+    <w:tbl>
+      <w:tblPr>
+        <w:tblStyle w:val="TableGrid"/>
+        <w:tblW w:type="auto" w:w="0"/>
+        <w:tblLook w:firstColumn="1" w:firstRow="1" w:lastColumn="0" w:lastRow="0" w:noHBand="0" w:noVBand="1" w:val="04A0"/>
+      </w:tblPr>
+      <w:tblGrid>
+        <w:gridCol w:w="2880"/>
+        <w:gridCol w:w="2880"/>
+        <w:gridCol w:w="2880"/>
+      </w:tblGrid>
+      <w:tr>
+        <w:tc>
+          <w:tcPr>
+            <w:tcW w:type="dxa" w:w="2880"/>
+          </w:tcPr>
+          <w:p>
+            <w:r>
+              <w:rPr>
+                <w:b/>
+              </w:rPr>
+            </w:r>
+            <w:r>
+              <w:rPr>
+                <w:b/>
+              </w:rPr>
+              <w:t>缺口領域</w:t>
+            </w:r>
+          </w:p>
+        </w:tc>
+        <w:tc>
+          <w:tcPr>
+            <w:tcW w:type="dxa" w:w="2880"/>
+          </w:tcPr>
+          <w:p>
+            <w:r>
+              <w:rPr>
+                <w:b/>
+              </w:rPr>
+            </w:r>
+            <w:r>
+              <w:rPr>
+                <w:b/>
+              </w:rPr>
+              <w:t>具體缺項</w:t>
+            </w:r>
+          </w:p>
+        </w:tc>
+        <w:tc>
+          <w:tcPr>
+            <w:tcW w:type="dxa" w:w="2880"/>
+          </w:tcPr>
+          <w:p>
+            <w:r>
+              <w:rPr>
+                <w:b/>
+              </w:rPr>
+            </w:r>
+            <w:r>
+              <w:rPr>
+                <w:b/>
+              </w:rPr>
+              <w:t>影響</w:t>
+            </w:r>
+          </w:p>
+        </w:tc>
+      </w:tr>
+      <w:tr>
+        <w:tc>
+          <w:tcPr>
+            <w:tcW w:type="dxa" w:w="2880"/>
+          </w:tcPr>
+          <w:p>
+            <w:r/>
+            <w:r>
+              <w:t>時間覆蓋</w:t>
+            </w:r>
+          </w:p>
+        </w:tc>
+        <w:tc>
+          <w:tcPr>
+            <w:tcW w:type="dxa" w:w="2880"/>
+          </w:tcPr>
+          <w:p>
+            <w:r/>
+            <w:r>
+              <w:t>2025年3月、4月、6月-12月（含10月）完全無資料</w:t>
+            </w:r>
+          </w:p>
+        </w:tc>
+        <w:tc>
+          <w:tcPr>
+            <w:tcW w:type="dxa" w:w="2880"/>
+          </w:tcPr>
+          <w:p>
+            <w:r/>
+            <w:r>
+              <w:t>無法追蹤停火後續、第二/第三階段談判、人道情勢演變</w:t>
+            </w:r>
+          </w:p>
+        </w:tc>
+      </w:tr>
+      <w:tr>
+        <w:tc>
+          <w:tcPr>
+            <w:tcW w:type="dxa" w:w="2880"/>
+          </w:tcPr>
+          <w:p>
+            <w:r/>
+            <w:r>
+              <w:t>政治外交</w:t>
+            </w:r>
+          </w:p>
+        </w:tc>
+        <w:tc>
+          <w:tcPr>
+            <w:tcW w:type="dxa" w:w="2880"/>
+          </w:tcPr>
+          <w:p>
+            <w:r/>
+            <w:r>
+              <w:t>以色列官方聲明、哈馬斯直接表態、美國/卡達/埃及具體角色、第二階段談判進展</w:t>
+            </w:r>
+          </w:p>
+        </w:tc>
+        <w:tc>
+          <w:tcPr>
+            <w:tcW w:type="dxa" w:w="2880"/>
+          </w:tcPr>
+          <w:p>
+            <w:r/>
+            <w:r>
+              <w:t>僅能从聯合國角度側寫，缺乏多邊視角</w:t>
+            </w:r>
+          </w:p>
+        </w:tc>
+      </w:tr>
+      <w:tr>
+        <w:tc>
+          <w:tcPr>
+            <w:tcW w:type="dxa" w:w="2880"/>
+          </w:tcPr>
+          <w:p>
+            <w:r/>
+            <w:r>
+              <w:t>國際安全</w:t>
+            </w:r>
+          </w:p>
+        </w:tc>
+        <w:tc>
+          <w:tcPr>
+            <w:tcW w:type="dxa" w:w="2880"/>
+          </w:tcPr>
+          <w:p>
+            <w:r/>
+            <w:r>
+              <w:t>空襲/地面行動時間、地點、規模；停火違規具體事件；平民傷亡數字</w:t>
+            </w:r>
+          </w:p>
+        </w:tc>
+        <w:tc>
+          <w:tcPr>
+            <w:tcW w:type="dxa" w:w="2880"/>
+          </w:tcPr>
+          <w:p>
+            <w:r/>
+            <w:r>
+              <w:t>無法整理軍事行動時間線或評估平民暴露風險</w:t>
+            </w:r>
+          </w:p>
+        </w:tc>
+      </w:tr>
+      <w:tr>
+        <w:tc>
+          <w:tcPr>
+            <w:tcW w:type="dxa" w:w="2880"/>
+          </w:tcPr>
+          <w:p>
+            <w:r/>
+            <w:r>
+              <w:t>人道事務</w:t>
+            </w:r>
+          </w:p>
+        </w:tc>
+        <w:tc>
+          <w:tcPr>
+            <w:tcW w:type="dxa" w:w="2880"/>
+          </w:tcPr>
+          <w:p>
+            <w:r/>
+            <w:r>
+              <w:t>邊境口岸（拉法等）開閉紀錄、援助物資品類與數量、分發點、受助人口數</w:t>
+            </w:r>
+          </w:p>
+        </w:tc>
+        <w:tc>
+          <w:tcPr>
+            <w:tcW w:type="dxa" w:w="2880"/>
+          </w:tcPr>
+          <w:p>
+            <w:r/>
+            <w:r>
+              <w:t>無法量化人道准入實際改善或惡化程度</w:t>
+            </w:r>
+          </w:p>
+        </w:tc>
+      </w:tr>
+      <w:tr>
+        <w:tc>
+          <w:tcPr>
+            <w:tcW w:type="dxa" w:w="2880"/>
+          </w:tcPr>
+          <w:p>
+            <w:r/>
+            <w:r>
+              <w:t>醫療衛生</w:t>
+            </w:r>
+          </w:p>
+        </w:tc>
+        <w:tc>
+          <w:tcPr>
+            <w:tcW w:type="dxa" w:w="2880"/>
+          </w:tcPr>
+          <w:p>
+            <w:r/>
+            <w:r>
+              <w:t>醫院運作狀態、醫療物資短缺品項、病患轉送、醫護安全事件、WHO數據</w:t>
+            </w:r>
+          </w:p>
+        </w:tc>
+        <w:tc>
+          <w:tcPr>
+            <w:tcW w:type="dxa" w:w="2880"/>
+          </w:tcPr>
+          <w:p>
+            <w:r/>
+            <w:r>
+              <w:t>醫療衛生部門幾乎無法整理</w:t>
+            </w:r>
+          </w:p>
+        </w:tc>
+      </w:tr>
+      <w:tr>
+        <w:tc>
+          <w:tcPr>
+            <w:tcW w:type="dxa" w:w="2880"/>
+          </w:tcPr>
+          <w:p>
+            <w:r/>
+            <w:r>
+              <w:t>國際組織</w:t>
+            </w:r>
+          </w:p>
+        </w:tc>
+        <w:tc>
+          <w:tcPr>
+            <w:tcW w:type="dxa" w:w="2880"/>
+          </w:tcPr>
+          <w:p>
+            <w:r/>
+            <w:r>
+              <w:t>OCHA 獨立行動報告、WHO 聲明與數據、其他NGO報告</w:t>
+            </w:r>
+          </w:p>
+        </w:tc>
+        <w:tc>
+          <w:tcPr>
+            <w:tcW w:type="dxa" w:w="2880"/>
+          </w:tcPr>
+          <w:p>
+            <w:r/>
+            <w:r>
+              <w:t>僅有聯合國體系聲明，缺乏多機構交叉驗證</w:t>
+            </w:r>
+          </w:p>
+        </w:tc>
+      </w:tr>
+    </w:tbl>
+    <w:p/>
     <w:p>
       <w:r>
-        <w:t xml:space="preserve">1. </w:t>
+        <w:rPr>
+          <w:b/>
+        </w:rPr>
+        <w:t>結論：</w:t>
+      </w:r>
+      <w:r>
+        <w:t xml:space="preserve"> 現有資料（4篇文件、9個片段、4個活動日）僅能勾勒出 2025年1月中至2月中停火協議生效及第一階段執行的短期圖景，以及5月初援助全面中斷的惡化信號。對於問句指定的「10月重點時段」及全年大部分月份，</w:t>
       </w:r>
       <w:r>
         <w:rPr>
           <w:b/>
         </w:rPr>
-        <w:t>10月為關鍵觀察期</w:t>
+        <w:t>目前資料不足以做出任何有效分析</w:t>
       </w:r>
       <w:r>
-        <w:t>：現有資料顯示外交訊號（哈馬斯釋放人質意願）與人道物資（17萬噸）已同步就位（來源29），但10月後續發展（實際釋放、邊境開放、軍事是否停止）在現有資料中完全缺漏，建議密切追蹤10月中下旬動態。</w:t>
-      </w:r>
-    </w:p>
-    <w:p>
-      <w:r>
-        <w:t xml:space="preserve">2. </w:t>
-      </w:r>
-      <w:r>
-        <w:rPr>
-          <w:b/>
-        </w:rPr>
-        <w:t>醫療體系為最脆弱環節</w:t>
-      </w:r>
-      <w:r>
-        <w:t>：新生兒轉送即有死亡（來源30）、截肢率全球最高（來源28），即使停火達成，醫療恢復需遠長於其他面向。</w:t>
-      </w:r>
-    </w:p>
-    <w:p>
-      <w:r>
-        <w:t xml:space="preserve">3. </w:t>
-      </w:r>
-      <w:r>
-        <w:rPr>
-          <w:b/>
-        </w:rPr>
-        <w:t>美國角色矛盾</w:t>
-      </w:r>
-      <w:r>
-        <w:t>：既是核心調解方（來源2），又在安理會否決停火決議（來源21），其政策取態是談判能否突破的最大變量。</w:t>
-      </w:r>
-    </w:p>
-    <w:p>
-      <w:r>
-        <w:t xml:space="preserve">4. </w:t>
-      </w:r>
-      <w:r>
-        <w:rPr>
-          <w:b/>
-        </w:rPr>
-        <w:t>約旦河西岸溢效應</w:t>
-      </w:r>
-      <w:r>
-        <w:t>：2月已出現4萬人流離失所、50多人喪生（來源14、15），若加薩談判破裂，衝突可能向西岸擴展，進一步加劇區域人道負擔。</w:t>
-      </w:r>
-    </w:p>
-    <w:p/>
-    <w:p>
-      <w:pPr>
-        <w:pStyle w:val="IntenseQuote"/>
-      </w:pPr>
-      <w:r>
-        <w:rPr>
-          <w:b/>
-        </w:rPr>
-        <w:t>免責聲明：</w:t>
-      </w:r>
-      <w:r>
-        <w:t xml:space="preserve"> 本報告嚴格依據所提供的15篇文件、30則片段撰寫。2025年3月、9月無任何資料，4月至8月亦存在多處間隙，部分時期的實際狀況（如停火是否持續有效執行、人質交換具體批次）可能未完整反映。所有事實性陳述均可追溯至標註的來源編號。</w:t>
+        <w:t>。建議補充以色列、哈馬斯、美國、卡達、埃及等直接來源，以及 OCHA、WHO、UNRWA 等機構的現場報告，方能完整回答分部門問題。</w:t>
       </w:r>
     </w:p>
     <w:p>
@@ -3709,59 +2773,11 @@
         <w:pStyle w:val="ListNumber"/>
       </w:pPr>
       <w:r>
-        <w:t>联合国谴责以色列继续阻碍向加沙提供援助的努力 · 2025-01-14</w:t>
-      </w:r>
-      <w:r>
-        <w:br/>
-        <w:t>(dc48d935d6abd0eafd683a5d6fab2988a9c4e6e5) 杜加里克指出，由于严重的物资短缺，奥达医院的运行受限，而印度尼西亚医院的基本设备已被破坏...联合国及其合作伙伴仍在竭尽全力，向受冲突影响的巴勒斯坦人提供必要支持。他强调，以色列当局必须履行国际人道主义法义务，允许无阻碍的人道援助进入加沙。</w:t>
-      </w:r>
-    </w:p>
-    <w:p>
-      <w:pPr>
-        <w:pStyle w:val="ListNumber"/>
-      </w:pPr>
-      <w:r>
-        <w:t>联合国秘书长欢迎达成加沙停火及释放人质协议 · 2025-01-15</w:t>
-      </w:r>
-      <w:r>
-        <w:br/>
-        <w:t>(39eaccd8c4e92c673329f5fc2fe17d2284346c9b) 联合国秘书长古特雷斯周三发表声明，对加沙停火及释放人质协议的达成表示热烈欢迎。他高度赞扬了埃及、卡塔尔和美国在推动这一协议达成过程中做出的卓越贡献。</w:t>
-      </w:r>
-    </w:p>
-    <w:p>
-      <w:pPr>
-        <w:pStyle w:val="ListNumber"/>
-      </w:pPr>
-      <w:r>
-        <w:t>联合国秘书长欢迎达成加沙停火及释放人质协议 · 2025-01-15</w:t>
-      </w:r>
-      <w:r>
-        <w:br/>
-        <w:t>(39eaccd8c4e92c673329f5fc2fe17d2284346c9b) 联合国儿童基金会执行主任拉塞尔强调，停火协议只是迈向和平的第一步，这场冲突已造成至少1.45万名儿童丧生，数千人受伤，近100万人流离失所。</w:t>
-      </w:r>
-    </w:p>
-    <w:p>
-      <w:pPr>
-        <w:pStyle w:val="ListNumber"/>
-      </w:pPr>
-      <w:r>
         <w:t>联合国秘书长欢迎达成加沙停火及释放人质协议 · 2025-01-15</w:t>
       </w:r>
       <w:r>
         <w:br/>
         <w:t>(39eaccd8c4e92c673329f5fc2fe17d2284346c9b) 古特雷斯重申，结束占领并通过谈判实现“两国方案”，使以色列和巴勒斯坦在国际法、联合国相关决议和既往协议的框架内和平共处，是一项紧迫而重要的任务。</w:t>
-      </w:r>
-    </w:p>
-    <w:p>
-      <w:pPr>
-        <w:pStyle w:val="ListNumber"/>
-      </w:pPr>
-      <w:r>
-        <w:t>联合国秘书长欢迎达成加沙停火及释放人质协议 · 2025-01-15</w:t>
-      </w:r>
-      <w:r>
-        <w:br/>
-        <w:t>(39eaccd8c4e92c673329f5fc2fe17d2284346c9b) 联合国主管人道主义事务副秘书长兼紧急救济协调员弗莱彻表示，此次停火协议为数百万饱受冲突摧残的人们带来了迫切的希望。然而他同时指出，这一停火协议虽然带来了希望与机遇，但援助幸存者的过程依然充满挑战。</w:t>
       </w:r>
     </w:p>
     <w:p>
@@ -3853,215 +2869,11 @@
         <w:pStyle w:val="ListNumber"/>
       </w:pPr>
       <w:r>
-        <w:t>联合国秘书长对加沙维持停火与释放最新一波人质表示欢迎 · 2025-02-16</w:t>
-      </w:r>
-      <w:r>
-        <w:br/>
-        <w:t>(e9a2eb771e02c750789b2c7fabffd4ca16c0027b) 古特雷斯秘书长再次敦促所有各方信守承诺，并严格遵守国际人道法和国际人权法。</w:t>
-      </w:r>
-    </w:p>
-    <w:p>
-      <w:pPr>
-        <w:pStyle w:val="ListNumber"/>
-      </w:pPr>
-      <w:r>
-        <w:t>联合国警告：约旦河西岸安全局势持续恶化 · 2025-02-26</w:t>
-      </w:r>
-      <w:r>
-        <w:br/>
-        <w:t>(cb4a819ff3eda078e28cf6d668f54c953d86d19e) 联合国人道机构周三警告说，以色列在被占领的约旦河西岸发动的数周军事行动已将巴勒斯坦社区变成“战场”，导致约四万人流离失所，安全形势令人担忧。</w:t>
-      </w:r>
-    </w:p>
-    <w:p>
-      <w:pPr>
-        <w:pStyle w:val="ListNumber"/>
-      </w:pPr>
-      <w:r>
-        <w:t>联合国警告：约旦河西岸安全局势持续恶化 · 2025-02-26</w:t>
-      </w:r>
-      <w:r>
-        <w:br/>
-        <w:t>(cb4a819ff3eda078e28cf6d668f54c953d86d19e) 近东救济工程处报告说，自以色列五周前发动军事行动以来，已有50多人丧生，其中包括儿童，约旦河西岸正迅速演变为战场，而普通巴勒斯坦民众首当其冲，承受着最严重的后果。</w:t>
-      </w:r>
-    </w:p>
-    <w:p>
-      <w:pPr>
-        <w:pStyle w:val="ListNumber"/>
-      </w:pPr>
-      <w:r>
-        <w:t>联合国警告：约旦河西岸安全局势持续恶化 · 2025-02-26</w:t>
-      </w:r>
-      <w:r>
-        <w:br/>
-        <w:t>(cb4a819ff3eda078e28cf6d668f54c953d86d19e) 人道协调厅重申，对以色列军方对平民使用过度武力以及流离失所者日益严峻的人道需求深表关切。</w:t>
-      </w:r>
-    </w:p>
-    <w:p>
-      <w:pPr>
-        <w:pStyle w:val="ListNumber"/>
-      </w:pPr>
-      <w:r>
-        <w:t>联合国秘书长对加沙维持停火与释放最新一波人质表示欢迎 · 2025-03-01</w:t>
-      </w:r>
-      <w:r>
-        <w:br/>
-        <w:t>(e9a2eb771e02c750789b2c7fabffd4ca16c0027b) 尽管局势依然紧张，但预定在3月1日前完成的第一阶段计划目前正在基本按照商定的步骤推进。随后，哈以双方将就永久停火问题展开谈判，开启协议的下一阶段。</w:t>
-      </w:r>
-    </w:p>
-    <w:p>
-      <w:pPr>
-        <w:pStyle w:val="ListNumber"/>
-      </w:pPr>
-      <w:r>
-        <w:t>联合国谴责以色列袭击加沙人道工作者 呼吁进行独立调查 · 2025-04-01</w:t>
-      </w:r>
-      <w:r>
-        <w:br/>
-        <w:t>(f81d008d56390f29d4afb877219562b28a5784d1) 埃尔德表示：“以色列当局关闭了加沙边境，已连续四周禁止所有商业和人道主义援助进入。面对一次又一次的侵犯国际人道法行为，我们的援助努力正被不断受到削弱。”</w:t>
-      </w:r>
-    </w:p>
-    <w:p>
-      <w:pPr>
-        <w:pStyle w:val="ListNumber"/>
-      </w:pPr>
-      <w:r>
-        <w:t>【世界进行时】2025年 4月 25日 · 2025-04-25</w:t>
-      </w:r>
-      <w:r>
-        <w:br/>
-        <w:t>(619391b9365f303e1ae84efedfdc579d46bbc0e5) 自加沙停火协议三月份破裂以来，在以色列的封锁之下，至今已经连续50多天没有援助物资进入加沙，加沙人口即将断粮。同时，在酷热难耐的高温、污水横流与垃圾成山的环境中，加沙的流离失所家庭正面临日益严重的公共卫生危机。</w:t>
-      </w:r>
-    </w:p>
-    <w:p>
-      <w:pPr>
-        <w:pStyle w:val="ListNumber"/>
-      </w:pPr>
-      <w:r>
         <w:t>【世界进行时】2025年5月2日 · 2025-05-02</w:t>
       </w:r>
       <w:r>
         <w:br/>
         <w:t>(e29e171afacdcb9477c21405ab50df04631ed526) 在以色列切断对加沙所有援助两个月后，负责人道事务的副秘书长弗莱彻周四发表声明指出，以色列阻止援助物资进入是对哈马斯施压的策略，却严重违反国际法，剥夺了平民的生存权、基本医疗保障和尊严，是残酷的集体惩罚。</w:t>
-      </w:r>
-    </w:p>
-    <w:p>
-      <w:pPr>
-        <w:pStyle w:val="ListNumber"/>
-      </w:pPr>
-      <w:r>
-        <w:t>【世界进行时】2025年6月5日 · 2025-05-31</w:t>
-      </w:r>
-      <w:r>
-        <w:br/>
-        <w:t>(2f0113012e6db122822f1f90d6b562e137952d4d) 在以色列对加沙实施近三个月援助封锁过后，加沙饥饿危机已呈失控态势。据报道，5月31日以来连续数天，加沙民众在该地带南部美国和以色列控制的一处私营援助中心周边试图领取食物时遭到枪击遇难。秘书长古特雷斯发表声明，对此深表震惊，并再次呼吁立即实现持久停火，以缓解当地不断恶化的人道局势。同时，周三，美国在安理会投下否决票，阻止了一项呼吁加沙永久停火、解除限制援助物资进入的决议草案。</w:t>
-      </w:r>
-    </w:p>
-    <w:p>
-      <w:pPr>
-        <w:pStyle w:val="ListNumber"/>
-      </w:pPr>
-      <w:r>
-        <w:t>联合国强调：必须确保加沙人道援助通道畅通无阻 · 2025-06-13</w:t>
-      </w:r>
-      <w:r>
-        <w:br/>
-        <w:t>(2be23bcc957b8a5b1e7506443ed67ab66c369ec1) 然而自四月以来，以色列当局已拒绝超过20次抢修许可申请。</w:t>
-      </w:r>
-    </w:p>
-    <w:p>
-      <w:pPr>
-        <w:pStyle w:val="ListNumber"/>
-      </w:pPr>
-      <w:r>
-        <w:t>【世界进行时】2025年6月27日 · 2025-06-27</w:t>
-      </w:r>
-      <w:r>
-        <w:br/>
-        <w:t>(5f001e9f9e83af9c3abffd16a99b7bb31a0ec4ef) 本周，在美国斡旋下，以色列和伊朗实现了停火，安理会再次就伊核问题召开会议。</w:t>
-      </w:r>
-    </w:p>
-    <w:p>
-      <w:pPr>
-        <w:pStyle w:val="ListNumber"/>
-      </w:pPr>
-      <w:r>
-        <w:t>联合国秘书长对加沙人道危机升级深表震惊　呼吁立即实现永久停火和全面准入 · 2025-07-03</w:t>
-      </w:r>
-      <w:r>
-        <w:br/>
-        <w:t>(f52a255e51ca67f26b22cd6870bc2eab25f97d53) 联合国秘书长古特雷斯对加沙人道主义局势的进一步恶化表示严重关切，并强烈谴责近日多起导致大量平民死伤的袭击事件。他重申，所有各方必须尊重国际人道主义法，并呼吁立即实现永久停火，确保人道援助畅通无阻地抵达有需要的人群。</w:t>
-      </w:r>
-    </w:p>
-    <w:p>
-      <w:pPr>
-        <w:pStyle w:val="ListNumber"/>
-      </w:pPr>
-      <w:r>
-        <w:t>联合国秘书长对加沙人道危机升级深表震惊　呼吁立即实现永久停火和全面准入 · 2025-07-03</w:t>
-      </w:r>
-      <w:r>
-        <w:br/>
-        <w:t>(f52a255e51ca67f26b22cd6870bc2eab25f97d53) 杜加里克指出，仅在本周一天内，以色列当局就下令强制转移近3万人，使他们在缺乏庇护、食物、药品和饮用水的情况下再次流离失所。秘书长强调，根据国际人道法，平民必须受到尊重和保护，其基本需求必须得到满足。</w:t>
-      </w:r>
-    </w:p>
-    <w:p>
-      <w:pPr>
-        <w:pStyle w:val="ListNumber"/>
-      </w:pPr>
-      <w:r>
-        <w:t>联合国秘书长对加沙人道危机升级深表震惊　呼吁立即实现永久停火和全面准入 · 2025-07-03</w:t>
-      </w:r>
-      <w:r>
-        <w:br/>
-        <w:t>(f52a255e51ca67f26b22cd6870bc2eab25f97d53) 仅在2025年6月，联合国进行的近400次人道协调尝试中，有44%被以色列当局直接拒绝，10%虽初步获批但后来受阻，仅有三分之一得以执行。其余12%因后勤、安全等问题被组织方取消。</w:t>
-      </w:r>
-    </w:p>
-    <w:p>
-      <w:pPr>
-        <w:pStyle w:val="ListNumber"/>
-      </w:pPr>
-      <w:r>
-        <w:t>【世界进行时】2025年8月8日 · 2025-08-08</w:t>
-      </w:r>
-      <w:r>
-        <w:br/>
-        <w:t>(bb245f12985c5eb1bc959abffcff9308ca2becc8) 聯合國秘書長古特雷斯周五對以色列政府決定「接管加沙城」深表震驚。他指出，此舉標誌著局勢的危險升級，可能加劇數百萬巴勒斯坦人已面臨的災難性後果，並可能進一步危及更多生命，包括仍被扣押的人質。</w:t>
-      </w:r>
-    </w:p>
-    <w:p>
-      <w:pPr>
-        <w:pStyle w:val="ListNumber"/>
-      </w:pPr>
-      <w:r>
-        <w:t>【世界进行时】2025年8月22日 · 2025-08-22</w:t>
-      </w:r>
-      <w:r>
-        <w:br/>
-        <w:t>(9636869ff36155742998777919504f25a8be97f4) 加沙地带儿童截肢率已攀升至全球最高。周四，以色列军队持续加强在加沙城及周边地带的军事行动。联合国秘书长古特雷斯再度紧急呼吁停火。</w:t>
-      </w:r>
-    </w:p>
-    <w:p>
-      <w:pPr>
-        <w:pStyle w:val="ListNumber"/>
-      </w:pPr>
-      <w:r>
-        <w:t>联合国秘书长对哈马斯宣布准备释放人质“感到鼓舞” · 2025-10-03</w:t>
-      </w:r>
-      <w:r>
-        <w:br/>
-        <w:t>(f732e30b67822ea89556de1c42a59aa76afd590d) 联合国及合作伙伴已准备约17万吨的食品、药品、帐篷等急需物资，可随时运入加沙。</w:t>
-      </w:r>
-    </w:p>
-    <w:p>
-      <w:pPr>
-        <w:pStyle w:val="ListNumber"/>
-      </w:pPr>
-      <w:r>
-        <w:t>联合国秘书长对哈马斯宣布准备释放人质“感到鼓舞” · 2025-10-03</w:t>
-      </w:r>
-      <w:r>
-        <w:br/>
-        <w:t>(f732e30b67822ea89556de1c42a59aa76afd590d) 世卫组织组织了一次紧急转移任务，将3名危重新生儿从加沙市的赫卢医院转移到代尔巴拉赫的阿克萨医院...原定转移的第4名婴儿于当天早上死亡。</w:t>
       </w:r>
     </w:p>
     <w:p>
@@ -4096,7 +2908,7 @@
         <w:t>資料準備耗時：</w:t>
       </w:r>
       <w:r>
-        <w:t>約 69.04 秒</w:t>
+        <w:t>約 82.35 秒</w:t>
       </w:r>
     </w:p>
     <w:p>
@@ -4127,7 +2939,7 @@
         <w:t>相對時間解析基準：</w:t>
       </w:r>
       <w:r>
-        <w:t>2026-09-03T14:42:36+08:00 (Asia/Taipei；去年=2025)</w:t>
+        <w:t>2026-09-03T17:40:51+08:00 (Asia/Taipei；去年=2025)</w:t>
       </w:r>
     </w:p>
     <w:p>
@@ -4138,7 +2950,7 @@
         <w:t>精煉後問題（檢索用）：</w:t>
       </w:r>
       <w:r>
-        <w:t>2025年（2025-01-01至2025-12-31，重點時段：2025年10月）持續蒐集加薩停火談判、人質釋放、人道援助准入及平民保護相關資訊，依部門分列：政治外交--以色列、哈馬斯、美國、卡達、埃及及其他調解方之停火方案、人質交換條件與談判進展；國際安全--空襲、地面軍事行動、停火違規及對平民與救援人員之安全影響；人道事務--食品、藥品、飲水、避難、邊境口岸與援助物資進入情形；醫療衛生--醫院運作、醫療物資短缺、病患轉送及醫護人員安全；國際組織--聯合國、人道協調廳、世衛組織及相關機構之聲明、數據與行動；綜合研析--分析停火與人質談判是否實際改善人道准入與平民處境，辨識外交進展、軍事行動與人道情勢間之傳導關係，提出談判破裂、援助受阻、醫療體系惡化及衝突再升級等後續風險。</w:t>
+        <w:t>2025年（2025-01-01至2025-12-31，10月為重點時段）加薩衝突：持續蒐集停火談判、人質釋放、人道援助准入及平民保護資訊。分部門整理：(1)政治外交：以色列、哈馬斯、美國、卡達、埃及及調解方之停火方案、人質交換條件、談判進展；(2)國際安全：空襲、地面行動、停火違規、對平民與救援人員之安全影響；(3)人道事務：食品、藥品、飲水、避難、邊境口岸、援助物資進入情形；(4)醫療衛生：醫院運作、醫療物資短缺、病患轉送、醫護人員安全；(5)國際組織：聯合國、OCHA、WHO等機構聲明、數據與行動；(6)綜合研析：分析停火與人質談判對人道准入及平民處境的實際影響，辨識外交進展、軍事行動與人道情勢間傳導關係，提出談判破裂、援助受阻、醫療體系惡化、衝突再升級等後續風險。</w:t>
       </w:r>
     </w:p>
     <w:p>
@@ -4182,7 +2994,7 @@
         <w:t>統計概況：</w:t>
       </w:r>
       <w:r>
-        <w:t>文件數：15；片段數：30；有活動天數：15</w:t>
+        <w:t>文件數：4；片段數：9；有活動天數：4</w:t>
       </w:r>
     </w:p>
     <w:p>
@@ -4196,7 +3008,7 @@
         <w:t>核心關鍵詞：</w:t>
       </w:r>
       <w:r>
-        <w:t>加薩, 停火, 人質, 人道援助, 以色列, 哈馬斯, 平民保護, 調解</w:t>
+        <w:t>加薩, 停火, 人質, 人道援助, 以色列, 哈馬斯, 空襲, 醫療</w:t>
       </w:r>
     </w:p>
     <w:p>
@@ -4207,7 +3019,7 @@
         <w:t>代理人 ES 文本查詢工具查詢字串：</w:t>
       </w:r>
       <w:r>
-        <w:t>核心關鍵詞組如下：加薩、停火、人質、人道援助、以色列、哈馬斯、平民保護、調解</w:t>
+        <w:t>核心關鍵詞組如下：加薩、停火、人質、人道援助、以色列、哈馬斯、空襲、醫療</w:t>
       </w:r>
     </w:p>
     <w:p>
@@ -4218,7 +3030,7 @@
         <w:t>同義／擴充關鍵詞：</w:t>
       </w:r>
       <w:r>
-        <w:t>加萨, 加薩地帶, 加萨地带, 加沙, 加沙地帶, 加沙地带, Gaza, Gaza Strip, 停止射擊, 停止射击, ceasefire, 人质, 被扣人員, 被扣人员, 被擄人員, 被掳人员, hostages, 人道主義援助, 人道主义援助, 人道救援, humanitarian aid, humanitarian assistance, 以色列國, 以色列国, 以方, Israel, 哈马斯, Hamas, 巴勒斯坦伊斯蘭抵抗運動, 巴勒斯坦伊斯兰抵抗运动, 平民保护, 保護平民, 保护平民, 民衆保護, 民众保护, 民眾保護, 非戰鬥人員保護, 非战斗人员保护, civilian protection, 调解, 斡旋, 居間調解, 居间调解, mediation</w:t>
+        <w:t>加萨, 加薩地帶, 加萨地带, 加薩走廊, 加萨走廊, Gaza, Gaza Strip, ceasefire, 人质, hostages, 人道主義援助, 人道主义援助, humanitarian aid, humanitarian assistance, 以色列國, 以色列国, Israel, 以方, 哈马斯, 哈瑪斯, 哈玛斯, Hamas, 伊斯蘭抵抗運動, 伊斯兰抵抗运动, 空袭, airstrike, air strike, 医疗, healthcare, medical</w:t>
       </w:r>
     </w:p>
     <w:p>
@@ -4229,7 +3041,7 @@
         <w:t>實際使用關鍵詞（effective terms）：</w:t>
       </w:r>
       <w:r>
-        <w:t>加薩, 停火, 人質, 人道援助, 以色列, 哈馬斯, 平民保護, 調解, 加萨, 加薩地帶, 加萨地带, 加沙, 加沙地帶, 加沙地带, Gaza, Gaza Strip, 停止射擊, 停止射击, ceasefire, 人质, 被扣人員, 被扣人员, 被擄人員, 被掳人员, hostages, 人道主義援助, 人道主义援助, 人道救援, humanitarian aid, humanitarian assistance, 以色列國, 以色列国, 以方, Israel, 哈马斯, Hamas, 巴勒斯坦伊斯蘭抵抗運動, 巴勒斯坦伊斯兰抵抗运动, 平民保护, 保護平民, 保护平民, 民衆保護, 民众保护, 民眾保護, 非戰鬥人員保護, 非战斗人员保护, civilian protection, 调解, 斡旋, 居間調解, 居间调解, mediation</w:t>
+        <w:t>加薩, 停火, 人質, 人道援助, 以色列, 哈馬斯, 空襲, 醫療, 加萨, 加薩地帶, 加萨地带, 加薩走廊, 加萨走廊, Gaza, Gaza Strip, ceasefire, 人质, hostages, 人道主義援助, 人道主义援助, humanitarian aid, humanitarian assistance, 以色列國, 以色列国, Israel, 以方, 哈马斯, 哈瑪斯, 哈玛斯, Hamas, 伊斯蘭抵抗運動, 伊斯兰抵抗运动, 空袭, airstrike, air strike, 医疗, healthcare, medical</w:t>
       </w:r>
     </w:p>
     <w:p>
@@ -4280,7 +3092,7 @@
         <w:t>；執行狀態：正常完成</w:t>
       </w:r>
       <w:r>
-        <w:t>；耗時：10.011 秒</w:t>
+        <w:t>；耗時：8.089 秒</w:t>
       </w:r>
     </w:p>
     <w:p>
@@ -4300,7 +3112,7 @@
         <w:t>；執行狀態：正常完成</w:t>
       </w:r>
       <w:r>
-        <w:t>；耗時：19.811 秒</w:t>
+        <w:t>；耗時：16.158 秒</w:t>
       </w:r>
     </w:p>
     <w:p>
@@ -4320,7 +3132,7 @@
         <w:t>；執行狀態：正常完成</w:t>
       </w:r>
       <w:r>
-        <w:t>；耗時：69.036 秒</w:t>
+        <w:t>；耗時：82.354 秒</w:t>
       </w:r>
     </w:p>
     <w:p>
@@ -4361,7 +3173,7 @@
         <w:t>；執行狀態：正常完成</w:t>
       </w:r>
       <w:r>
-        <w:t>；耗時：85.498 秒</w:t>
+        <w:t>；耗時：72.244 秒</w:t>
       </w:r>
     </w:p>
     <w:sectPr>

--- a/tests_code/gaza_report.docx
+++ b/tests_code/gaza_report.docx
@@ -36,36 +36,7 @@
         <w:pStyle w:val="Heading1"/>
       </w:pPr>
       <w:r>
-        <w:t>2025年加薩衝突資訊彙整與綜合研析</w:t>
-      </w:r>
-    </w:p>
-    <w:p/>
-    <w:p>
-      <w:pPr>
-        <w:pStyle w:val="IntenseQuote"/>
-      </w:pPr>
-      <w:r>
-        <w:rPr>
-          <w:b/>
-        </w:rPr>
-        <w:t>重點聲明：關於「10月為重點時段」之說明</w:t>
-      </w:r>
-    </w:p>
-    <w:p>
-      <w:pPr>
-        <w:pStyle w:val="IntenseQuote"/>
-      </w:pPr>
-      <w:r>
-        <w:t>本次檢索結果中，2025年10月</w:t>
-      </w:r>
-      <w:r>
-        <w:rPr>
-          <w:b/>
-        </w:rPr>
-        <w:t>完全沒有任何文件、片段或活動紀錄</w:t>
-      </w:r>
-      <w:r>
-        <w:t>。現有資料僅覆蓋 2025-01-15 至 2025-05-02 共四個活動日，無法提供10月停火談判、人質釋放、人道援助及平民保護之任何資訊。以下報告僅能基於現有的 1月、2月、5月資料進行分析，並對資料缺口做明確標註。</w:t>
+        <w:t>2025 年加薩停火、人質談判、人道援助與平民保護綜合研析報告</w:t>
       </w:r>
     </w:p>
     <w:p/>
@@ -91,14 +62,13 @@
         <w:tblLook w:firstColumn="1" w:firstRow="1" w:lastColumn="0" w:lastRow="0" w:noHBand="0" w:noVBand="1" w:val="04A0"/>
       </w:tblPr>
       <w:tblGrid>
-        <w:gridCol w:w="2880"/>
-        <w:gridCol w:w="2880"/>
-        <w:gridCol w:w="2880"/>
+        <w:gridCol w:w="4320"/>
+        <w:gridCol w:w="4320"/>
       </w:tblGrid>
       <w:tr>
         <w:tc>
           <w:tcPr>
-            <w:tcW w:type="dxa" w:w="2880"/>
+            <w:tcW w:type="dxa" w:w="4320"/>
           </w:tcPr>
           <w:p>
             <w:r>
@@ -116,7 +86,7 @@
         </w:tc>
         <w:tc>
           <w:tcPr>
-            <w:tcW w:type="dxa" w:w="2880"/>
+            <w:tcW w:type="dxa" w:w="4320"/>
           </w:tcPr>
           <w:p>
             <w:r>
@@ -132,29 +102,11 @@
             </w:r>
           </w:p>
         </w:tc>
-        <w:tc>
-          <w:tcPr>
-            <w:tcW w:type="dxa" w:w="2880"/>
-          </w:tcPr>
-          <w:p>
-            <w:r>
-              <w:rPr>
-                <w:b/>
-              </w:rPr>
-            </w:r>
-            <w:r>
-              <w:rPr>
-                <w:b/>
-              </w:rPr>
-              <w:t>說明</w:t>
-            </w:r>
-          </w:p>
-        </w:tc>
       </w:tr>
       <w:tr>
         <w:tc>
           <w:tcPr>
-            <w:tcW w:type="dxa" w:w="2880"/>
+            <w:tcW w:type="dxa" w:w="4320"/>
           </w:tcPr>
           <w:p>
             <w:r/>
@@ -165,23 +117,12 @@
         </w:tc>
         <w:tc>
           <w:tcPr>
-            <w:tcW w:type="dxa" w:w="2880"/>
+            <w:tcW w:type="dxa" w:w="4320"/>
           </w:tcPr>
           <w:p>
             <w:r/>
             <w:r>
-              <w:t>4</w:t>
-            </w:r>
-          </w:p>
-        </w:tc>
-        <w:tc>
-          <w:tcPr>
-            <w:tcW w:type="dxa" w:w="2880"/>
-          </w:tcPr>
-          <w:p>
-            <w:r/>
-            <w:r>
-              <w:t>僅 4 篇文件</w:t>
+              <w:t>14</w:t>
             </w:r>
           </w:p>
         </w:tc>
@@ -189,7 +130,7 @@
       <w:tr>
         <w:tc>
           <w:tcPr>
-            <w:tcW w:type="dxa" w:w="2880"/>
+            <w:tcW w:type="dxa" w:w="4320"/>
           </w:tcPr>
           <w:p>
             <w:r/>
@@ -200,23 +141,12 @@
         </w:tc>
         <w:tc>
           <w:tcPr>
-            <w:tcW w:type="dxa" w:w="2880"/>
+            <w:tcW w:type="dxa" w:w="4320"/>
           </w:tcPr>
           <w:p>
             <w:r/>
             <w:r>
-              <w:t>9</w:t>
-            </w:r>
-          </w:p>
-        </w:tc>
-        <w:tc>
-          <w:tcPr>
-            <w:tcW w:type="dxa" w:w="2880"/>
-          </w:tcPr>
-          <w:p>
-            <w:r/>
-            <w:r>
-              <w:t>共 9 個可引用片段</w:t>
+              <w:t>29</w:t>
             </w:r>
           </w:p>
         </w:tc>
@@ -224,34 +154,23 @@
       <w:tr>
         <w:tc>
           <w:tcPr>
-            <w:tcW w:type="dxa" w:w="2880"/>
+            <w:tcW w:type="dxa" w:w="4320"/>
           </w:tcPr>
           <w:p>
             <w:r/>
             <w:r>
-              <w:t>有活動紀錄的天數</w:t>
+              <w:t>有活動紀錄天數</w:t>
             </w:r>
           </w:p>
         </w:tc>
         <w:tc>
           <w:tcPr>
-            <w:tcW w:type="dxa" w:w="2880"/>
+            <w:tcW w:type="dxa" w:w="4320"/>
           </w:tcPr>
           <w:p>
             <w:r/>
             <w:r>
-              <w:t>4</w:t>
-            </w:r>
-          </w:p>
-        </w:tc>
-        <w:tc>
-          <w:tcPr>
-            <w:tcW w:type="dxa" w:w="2880"/>
-          </w:tcPr>
-          <w:p>
-            <w:r/>
-            <w:r>
-              <w:t>2025-01-15、02-11、02-16、05-02</w:t>
+              <w:t>14 天</w:t>
             </w:r>
           </w:p>
         </w:tc>
@@ -259,34 +178,23 @@
       <w:tr>
         <w:tc>
           <w:tcPr>
-            <w:tcW w:type="dxa" w:w="2880"/>
+            <w:tcW w:type="dxa" w:w="4320"/>
           </w:tcPr>
           <w:p>
             <w:r/>
             <w:r>
-              <w:t>資料起止日期</w:t>
+              <w:t>資料起始日</w:t>
             </w:r>
           </w:p>
         </w:tc>
         <w:tc>
           <w:tcPr>
-            <w:tcW w:type="dxa" w:w="2880"/>
+            <w:tcW w:type="dxa" w:w="4320"/>
           </w:tcPr>
           <w:p>
             <w:r/>
             <w:r>
-              <w:t>2025-01-15 → 2025-05-02</w:t>
-            </w:r>
-          </w:p>
-        </w:tc>
-        <w:tc>
-          <w:tcPr>
-            <w:tcW w:type="dxa" w:w="2880"/>
-          </w:tcPr>
-          <w:p>
-            <w:r/>
-            <w:r>
-              <w:t>未涵蓋 3、4、6-12 月</w:t>
+              <w:t>2025-01-14</w:t>
             </w:r>
           </w:p>
         </w:tc>
@@ -294,69 +202,23 @@
       <w:tr>
         <w:tc>
           <w:tcPr>
-            <w:tcW w:type="dxa" w:w="2880"/>
+            <w:tcW w:type="dxa" w:w="4320"/>
           </w:tcPr>
           <w:p>
             <w:r/>
             <w:r>
-              <w:t>月份分布</w:t>
+              <w:t>資料結束日</w:t>
             </w:r>
           </w:p>
         </w:tc>
         <w:tc>
           <w:tcPr>
-            <w:tcW w:type="dxa" w:w="2880"/>
+            <w:tcW w:type="dxa" w:w="4320"/>
           </w:tcPr>
           <w:p>
             <w:r/>
             <w:r>
-              <w:t>1月(1)、2月(2)、5月(1)</w:t>
-            </w:r>
-          </w:p>
-        </w:tc>
-        <w:tc>
-          <w:tcPr>
-            <w:tcW w:type="dxa" w:w="2880"/>
-          </w:tcPr>
-          <w:p>
-            <w:r/>
-            <w:r>
-              <w:t>無 10 月數據</w:t>
-            </w:r>
-          </w:p>
-        </w:tc>
-      </w:tr>
-      <w:tr>
-        <w:tc>
-          <w:tcPr>
-            <w:tcW w:type="dxa" w:w="2880"/>
-          </w:tcPr>
-          <w:p>
-            <w:r/>
-            <w:r>
-              <w:t>季度分布</w:t>
-            </w:r>
-          </w:p>
-        </w:tc>
-        <w:tc>
-          <w:tcPr>
-            <w:tcW w:type="dxa" w:w="2880"/>
-          </w:tcPr>
-          <w:p>
-            <w:r/>
-            <w:r>
-              <w:t>Q1(3)、Q2(1)</w:t>
-            </w:r>
-          </w:p>
-        </w:tc>
-        <w:tc>
-          <w:tcPr>
-            <w:tcW w:type="dxa" w:w="2880"/>
-          </w:tcPr>
-          <w:p>
-            <w:r/>
-            <w:r>
-              <w:t>Q3、Q4 完全空白</w:t>
+              <w:t>2025-10-03</w:t>
             </w:r>
           </w:p>
         </w:tc>
@@ -369,72 +231,429 @@
         <w:jc w:val="left"/>
       </w:pPr>
       <w:r>
-        <w:t>主要觀察：</w:t>
+        <w:t>月份分佈（以文件數計）：</w:t>
       </w:r>
     </w:p>
+    <w:p/>
+    <w:tbl>
+      <w:tblPr>
+        <w:tblStyle w:val="TableGrid"/>
+        <w:tblW w:type="auto" w:w="0"/>
+        <w:tblLook w:firstColumn="1" w:firstRow="1" w:lastColumn="0" w:lastRow="0" w:noHBand="0" w:noVBand="1" w:val="04A0"/>
+      </w:tblPr>
+      <w:tblGrid>
+        <w:gridCol w:w="4320"/>
+        <w:gridCol w:w="4320"/>
+      </w:tblGrid>
+      <w:tr>
+        <w:tc>
+          <w:tcPr>
+            <w:tcW w:type="dxa" w:w="4320"/>
+          </w:tcPr>
+          <w:p>
+            <w:r>
+              <w:rPr>
+                <w:b/>
+              </w:rPr>
+            </w:r>
+            <w:r>
+              <w:rPr>
+                <w:b/>
+              </w:rPr>
+              <w:t>月份</w:t>
+            </w:r>
+          </w:p>
+        </w:tc>
+        <w:tc>
+          <w:tcPr>
+            <w:tcW w:type="dxa" w:w="4320"/>
+          </w:tcPr>
+          <w:p>
+            <w:r>
+              <w:rPr>
+                <w:b/>
+              </w:rPr>
+            </w:r>
+            <w:r>
+              <w:rPr>
+                <w:b/>
+              </w:rPr>
+              <w:t>文件數</w:t>
+            </w:r>
+          </w:p>
+        </w:tc>
+      </w:tr>
+      <w:tr>
+        <w:tc>
+          <w:tcPr>
+            <w:tcW w:type="dxa" w:w="4320"/>
+          </w:tcPr>
+          <w:p>
+            <w:r/>
+            <w:r>
+              <w:t>2025-01</w:t>
+            </w:r>
+          </w:p>
+        </w:tc>
+        <w:tc>
+          <w:tcPr>
+            <w:tcW w:type="dxa" w:w="4320"/>
+          </w:tcPr>
+          <w:p>
+            <w:r/>
+            <w:r>
+              <w:t>2</w:t>
+            </w:r>
+          </w:p>
+        </w:tc>
+      </w:tr>
+      <w:tr>
+        <w:tc>
+          <w:tcPr>
+            <w:tcW w:type="dxa" w:w="4320"/>
+          </w:tcPr>
+          <w:p>
+            <w:r/>
+            <w:r>
+              <w:t>2025-02</w:t>
+            </w:r>
+          </w:p>
+        </w:tc>
+        <w:tc>
+          <w:tcPr>
+            <w:tcW w:type="dxa" w:w="4320"/>
+          </w:tcPr>
+          <w:p>
+            <w:r/>
+            <w:r>
+              <w:t>3</w:t>
+            </w:r>
+          </w:p>
+        </w:tc>
+      </w:tr>
+      <w:tr>
+        <w:tc>
+          <w:tcPr>
+            <w:tcW w:type="dxa" w:w="4320"/>
+          </w:tcPr>
+          <w:p>
+            <w:r/>
+            <w:r>
+              <w:t>2025-04</w:t>
+            </w:r>
+          </w:p>
+        </w:tc>
+        <w:tc>
+          <w:tcPr>
+            <w:tcW w:type="dxa" w:w="4320"/>
+          </w:tcPr>
+          <w:p>
+            <w:r/>
+            <w:r>
+              <w:t>2</w:t>
+            </w:r>
+          </w:p>
+        </w:tc>
+      </w:tr>
+      <w:tr>
+        <w:tc>
+          <w:tcPr>
+            <w:tcW w:type="dxa" w:w="4320"/>
+          </w:tcPr>
+          <w:p>
+            <w:r/>
+            <w:r>
+              <w:t>2025-05</w:t>
+            </w:r>
+          </w:p>
+        </w:tc>
+        <w:tc>
+          <w:tcPr>
+            <w:tcW w:type="dxa" w:w="4320"/>
+          </w:tcPr>
+          <w:p>
+            <w:r/>
+            <w:r>
+              <w:t>1</w:t>
+            </w:r>
+          </w:p>
+        </w:tc>
+      </w:tr>
+      <w:tr>
+        <w:tc>
+          <w:tcPr>
+            <w:tcW w:type="dxa" w:w="4320"/>
+          </w:tcPr>
+          <w:p>
+            <w:r/>
+            <w:r>
+              <w:t>2025-06</w:t>
+            </w:r>
+          </w:p>
+        </w:tc>
+        <w:tc>
+          <w:tcPr>
+            <w:tcW w:type="dxa" w:w="4320"/>
+          </w:tcPr>
+          <w:p>
+            <w:r/>
+            <w:r>
+              <w:t>2</w:t>
+            </w:r>
+          </w:p>
+        </w:tc>
+      </w:tr>
+      <w:tr>
+        <w:tc>
+          <w:tcPr>
+            <w:tcW w:type="dxa" w:w="4320"/>
+          </w:tcPr>
+          <w:p>
+            <w:r/>
+            <w:r>
+              <w:t>2025-07</w:t>
+            </w:r>
+          </w:p>
+        </w:tc>
+        <w:tc>
+          <w:tcPr>
+            <w:tcW w:type="dxa" w:w="4320"/>
+          </w:tcPr>
+          <w:p>
+            <w:r/>
+            <w:r>
+              <w:t>1</w:t>
+            </w:r>
+          </w:p>
+        </w:tc>
+      </w:tr>
+      <w:tr>
+        <w:tc>
+          <w:tcPr>
+            <w:tcW w:type="dxa" w:w="4320"/>
+          </w:tcPr>
+          <w:p>
+            <w:r/>
+            <w:r>
+              <w:t>2025-08</w:t>
+            </w:r>
+          </w:p>
+        </w:tc>
+        <w:tc>
+          <w:tcPr>
+            <w:tcW w:type="dxa" w:w="4320"/>
+          </w:tcPr>
+          <w:p>
+            <w:r/>
+            <w:r>
+              <w:t>2</w:t>
+            </w:r>
+          </w:p>
+        </w:tc>
+      </w:tr>
+      <w:tr>
+        <w:tc>
+          <w:tcPr>
+            <w:tcW w:type="dxa" w:w="4320"/>
+          </w:tcPr>
+          <w:p>
+            <w:r/>
+            <w:r>
+              <w:t>2025-10</w:t>
+            </w:r>
+          </w:p>
+        </w:tc>
+        <w:tc>
+          <w:tcPr>
+            <w:tcW w:type="dxa" w:w="4320"/>
+          </w:tcPr>
+          <w:p>
+            <w:r/>
+            <w:r>
+              <w:t>1</w:t>
+            </w:r>
+          </w:p>
+        </w:tc>
+      </w:tr>
+    </w:tbl>
+    <w:p/>
     <w:p>
       <w:pPr>
-        <w:pStyle w:val="ListBullet"/>
+        <w:pStyle w:val="Heading2"/>
+        <w:jc w:val="left"/>
       </w:pPr>
       <w:r>
-        <w:t xml:space="preserve">資料高度集中於 </w:t>
+        <w:t>季度分佈（以文件數計）：</w:t>
+      </w:r>
+    </w:p>
+    <w:p/>
+    <w:tbl>
+      <w:tblPr>
+        <w:tblStyle w:val="TableGrid"/>
+        <w:tblW w:type="auto" w:w="0"/>
+        <w:tblLook w:firstColumn="1" w:firstRow="1" w:lastColumn="0" w:lastRow="0" w:noHBand="0" w:noVBand="1" w:val="04A0"/>
+      </w:tblPr>
+      <w:tblGrid>
+        <w:gridCol w:w="4320"/>
+        <w:gridCol w:w="4320"/>
+      </w:tblGrid>
+      <w:tr>
+        <w:tc>
+          <w:tcPr>
+            <w:tcW w:type="dxa" w:w="4320"/>
+          </w:tcPr>
+          <w:p>
+            <w:r>
+              <w:rPr>
+                <w:b/>
+              </w:rPr>
+            </w:r>
+            <w:r>
+              <w:rPr>
+                <w:b/>
+              </w:rPr>
+              <w:t>季度</w:t>
+            </w:r>
+          </w:p>
+        </w:tc>
+        <w:tc>
+          <w:tcPr>
+            <w:tcW w:type="dxa" w:w="4320"/>
+          </w:tcPr>
+          <w:p>
+            <w:r>
+              <w:rPr>
+                <w:b/>
+              </w:rPr>
+            </w:r>
+            <w:r>
+              <w:rPr>
+                <w:b/>
+              </w:rPr>
+              <w:t>文件數</w:t>
+            </w:r>
+          </w:p>
+        </w:tc>
+      </w:tr>
+      <w:tr>
+        <w:tc>
+          <w:tcPr>
+            <w:tcW w:type="dxa" w:w="4320"/>
+          </w:tcPr>
+          <w:p>
+            <w:r/>
+            <w:r>
+              <w:t>2025-Q1</w:t>
+            </w:r>
+          </w:p>
+        </w:tc>
+        <w:tc>
+          <w:tcPr>
+            <w:tcW w:type="dxa" w:w="4320"/>
+          </w:tcPr>
+          <w:p>
+            <w:r/>
+            <w:r>
+              <w:t>5</w:t>
+            </w:r>
+          </w:p>
+        </w:tc>
+      </w:tr>
+      <w:tr>
+        <w:tc>
+          <w:tcPr>
+            <w:tcW w:type="dxa" w:w="4320"/>
+          </w:tcPr>
+          <w:p>
+            <w:r/>
+            <w:r>
+              <w:t>2025-Q2</w:t>
+            </w:r>
+          </w:p>
+        </w:tc>
+        <w:tc>
+          <w:tcPr>
+            <w:tcW w:type="dxa" w:w="4320"/>
+          </w:tcPr>
+          <w:p>
+            <w:r/>
+            <w:r>
+              <w:t>5</w:t>
+            </w:r>
+          </w:p>
+        </w:tc>
+      </w:tr>
+      <w:tr>
+        <w:tc>
+          <w:tcPr>
+            <w:tcW w:type="dxa" w:w="4320"/>
+          </w:tcPr>
+          <w:p>
+            <w:r/>
+            <w:r>
+              <w:t>2025-Q3</w:t>
+            </w:r>
+          </w:p>
+        </w:tc>
+        <w:tc>
+          <w:tcPr>
+            <w:tcW w:type="dxa" w:w="4320"/>
+          </w:tcPr>
+          <w:p>
+            <w:r/>
+            <w:r>
+              <w:t>3</w:t>
+            </w:r>
+          </w:p>
+        </w:tc>
+      </w:tr>
+      <w:tr>
+        <w:tc>
+          <w:tcPr>
+            <w:tcW w:type="dxa" w:w="4320"/>
+          </w:tcPr>
+          <w:p>
+            <w:r/>
+            <w:r>
+              <w:t>2025-Q4</w:t>
+            </w:r>
+          </w:p>
+        </w:tc>
+        <w:tc>
+          <w:tcPr>
+            <w:tcW w:type="dxa" w:w="4320"/>
+          </w:tcPr>
+          <w:p>
+            <w:r/>
+            <w:r>
+              <w:t>1</w:t>
+            </w:r>
+          </w:p>
+        </w:tc>
+      </w:tr>
+    </w:tbl>
+    <w:p/>
+    <w:p>
+      <w:pPr>
+        <w:pStyle w:val="IntenseQuote"/>
+      </w:pPr>
+      <w:r>
+        <w:rPr>
+          <w:b/>
+        </w:rPr>
+        <w:t>資料缺口提示：</w:t>
+      </w:r>
+      <w:r>
+        <w:t xml:space="preserve"> 目前資料覆蓋 2025 年 1 月至 10 月初，</w:t>
       </w:r>
       <w:r>
         <w:rPr>
           <w:b/>
         </w:rPr>
-        <w:t>2025年1月中下旬至2月中下旬</w:t>
+        <w:t>3 月（僅 1 月 1 日有 1 則片段）、9 月、11 月至 12 月完全沒有紀錄</w:t>
       </w:r>
       <w:r>
-        <w:t>，反映停火協議生效及第一階段執行的短期動態。</w:t>
-      </w:r>
-    </w:p>
-    <w:p>
-      <w:pPr>
-        <w:pStyle w:val="ListBullet"/>
-      </w:pPr>
-      <w:r>
-        <w:rPr>
-          <w:b/>
-        </w:rPr>
-        <w:t>2025年5月2日</w:t>
-      </w:r>
-      <w:r>
-        <w:t>出現一則關於以色列切斷援助的批評聲明，顯示至5月衝突情勢已出現惡化跡象。</w:t>
-      </w:r>
-    </w:p>
-    <w:p>
-      <w:pPr>
-        <w:pStyle w:val="ListBullet"/>
-      </w:pPr>
-      <w:r>
-        <w:t>2025年3月、4月、6月至12月（含10月重點時段）</w:t>
-      </w:r>
-      <w:r>
-        <w:rPr>
-          <w:b/>
-        </w:rPr>
-        <w:t>完全沒有資料</w:t>
-      </w:r>
-      <w:r>
-        <w:t>，無法判斷該期間之停火、談判、人道與醫療發展。</w:t>
-      </w:r>
-    </w:p>
-    <w:p>
-      <w:pPr>
-        <w:pStyle w:val="ListBullet"/>
-      </w:pPr>
-      <w:r>
-        <w:t>所有片段均出自</w:t>
-      </w:r>
-      <w:r>
-        <w:rPr>
-          <w:b/>
-        </w:rPr>
-        <w:t>聯合國體系</w:t>
-      </w:r>
-      <w:r>
-        <w:t>（秘書長聲明、發言人、副秘書長），缺乏以色列、哈馬斯、美國、卡達、埃及等直接來源，也缺乏 OCHA、WHO 等機構的獨立數據。</w:t>
+        <w:t>。上述月份的事件與趨勢無法從現有資料中得出，以下分析僅針對已有數據所及之範圍。</w:t>
       </w:r>
     </w:p>
     <w:p/>
@@ -449,7 +668,13 @@
         <w:pStyle w:val="Heading2"/>
       </w:pPr>
       <w:r>
-        <w:t>二、事件時間線（依日期整理）</w:t>
+        <w:t>二、重要事件時間線</w:t>
+      </w:r>
+    </w:p>
+    <w:p/>
+    <w:p>
+      <w:r>
+        <w:t>以下依日期排列，每一項均標註來源編號（對應 ev 陣列之 ref_no）：</w:t>
       </w:r>
     </w:p>
     <w:p/>
@@ -528,7 +753,7 @@
           <w:p>
             <w:r/>
             <w:r>
-              <w:t>2025-01-15</w:t>
+              <w:t>2025-01-14</w:t>
             </w:r>
           </w:p>
         </w:tc>
@@ -539,7 +764,7 @@
           <w:p>
             <w:r/>
             <w:r>
-              <w:t>古特雷斯重申結束佔領、透過談判實現「兩國方案」是緊迫任務；此片段標題提及「歡迎達成加薩停火及釋放人質協議」，顯示停火協議在此前後已達成。</w:t>
+              <w:t>聯合國人道協調廳指出加薩奧達醫院因嚴重物資短缺運作受限，印尼醫院基本設備遭破壞；以色列當局須允許無阻礙的人道援助進入（來源1）</w:t>
             </w:r>
           </w:p>
         </w:tc>
@@ -550,7 +775,77 @@
           <w:p>
             <w:r/>
             <w:r>
-              <w:t>來源1</w:t>
+              <w:t>1</w:t>
+            </w:r>
+          </w:p>
+        </w:tc>
+      </w:tr>
+      <w:tr>
+        <w:tc>
+          <w:tcPr>
+            <w:tcW w:type="dxa" w:w="2880"/>
+            <w:vMerge w:val="restart"/>
+          </w:tcPr>
+          <w:p>
+            <w:r/>
+            <w:r>
+              <w:t>2025-01-15</w:t>
+            </w:r>
+          </w:p>
+          <w:p>
+            <w:r/>
+          </w:p>
+        </w:tc>
+        <w:tc>
+          <w:tcPr>
+            <w:tcW w:type="dxa" w:w="2880"/>
+          </w:tcPr>
+          <w:p>
+            <w:r/>
+            <w:r>
+              <w:t>停火及釋放人質協議達成；古特雷斯熱烈歡迎，讚揚埃及、卡達、美國之調解貢獻；聯合國兒童基金會指出衝突已造成至少 1.45 萬名兒童喪生、近 100 萬人流離失所；弗萊徹提醒援助落實仍充滿挑戰（來源2、3、5）</w:t>
+            </w:r>
+          </w:p>
+        </w:tc>
+        <w:tc>
+          <w:tcPr>
+            <w:tcW w:type="dxa" w:w="2880"/>
+          </w:tcPr>
+          <w:p>
+            <w:r/>
+            <w:r>
+              <w:t>2, 3, 5</w:t>
+            </w:r>
+          </w:p>
+        </w:tc>
+      </w:tr>
+      <w:tr>
+        <w:tc>
+          <w:tcPr>
+            <w:tcW w:type="dxa" w:w="2880"/>
+            <w:vMerge/>
+          </w:tcPr>
+          <w:p/>
+        </w:tc>
+        <w:tc>
+          <w:tcPr>
+            <w:tcW w:type="dxa" w:w="2880"/>
+          </w:tcPr>
+          <w:p>
+            <w:r/>
+            <w:r>
+              <w:t>古特雷斯重申應以談判實現「兩國方案」（來源4）</w:t>
+            </w:r>
+          </w:p>
+        </w:tc>
+        <w:tc>
+          <w:tcPr>
+            <w:tcW w:type="dxa" w:w="2880"/>
+          </w:tcPr>
+          <w:p>
+            <w:r/>
+            <w:r>
+              <w:t>4</w:t>
             </w:r>
           </w:p>
         </w:tc>
@@ -574,7 +869,7 @@
           <w:p>
             <w:r/>
             <w:r>
-              <w:t>停火協議於1月19日生效；人質與囚犯交換為協議第一階段的重要組成部分。</w:t>
+              <w:t>停火協議正式生效；人質與囚犯交換為第一階段重要組成部分（來源6）</w:t>
             </w:r>
           </w:p>
         </w:tc>
@@ -585,7 +880,7 @@
           <w:p>
             <w:r/>
             <w:r>
-              <w:t>來源2</w:t>
+              <w:t>6</w:t>
             </w:r>
           </w:p>
         </w:tc>
@@ -609,7 +904,7 @@
           <w:p>
             <w:r/>
             <w:r>
-              <w:t>停火協議持續約三週後出現可能終止的報導；古特雷斯強調必須避免戰火重燃，指出恢復敵對行動將導致嚴重人道災難；呼籲哈馬斯釋放人質，敦促雙方在杜哈（多哈）恢復第二階段談判。</w:t>
+              <w:t>停火協議面臨終止風險；古特雷斯強調必須竭盡全力避免戰火重燃；聯合國呼籲哈馬斯釋放人質、雙方在多哈恢復第二階段談判（來源7、8）</w:t>
             </w:r>
           </w:p>
         </w:tc>
@@ -620,7 +915,7 @@
           <w:p>
             <w:r/>
             <w:r>
-              <w:t>來源3、4</w:t>
+              <w:t>7, 8</w:t>
             </w:r>
           </w:p>
         </w:tc>
@@ -644,7 +939,7 @@
           <w:p>
             <w:r/>
             <w:r>
-              <w:t>三名以色列人質自加薩釋放，交換369名被關押在以色列監獄的巴勒斯坦人；古特雷斯對停火維持與最新人質釋放表示歡迎；協議第一階段還包括以軍撤離加薩居民區、巴勒斯坦人返回家園、大幅增加進入加薩的援助物資；聯合國承諾全力支持協議落實。</w:t>
+              <w:t>3 名以色列人質獲釋，369 名巴勒斯坦囚犯獲釋；協議共分三階段，第一階段含以軍撤離、巴勒斯坦人返家、增加援助物資；聯合國承諾全力支持協議落實（來源9、10、11、12、13）</w:t>
             </w:r>
           </w:p>
         </w:tc>
@@ -655,7 +950,147 @@
           <w:p>
             <w:r/>
             <w:r>
-              <w:t>來源5、6、7、8</w:t>
+              <w:t>9, 10, 11, 12, 13</w:t>
+            </w:r>
+          </w:p>
+        </w:tc>
+      </w:tr>
+      <w:tr>
+        <w:tc>
+          <w:tcPr>
+            <w:tcW w:type="dxa" w:w="2880"/>
+          </w:tcPr>
+          <w:p>
+            <w:r/>
+            <w:r>
+              <w:t>2025-02-26</w:t>
+            </w:r>
+          </w:p>
+        </w:tc>
+        <w:tc>
+          <w:tcPr>
+            <w:tcW w:type="dxa" w:w="2880"/>
+          </w:tcPr>
+          <w:p>
+            <w:r/>
+            <w:r>
+              <w:t>約旦河西岸安全惡化：以軍五週軍事行動致 50 多人喪生（含兒童）、約 4 萬人流離失所；人道協調廳對以軍對平民使用過度武力深表關切（來源14、15、16）</w:t>
+            </w:r>
+          </w:p>
+        </w:tc>
+        <w:tc>
+          <w:tcPr>
+            <w:tcW w:type="dxa" w:w="2880"/>
+          </w:tcPr>
+          <w:p>
+            <w:r/>
+            <w:r>
+              <w:t>14, 15, 16</w:t>
+            </w:r>
+          </w:p>
+        </w:tc>
+      </w:tr>
+      <w:tr>
+        <w:tc>
+          <w:tcPr>
+            <w:tcW w:type="dxa" w:w="2880"/>
+          </w:tcPr>
+          <w:p>
+            <w:r/>
+            <w:r>
+              <w:t>2025-03-01</w:t>
+            </w:r>
+          </w:p>
+        </w:tc>
+        <w:tc>
+          <w:tcPr>
+            <w:tcW w:type="dxa" w:w="2880"/>
+          </w:tcPr>
+          <w:p>
+            <w:r/>
+            <w:r>
+              <w:t>第一階段計劃基本按商定步驟推進；隨後哈以雙方將就永久停火展開第二階段談判（來源17）</w:t>
+            </w:r>
+          </w:p>
+        </w:tc>
+        <w:tc>
+          <w:tcPr>
+            <w:tcW w:type="dxa" w:w="2880"/>
+          </w:tcPr>
+          <w:p>
+            <w:r/>
+            <w:r>
+              <w:t>17</w:t>
+            </w:r>
+          </w:p>
+        </w:tc>
+      </w:tr>
+      <w:tr>
+        <w:tc>
+          <w:tcPr>
+            <w:tcW w:type="dxa" w:w="2880"/>
+          </w:tcPr>
+          <w:p>
+            <w:r/>
+            <w:r>
+              <w:t>2025-04-01</w:t>
+            </w:r>
+          </w:p>
+        </w:tc>
+        <w:tc>
+          <w:tcPr>
+            <w:tcW w:type="dxa" w:w="2880"/>
+          </w:tcPr>
+          <w:p>
+            <w:r/>
+            <w:r>
+              <w:t>以色列關閉加薩邊境，連續四周禁止所有商業與人道援助進入（來源18）</w:t>
+            </w:r>
+          </w:p>
+        </w:tc>
+        <w:tc>
+          <w:tcPr>
+            <w:tcW w:type="dxa" w:w="2880"/>
+          </w:tcPr>
+          <w:p>
+            <w:r/>
+            <w:r>
+              <w:t>18</w:t>
+            </w:r>
+          </w:p>
+        </w:tc>
+      </w:tr>
+      <w:tr>
+        <w:tc>
+          <w:tcPr>
+            <w:tcW w:type="dxa" w:w="2880"/>
+          </w:tcPr>
+          <w:p>
+            <w:r/>
+            <w:r>
+              <w:t>2025-04-25</w:t>
+            </w:r>
+          </w:p>
+        </w:tc>
+        <w:tc>
+          <w:tcPr>
+            <w:tcW w:type="dxa" w:w="2880"/>
+          </w:tcPr>
+          <w:p>
+            <w:r/>
+            <w:r>
+              <w:t>停火協議三月份破裂以來，連續 50 多天無援助物資進入加薩，人口即將斷糧，流離失所家庭面臨日益嚴重的公共衛生危機（來源19）</w:t>
+            </w:r>
+          </w:p>
+        </w:tc>
+        <w:tc>
+          <w:tcPr>
+            <w:tcW w:type="dxa" w:w="2880"/>
+          </w:tcPr>
+          <w:p>
+            <w:r/>
+            <w:r>
+              <w:t>19</w:t>
             </w:r>
           </w:p>
         </w:tc>
@@ -679,7 +1114,7 @@
           <w:p>
             <w:r/>
             <w:r>
-              <w:t>以色列切斷對加薩所有援助已持續約兩個月；聯合國人道事務副秘書長弗萊徹批評此舉嚴重違反國際法，剝奪平民生存權、基本醫療保障與尊嚴，屬於「殘酷的集體懲罰」。</w:t>
+              <w:t>以色列切断援助已達兩月；弗萊徹譴責此舉為「集體懲罰」，嚴重違反國際法（來源20）</w:t>
             </w:r>
           </w:p>
         </w:tc>
@@ -690,27 +1125,222 @@
           <w:p>
             <w:r/>
             <w:r>
-              <w:t>來源9</w:t>
+              <w:t>20</w:t>
+            </w:r>
+          </w:p>
+        </w:tc>
+      </w:tr>
+      <w:tr>
+        <w:tc>
+          <w:tcPr>
+            <w:tcW w:type="dxa" w:w="2880"/>
+          </w:tcPr>
+          <w:p>
+            <w:r/>
+            <w:r>
+              <w:t>2025-05-31</w:t>
+            </w:r>
+          </w:p>
+        </w:tc>
+        <w:tc>
+          <w:tcPr>
+            <w:tcW w:type="dxa" w:w="2880"/>
+          </w:tcPr>
+          <w:p>
+            <w:r/>
+            <w:r>
+              <w:t>封鎖近三個月，加薩饑餓危機失控；5 月 31 日以來民眾於私營援助中心遭槍擊遇難；美國在安理會投下否決票，阻擋加薩永久停火決議（來源21）</w:t>
+            </w:r>
+          </w:p>
+        </w:tc>
+        <w:tc>
+          <w:tcPr>
+            <w:tcW w:type="dxa" w:w="2880"/>
+          </w:tcPr>
+          <w:p>
+            <w:r/>
+            <w:r>
+              <w:t>21</w:t>
+            </w:r>
+          </w:p>
+        </w:tc>
+      </w:tr>
+      <w:tr>
+        <w:tc>
+          <w:tcPr>
+            <w:tcW w:type="dxa" w:w="2880"/>
+          </w:tcPr>
+          <w:p>
+            <w:r/>
+            <w:r>
+              <w:t>2025-06-13</w:t>
+            </w:r>
+          </w:p>
+        </w:tc>
+        <w:tc>
+          <w:tcPr>
+            <w:tcW w:type="dxa" w:w="2880"/>
+          </w:tcPr>
+          <w:p>
+            <w:r/>
+            <w:r>
+              <w:t>自 4 月以來，以色列拒絕超過 20 次搶修許可申請（來源22）</w:t>
+            </w:r>
+          </w:p>
+        </w:tc>
+        <w:tc>
+          <w:tcPr>
+            <w:tcW w:type="dxa" w:w="2880"/>
+          </w:tcPr>
+          <w:p>
+            <w:r/>
+            <w:r>
+              <w:t>22</w:t>
+            </w:r>
+          </w:p>
+        </w:tc>
+      </w:tr>
+      <w:tr>
+        <w:tc>
+          <w:tcPr>
+            <w:tcW w:type="dxa" w:w="2880"/>
+          </w:tcPr>
+          <w:p>
+            <w:r/>
+            <w:r>
+              <w:t>2025-07-03</w:t>
+            </w:r>
+          </w:p>
+        </w:tc>
+        <w:tc>
+          <w:tcPr>
+            <w:tcW w:type="dxa" w:w="2880"/>
+          </w:tcPr>
+          <w:p>
+            <w:r/>
+            <w:r>
+              <w:t>古特雷斯對人道危機升級深表震驚，譴責多起平民死傷襲擊；一天內以色列下令強制轉移近 3 萬人；2025 年 6 月近 400 次人道協調嘗試中，44% 被直接拒絕、10% 受阻、僅三分之一得以執行、12% 被取消（來源23、24、25）</w:t>
+            </w:r>
+          </w:p>
+        </w:tc>
+        <w:tc>
+          <w:tcPr>
+            <w:tcW w:type="dxa" w:w="2880"/>
+          </w:tcPr>
+          <w:p>
+            <w:r/>
+            <w:r>
+              <w:t>23, 24, 25</w:t>
+            </w:r>
+          </w:p>
+        </w:tc>
+      </w:tr>
+      <w:tr>
+        <w:tc>
+          <w:tcPr>
+            <w:tcW w:type="dxa" w:w="2880"/>
+          </w:tcPr>
+          <w:p>
+            <w:r/>
+            <w:r>
+              <w:t>2025-08-08</w:t>
+            </w:r>
+          </w:p>
+        </w:tc>
+        <w:tc>
+          <w:tcPr>
+            <w:tcW w:type="dxa" w:w="2880"/>
+          </w:tcPr>
+          <w:p>
+            <w:r/>
+            <w:r>
+              <w:t>以色列政府決定「接管加薩城」；古特雷斯深表震驚，指出此舉標誌局勢危險升級，可能危及更多生命含仍被扣押的人質（來源26）</w:t>
+            </w:r>
+          </w:p>
+        </w:tc>
+        <w:tc>
+          <w:tcPr>
+            <w:tcW w:type="dxa" w:w="2880"/>
+          </w:tcPr>
+          <w:p>
+            <w:r/>
+            <w:r>
+              <w:t>26</w:t>
+            </w:r>
+          </w:p>
+        </w:tc>
+      </w:tr>
+      <w:tr>
+        <w:tc>
+          <w:tcPr>
+            <w:tcW w:type="dxa" w:w="2880"/>
+          </w:tcPr>
+          <w:p>
+            <w:r/>
+            <w:r>
+              <w:t>2025-08-22</w:t>
+            </w:r>
+          </w:p>
+        </w:tc>
+        <w:tc>
+          <w:tcPr>
+            <w:tcW w:type="dxa" w:w="2880"/>
+          </w:tcPr>
+          <w:p>
+            <w:r/>
+            <w:r>
+              <w:t>加薩兒童截肢率攀升至全球最高；以軍持續加強加薩城周邊軍事行動（來源27）</w:t>
+            </w:r>
+          </w:p>
+        </w:tc>
+        <w:tc>
+          <w:tcPr>
+            <w:tcW w:type="dxa" w:w="2880"/>
+          </w:tcPr>
+          <w:p>
+            <w:r/>
+            <w:r>
+              <w:t>27</w:t>
+            </w:r>
+          </w:p>
+        </w:tc>
+      </w:tr>
+      <w:tr>
+        <w:tc>
+          <w:tcPr>
+            <w:tcW w:type="dxa" w:w="2880"/>
+          </w:tcPr>
+          <w:p>
+            <w:r/>
+            <w:r>
+              <w:t>2025-10-03</w:t>
+            </w:r>
+          </w:p>
+        </w:tc>
+        <w:tc>
+          <w:tcPr>
+            <w:tcW w:type="dxa" w:w="2880"/>
+          </w:tcPr>
+          <w:p>
+            <w:r/>
+            <w:r>
+              <w:t>哈馬斯宣布準備釋放人質，古特雷斯「感到鼓舞」；聯合國及合作夥伴已備妥約 17 萬噸食品、藥品、帳篷等物資，可隨時運入；世衛組織緊急轉移 3 名危重新生兒，第 4 名嬰兒於當天早上死亡（來源28、29）</w:t>
+            </w:r>
+          </w:p>
+        </w:tc>
+        <w:tc>
+          <w:tcPr>
+            <w:tcW w:type="dxa" w:w="2880"/>
+          </w:tcPr>
+          <w:p>
+            <w:r/>
+            <w:r>
+              <w:t>28, 29</w:t>
             </w:r>
           </w:p>
         </w:tc>
       </w:tr>
     </w:tbl>
-    <w:p/>
-    <w:p>
-      <w:pPr>
-        <w:pStyle w:val="IntenseQuote"/>
-      </w:pPr>
-      <w:r>
-        <w:rPr>
-          <w:b/>
-        </w:rPr>
-        <w:t>注意：</w:t>
-      </w:r>
-      <w:r>
-        <w:t xml:space="preserve"> 2025-01-15 與 2025-01-19 之間（協議達成至生效）、2025-02-16 之後至 2025-05-02 之前（近三個月）、以及 2025-05 之後至年底，均無任何片段可供分析。</w:t>
-      </w:r>
-    </w:p>
     <w:p/>
     <w:p>
       <w:r>
@@ -723,7 +1353,7 @@
         <w:pStyle w:val="Heading2"/>
       </w:pPr>
       <w:r>
-        <w:t>三、分部門整理</w:t>
+        <w:t>三、六大面向分析</w:t>
       </w:r>
     </w:p>
     <w:p/>
@@ -732,7 +1362,7 @@
         <w:pStyle w:val="Heading3"/>
       </w:pPr>
       <w:r>
-        <w:t>（一）政治外交部門</w:t>
+        <w:t>（一）政治外交：停火方案、人質交換與談判進展</w:t>
       </w:r>
     </w:p>
     <w:p/>
@@ -742,7 +1372,25 @@
         <w:jc w:val="left"/>
       </w:pPr>
       <w:r>
-        <w:t>停火方案與談判進展：</w:t>
+        <w:t>1. 停火協議架構與達成（1 月）</w:t>
+      </w:r>
+    </w:p>
+    <w:p/>
+    <w:p>
+      <w:pPr>
+        <w:pStyle w:val="ListBullet"/>
+      </w:pPr>
+      <w:r>
+        <w:t>2025 年 1 月 15 日，加薩停火及釋放人質協議達成。古特雷斯對此表示「熱烈歡迎」，並高度讚揚</w:t>
+      </w:r>
+      <w:r>
+        <w:rPr>
+          <w:b/>
+        </w:rPr>
+        <w:t>埃及、卡達、美國</w:t>
+      </w:r>
+      <w:r>
+        <w:t>三方在推動協議過程中做出的貢獻（來源2）。</w:t>
       </w:r>
     </w:p>
     <w:p>
@@ -750,7 +1398,15 @@
         <w:pStyle w:val="ListBullet"/>
       </w:pPr>
       <w:r>
-        <w:t>2025年1月19日，以色列與哈馬斯達成停火協議並正式生效（來源2）。該協議共分為</w:t>
+        <w:t>古特雷斯同時重申，結束佔領並通過談判實現「兩國方案」，使以色列和巴勒斯坦在國際法框架內和平共处，是一項「緊迫而重要的任務」（來源4）。</w:t>
+      </w:r>
+    </w:p>
+    <w:p>
+      <w:pPr>
+        <w:pStyle w:val="ListBullet"/>
+      </w:pPr>
+      <w:r>
+        <w:t>該協議共分</w:t>
       </w:r>
       <w:r>
         <w:rPr>
@@ -759,7 +1415,7 @@
         <w:t>三個階段</w:t>
       </w:r>
       <w:r>
-        <w:t>（來源7）。</w:t>
+        <w:t>：第一階段包括以軍撤離加薩居民區、巴勒斯坦人返回家園、大幅增加進入加薩的援助物資數量，以及人質與囚犯交換（來源11）。</w:t>
       </w:r>
     </w:p>
     <w:p>
@@ -767,31 +1423,7 @@
         <w:pStyle w:val="ListBullet"/>
       </w:pPr>
       <w:r>
-        <w:t>第一階段核心內容包括：人質與囚犯交換、以色列軍隊撤離加薩居民區、允許巴勒斯坦人返回家園、大幅增加進入加薩的援助物資數量（來源7）。</w:t>
-      </w:r>
-    </w:p>
-    <w:p>
-      <w:pPr>
-        <w:pStyle w:val="ListBullet"/>
-      </w:pPr>
-      <w:r>
-        <w:t>至2025年2月11日，停火已持續約三週，但出現協議可能終止的報導，各方表達擔憂（來源3）。</w:t>
-      </w:r>
-    </w:p>
-    <w:p>
-      <w:pPr>
-        <w:pStyle w:val="ListBullet"/>
-      </w:pPr>
-      <w:r>
-        <w:t>古特雷斯於2月11日敦促雙方「盡快在多哈恢復第二階段的認真談判」（來源4），顯示第二階段談判在當時尚未啟動。</w:t>
-      </w:r>
-    </w:p>
-    <w:p>
-      <w:pPr>
-        <w:pStyle w:val="ListBullet"/>
-      </w:pPr>
-      <w:r>
-        <w:t>2月16日，古特雷斯對停火維持與最新人質釋放表示歡迎，顯示停火在該時點仍持續（來源5）。</w:t>
+        <w:t>2025 年 1 月 19 日協議正式生效，人質與囚犯交換即為第一階段的重要組成（來源6）。</w:t>
       </w:r>
     </w:p>
     <w:p/>
@@ -801,7 +1433,16 @@
         <w:jc w:val="left"/>
       </w:pPr>
       <w:r>
-        <w:t>人質交換條件：</w:t>
+        <w:t>2. 停火危機與第二階段談判（2 月）</w:t>
+      </w:r>
+    </w:p>
+    <w:p/>
+    <w:p>
+      <w:pPr>
+        <w:pStyle w:val="ListBullet"/>
+      </w:pPr>
+      <w:r>
+        <w:t>至 2 月 11 日，停火協議已持續三週但面臨終止風險。古特雷斯強調「必須竭盡全力避免加薩戰火重燃」（來源7）。</w:t>
       </w:r>
     </w:p>
     <w:p>
@@ -809,7 +1450,16 @@
         <w:pStyle w:val="ListBullet"/>
       </w:pPr>
       <w:r>
-        <w:t>2月16日完成的一輪交換：3名以色列人質獲釋，369名巴勒斯坦人獲釋（來源6）。</w:t>
+        <w:t>聯合國發言人戈麥斯指出，恢復敵對行動將導致「嚴重的人道主義災難」，並呼籲哈馬斯釋放人質、雙方盡快在</w:t>
+      </w:r>
+      <w:r>
+        <w:rPr>
+          <w:b/>
+        </w:rPr>
+        <w:t>多哈</w:t>
+      </w:r>
+      <w:r>
+        <w:t>恢復第二階段談判（來源8）。</w:t>
       </w:r>
     </w:p>
     <w:p>
@@ -817,7 +1467,15 @@
         <w:pStyle w:val="ListBullet"/>
       </w:pPr>
       <w:r>
-        <w:t>古特雷斯在2月11日曾明確「呼籲哈馬斯按计划於本週六釋放人質」（來源4），顯示交換有預定時間表。</w:t>
+        <w:t>2 月 16 日，3 名以色列人質獲釋，交換 369 名巴勒斯坦囚犯（來源10）。古特雷斯對最新一輪人質釋放及持續停火表示歡迎（來源9）。</w:t>
+      </w:r>
+    </w:p>
+    <w:p>
+      <w:pPr>
+        <w:pStyle w:val="ListBullet"/>
+      </w:pPr>
+      <w:r>
+        <w:t>至 3 月 1 日，第一階段計劃「基本按商定步驟推進」，雙方將就永久停火問題展開下一階段談判（來源17）。</w:t>
       </w:r>
     </w:p>
     <w:p/>
@@ -827,7 +1485,25 @@
         <w:jc w:val="left"/>
       </w:pPr>
       <w:r>
-        <w:t>調解方角色：</w:t>
+        <w:t>3. 停火破裂與外交僵局（4 月-8 月）</w:t>
+      </w:r>
+    </w:p>
+    <w:p/>
+    <w:p>
+      <w:pPr>
+        <w:pStyle w:val="ListBullet"/>
+      </w:pPr>
+      <w:r>
+        <w:t xml:space="preserve">停火協議於 </w:t>
+      </w:r>
+      <w:r>
+        <w:rPr>
+          <w:b/>
+        </w:rPr>
+        <w:t>3 月份破裂</w:t>
+      </w:r>
+      <w:r>
+        <w:t>（來源19）。此後以色列持續封鎖加薩邊境：</w:t>
       </w:r>
     </w:p>
     <w:p>
@@ -835,7 +1511,7 @@
         <w:pStyle w:val="ListBullet"/>
       </w:pPr>
       <w:r>
-        <w:t>多哈（卡達首都）被提及為第二階段談判的預定場地（來源4），間接反映卡達在調解中的角色。</w:t>
+        <w:t>4 月：連續四周禁止所有商業與人道援助進入（來源18）。</w:t>
       </w:r>
     </w:p>
     <w:p>
@@ -843,22 +1519,105 @@
         <w:pStyle w:val="ListBullet"/>
       </w:pPr>
       <w:r>
-        <w:rPr>
-          <w:b/>
-        </w:rPr>
-        <w:t>資料缺口：</w:t>
+        <w:t>5 月：封鎖已達兩月，弗萊徹譴責為「集體懲罰」（來源20）。</w:t>
       </w:r>
+    </w:p>
+    <w:p>
+      <w:pPr>
+        <w:pStyle w:val="ListBullet"/>
+      </w:pPr>
       <w:r>
-        <w:t xml:space="preserve"> 埃及、美國、其他調解方的具體參與、立場或提案，在現有資料中</w:t>
+        <w:t>5 月 31 日：美國在安理會投下</w:t>
       </w:r>
       <w:r>
         <w:rPr>
           <w:b/>
         </w:rPr>
-        <w:t>完全沒有出現</w:t>
+        <w:t>否決票</w:t>
       </w:r>
       <w:r>
-        <w:t>，無法整理。</w:t>
+        <w:t>，阻擋一項呼籲加薩永久停火、解除援助限制的決議草案（來源21）。</w:t>
+      </w:r>
+    </w:p>
+    <w:p>
+      <w:pPr>
+        <w:pStyle w:val="ListBullet"/>
+      </w:pPr>
+      <w:r>
+        <w:t>6 月至 7 月：以色列繼續拒絕人道協調申請，4 月以來超過 20 次搶修許可被拒（來源22）。</w:t>
+      </w:r>
+    </w:p>
+    <w:p>
+      <w:pPr>
+        <w:pStyle w:val="ListBullet"/>
+      </w:pPr>
+      <w:r>
+        <w:t>8 月 8 日，以色列政府決定「接管加薩城」，古特雷斯指出此舉標誌「局勢的危險升級」，並可能危及仍被扣押的人質（來源26）。</w:t>
+      </w:r>
+    </w:p>
+    <w:p>
+      <w:pPr>
+        <w:pStyle w:val="ListBullet"/>
+      </w:pPr>
+      <w:r>
+        <w:t>8 月 22 日，以軍持續加強加薩城周邊軍事行動（來源27）。</w:t>
+      </w:r>
+    </w:p>
+    <w:p/>
+    <w:p>
+      <w:pPr>
+        <w:pStyle w:val="Heading2"/>
+        <w:jc w:val="left"/>
+      </w:pPr>
+      <w:r>
+        <w:t>4. 10 月新轉機</w:t>
+      </w:r>
+    </w:p>
+    <w:p/>
+    <w:p>
+      <w:pPr>
+        <w:pStyle w:val="ListBullet"/>
+      </w:pPr>
+      <w:r>
+        <w:t>10 月 3 日，哈馬斯宣布準備釋放人質，古特雷斯對此「感到鼓舞」（來源28）。</w:t>
+      </w:r>
+    </w:p>
+    <w:p>
+      <w:pPr>
+        <w:pStyle w:val="ListBullet"/>
+      </w:pPr>
+      <w:r>
+        <w:t xml:space="preserve">聯合國及合作夥伴已備妥約 </w:t>
+      </w:r>
+      <w:r>
+        <w:rPr>
+          <w:b/>
+        </w:rPr>
+        <w:t>17 萬噸</w:t>
+      </w:r>
+      <w:r>
+        <w:t>食品、藥品、帳篷等急需物資，表示「可隨時運入加薩」（來源28）。</w:t>
+      </w:r>
+    </w:p>
+    <w:p/>
+    <w:p>
+      <w:pPr>
+        <w:pStyle w:val="IntenseQuote"/>
+      </w:pPr>
+      <w:r>
+        <w:rPr>
+          <w:b/>
+        </w:rPr>
+        <w:t>小結：</w:t>
+      </w:r>
+      <w:r>
+        <w:t xml:space="preserve"> 2025 年的外交軌跡呈現「達成 → 危機 → 破裂 → 惡化 → 出現新轉機」的弧線。調解方（埃及、卡達、美國）在第一階段發揮關鍵作用（來源2），但停火破裂後，美國在安理會的否決票（來源21）與以色列單方面軍事升級（來源26、27）使得外交渠道長期受阻，直至 10 月初哈馬斯再度釋放意圖（來源28）。</w:t>
+      </w:r>
+    </w:p>
+    <w:p/>
+    <w:p>
+      <w:r>
+        <w:t>---</w:t>
       </w:r>
     </w:p>
     <w:p/>
@@ -867,276 +1626,7 @@
         <w:pStyle w:val="Heading3"/>
       </w:pPr>
       <w:r>
-        <w:t>（二）國際安全部門</w:t>
-      </w:r>
-    </w:p>
-    <w:p/>
-    <w:p>
-      <w:pPr>
-        <w:pStyle w:val="ListBullet"/>
-      </w:pPr>
-      <w:r>
-        <w:t>現有的9個片段中，</w:t>
-      </w:r>
-      <w:r>
-        <w:rPr>
-          <w:b/>
-        </w:rPr>
-        <w:t>沒有任何關於具體空襲、地面軍事行動、停火違規事件（如某日某地遭襲擊）的描述</w:t>
-      </w:r>
-      <w:r>
-        <w:t>。</w:t>
-      </w:r>
-    </w:p>
-    <w:p>
-      <w:pPr>
-        <w:pStyle w:val="ListBullet"/>
-      </w:pPr>
-      <w:r>
-        <w:t>可推斷的安全背景：</w:t>
-      </w:r>
-    </w:p>
-    <w:p>
-      <w:pPr>
-        <w:pStyle w:val="ListBullet"/>
-      </w:pPr>
-      <w:r>
-        <w:t>停火協議第一階段包含「以色列軍隊撤離加薩居民區」（來源7），暗示停火前以軍曾駐紮加薩居民區。</w:t>
-      </w:r>
-    </w:p>
-    <w:p>
-      <w:pPr>
-        <w:pStyle w:val="ListBullet"/>
-      </w:pPr>
-      <w:r>
-        <w:t>古特雷斯在2月11日警告「恢復加薩敵對行動將導致嚴重的人道主義災難」（來源4），反映當時安全態勢脆弱。</w:t>
-      </w:r>
-    </w:p>
-    <w:p>
-      <w:pPr>
-        <w:pStyle w:val="ListBullet"/>
-      </w:pPr>
-      <w:r>
-        <w:t>至5月2日，以色列已切斷對加薩所有援助約兩個月（來源9），顯示4月某時點前後可能發生了重大態勢變化（如停火破裂或冲突再升級），但</w:t>
-      </w:r>
-      <w:r>
-        <w:rPr>
-          <w:b/>
-        </w:rPr>
-        <w:t>具體軍事行動細節在資料中完全缺失</w:t>
-      </w:r>
-      <w:r>
-        <w:t>。</w:t>
-      </w:r>
-    </w:p>
-    <w:p>
-      <w:pPr>
-        <w:pStyle w:val="ListBullet"/>
-      </w:pPr>
-      <w:r>
-        <w:rPr>
-          <w:b/>
-        </w:rPr>
-        <w:t>資料缺口：</w:t>
-      </w:r>
-      <w:r>
-        <w:t xml:space="preserve"> 無空襲次數、地面行動範圍、停火違規具體事件、平民傷亡數字、救援人員安全事件等任何數據。</w:t>
-      </w:r>
-    </w:p>
-    <w:p/>
-    <w:p>
-      <w:pPr>
-        <w:pStyle w:val="Heading3"/>
-      </w:pPr>
-      <w:r>
-        <w:t>（三）人道事務部門</w:t>
-      </w:r>
-    </w:p>
-    <w:p/>
-    <w:p>
-      <w:pPr>
-        <w:pStyle w:val="ListBullet"/>
-      </w:pPr>
-      <w:r>
-        <w:rPr>
-          <w:b/>
-        </w:rPr>
-        <w:t>援助物資：</w:t>
-      </w:r>
-      <w:r>
-        <w:t xml:space="preserve"> 停火協議第一階段明確包含「大幅增加進入被佔領土的援助物資數量」（來源7）。聯合國承諾「為向加薩提供急需的人道主義援助創造必要條件」（來源8）。</w:t>
-      </w:r>
-    </w:p>
-    <w:p>
-      <w:pPr>
-        <w:pStyle w:val="ListBullet"/>
-      </w:pPr>
-      <w:r>
-        <w:rPr>
-          <w:b/>
-        </w:rPr>
-        <w:t>援助中斷：</w:t>
-      </w:r>
-      <w:r>
-        <w:t xml:space="preserve"> 至2025年5月2日，以色列已切斷對加薩「所有援助」約兩個月（來源9）。副秘書長弗萊徹指出這剝奪了平民的「生存權、基本醫療保障和尊嚴」（來源9）。</w:t>
-      </w:r>
-    </w:p>
-    <w:p>
-      <w:pPr>
-        <w:pStyle w:val="ListBullet"/>
-      </w:pPr>
-      <w:r>
-        <w:rPr>
-          <w:b/>
-        </w:rPr>
-        <w:t>邊境口岸：</w:t>
-      </w:r>
-      <w:r>
-        <w:t xml:space="preserve"> 資料中</w:t>
-      </w:r>
-      <w:r>
-        <w:rPr>
-          <w:b/>
-        </w:rPr>
-        <w:t>未提及任何具體邊境口岸名稱</w:t>
-      </w:r>
-      <w:r>
-        <w:t>（如拉法口岸、凱雷姆沙洛姆口岸等），無法整理口岸開閉情況。</w:t>
-      </w:r>
-    </w:p>
-    <w:p>
-      <w:pPr>
-        <w:pStyle w:val="ListBullet"/>
-      </w:pPr>
-      <w:r>
-        <w:rPr>
-          <w:b/>
-        </w:rPr>
-        <w:t>食品、藥品、飲水、避難：</w:t>
-      </w:r>
-      <w:r>
-        <w:t xml:space="preserve"> 資料僅在原則層面提及「人道主義援助」（來源8）和「急需的人道主義援助」（來源8），</w:t>
-      </w:r>
-      <w:r>
-        <w:rPr>
-          <w:b/>
-        </w:rPr>
-        <w:t>沒有任何具體的物資數量、品類、分發點或受助人數數據</w:t>
-      </w:r>
-      <w:r>
-        <w:t>。</w:t>
-      </w:r>
-    </w:p>
-    <w:p>
-      <w:pPr>
-        <w:pStyle w:val="ListBullet"/>
-      </w:pPr>
-      <w:r>
-        <w:rPr>
-          <w:b/>
-        </w:rPr>
-        <w:t>資料缺口：</w:t>
-      </w:r>
-      <w:r>
-        <w:t xml:space="preserve"> 3月至12月（含10月）的人道情勢完全空白；OCHA 的具體行動數據、分發統計在資料中未出現。</w:t>
-      </w:r>
-    </w:p>
-    <w:p/>
-    <w:p>
-      <w:pPr>
-        <w:pStyle w:val="Heading3"/>
-      </w:pPr>
-      <w:r>
-        <w:t>（四）醫療衛生部門</w:t>
-      </w:r>
-    </w:p>
-    <w:p/>
-    <w:p>
-      <w:pPr>
-        <w:pStyle w:val="ListBullet"/>
-      </w:pPr>
-      <w:r>
-        <w:t>5月2日副秘書長弗萊徹的聲明中提到，以色列切斷援助「嚴重違反國際法，剝奪了平民的……基本醫療保障」（來源9），這是現資料中唯一涉及醫療的表述。</w:t>
-      </w:r>
-    </w:p>
-    <w:p>
-      <w:pPr>
-        <w:pStyle w:val="ListBullet"/>
-      </w:pPr>
-      <w:r>
-        <w:rPr>
-          <w:b/>
-        </w:rPr>
-        <w:t>資料缺口：</w:t>
-      </w:r>
-      <w:r>
-        <w:t xml:space="preserve"> 以下項目在現有資料中</w:t>
-      </w:r>
-      <w:r>
-        <w:rPr>
-          <w:b/>
-        </w:rPr>
-        <w:t>完全沒有資訊</w:t>
-      </w:r>
-      <w:r>
-        <w:t>：</w:t>
-      </w:r>
-    </w:p>
-    <w:p>
-      <w:pPr>
-        <w:pStyle w:val="ListBullet"/>
-      </w:pPr>
-      <w:r>
-        <w:t>醫院運作狀態（哪些醫院仍可運作、哪些被摧毀或關閉）</w:t>
-      </w:r>
-    </w:p>
-    <w:p>
-      <w:pPr>
-        <w:pStyle w:val="ListBullet"/>
-      </w:pPr>
-      <w:r>
-        <w:t>醫療物資（手術器材、疫苗、麻醉藥等）短缺的具體品項與數量</w:t>
-      </w:r>
-    </w:p>
-    <w:p>
-      <w:pPr>
-        <w:pStyle w:val="ListBullet"/>
-      </w:pPr>
-      <w:r>
-        <w:t>病患轉送安排</w:t>
-      </w:r>
-    </w:p>
-    <w:p>
-      <w:pPr>
-        <w:pStyle w:val="ListBullet"/>
-      </w:pPr>
-      <w:r>
-        <w:t>醫護人員安全事件</w:t>
-      </w:r>
-    </w:p>
-    <w:p>
-      <w:pPr>
-        <w:pStyle w:val="ListBullet"/>
-      </w:pPr>
-      <w:r>
-        <w:t>WHO 或任何其他醫療機構的聲明、數據或行動</w:t>
-      </w:r>
-    </w:p>
-    <w:p>
-      <w:pPr>
-        <w:pStyle w:val="ListBullet"/>
-      </w:pPr>
-      <w:r>
-        <w:t>現資料無法對醫療衛生部門做任何有意义的整理。</w:t>
-      </w:r>
-    </w:p>
-    <w:p/>
-    <w:p>
-      <w:pPr>
-        <w:pStyle w:val="Heading3"/>
-      </w:pPr>
-      <w:r>
-        <w:t>（五）國際組織部門</w:t>
+        <w:t>（二）國際安全：軍事行動、停火違規與平民安全</w:t>
       </w:r>
     </w:p>
     <w:p/>
@@ -1166,7 +1656,7 @@
               <w:rPr>
                 <w:b/>
               </w:rPr>
-              <w:t>組織／角色</w:t>
+              <w:t>時間區間</w:t>
             </w:r>
           </w:p>
         </w:tc>
@@ -1184,7 +1674,7 @@
               <w:rPr>
                 <w:b/>
               </w:rPr>
-              <w:t>相關行動或聲明</w:t>
+              <w:t>安全事件</w:t>
             </w:r>
           </w:p>
         </w:tc>
@@ -1211,29 +1701,11 @@
         <w:tc>
           <w:tcPr>
             <w:tcW w:type="dxa" w:w="2880"/>
-            <w:vMerge w:val="restart"/>
           </w:tcPr>
           <w:p>
             <w:r/>
             <w:r>
-              <w:t>聯合國秘書長（古特雷斯）</w:t>
-            </w:r>
-          </w:p>
-          <w:p>
-            <w:r/>
-          </w:p>
-          <w:p>
-            <w:r/>
-          </w:p>
-        </w:tc>
-        <w:tc>
-          <w:tcPr>
-            <w:tcW w:type="dxa" w:w="2880"/>
-          </w:tcPr>
-          <w:p>
-            <w:r/>
-            <w:r>
-              <w:t>1月15日：重申「兩國方案」為緊迫任務，歡迎停火及人質協議。</w:t>
+              <w:t>1 月（停火前）</w:t>
             </w:r>
           </w:p>
         </w:tc>
@@ -1244,27 +1716,7 @@
           <w:p>
             <w:r/>
             <w:r>
-              <w:t>來源1</w:t>
-            </w:r>
-          </w:p>
-        </w:tc>
-      </w:tr>
-      <w:tr>
-        <w:tc>
-          <w:tcPr>
-            <w:tcW w:type="dxa" w:w="2880"/>
-            <w:vMerge/>
-          </w:tcPr>
-          <w:p/>
-        </w:tc>
-        <w:tc>
-          <w:tcPr>
-            <w:tcW w:type="dxa" w:w="2880"/>
-          </w:tcPr>
-          <w:p>
-            <w:r/>
-            <w:r>
-              <w:t>2月11日：警告避免戰火重燃；呼籲哈馬斯釋放人質；敦促雙方在多哈恢復第二階段談判；警告恢復敵對行動將導致嚴重人道災難。</w:t>
+              <w:t>加薩醫院設備遭破壞，暗示軍事行動持續造成基礎設施損毀</w:t>
             </w:r>
           </w:p>
         </w:tc>
@@ -1275,38 +1727,7 @@
           <w:p>
             <w:r/>
             <w:r>
-              <w:t>來源3、4</w:t>
-            </w:r>
-          </w:p>
-        </w:tc>
-      </w:tr>
-      <w:tr>
-        <w:tc>
-          <w:tcPr>
-            <w:tcW w:type="dxa" w:w="2880"/>
-            <w:vMerge/>
-          </w:tcPr>
-          <w:p/>
-        </w:tc>
-        <w:tc>
-          <w:tcPr>
-            <w:tcW w:type="dxa" w:w="2880"/>
-          </w:tcPr>
-          <w:p>
-            <w:r/>
-            <w:r>
-              <w:t>2月16日：對最新人質釋放及停火維持表示歡迎。</w:t>
-            </w:r>
-          </w:p>
-        </w:tc>
-        <w:tc>
-          <w:tcPr>
-            <w:tcW w:type="dxa" w:w="2880"/>
-          </w:tcPr>
-          <w:p>
-            <w:r/>
-            <w:r>
-              <w:t>來源5</w:t>
+              <w:t>1</w:t>
             </w:r>
           </w:p>
         </w:tc>
@@ -1319,7 +1740,7 @@
           <w:p>
             <w:r/>
             <w:r>
-              <w:t>聯合國（秘書長發言人）</w:t>
+              <w:t>2 月</w:t>
             </w:r>
           </w:p>
         </w:tc>
@@ -1330,7 +1751,7 @@
           <w:p>
             <w:r/>
             <w:r>
-              <w:t>2月16日：聯合國將全力支持協議落實，包括為人道援助創造必要條件。</w:t>
+              <w:t>約旦河西岸：以軍五週軍事行動致 50 多人喪生（含兒童），約 4 萬人流離失所；人道協調廳指以軍對平民使用「過度武力」</w:t>
             </w:r>
           </w:p>
         </w:tc>
@@ -1341,7 +1762,7 @@
           <w:p>
             <w:r/>
             <w:r>
-              <w:t>來源8</w:t>
+              <w:t>14, 15, 16</w:t>
             </w:r>
           </w:p>
         </w:tc>
@@ -1354,7 +1775,7 @@
           <w:p>
             <w:r/>
             <w:r>
-              <w:t>聯合國副秘書長（人道事務，弗萊徹）</w:t>
+              <w:t>5 月末</w:t>
             </w:r>
           </w:p>
         </w:tc>
@@ -1365,7 +1786,7 @@
           <w:p>
             <w:r/>
             <w:r>
-              <w:t>5月2日：批評以色列切斷所有援助兩個月，指其違反國際法、屬集體懲罰。</w:t>
+              <w:t>加薩南部私營援助中心周邊民眾遭槍擊遇難（5/31 以來連續數天）</w:t>
             </w:r>
           </w:p>
         </w:tc>
@@ -1376,7 +1797,7 @@
           <w:p>
             <w:r/>
             <w:r>
-              <w:t>來源9</w:t>
+              <w:t>21</w:t>
             </w:r>
           </w:p>
         </w:tc>
@@ -1389,7 +1810,7 @@
           <w:p>
             <w:r/>
             <w:r>
-              <w:t>OCHA（人道協調廳）</w:t>
+              <w:t>7 月初</w:t>
             </w:r>
           </w:p>
         </w:tc>
@@ -1400,10 +1821,7 @@
           <w:p>
             <w:r/>
             <w:r>
-              <w:rPr>
-                <w:b/>
-              </w:rPr>
-              <w:t>資料中未出現獨立行動或數據</w:t>
+              <w:t>多起導致大量平民死傷的襲擊；一天內以色列下令強制轉移近 3 萬人，使其在缺乏庇護、食物、藥品和飲用水的情況下再次流離失所</w:t>
             </w:r>
           </w:p>
         </w:tc>
@@ -1414,7 +1832,7 @@
           <w:p>
             <w:r/>
             <w:r>
-              <w:t>-</w:t>
+              <w:t>23, 24</w:t>
             </w:r>
           </w:p>
         </w:tc>
@@ -1427,7 +1845,7 @@
           <w:p>
             <w:r/>
             <w:r>
-              <w:t>WHO（世衛組織）</w:t>
+              <w:t>8 月</w:t>
             </w:r>
           </w:p>
         </w:tc>
@@ -1438,10 +1856,7 @@
           <w:p>
             <w:r/>
             <w:r>
-              <w:rPr>
-                <w:b/>
-              </w:rPr>
-              <w:t>資料中未出現任何聲明或數據</w:t>
+              <w:t>以色列決定「接管加薩城」；以軍持續加強加薩城及周边軍事行動；加薩兒童截肢率攀升至全球最高</w:t>
             </w:r>
           </w:p>
         </w:tc>
@@ -1452,7 +1867,7 @@
           <w:p>
             <w:r/>
             <w:r>
-              <w:t>-</w:t>
+              <w:t>26, 27</w:t>
             </w:r>
           </w:p>
         </w:tc>
@@ -1464,16 +1879,44 @@
         <w:pStyle w:val="ListBullet"/>
       </w:pPr>
       <w:r>
-        <w:t>所有國際組織層面的資訊均為</w:t>
+        <w:t>古特雷斯多次強調，所有各方必須尊重國際人道主義法，平民必須受到尊重與保護（來源13、23）。</w:t>
       </w:r>
+    </w:p>
+    <w:p>
+      <w:pPr>
+        <w:pStyle w:val="ListBullet"/>
+      </w:pPr>
+      <w:r>
+        <w:t>1 月 14 日，杜加里克明確指出以色列當局「必須履行國際人道主義法義務，允許無阻礙的人道援助進入加薩」（來源1）。</w:t>
+      </w:r>
+    </w:p>
+    <w:p>
+      <w:pPr>
+        <w:pStyle w:val="ListBullet"/>
+      </w:pPr>
+      <w:r>
+        <w:t>2 月 26 日，近東救济工程處指出「普通巴勒斯坦民眾首當其衝，承受著最嚴重的後果」（來源15）。</w:t>
+      </w:r>
+    </w:p>
+    <w:p/>
+    <w:p>
+      <w:pPr>
+        <w:pStyle w:val="IntenseQuote"/>
+      </w:pPr>
       <w:r>
         <w:rPr>
           <w:b/>
         </w:rPr>
-        <w:t>聯合國體系</w:t>
+        <w:t>小結：</w:t>
       </w:r>
       <w:r>
-        <w:t>的聲明，且多為秘書長層級的立場表態，缺乏具體行動計畫、資金動員或現場協調數據。</w:t>
+        <w:t xml:space="preserve"> 停火期間（1 月中至 3 月初），加薩本體軍事行動有所收斂，但約旦河西岸的安全惡化同步加劇（來源14-16）。停火破裂後（4 月起），軍事行動、強制轉移與對平民的暴力持續升級，至 8 月以色列宣布「接管加薩城」達到頂峰（來源26、27），兒童截肢率成為衝突對平民極端傷害的象徵性指標（來源27）。</w:t>
+      </w:r>
+    </w:p>
+    <w:p/>
+    <w:p>
+      <w:r>
+        <w:t>---</w:t>
       </w:r>
     </w:p>
     <w:p/>
@@ -1482,117 +1925,7 @@
         <w:pStyle w:val="Heading3"/>
       </w:pPr>
       <w:r>
-        <w:t>（六）綜合研析部門</w:t>
-      </w:r>
-    </w:p>
-    <w:p/>
-    <w:p>
-      <w:r>
-        <w:t>#### 1. 停火與人質談判對人道准入的傳導關係</w:t>
-      </w:r>
-    </w:p>
-    <w:p/>
-    <w:p>
-      <w:pPr>
-        <w:pStyle w:val="ListBullet"/>
-      </w:pPr>
-      <w:r>
-        <w:rPr>
-          <w:b/>
-        </w:rPr>
-        <w:t>正面傳導（1-2月）：</w:t>
-      </w:r>
-      <w:r>
-        <w:t xml:space="preserve"> 停火協議生效 → 第一階段包含以軍撤離、增加援助物資、巴勒斯坦人返家（來源7） → 聯合國承諾為援助創造條件（來源8） → 2月16日人質交換順利完成、停火仍維持（來源5、6）。此階段顯示停火與人道准入存在正向連動。</w:t>
-      </w:r>
-    </w:p>
-    <w:p>
-      <w:pPr>
-        <w:pStyle w:val="ListBullet"/>
-      </w:pPr>
-      <w:r>
-        <w:rPr>
-          <w:b/>
-        </w:rPr>
-        <w:t>負面反轉（2月中-5月）：</w:t>
-      </w:r>
-      <w:r>
-        <w:t xml:space="preserve"> 2月11日停火出現破裂風險（來源3） → 至5月2日以色列已切斷所有援助約兩月（來源9）。從2月16日停火尚維持到5月2日援助完全中斷，中間約2.5個月</w:t>
-      </w:r>
-      <w:r>
-        <w:rPr>
-          <w:b/>
-        </w:rPr>
-        <w:t>沒有任何資料</w:t>
-      </w:r>
-      <w:r>
-        <w:t>，無法確認停火何時破裂、因何破裂、是否曾有第二或第三階段談判。</w:t>
-      </w:r>
-    </w:p>
-    <w:p>
-      <w:pPr>
-        <w:pStyle w:val="ListBullet"/>
-      </w:pPr>
-      <w:r>
-        <w:rPr>
-          <w:b/>
-        </w:rPr>
-        <w:t>判斷：</w:t>
-      </w:r>
-      <w:r>
-        <w:t xml:space="preserve"> 現資料顯示停火與人道准入之間存在</w:t>
-      </w:r>
-      <w:r>
-        <w:rPr>
-          <w:b/>
-        </w:rPr>
-        <w:t>高度依附關係</w:t>
-      </w:r>
-      <w:r>
-        <w:t>--停火有效時援助條件改善（來源7、8），停火破裂或安全惡化時援助立即中斷（來源9）。但因果鏈的中間環節（誰先違反、何時、何處）在資料中完全缺失。</w:t>
-      </w:r>
-    </w:p>
-    <w:p/>
-    <w:p>
-      <w:r>
-        <w:t>#### 2. 外交進展與軍事行動的傳導</w:t>
-      </w:r>
-    </w:p>
-    <w:p/>
-    <w:p>
-      <w:pPr>
-        <w:pStyle w:val="ListBullet"/>
-      </w:pPr>
-      <w:r>
-        <w:t>2月11日出現停火可能終止的報導（來源3），古特雷斯緊急干預（來源3、4），顯示外交渠道在安全危機中扮演「緩衝」角色。</w:t>
-      </w:r>
-    </w:p>
-    <w:p>
-      <w:pPr>
-        <w:pStyle w:val="ListBullet"/>
-      </w:pPr>
-      <w:r>
-        <w:t>但至5月，外交層面（第二階段談判） apparently 未能推進（資料中無任何第二階段談判成功的記錄），而人道情勢已惡化到「所有援助被切斷」的程度（來源9）。</w:t>
-      </w:r>
-    </w:p>
-    <w:p>
-      <w:pPr>
-        <w:pStyle w:val="ListBullet"/>
-      </w:pPr>
-      <w:r>
-        <w:rPr>
-          <w:b/>
-        </w:rPr>
-        <w:t>資料不足以判斷</w:t>
-      </w:r>
-      <w:r>
-        <w:t>第二階段談判是否曾啟動、在何處舉行、因何中斷。</w:t>
-      </w:r>
-    </w:p>
-    <w:p/>
-    <w:p>
-      <w:r>
-        <w:t>#### 3. 後續風險辨識（基於現有限資料的推斷）</w:t>
+        <w:t>（三）人道事務：物資准入、邊境口岸與援助通道</w:t>
       </w:r>
     </w:p>
     <w:p/>
@@ -1622,7 +1955,7 @@
               <w:rPr>
                 <w:b/>
               </w:rPr>
-              <w:t>風險類型</w:t>
+              <w:t>時間節點</w:t>
             </w:r>
           </w:p>
         </w:tc>
@@ -1640,7 +1973,7 @@
               <w:rPr>
                 <w:b/>
               </w:rPr>
-              <w:t>現資料支撐</w:t>
+              <w:t>援助准入狀況</w:t>
             </w:r>
           </w:p>
         </w:tc>
@@ -1658,7 +1991,7 @@
               <w:rPr>
                 <w:b/>
               </w:rPr>
-              <w:t>說明</w:t>
+              <w:t>來源</w:t>
             </w:r>
           </w:p>
         </w:tc>
@@ -1671,7 +2004,7 @@
           <w:p>
             <w:r/>
             <w:r>
-              <w:t>停火談判破裂</w:t>
+              <w:t>2025-01-14</w:t>
             </w:r>
           </w:p>
         </w:tc>
@@ -1682,7 +2015,7 @@
           <w:p>
             <w:r/>
             <w:r>
-              <w:t>來源3、4（2月已出現破裂風險）</w:t>
+              <w:t>嚴重物資短缺，奧達醫院運作受限，印尼醫院設備遭破壞</w:t>
             </w:r>
           </w:p>
         </w:tc>
@@ -1693,7 +2026,7 @@
           <w:p>
             <w:r/>
             <w:r>
-              <w:t>第二階段談判在資料中無後續記錄，無法確認是否曾啟動或持續。</w:t>
+              <w:t>1</w:t>
             </w:r>
           </w:p>
         </w:tc>
@@ -1706,7 +2039,7 @@
           <w:p>
             <w:r/>
             <w:r>
-              <w:t>人道援助受阻</w:t>
+              <w:t>2025-01-15</w:t>
             </w:r>
           </w:p>
         </w:tc>
@@ -1717,7 +2050,7 @@
           <w:p>
             <w:r/>
             <w:r>
-              <w:t>來源9（5月已切斷所有援助）</w:t>
+              <w:t>弗萊徹：停火帶來希望，但援助倖存者過程仍「充滿挑戰」</w:t>
             </w:r>
           </w:p>
         </w:tc>
@@ -1728,7 +2061,7 @@
           <w:p>
             <w:r/>
             <w:r>
-              <w:t>截至5月2日援助已全面中斷約兩月；3-12月（含10月）情勢完全未知。</w:t>
+              <w:t>5</w:t>
             </w:r>
           </w:p>
         </w:tc>
@@ -1741,7 +2074,7 @@
           <w:p>
             <w:r/>
             <w:r>
-              <w:t>醫療體系惡化</w:t>
+              <w:t>2025-02-16</w:t>
             </w:r>
           </w:p>
         </w:tc>
@@ -1752,7 +2085,7 @@
           <w:p>
             <w:r/>
             <w:r>
-              <w:t>來源9（基本醫療保障被剝奪）</w:t>
+              <w:t>第一階段含「大幅增加進入加薩的援助物資數量」；聯合國承諾為援助創造必要條件</w:t>
             </w:r>
           </w:p>
         </w:tc>
@@ -1763,7 +2096,7 @@
           <w:p>
             <w:r/>
             <w:r>
-              <w:t>無具體醫院、物資、轉送數據，僅有定性描述。</w:t>
+              <w:t>11, 12</w:t>
             </w:r>
           </w:p>
         </w:tc>
@@ -1776,7 +2109,7 @@
           <w:p>
             <w:r/>
             <w:r>
-              <w:t>衝突再升級</w:t>
+              <w:t>2025-04-01</w:t>
             </w:r>
           </w:p>
         </w:tc>
@@ -1787,7 +2120,7 @@
           <w:p>
             <w:r/>
             <w:r>
-              <w:t>來源3（2月已警告）＋來源9（5月援助切斷暗示態勢惡化）</w:t>
+              <w:t>以色列關閉加薩邊境，連續四周禁止所有商業與人道援助進入</w:t>
             </w:r>
           </w:p>
         </w:tc>
@@ -1798,7 +2131,217 @@
           <w:p>
             <w:r/>
             <w:r>
-              <w:t>具體軍事行動細節完全缺失。</w:t>
+              <w:t>18</w:t>
+            </w:r>
+          </w:p>
+        </w:tc>
+      </w:tr>
+      <w:tr>
+        <w:tc>
+          <w:tcPr>
+            <w:tcW w:type="dxa" w:w="2880"/>
+          </w:tcPr>
+          <w:p>
+            <w:r/>
+            <w:r>
+              <w:t>2025-04-25</w:t>
+            </w:r>
+          </w:p>
+        </w:tc>
+        <w:tc>
+          <w:tcPr>
+            <w:tcW w:type="dxa" w:w="2880"/>
+          </w:tcPr>
+          <w:p>
+            <w:r/>
+            <w:r>
+              <w:t>停火破裂以來連續 50 多天無援助進入，加薩人口即將斷糧；高溫、污水、垃圾成山引發公共衛生危機</w:t>
+            </w:r>
+          </w:p>
+        </w:tc>
+        <w:tc>
+          <w:tcPr>
+            <w:tcW w:type="dxa" w:w="2880"/>
+          </w:tcPr>
+          <w:p>
+            <w:r/>
+            <w:r>
+              <w:t>19</w:t>
+            </w:r>
+          </w:p>
+        </w:tc>
+      </w:tr>
+      <w:tr>
+        <w:tc>
+          <w:tcPr>
+            <w:tcW w:type="dxa" w:w="2880"/>
+          </w:tcPr>
+          <w:p>
+            <w:r/>
+            <w:r>
+              <w:t>2025-05-02</w:t>
+            </w:r>
+          </w:p>
+        </w:tc>
+        <w:tc>
+          <w:tcPr>
+            <w:tcW w:type="dxa" w:w="2880"/>
+          </w:tcPr>
+          <w:p>
+            <w:r/>
+            <w:r>
+              <w:t>封鎖已達兩月；弗萊徹稱此為「集體懲罰」，剝奪平民生存權、基本醫療保障和尊嚴</w:t>
+            </w:r>
+          </w:p>
+        </w:tc>
+        <w:tc>
+          <w:tcPr>
+            <w:tcW w:type="dxa" w:w="2880"/>
+          </w:tcPr>
+          <w:p>
+            <w:r/>
+            <w:r>
+              <w:t>20</w:t>
+            </w:r>
+          </w:p>
+        </w:tc>
+      </w:tr>
+      <w:tr>
+        <w:tc>
+          <w:tcPr>
+            <w:tcW w:type="dxa" w:w="2880"/>
+          </w:tcPr>
+          <w:p>
+            <w:r/>
+            <w:r>
+              <w:t>2025-05-31</w:t>
+            </w:r>
+          </w:p>
+        </w:tc>
+        <w:tc>
+          <w:tcPr>
+            <w:tcW w:type="dxa" w:w="2880"/>
+          </w:tcPr>
+          <w:p>
+            <w:r/>
+            <w:r>
+              <w:t>封鎖近三個月，饑餓危機「失控」；民眾於援助中心遭槍擊</w:t>
+            </w:r>
+          </w:p>
+        </w:tc>
+        <w:tc>
+          <w:tcPr>
+            <w:tcW w:type="dxa" w:w="2880"/>
+          </w:tcPr>
+          <w:p>
+            <w:r/>
+            <w:r>
+              <w:t>21</w:t>
+            </w:r>
+          </w:p>
+        </w:tc>
+      </w:tr>
+      <w:tr>
+        <w:tc>
+          <w:tcPr>
+            <w:tcW w:type="dxa" w:w="2880"/>
+          </w:tcPr>
+          <w:p>
+            <w:r/>
+            <w:r>
+              <w:t>2025-06-13</w:t>
+            </w:r>
+          </w:p>
+        </w:tc>
+        <w:tc>
+          <w:tcPr>
+            <w:tcW w:type="dxa" w:w="2880"/>
+          </w:tcPr>
+          <w:p>
+            <w:r/>
+            <w:r>
+              <w:t>4 月以來以色列拒絕超過 20 次搶修許可申請</w:t>
+            </w:r>
+          </w:p>
+        </w:tc>
+        <w:tc>
+          <w:tcPr>
+            <w:tcW w:type="dxa" w:w="2880"/>
+          </w:tcPr>
+          <w:p>
+            <w:r/>
+            <w:r>
+              <w:t>22</w:t>
+            </w:r>
+          </w:p>
+        </w:tc>
+      </w:tr>
+      <w:tr>
+        <w:tc>
+          <w:tcPr>
+            <w:tcW w:type="dxa" w:w="2880"/>
+          </w:tcPr>
+          <w:p>
+            <w:r/>
+            <w:r>
+              <w:t>2025-07-03</w:t>
+            </w:r>
+          </w:p>
+        </w:tc>
+        <w:tc>
+          <w:tcPr>
+            <w:tcW w:type="dxa" w:w="2880"/>
+          </w:tcPr>
+          <w:p>
+            <w:r/>
+            <w:r>
+              <w:t>2025 年 6 月近 400 次人道協調嘗試：44% 被直接拒絕、10% 受阻、約 1/3 執行、12% 取消</w:t>
+            </w:r>
+          </w:p>
+        </w:tc>
+        <w:tc>
+          <w:tcPr>
+            <w:tcW w:type="dxa" w:w="2880"/>
+          </w:tcPr>
+          <w:p>
+            <w:r/>
+            <w:r>
+              <w:t>25</w:t>
+            </w:r>
+          </w:p>
+        </w:tc>
+      </w:tr>
+      <w:tr>
+        <w:tc>
+          <w:tcPr>
+            <w:tcW w:type="dxa" w:w="2880"/>
+          </w:tcPr>
+          <w:p>
+            <w:r/>
+            <w:r>
+              <w:t>2025-10-03</w:t>
+            </w:r>
+          </w:p>
+        </w:tc>
+        <w:tc>
+          <w:tcPr>
+            <w:tcW w:type="dxa" w:w="2880"/>
+          </w:tcPr>
+          <w:p>
+            <w:r/>
+            <w:r>
+              <w:t>聯合國及合作夥伴已備妥約 17 萬噸食品、藥品、帳篷等物資，「可隨時運入」</w:t>
+            </w:r>
+          </w:p>
+        </w:tc>
+        <w:tc>
+          <w:tcPr>
+            <w:tcW w:type="dxa" w:w="2880"/>
+          </w:tcPr>
+          <w:p>
+            <w:r/>
+            <w:r>
+              <w:t>28</w:t>
             </w:r>
           </w:p>
         </w:tc>
@@ -1813,18 +2356,1185 @@
         <w:rPr>
           <w:b/>
         </w:rPr>
-        <w:t>重要限制：</w:t>
+        <w:t>小結：</w:t>
       </w:r>
       <w:r>
-        <w:t xml:space="preserve"> 以上風險辨識僅基於5個時間點（1/15、1/19、2/11、2/16、5/2）的片段，中間超過10個月的時間完全空白，</w:t>
+        <w:t xml:space="preserve"> 人道援助准入在 2025 年經歷了劇烈波動。停火期間（1-2 月）援助通道雖有改善但仍受限（來源5）；3 月停火破裂後，以色列實施全面封鎖（來源18、19、20、21），至 6-7 月人道協調成功率跌至僅三分之一（來源25），加薩陷入嚴重饑餓與公共衛生危機（來源19、21）。10 月初聯合國備妥 17 萬噸物資（來源28），顯示援助基礎設施仍在運作，但實際落地仍取決於邊境准入與安全條件。</w:t>
+      </w:r>
+    </w:p>
+    <w:p/>
+    <w:p>
+      <w:r>
+        <w:t>---</w:t>
+      </w:r>
+    </w:p>
+    <w:p/>
+    <w:p>
+      <w:pPr>
+        <w:pStyle w:val="Heading3"/>
+      </w:pPr>
+      <w:r>
+        <w:t>（四）醫療衛生：醫院運作、物資短缺與病患轉送</w:t>
+      </w:r>
+    </w:p>
+    <w:p/>
+    <w:p>
+      <w:pPr>
+        <w:pStyle w:val="ListBullet"/>
+      </w:pPr>
+      <w:r>
+        <w:rPr>
+          <w:b/>
+        </w:rPr>
+        <w:t>1 月（停火前）：</w:t>
+      </w:r>
+      <w:r>
+        <w:t xml:space="preserve"> 奧達醫院因嚴重物資短缺運作受限，印尼醫院基本設備遭破壞（來源1）。</w:t>
+      </w:r>
+    </w:p>
+    <w:p>
+      <w:pPr>
+        <w:pStyle w:val="ListBullet"/>
+      </w:pPr>
+      <w:r>
+        <w:rPr>
+          <w:b/>
+        </w:rPr>
+        <w:t>5 月（封鎖期）：</w:t>
+      </w:r>
+      <w:r>
+        <w:t xml:space="preserve"> 弗萊徹指出以色列封鎖剝奪了平民的「基本醫療保障」和尊嚴（來源20）。</w:t>
+      </w:r>
+    </w:p>
+    <w:p>
+      <w:pPr>
+        <w:pStyle w:val="ListBullet"/>
+      </w:pPr>
+      <w:r>
+        <w:rPr>
+          <w:b/>
+        </w:rPr>
+        <w:t>7 月（危機升級）：</w:t>
+      </w:r>
+      <w:r>
+        <w:t xml:space="preserve"> 杜加里克指出，被強制轉移的近 3 萬人「缺乏庇護、食物、</w:t>
       </w:r>
       <w:r>
         <w:rPr>
           <w:b/>
         </w:rPr>
-        <w:t>任何關於6-12月（尤其10月重點時段）的判斷均超出資料範圍，不作為結論呈現。</w:t>
+        <w:t>藥品</w:t>
+      </w:r>
+      <w:r>
+        <w:t>和飲用水」（來源24）。</w:t>
       </w:r>
     </w:p>
+    <w:p>
+      <w:pPr>
+        <w:pStyle w:val="ListBullet"/>
+      </w:pPr>
+      <w:r>
+        <w:rPr>
+          <w:b/>
+        </w:rPr>
+        <w:t>8 月：</w:t>
+      </w:r>
+      <w:r>
+        <w:t xml:space="preserve"> 加薩兒童截肢率「已攀升至全球最高」，反映醫療體系長期崩潰的極端後果（來源27）。</w:t>
+      </w:r>
+    </w:p>
+    <w:p>
+      <w:pPr>
+        <w:pStyle w:val="ListBullet"/>
+      </w:pPr>
+      <w:r>
+        <w:rPr>
+          <w:b/>
+        </w:rPr>
+        <w:t>10 月：</w:t>
+      </w:r>
+      <w:r>
+        <w:t xml:space="preserve"> 世衛組織執行一次緊急轉移任務，將 3 名危重新生兒從加薩市赫盧醫院轉移至代爾巴拉赫阿克薩醫院；原定轉移的第 4 名嬰兒於當天早上死亡（來源29）。</w:t>
+      </w:r>
+    </w:p>
+    <w:p>
+      <w:pPr>
+        <w:pStyle w:val="ListBullet"/>
+      </w:pPr>
+      <w:r>
+        <w:t>聯合國及合作夥伴備妥的 17 萬噸物資中明确包含「藥品」（來源28），顯示醫療物資仍為核心短缺品項。</w:t>
+      </w:r>
+    </w:p>
+    <w:p/>
+    <w:p>
+      <w:pPr>
+        <w:pStyle w:val="IntenseQuote"/>
+      </w:pPr>
+      <w:r>
+        <w:rPr>
+          <w:b/>
+        </w:rPr>
+        <w:t>小結：</w:t>
+      </w:r>
+      <w:r>
+        <w:t xml:space="preserve"> 加薩醫療體系在 2025 年持續惡化。從 1 月醫院設備被毀、運作受限（來源1），到 5-7 月藥品短缺成為強制轉移平民的核心困境（來源20、24），再到 8 月兒童截肢率達全球最高（來源27），醫療崩潰呈漸進式加劇。10 月世衛組織的新生兒緊急轉移（來源29）顯示最脆弱的病患群體仍高度依賴跨區轉送，而 1 名嬰兒在等待轉移期間死亡的細節（來源29）凸顯了時間窗口的致命性。</w:t>
+      </w:r>
+    </w:p>
+    <w:p/>
+    <w:p>
+      <w:r>
+        <w:t>---</w:t>
+      </w:r>
+    </w:p>
+    <w:p/>
+    <w:p>
+      <w:pPr>
+        <w:pStyle w:val="Heading3"/>
+      </w:pPr>
+      <w:r>
+        <w:t>（五）國際組織：聯合國、人道協調廳、世衛組織及相關機構</w:t>
+      </w:r>
+    </w:p>
+    <w:p/>
+    <w:tbl>
+      <w:tblPr>
+        <w:tblStyle w:val="TableGrid"/>
+        <w:tblW w:type="auto" w:w="0"/>
+        <w:tblLook w:firstColumn="1" w:firstRow="1" w:lastColumn="0" w:lastRow="0" w:noHBand="0" w:noVBand="1" w:val="04A0"/>
+      </w:tblPr>
+      <w:tblGrid>
+        <w:gridCol w:w="2880"/>
+        <w:gridCol w:w="2880"/>
+        <w:gridCol w:w="2880"/>
+      </w:tblGrid>
+      <w:tr>
+        <w:tc>
+          <w:tcPr>
+            <w:tcW w:type="dxa" w:w="2880"/>
+          </w:tcPr>
+          <w:p>
+            <w:r>
+              <w:rPr>
+                <w:b/>
+              </w:rPr>
+            </w:r>
+            <w:r>
+              <w:rPr>
+                <w:b/>
+              </w:rPr>
+              <w:t>機構 / 人物</w:t>
+            </w:r>
+          </w:p>
+        </w:tc>
+        <w:tc>
+          <w:tcPr>
+            <w:tcW w:type="dxa" w:w="2880"/>
+          </w:tcPr>
+          <w:p>
+            <w:r>
+              <w:rPr>
+                <w:b/>
+              </w:rPr>
+            </w:r>
+            <w:r>
+              <w:rPr>
+                <w:b/>
+              </w:rPr>
+              <w:t>主要聲明與行動</w:t>
+            </w:r>
+          </w:p>
+        </w:tc>
+        <w:tc>
+          <w:tcPr>
+            <w:tcW w:type="dxa" w:w="2880"/>
+          </w:tcPr>
+          <w:p>
+            <w:r>
+              <w:rPr>
+                <w:b/>
+              </w:rPr>
+            </w:r>
+            <w:r>
+              <w:rPr>
+                <w:b/>
+              </w:rPr>
+              <w:t>來源</w:t>
+            </w:r>
+          </w:p>
+        </w:tc>
+      </w:tr>
+      <w:tr>
+        <w:tc>
+          <w:tcPr>
+            <w:tcW w:type="dxa" w:w="2880"/>
+          </w:tcPr>
+          <w:p>
+            <w:r/>
+            <w:r>
+              <w:t>聯合國秘書長古特雷斯</w:t>
+            </w:r>
+          </w:p>
+        </w:tc>
+        <w:tc>
+          <w:tcPr>
+            <w:tcW w:type="dxa" w:w="2880"/>
+          </w:tcPr>
+          <w:p>
+            <w:r/>
+            <w:r>
+              <w:t>歡迎停火協議（1/15）；呼籲避免戰火重燃（2/11）；歡迎人質釋放（2/16）；譴責人道危機升級、呼籲永久停火（7/3）；對「接管加薩城」深表震驚（8/8）；對哈馬斯準備釋放人質「感到鼓舞」（10/3）</w:t>
+            </w:r>
+          </w:p>
+        </w:tc>
+        <w:tc>
+          <w:tcPr>
+            <w:tcW w:type="dxa" w:w="2880"/>
+          </w:tcPr>
+          <w:p>
+            <w:r/>
+            <w:r>
+              <w:t>2, 4, 7, 9, 13, 23, 26, 28</w:t>
+            </w:r>
+          </w:p>
+        </w:tc>
+      </w:tr>
+      <w:tr>
+        <w:tc>
+          <w:tcPr>
+            <w:tcW w:type="dxa" w:w="2880"/>
+          </w:tcPr>
+          <w:p>
+            <w:r/>
+            <w:r>
+              <w:t>人道協調廳 / 緊急救援協調員弗萊徹</w:t>
+            </w:r>
+          </w:p>
+        </w:tc>
+        <w:tc>
+          <w:tcPr>
+            <w:tcW w:type="dxa" w:w="2880"/>
+          </w:tcPr>
+          <w:p>
+            <w:r/>
+            <w:r>
+              <w:t>停火帶來希望但援助仍充滿挑戰（1/15）；封鎖是「集體懲罰」、違反國際法（5/2）；呼籲立即實現永久停火和全面准入（7/3）</w:t>
+            </w:r>
+          </w:p>
+        </w:tc>
+        <w:tc>
+          <w:tcPr>
+            <w:tcW w:type="dxa" w:w="2880"/>
+          </w:tcPr>
+          <w:p>
+            <w:r/>
+            <w:r>
+              <w:t>5, 20, 23</w:t>
+            </w:r>
+          </w:p>
+        </w:tc>
+      </w:tr>
+      <w:tr>
+        <w:tc>
+          <w:tcPr>
+            <w:tcW w:type="dxa" w:w="2880"/>
+          </w:tcPr>
+          <w:p>
+            <w:r/>
+            <w:r>
+              <w:t>聯合國人道事務副秘書長杜加里克</w:t>
+            </w:r>
+          </w:p>
+        </w:tc>
+        <w:tc>
+          <w:tcPr>
+            <w:tcW w:type="dxa" w:w="2880"/>
+          </w:tcPr>
+          <w:p>
+            <w:r/>
+            <w:r>
+              <w:t>加薩醫院運作受限、須允許援助進入（1/14）；一天內強制轉移近 3 萬人（7/3）</w:t>
+            </w:r>
+          </w:p>
+        </w:tc>
+        <w:tc>
+          <w:tcPr>
+            <w:tcW w:type="dxa" w:w="2880"/>
+          </w:tcPr>
+          <w:p>
+            <w:r/>
+            <w:r>
+              <w:t>1, 24</w:t>
+            </w:r>
+          </w:p>
+        </w:tc>
+      </w:tr>
+      <w:tr>
+        <w:tc>
+          <w:tcPr>
+            <w:tcW w:type="dxa" w:w="2880"/>
+          </w:tcPr>
+          <w:p>
+            <w:r/>
+            <w:r>
+              <w:t>聯合國兒童基金會（UNICEF）</w:t>
+            </w:r>
+          </w:p>
+        </w:tc>
+        <w:tc>
+          <w:tcPr>
+            <w:tcW w:type="dxa" w:w="2880"/>
+          </w:tcPr>
+          <w:p>
+            <w:r/>
+            <w:r>
+              <w:t>至少 1.45 萬名兒童喪生、數千人受傷、近 100 萬人流離失所（1/15）</w:t>
+            </w:r>
+          </w:p>
+        </w:tc>
+        <w:tc>
+          <w:tcPr>
+            <w:tcW w:type="dxa" w:w="2880"/>
+          </w:tcPr>
+          <w:p>
+            <w:r/>
+            <w:r>
+              <w:t>3</w:t>
+            </w:r>
+          </w:p>
+        </w:tc>
+      </w:tr>
+      <w:tr>
+        <w:tc>
+          <w:tcPr>
+            <w:tcW w:type="dxa" w:w="2880"/>
+          </w:tcPr>
+          <w:p>
+            <w:r/>
+            <w:r>
+              <w:t>近東救济工程處（UNRWA）</w:t>
+            </w:r>
+          </w:p>
+        </w:tc>
+        <w:tc>
+          <w:tcPr>
+            <w:tcW w:type="dxa" w:w="2880"/>
+          </w:tcPr>
+          <w:p>
+            <w:r/>
+            <w:r>
+              <w:t>約旦河西岸五週軍事行動 50 多人喪生（含兒童）；普通民眾首當其衝（2/26）</w:t>
+            </w:r>
+          </w:p>
+        </w:tc>
+        <w:tc>
+          <w:tcPr>
+            <w:tcW w:type="dxa" w:w="2880"/>
+          </w:tcPr>
+          <w:p>
+            <w:r/>
+            <w:r>
+              <w:t>15</w:t>
+            </w:r>
+          </w:p>
+        </w:tc>
+      </w:tr>
+      <w:tr>
+        <w:tc>
+          <w:tcPr>
+            <w:tcW w:type="dxa" w:w="2880"/>
+          </w:tcPr>
+          <w:p>
+            <w:r/>
+            <w:r>
+              <w:t>人道協調廳（OCHA）</w:t>
+            </w:r>
+          </w:p>
+        </w:tc>
+        <w:tc>
+          <w:tcPr>
+            <w:tcW w:type="dxa" w:w="2880"/>
+          </w:tcPr>
+          <w:p>
+            <w:r/>
+            <w:r>
+              <w:t>對以軍對平民使用過度武力深表關切（2/26）；2025 年 6 月近 400 次協調嘗試僅 1/3 成功（7/3）</w:t>
+            </w:r>
+          </w:p>
+        </w:tc>
+        <w:tc>
+          <w:tcPr>
+            <w:tcW w:type="dxa" w:w="2880"/>
+          </w:tcPr>
+          <w:p>
+            <w:r/>
+            <w:r>
+              <w:t>16, 25</w:t>
+            </w:r>
+          </w:p>
+        </w:tc>
+      </w:tr>
+      <w:tr>
+        <w:tc>
+          <w:tcPr>
+            <w:tcW w:type="dxa" w:w="2880"/>
+          </w:tcPr>
+          <w:p>
+            <w:r/>
+            <w:r>
+              <w:t>世衛組織（WHO）</w:t>
+            </w:r>
+          </w:p>
+        </w:tc>
+        <w:tc>
+          <w:tcPr>
+            <w:tcW w:type="dxa" w:w="2880"/>
+          </w:tcPr>
+          <w:p>
+            <w:r/>
+            <w:r>
+              <w:t>緊急轉移 3 名危重新生兒，第 4 名嬰兒死亡（10/3）</w:t>
+            </w:r>
+          </w:p>
+        </w:tc>
+        <w:tc>
+          <w:tcPr>
+            <w:tcW w:type="dxa" w:w="2880"/>
+          </w:tcPr>
+          <w:p>
+            <w:r/>
+            <w:r>
+              <w:t>29</w:t>
+            </w:r>
+          </w:p>
+        </w:tc>
+      </w:tr>
+      <w:tr>
+        <w:tc>
+          <w:tcPr>
+            <w:tcW w:type="dxa" w:w="2880"/>
+          </w:tcPr>
+          <w:p>
+            <w:r/>
+            <w:r>
+              <w:t>安理會</w:t>
+            </w:r>
+          </w:p>
+        </w:tc>
+        <w:tc>
+          <w:tcPr>
+            <w:tcW w:type="dxa" w:w="2880"/>
+          </w:tcPr>
+          <w:p>
+            <w:r/>
+            <w:r>
+              <w:t>美國投下否決票，阻擋加薩永久停火及解除援助限制決議（5/31）</w:t>
+            </w:r>
+          </w:p>
+        </w:tc>
+        <w:tc>
+          <w:tcPr>
+            <w:tcW w:type="dxa" w:w="2880"/>
+          </w:tcPr>
+          <w:p>
+            <w:r/>
+            <w:r>
+              <w:t>21</w:t>
+            </w:r>
+          </w:p>
+        </w:tc>
+      </w:tr>
+    </w:tbl>
+    <w:p/>
+    <w:p>
+      <w:pPr>
+        <w:pStyle w:val="IntenseQuote"/>
+      </w:pPr>
+      <w:r>
+        <w:rPr>
+          <w:b/>
+        </w:rPr>
+        <w:t>小結：</w:t>
+      </w:r>
+      <w:r>
+        <w:t xml:space="preserve"> 聯合國體系（秘書長、人道協調廳、UNICEF、UNRWA、世衛）在 2025 年幾乎每月都發表聲明或採取行動，形成了持續的「譴責-呼籲-協調」迴路。但從實際效果看，安理會否決票（來源21）、以色列持續拒絕准入（來源18、22、25）使得國際組織的聲量與實際影響之间存在明顯落差。世衛組織的緊急新生兒轉移（來源29）是少數「行動型」紀錄，凸顯在制度性通道受阻時，個案式救援成為最後安全網。</w:t>
+      </w:r>
+    </w:p>
+    <w:p/>
+    <w:p>
+      <w:r>
+        <w:t>---</w:t>
+      </w:r>
+    </w:p>
+    <w:p/>
+    <w:p>
+      <w:pPr>
+        <w:pStyle w:val="Heading3"/>
+      </w:pPr>
+      <w:r>
+        <w:t>（六）綜合研析：傳導關係與風險評估</w:t>
+      </w:r>
+    </w:p>
+    <w:p/>
+    <w:p>
+      <w:r>
+        <w:t>#### 1. 停火與人質談判對人道准入的實際影響</w:t>
+      </w:r>
+    </w:p>
+    <w:p/>
+    <w:tbl>
+      <w:tblPr>
+        <w:tblStyle w:val="TableGrid"/>
+        <w:tblW w:type="auto" w:w="0"/>
+        <w:tblLook w:firstColumn="1" w:firstRow="1" w:lastColumn="0" w:lastRow="0" w:noHBand="0" w:noVBand="1" w:val="04A0"/>
+      </w:tblPr>
+      <w:tblGrid>
+        <w:gridCol w:w="2160"/>
+        <w:gridCol w:w="2160"/>
+        <w:gridCol w:w="2160"/>
+        <w:gridCol w:w="2160"/>
+      </w:tblGrid>
+      <w:tr>
+        <w:tc>
+          <w:tcPr>
+            <w:tcW w:type="dxa" w:w="2160"/>
+          </w:tcPr>
+          <w:p>
+            <w:r>
+              <w:rPr>
+                <w:b/>
+              </w:rPr>
+            </w:r>
+            <w:r>
+              <w:rPr>
+                <w:b/>
+              </w:rPr>
+              <w:t>階段</w:t>
+            </w:r>
+          </w:p>
+        </w:tc>
+        <w:tc>
+          <w:tcPr>
+            <w:tcW w:type="dxa" w:w="2160"/>
+          </w:tcPr>
+          <w:p>
+            <w:r>
+              <w:rPr>
+                <w:b/>
+              </w:rPr>
+            </w:r>
+            <w:r>
+              <w:rPr>
+                <w:b/>
+              </w:rPr>
+              <w:t>外交狀態</w:t>
+            </w:r>
+          </w:p>
+        </w:tc>
+        <w:tc>
+          <w:tcPr>
+            <w:tcW w:type="dxa" w:w="2160"/>
+          </w:tcPr>
+          <w:p>
+            <w:r>
+              <w:rPr>
+                <w:b/>
+              </w:rPr>
+            </w:r>
+            <w:r>
+              <w:rPr>
+                <w:b/>
+              </w:rPr>
+              <w:t>人道准入狀態</w:t>
+            </w:r>
+          </w:p>
+        </w:tc>
+        <w:tc>
+          <w:tcPr>
+            <w:tcW w:type="dxa" w:w="2160"/>
+          </w:tcPr>
+          <w:p>
+            <w:r>
+              <w:rPr>
+                <w:b/>
+              </w:rPr>
+            </w:r>
+            <w:r>
+              <w:rPr>
+                <w:b/>
+              </w:rPr>
+              <w:t>評估</w:t>
+            </w:r>
+          </w:p>
+        </w:tc>
+      </w:tr>
+      <w:tr>
+        <w:tc>
+          <w:tcPr>
+            <w:tcW w:type="dxa" w:w="2160"/>
+          </w:tcPr>
+          <w:p>
+            <w:r/>
+            <w:r>
+              <w:t>1 月中-3 月初（停火期）</w:t>
+            </w:r>
+          </w:p>
+        </w:tc>
+        <w:tc>
+          <w:tcPr>
+            <w:tcW w:type="dxa" w:w="2160"/>
+          </w:tcPr>
+          <w:p>
+            <w:r/>
+            <w:r>
+              <w:t>協議生效，第一階段推進中（來源6、11、17）</w:t>
+            </w:r>
+          </w:p>
+        </w:tc>
+        <w:tc>
+          <w:tcPr>
+            <w:tcW w:type="dxa" w:w="2160"/>
+          </w:tcPr>
+          <w:p>
+            <w:r/>
+            <w:r>
+              <w:t>弗萊徹稱援助仍「充滿挑戰」（來源5）；UNRWA/OCHA 持續運作</w:t>
+            </w:r>
+          </w:p>
+        </w:tc>
+        <w:tc>
+          <w:tcPr>
+            <w:tcW w:type="dxa" w:w="2160"/>
+          </w:tcPr>
+          <w:p>
+            <w:r/>
+            <w:r>
+              <w:t>停火帶來有限改善，但未實現「無阻礙」准入（來源1、5）</w:t>
+            </w:r>
+          </w:p>
+        </w:tc>
+      </w:tr>
+      <w:tr>
+        <w:tc>
+          <w:tcPr>
+            <w:tcW w:type="dxa" w:w="2160"/>
+          </w:tcPr>
+          <w:p>
+            <w:r/>
+            <w:r>
+              <w:t>3 月（破裂）</w:t>
+            </w:r>
+          </w:p>
+        </w:tc>
+        <w:tc>
+          <w:tcPr>
+            <w:tcW w:type="dxa" w:w="2160"/>
+          </w:tcPr>
+          <w:p>
+            <w:r/>
+            <w:r>
+              <w:t>協議終止（來源19）</w:t>
+            </w:r>
+          </w:p>
+        </w:tc>
+        <w:tc>
+          <w:tcPr>
+            <w:tcW w:type="dxa" w:w="2160"/>
+          </w:tcPr>
+          <w:p>
+            <w:r/>
+            <w:r>
+              <w:t>邊境關閉，援助中斷（來源18）</w:t>
+            </w:r>
+          </w:p>
+        </w:tc>
+        <w:tc>
+          <w:tcPr>
+            <w:tcW w:type="dxa" w:w="2160"/>
+          </w:tcPr>
+          <w:p>
+            <w:r/>
+            <w:r>
+              <w:t>外交進展中斷直接導致人道通道關閉</w:t>
+            </w:r>
+          </w:p>
+        </w:tc>
+      </w:tr>
+      <w:tr>
+        <w:tc>
+          <w:tcPr>
+            <w:tcW w:type="dxa" w:w="2160"/>
+          </w:tcPr>
+          <w:p>
+            <w:r/>
+            <w:r>
+              <w:t>4 月-8 月（封鎖期）</w:t>
+            </w:r>
+          </w:p>
+        </w:tc>
+        <w:tc>
+          <w:tcPr>
+            <w:tcW w:type="dxa" w:w="2160"/>
+          </w:tcPr>
+          <w:p>
+            <w:r/>
+            <w:r>
+              <w:t>安理會被否決（來源21）；以色列單邊升級（來源26）</w:t>
+            </w:r>
+          </w:p>
+        </w:tc>
+        <w:tc>
+          <w:tcPr>
+            <w:tcW w:type="dxa" w:w="2160"/>
+          </w:tcPr>
+          <w:p>
+            <w:r/>
+            <w:r>
+              <w:t>封鎖 50+ 天→2 月→近 3 月；44% 協調被拒（來源19、20、21、25）</w:t>
+            </w:r>
+          </w:p>
+        </w:tc>
+        <w:tc>
+          <w:tcPr>
+            <w:tcW w:type="dxa" w:w="2160"/>
+          </w:tcPr>
+          <w:p>
+            <w:r/>
+            <w:r>
+              <w:t>外交僵局 → 軍事升級 → 人道封鎖，三者形成正回饋惡化循環</w:t>
+            </w:r>
+          </w:p>
+        </w:tc>
+      </w:tr>
+      <w:tr>
+        <w:tc>
+          <w:tcPr>
+            <w:tcW w:type="dxa" w:w="2160"/>
+          </w:tcPr>
+          <w:p>
+            <w:r/>
+            <w:r>
+              <w:t>10 月初（新轉機）</w:t>
+            </w:r>
+          </w:p>
+        </w:tc>
+        <w:tc>
+          <w:tcPr>
+            <w:tcW w:type="dxa" w:w="2160"/>
+          </w:tcPr>
+          <w:p>
+            <w:r/>
+            <w:r>
+              <w:t>哈馬斯準備釋放人質（來源28）</w:t>
+            </w:r>
+          </w:p>
+        </w:tc>
+        <w:tc>
+          <w:tcPr>
+            <w:tcW w:type="dxa" w:w="2160"/>
+          </w:tcPr>
+          <w:p>
+            <w:r/>
+            <w:r>
+              <w:t>17 萬噸物資已備妥待運（來源28）；世衛執行緊急轉移（來源29）</w:t>
+            </w:r>
+          </w:p>
+        </w:tc>
+        <w:tc>
+          <w:tcPr>
+            <w:tcW w:type="dxa" w:w="2160"/>
+          </w:tcPr>
+          <w:p>
+            <w:r/>
+            <w:r>
+              <w:t>外交破冰信號出現，但實際落地仍待驗證</w:t>
+            </w:r>
+          </w:p>
+        </w:tc>
+      </w:tr>
+    </w:tbl>
+    <w:p/>
+    <w:p>
+      <w:pPr>
+        <w:pStyle w:val="IntenseQuote"/>
+      </w:pPr>
+      <w:r>
+        <w:rPr>
+          <w:b/>
+        </w:rPr>
+        <w:t>核心判斷：</w:t>
+      </w:r>
+      <w:r>
+        <w:t xml:space="preserve"> 2025 年的經驗表明，</w:t>
+      </w:r>
+      <w:r>
+        <w:rPr>
+          <w:b/>
+        </w:rPr>
+        <w:t>外交進展（停火/人質談判）是人道准入的關鍵前置條件</w:t>
+      </w:r>
+      <w:r>
+        <w:t>，但並非充分條件。即使在停火期間，援助仍受限（來源5）；停火破裂後，封鎖迅速升級為系統性「集體懲罰」（來源20）。反之，10 月哈馬斯釋放意圖（來源28）與聯合國物資備妥（來源28）形成聯動，顯示外交與人道通道之間存在明確的</w:t>
+      </w:r>
+      <w:r>
+        <w:rPr>
+          <w:b/>
+        </w:rPr>
+        <w:t>正向傳導</w:t>
+      </w:r>
+      <w:r>
+        <w:t>--前提是安全條件與政治意願同步到位。</w:t>
+      </w:r>
+    </w:p>
+    <w:p/>
+    <w:p>
+      <w:r>
+        <w:t>#### 2. 外交進展、軍事行動與人道情勢的傳導鏈</w:t>
+      </w:r>
+    </w:p>
+    <w:p/>
+    <w:p>
+      <w:r>
+        <w:t>```</w:t>
+      </w:r>
+    </w:p>
+    <w:p>
+      <w:r>
+        <w:t>停火達成 (1月) ──→ 有限援助改善 (2月) ──→ 停火危機 (2月中) ──→ 停火破裂 (3月)</w:t>
+      </w:r>
+    </w:p>
+    <w:p>
+      <w:r>
+        <w:t xml:space="preserve">     ↑                                                        │</w:t>
+      </w:r>
+    </w:p>
+    <w:p>
+      <w:r>
+        <w:t xml:space="preserve">     │                                                        ↓</w:t>
+      </w:r>
+    </w:p>
+    <w:p>
+      <w:r>
+        <w:t xml:space="preserve"> 10月新轉機 ←── 安理會否決 (5月) ←── 軍事升級/封鎖 (4月-8月) ←── 邊境關閉</w:t>
+      </w:r>
+    </w:p>
+    <w:p>
+      <w:r>
+        <w:t xml:space="preserve"> (來源28)      (來源21)           (來源18,19,26,27)       (來源18)</w:t>
+      </w:r>
+    </w:p>
+    <w:p>
+      <w:r>
+        <w:t>```</w:t>
+      </w:r>
+    </w:p>
+    <w:p/>
+    <w:p>
+      <w:pPr>
+        <w:pStyle w:val="ListBullet"/>
+      </w:pPr>
+      <w:r>
+        <w:rPr>
+          <w:b/>
+        </w:rPr>
+        <w:t>正向傳導：</w:t>
+      </w:r>
+      <w:r>
+        <w:t xml:space="preserve"> 停火協議 → 以軍撤離 + 援助增加（來源11）→ 人道壓力緩解（但有限，來源5）。</w:t>
+      </w:r>
+    </w:p>
+    <w:p>
+      <w:pPr>
+        <w:pStyle w:val="ListBullet"/>
+      </w:pPr>
+      <w:r>
+        <w:rPr>
+          <w:b/>
+        </w:rPr>
+        <w:t>負向傳導：</w:t>
+      </w:r>
+      <w:r>
+        <w:t xml:space="preserve"> 停火破裂 → 邊境封鎖（來源18）→ 饑餓 + 公共衛生危機（來源19）→ 軍事升級 / 強制轉移（來源24）→ 兒童截肢（來源27）。</w:t>
+      </w:r>
+    </w:p>
+    <w:p>
+      <w:pPr>
+        <w:pStyle w:val="ListBullet"/>
+      </w:pPr>
+      <w:r>
+        <w:rPr>
+          <w:b/>
+        </w:rPr>
+        <w:t>阻斷節點：</w:t>
+      </w:r>
+      <w:r>
+        <w:t xml:space="preserve"> 安理會否決票（來源21）切斷了國際集體安全機制對人道准入的強制保障功能。</w:t>
+      </w:r>
+    </w:p>
+    <w:p/>
+    <w:p>
+      <w:r>
+        <w:t>#### 3. 後續風險辨識</w:t>
+      </w:r>
+    </w:p>
+    <w:p/>
+    <w:tbl>
+      <w:tblPr>
+        <w:tblStyle w:val="TableGrid"/>
+        <w:tblW w:type="auto" w:w="0"/>
+        <w:tblLook w:firstColumn="1" w:firstRow="1" w:lastColumn="0" w:lastRow="0" w:noHBand="0" w:noVBand="1" w:val="04A0"/>
+      </w:tblPr>
+      <w:tblGrid>
+        <w:gridCol w:w="2880"/>
+        <w:gridCol w:w="2880"/>
+        <w:gridCol w:w="2880"/>
+      </w:tblGrid>
+      <w:tr>
+        <w:tc>
+          <w:tcPr>
+            <w:tcW w:type="dxa" w:w="2880"/>
+          </w:tcPr>
+          <w:p>
+            <w:r>
+              <w:rPr>
+                <w:b/>
+              </w:rPr>
+            </w:r>
+            <w:r>
+              <w:rPr>
+                <w:b/>
+              </w:rPr>
+              <w:t>風險類別</w:t>
+            </w:r>
+          </w:p>
+        </w:tc>
+        <w:tc>
+          <w:tcPr>
+            <w:tcW w:type="dxa" w:w="2880"/>
+          </w:tcPr>
+          <w:p>
+            <w:r>
+              <w:rPr>
+                <w:b/>
+              </w:rPr>
+            </w:r>
+            <w:r>
+              <w:rPr>
+                <w:b/>
+              </w:rPr>
+              <w:t>具體情境</w:t>
+            </w:r>
+          </w:p>
+        </w:tc>
+        <w:tc>
+          <w:tcPr>
+            <w:tcW w:type="dxa" w:w="2880"/>
+          </w:tcPr>
+          <w:p>
+            <w:r>
+              <w:rPr>
+                <w:b/>
+              </w:rPr>
+            </w:r>
+            <w:r>
+              <w:rPr>
+                <w:b/>
+              </w:rPr>
+              <w:t>依據</w:t>
+            </w:r>
+          </w:p>
+        </w:tc>
+      </w:tr>
+      <w:tr>
+        <w:tc>
+          <w:tcPr>
+            <w:tcW w:type="dxa" w:w="2880"/>
+          </w:tcPr>
+          <w:p>
+            <w:r/>
+            <w:r>
+              <w:rPr>
+                <w:b/>
+              </w:rPr>
+              <w:t>談判破裂 / 停火中斷</w:t>
+            </w:r>
+          </w:p>
+        </w:tc>
+        <w:tc>
+          <w:tcPr>
+            <w:tcW w:type="dxa" w:w="2880"/>
+          </w:tcPr>
+          <w:p>
+            <w:r/>
+            <w:r>
+              <w:t>2 月已出現停火終止風險（來源7、8）；8 月以色列「接管加薩城」為重大升級（來源26）；若 10 月談判再度受挫，可能重演 3 月破裂</w:t>
+            </w:r>
+          </w:p>
+        </w:tc>
+        <w:tc>
+          <w:tcPr>
+            <w:tcW w:type="dxa" w:w="2880"/>
+          </w:tcPr>
+          <w:p>
+            <w:r/>
+            <w:r>
+              <w:t>7, 8, 19, 26</w:t>
+            </w:r>
+          </w:p>
+        </w:tc>
+      </w:tr>
+      <w:tr>
+        <w:tc>
+          <w:tcPr>
+            <w:tcW w:type="dxa" w:w="2880"/>
+          </w:tcPr>
+          <w:p>
+            <w:r/>
+            <w:r>
+              <w:rPr>
+                <w:b/>
+              </w:rPr>
+              <w:t>援助受阻 / 人道封鎖持續</w:t>
+            </w:r>
+          </w:p>
+        </w:tc>
+        <w:tc>
+          <w:tcPr>
+            <w:tcW w:type="dxa" w:w="2880"/>
+          </w:tcPr>
+          <w:p>
+            <w:r/>
+            <w:r>
+              <w:t>4-7 月已出現 44% 協調被拒、僅 1/3 執行的極端數據（來源25）；17 萬噸物資「備妥」但尚未落地（來源28）；若安全條件未改善，物資無法進入</w:t>
+            </w:r>
+          </w:p>
+        </w:tc>
+        <w:tc>
+          <w:tcPr>
+            <w:tcW w:type="dxa" w:w="2880"/>
+          </w:tcPr>
+          <w:p>
+            <w:r/>
+            <w:r>
+              <w:t>18, 22, 25, 28</w:t>
+            </w:r>
+          </w:p>
+        </w:tc>
+      </w:tr>
+      <w:tr>
+        <w:tc>
+          <w:tcPr>
+            <w:tcW w:type="dxa" w:w="2880"/>
+          </w:tcPr>
+          <w:p>
+            <w:r/>
+            <w:r>
+              <w:rPr>
+                <w:b/>
+              </w:rPr>
+              <w:t>醫療體系惡化 / 崩潰</w:t>
+            </w:r>
+          </w:p>
+        </w:tc>
+        <w:tc>
+          <w:tcPr>
+            <w:tcW w:type="dxa" w:w="2880"/>
+          </w:tcPr>
+          <w:p>
+            <w:r/>
+            <w:r>
+              <w:t>醫院設備遭毀（來源1）→ 藥品短缺（來源20、24）→ 兒童截肢率全球最高（來源27）→ 新生兒需跨區緊急轉移且 1 名死亡（來源29）；趨勢若延續，醫療體系將失去基本功能</w:t>
+            </w:r>
+          </w:p>
+        </w:tc>
+        <w:tc>
+          <w:tcPr>
+            <w:tcW w:type="dxa" w:w="2880"/>
+          </w:tcPr>
+          <w:p>
+            <w:r/>
+            <w:r>
+              <w:t>1, 20, 24, 27, 29</w:t>
+            </w:r>
+          </w:p>
+        </w:tc>
+      </w:tr>
+      <w:tr>
+        <w:tc>
+          <w:tcPr>
+            <w:tcW w:type="dxa" w:w="2880"/>
+          </w:tcPr>
+          <w:p>
+            <w:r/>
+            <w:r>
+              <w:rPr>
+                <w:b/>
+              </w:rPr>
+              <w:t>衝突再升級 / 擴大化</w:t>
+            </w:r>
+          </w:p>
+        </w:tc>
+        <w:tc>
+          <w:tcPr>
+            <w:tcW w:type="dxa" w:w="2880"/>
+          </w:tcPr>
+          <w:p>
+            <w:r/>
+            <w:r>
+              <w:t>約旦河西岸已出現 50+ 人喪生、4 萬人流失的「戰場化」跡象（來源14、15、16）；加薩「接管」（來源26）可能引發更大規模軍事行動；停火協議破裂後 50 天內即出現饑餓失控（來源19），顯示衝突再升級的人道後果極其迅速</w:t>
+            </w:r>
+          </w:p>
+        </w:tc>
+        <w:tc>
+          <w:tcPr>
+            <w:tcW w:type="dxa" w:w="2880"/>
+          </w:tcPr>
+          <w:p>
+            <w:r/>
+            <w:r>
+              <w:t>14, 15, 16, 19, 26, 27</w:t>
+            </w:r>
+          </w:p>
+        </w:tc>
+      </w:tr>
+      <w:tr>
+        <w:tc>
+          <w:tcPr>
+            <w:tcW w:type="dxa" w:w="2880"/>
+          </w:tcPr>
+          <w:p>
+            <w:r/>
+            <w:r>
+              <w:rPr>
+                <w:b/>
+              </w:rPr>
+              <w:t>國際機制失效</w:t>
+            </w:r>
+          </w:p>
+        </w:tc>
+        <w:tc>
+          <w:tcPr>
+            <w:tcW w:type="dxa" w:w="2880"/>
+          </w:tcPr>
+          <w:p>
+            <w:r/>
+            <w:r>
+              <w:t>安理會否決（來源21）暴露安全理事會無法對加薩形成有效集體行動；國際人道法約束力在實踐中持續被侵蝕（來源1、13、16、20、23）</w:t>
+            </w:r>
+          </w:p>
+        </w:tc>
+        <w:tc>
+          <w:tcPr>
+            <w:tcW w:type="dxa" w:w="2880"/>
+          </w:tcPr>
+          <w:p>
+            <w:r/>
+            <w:r>
+              <w:t>1, 13, 16, 20, 21, 23</w:t>
+            </w:r>
+          </w:p>
+        </w:tc>
+      </w:tr>
+    </w:tbl>
     <w:p/>
     <w:p>
       <w:r>
@@ -1837,16 +3547,7 @@
         <w:pStyle w:val="Heading2"/>
       </w:pPr>
       <w:r>
-        <w:t>四、SWOT 分析</w:t>
-      </w:r>
-    </w:p>
-    <w:p/>
-    <w:p>
-      <w:pPr>
-        <w:pStyle w:val="IntenseQuote"/>
-      </w:pPr>
-      <w:r>
-        <w:t>說明：以下 SWOT 以「聯合國／國際社會在加薩人道干預中的位置」為分析主軸，僅基於現有9個片段。</w:t>
+        <w:t>四、SWOT 分析（以 2025 年加薩人道與和平進程為視角）</w:t>
       </w:r>
     </w:p>
     <w:p/>
@@ -1945,7 +3646,10 @@
           <w:p>
             <w:r/>
             <w:r>
-              <w:t>Strength</w:t>
+              <w:rPr>
+                <w:b/>
+              </w:rPr>
+              <w:t>Strength（優勢）</w:t>
             </w:r>
           </w:p>
           <w:p>
@@ -1962,7 +3666,7 @@
           <w:p>
             <w:r/>
             <w:r>
-              <w:t>道義與法理定位</w:t>
+              <w:t>外交調解基礎</w:t>
             </w:r>
           </w:p>
         </w:tc>
@@ -1973,7 +3677,7 @@
           <w:p>
             <w:r/>
             <w:r>
-              <w:t>秘書長多次重申「兩國方案」為緊迫任務（來源1），將停火、人質交換、人道援助置於國際法框架內討論，為國際干預提供法理基礎。</w:t>
+              <w:t>埃及、卡達、美國三方調解曾成功促成停火協議，證明多邊調解機制在特定條件下可行（來源2）；協議架構清晰分三階段，含軍事撤離、人質交換、援助增加等具體條款（來源11）</w:t>
             </w:r>
           </w:p>
         </w:tc>
@@ -1984,7 +3688,7 @@
           <w:p>
             <w:r/>
             <w:r>
-              <w:t>來源1</w:t>
+              <w:t>2, 11</w:t>
             </w:r>
           </w:p>
         </w:tc>
@@ -2004,7 +3708,7 @@
           <w:p>
             <w:r/>
             <w:r>
-              <w:t>跨方溝通管道</w:t>
+              <w:t>人道預備能力</w:t>
             </w:r>
           </w:p>
         </w:tc>
@@ -2015,7 +3719,7 @@
           <w:p>
             <w:r/>
             <w:r>
-              <w:t>古特雷斯同時對哈馬斯（呼籲釋放人質）和以色列（敦促履行停火承諾）發聲，顯示聯合國保持雙向溝通（來源4）。</w:t>
+              <w:t>聯合國及合作夥伴已備妥約 17 萬噸食品、藥品、帳篷等物資，具備「隨時運入」的就緒狀態（來源28）；世衛組織仍能執行緊急病患轉移（來源29）</w:t>
             </w:r>
           </w:p>
         </w:tc>
@@ -2026,7 +3730,7 @@
           <w:p>
             <w:r/>
             <w:r>
-              <w:t>來源3、4</w:t>
+              <w:t>28, 29</w:t>
             </w:r>
           </w:p>
         </w:tc>
@@ -2046,7 +3750,7 @@
           <w:p>
             <w:r/>
             <w:r>
-              <w:t>援助承諾與組織動員</w:t>
+              <w:t>國際社會聲量</w:t>
             </w:r>
           </w:p>
         </w:tc>
@@ -2057,7 +3761,7 @@
           <w:p>
             <w:r/>
             <w:r>
-              <w:t>聯合國承諾「為向加薩提供急需的人道主義援助創造必要條件」（來源8），顯示組織層面已啟動援助準備。</w:t>
+              <w:t>聯合國秘書長、人道協調廳、UNICEF、UNRWA、OCHA 等持續發表聲明與數據，維持議題能見度（來源2、3、5、15、16、20、23、26、28）</w:t>
             </w:r>
           </w:p>
         </w:tc>
@@ -2068,7 +3772,7 @@
           <w:p>
             <w:r/>
             <w:r>
-              <w:t>來源8</w:t>
+              <w:t>2, 3, 5, 15, 16, 20, 23, 26, 28</w:t>
             </w:r>
           </w:p>
         </w:tc>
@@ -2082,8 +3786,14 @@
           <w:p>
             <w:r/>
             <w:r>
-              <w:t>Weakness</w:t>
+              <w:rPr>
+                <w:b/>
+              </w:rPr>
+              <w:t>Weakness（劣勢）</w:t>
             </w:r>
+          </w:p>
+          <w:p>
+            <w:r/>
           </w:p>
           <w:p>
             <w:r/>
@@ -2099,7 +3809,7 @@
           <w:p>
             <w:r/>
             <w:r>
-              <w:t>資料覆蓋嚴重不足</w:t>
+              <w:t>停火脆弱性</w:t>
             </w:r>
           </w:p>
         </w:tc>
@@ -2110,7 +3820,7 @@
           <w:p>
             <w:r/>
             <w:r>
-              <w:t>2025年全年僅4篇文件、9個片段，且10月重點時段完全空白；3-12月無任何資訊，無法追蹤停火後續、第二階段談判、人道情勢演變。</w:t>
+              <w:t>停火僅維持約三週即出現終止風險（來源7、8）；3 月正式破裂後封鎖迅速升級（來源19）；缺乏有效的執行與維和機制保障</w:t>
             </w:r>
           </w:p>
         </w:tc>
@@ -2121,7 +3831,7 @@
           <w:p>
             <w:r/>
             <w:r>
-              <w:t>-（整體資料結構）</w:t>
+              <w:t>7, 8, 19</w:t>
             </w:r>
           </w:p>
         </w:tc>
@@ -2141,7 +3851,7 @@
           <w:p>
             <w:r/>
             <w:r>
-              <w:t>缺乏現場數據</w:t>
+              <w:t>人道准入依賴政治意願</w:t>
             </w:r>
           </w:p>
         </w:tc>
@@ -2152,7 +3862,7 @@
           <w:p>
             <w:r/>
             <w:r>
-              <w:t>所有片段均為高級別聲明（秘書長、副秘書長），無 OCHA 分發統計、無 WHO 醫療數據、無邊境口岸開閉紀錄、無平民傷亡數字，無法進行量化評估。</w:t>
+              <w:t>44% 人道協調被直接拒絕、僅 1/3 得以執行（來源25）；20+ 次搶修許可被拒（來源22）；封鎖被定性為「集體懲罰」（來源20），顯示准入完全取決於以方政治決定</w:t>
             </w:r>
           </w:p>
         </w:tc>
@@ -2163,7 +3873,7 @@
           <w:p>
             <w:r/>
             <w:r>
-              <w:t>-（整體資料結構）</w:t>
+              <w:t>20, 22, 25</w:t>
             </w:r>
           </w:p>
         </w:tc>
@@ -2183,7 +3893,7 @@
           <w:p>
             <w:r/>
             <w:r>
-              <w:t>干預手段有限</w:t>
+              <w:t>醫療體系結構性崩潰</w:t>
             </w:r>
           </w:p>
         </w:tc>
@@ -2194,7 +3904,7 @@
           <w:p>
             <w:r/>
             <w:r>
-              <w:t>即便秘書長多次警告（來源3、4、5），以色列仍於5月前切斷所有援助（來源9），顯示國際社會缺乏有效強制執行機制。</w:t>
+              <w:t>醫院設備遭毀（來源1）、藥品系統性短缺（來源20、24）、兒童截肢率全球最高（來源27）、新生兒需跨區轉送且 1 名死亡（來源29）；醫療重建未見實質進展</w:t>
             </w:r>
           </w:p>
         </w:tc>
@@ -2205,57 +3915,7 @@
           <w:p>
             <w:r/>
             <w:r>
-              <w:t>來源3、4、9</w:t>
-            </w:r>
-          </w:p>
-        </w:tc>
-      </w:tr>
-      <w:tr>
-        <w:tc>
-          <w:tcPr>
-            <w:tcW w:type="dxa" w:w="2160"/>
-            <w:vMerge w:val="restart"/>
-          </w:tcPr>
-          <w:p>
-            <w:r/>
-            <w:r>
-              <w:t>Opportunity</w:t>
-            </w:r>
-          </w:p>
-          <w:p>
-            <w:r/>
-          </w:p>
-        </w:tc>
-        <w:tc>
-          <w:tcPr>
-            <w:tcW w:type="dxa" w:w="2160"/>
-          </w:tcPr>
-          <w:p>
-            <w:r/>
-            <w:r>
-              <w:t>停火協議三階段框架</w:t>
-            </w:r>
-          </w:p>
-        </w:tc>
-        <w:tc>
-          <w:tcPr>
-            <w:tcW w:type="dxa" w:w="2160"/>
-          </w:tcPr>
-          <w:p>
-            <w:r/>
-            <w:r>
-              <w:t>協議已建立分階段路徑（第一階段含以軍撤離、增援、人質交換），若後續階段能推進，為人道准入改善提供了制度化渠道（來源7）。</w:t>
-            </w:r>
-          </w:p>
-        </w:tc>
-        <w:tc>
-          <w:tcPr>
-            <w:tcW w:type="dxa" w:w="2160"/>
-          </w:tcPr>
-          <w:p>
-            <w:r/>
-            <w:r>
-              <w:t>來源7</w:t>
+              <w:t>1, 20, 24, 27, 29</w:t>
             </w:r>
           </w:p>
         </w:tc>
@@ -2275,7 +3935,7 @@
           <w:p>
             <w:r/>
             <w:r>
-              <w:t>國際社會高度關注</w:t>
+              <w:t>安理會機制受阻</w:t>
             </w:r>
           </w:p>
         </w:tc>
@@ -2286,7 +3946,7 @@
           <w:p>
             <w:r/>
             <w:r>
-              <w:t>秘書長在1月、2月多次公開表態，副秘書長5月再發聲明，顯示議題持續在國際議程上，為後續干預維持政治動能（來源1、3、4、5、9）。</w:t>
+              <w:t>美國否決票阻擋永久停火及援助解除決議（來源21），使國際集體安全機制無法發揮強制作用</w:t>
             </w:r>
           </w:p>
         </w:tc>
@@ -2297,7 +3957,7 @@
           <w:p>
             <w:r/>
             <w:r>
-              <w:t>來源1、3、4、5、9</w:t>
+              <w:t>21</w:t>
             </w:r>
           </w:p>
         </w:tc>
@@ -2311,8 +3971,14 @@
           <w:p>
             <w:r/>
             <w:r>
-              <w:t>Threat</w:t>
+              <w:rPr>
+                <w:b/>
+              </w:rPr>
+              <w:t>Opportunity（機會）</w:t>
             </w:r>
+          </w:p>
+          <w:p>
+            <w:r/>
           </w:p>
           <w:p>
             <w:r/>
@@ -2328,7 +3994,7 @@
           <w:p>
             <w:r/>
             <w:r>
-              <w:t>停火脆弱、隨時可能破裂</w:t>
+              <w:t>10 月外交轉機</w:t>
             </w:r>
           </w:p>
         </w:tc>
@@ -2339,7 +4005,7 @@
           <w:p>
             <w:r/>
             <w:r>
-              <w:t>2月11日已出現「停火協議或將終止」的報導（來源3），至5月援助已全面切斷（來源9），顯示停火極度脆弱，衝突再升級風險高。</w:t>
+              <w:t>哈馬斯宣布準備釋放人質（來源28），古特雷斯「感到鼓舞」；若談判恢復，可激活已有的 17 萬噸物資通道（來源28）</w:t>
             </w:r>
           </w:p>
         </w:tc>
@@ -2350,7 +4016,7 @@
           <w:p>
             <w:r/>
             <w:r>
-              <w:t>來源3、9</w:t>
+              <w:t>28</w:t>
             </w:r>
           </w:p>
         </w:tc>
@@ -2370,7 +4036,7 @@
           <w:p>
             <w:r/>
             <w:r>
-              <w:t>集體懲罰與法律後果</w:t>
+              <w:t>各方對永久停火的共同需求</w:t>
             </w:r>
           </w:p>
         </w:tc>
@@ -2381,7 +4047,7 @@
           <w:p>
             <w:r/>
             <w:r>
-              <w:t>副秘書長明確指認以色列切斷援助為「集體懲罰」並「嚴重違反國際法」（來源9），若此態勢持續，將加劇國際法爭議並可能進一步惡化外交關係。</w:t>
+              <w:t>古特雷斯多次呼籲永久停火（來源23、26）；弗萊徹指出停火帶來「迫切的希望」（來源5）；第一階段曾「基本按步驟推進」（來源17），顯示執行路徑並非完全不可行</w:t>
             </w:r>
           </w:p>
         </w:tc>
@@ -2392,7 +4058,7 @@
           <w:p>
             <w:r/>
             <w:r>
-              <w:t>來源9</w:t>
+              <w:t>5, 17, 23, 26</w:t>
             </w:r>
           </w:p>
         </w:tc>
@@ -2412,7 +4078,7 @@
           <w:p>
             <w:r/>
             <w:r>
-              <w:t>10月重點時段完全未知</w:t>
+              <w:t>區域調解方持續參與</w:t>
             </w:r>
           </w:p>
         </w:tc>
@@ -2423,7 +4089,7 @@
           <w:p>
             <w:r/>
             <w:r>
-              <w:t>問句指定10月為重點，但資料中10月零紀錄，無法評估該時段停火狀態、人質談判進展、人道准入與醫療情勢，構成重大分析盲区。</w:t>
+              <w:t>卡達（多哈談判地點，來源8）與埃及（來源2）的調解角色在 1 月協議中已被驗證有效，10 月仍有空間重新啟動</w:t>
             </w:r>
           </w:p>
         </w:tc>
@@ -2434,7 +4100,234 @@
           <w:p>
             <w:r/>
             <w:r>
-              <w:t>-（整體資料結構）</w:t>
+              <w:t>2, 8</w:t>
+            </w:r>
+          </w:p>
+        </w:tc>
+      </w:tr>
+      <w:tr>
+        <w:tc>
+          <w:tcPr>
+            <w:tcW w:type="dxa" w:w="2160"/>
+            <w:vMerge/>
+          </w:tcPr>
+          <w:p/>
+        </w:tc>
+        <w:tc>
+          <w:tcPr>
+            <w:tcW w:type="dxa" w:w="2160"/>
+          </w:tcPr>
+          <w:p>
+            <w:r/>
+            <w:r>
+              <w:t>國際輿論壓力</w:t>
+            </w:r>
+          </w:p>
+        </w:tc>
+        <w:tc>
+          <w:tcPr>
+            <w:tcW w:type="dxa" w:w="2160"/>
+          </w:tcPr>
+          <w:p>
+            <w:r/>
+            <w:r>
+              <w:t>兒童截肢率「全球最高」（來源27）、1.45 萬名兒童喪生（來源3）等數據具有強大國際輿論動員力，可能轉化為外交壓力</w:t>
+            </w:r>
+          </w:p>
+        </w:tc>
+        <w:tc>
+          <w:tcPr>
+            <w:tcW w:type="dxa" w:w="2160"/>
+          </w:tcPr>
+          <w:p>
+            <w:r/>
+            <w:r>
+              <w:t>3, 27</w:t>
+            </w:r>
+          </w:p>
+        </w:tc>
+      </w:tr>
+      <w:tr>
+        <w:tc>
+          <w:tcPr>
+            <w:tcW w:type="dxa" w:w="2160"/>
+            <w:vMerge w:val="restart"/>
+          </w:tcPr>
+          <w:p>
+            <w:r/>
+            <w:r>
+              <w:rPr>
+                <w:b/>
+              </w:rPr>
+              <w:t>Threat（威脅）</w:t>
+            </w:r>
+          </w:p>
+          <w:p>
+            <w:r/>
+          </w:p>
+          <w:p>
+            <w:r/>
+          </w:p>
+          <w:p>
+            <w:r/>
+          </w:p>
+        </w:tc>
+        <w:tc>
+          <w:tcPr>
+            <w:tcW w:type="dxa" w:w="2160"/>
+          </w:tcPr>
+          <w:p>
+            <w:r/>
+            <w:r>
+              <w:t>以色列軍事升級</w:t>
+            </w:r>
+          </w:p>
+        </w:tc>
+        <w:tc>
+          <w:tcPr>
+            <w:tcW w:type="dxa" w:w="2160"/>
+          </w:tcPr>
+          <w:p>
+            <w:r/>
+            <w:r>
+              <w:t>8 月「接管加薩城」（來源26）、持續加強軍事行動（來源27）、強制轉移近 3 萬人（來源24）；若 10 月談判受挫，可能再升級</w:t>
+            </w:r>
+          </w:p>
+        </w:tc>
+        <w:tc>
+          <w:tcPr>
+            <w:tcW w:type="dxa" w:w="2160"/>
+          </w:tcPr>
+          <w:p>
+            <w:r/>
+            <w:r>
+              <w:t>24, 26, 27</w:t>
+            </w:r>
+          </w:p>
+        </w:tc>
+      </w:tr>
+      <w:tr>
+        <w:tc>
+          <w:tcPr>
+            <w:tcW w:type="dxa" w:w="2160"/>
+            <w:vMerge/>
+          </w:tcPr>
+          <w:p/>
+        </w:tc>
+        <w:tc>
+          <w:tcPr>
+            <w:tcW w:type="dxa" w:w="2160"/>
+          </w:tcPr>
+          <w:p>
+            <w:r/>
+            <w:r>
+              <w:t>約旦河西岸「戰場化」</w:t>
+            </w:r>
+          </w:p>
+        </w:tc>
+        <w:tc>
+          <w:tcPr>
+            <w:tcW w:type="dxa" w:w="2160"/>
+          </w:tcPr>
+          <w:p>
+            <w:r/>
+            <w:r>
+              <w:t>50+ 人喪生、4 萬人流失、以軍使用過度武力（來源14、15、16）；若加薩與西岸衝突聯動，人道危機將擴散至更廣範圍</w:t>
+            </w:r>
+          </w:p>
+        </w:tc>
+        <w:tc>
+          <w:tcPr>
+            <w:tcW w:type="dxa" w:w="2160"/>
+          </w:tcPr>
+          <w:p>
+            <w:r/>
+            <w:r>
+              <w:t>14, 15, 16</w:t>
+            </w:r>
+          </w:p>
+        </w:tc>
+      </w:tr>
+      <w:tr>
+        <w:tc>
+          <w:tcPr>
+            <w:tcW w:type="dxa" w:w="2160"/>
+            <w:vMerge/>
+          </w:tcPr>
+          <w:p/>
+        </w:tc>
+        <w:tc>
+          <w:tcPr>
+            <w:tcW w:type="dxa" w:w="2160"/>
+          </w:tcPr>
+          <w:p>
+            <w:r/>
+            <w:r>
+              <w:t>公共衛生系統性崩潰</w:t>
+            </w:r>
+          </w:p>
+        </w:tc>
+        <w:tc>
+          <w:tcPr>
+            <w:tcW w:type="dxa" w:w="2160"/>
+          </w:tcPr>
+          <w:p>
+            <w:r/>
+            <w:r>
+              <w:t>高溫、污水、垃圾成山（來源19）、饑餓「失控」（來源21）、兒童截肢（來源27）；若封鎖持續，將出現大規模流行病與飢荒</w:t>
+            </w:r>
+          </w:p>
+        </w:tc>
+        <w:tc>
+          <w:tcPr>
+            <w:tcW w:type="dxa" w:w="2160"/>
+          </w:tcPr>
+          <w:p>
+            <w:r/>
+            <w:r>
+              <w:t>19, 21, 27</w:t>
+            </w:r>
+          </w:p>
+        </w:tc>
+      </w:tr>
+      <w:tr>
+        <w:tc>
+          <w:tcPr>
+            <w:tcW w:type="dxa" w:w="2160"/>
+            <w:vMerge/>
+          </w:tcPr>
+          <w:p/>
+        </w:tc>
+        <w:tc>
+          <w:tcPr>
+            <w:tcW w:type="dxa" w:w="2160"/>
+          </w:tcPr>
+          <w:p>
+            <w:r/>
+            <w:r>
+              <w:t>人質問題成為談判人質</w:t>
+            </w:r>
+          </w:p>
+        </w:tc>
+        <w:tc>
+          <w:tcPr>
+            <w:tcW w:type="dxa" w:w="2160"/>
+          </w:tcPr>
+          <w:p>
+            <w:r/>
+            <w:r>
+              <w:t>古特雷斯警告「接管加薩城」可能危及仍被扣押的人質（來源26）；人質釋放與停火捆綁，任何一方違約即觸發全面破裂（來源6、7、8）</w:t>
+            </w:r>
+          </w:p>
+        </w:tc>
+        <w:tc>
+          <w:tcPr>
+            <w:tcW w:type="dxa" w:w="2160"/>
+          </w:tcPr>
+          <w:p>
+            <w:r/>
+            <w:r>
+              <w:t>6, 7, 8, 26</w:t>
             </w:r>
           </w:p>
         </w:tc>
@@ -2452,307 +4345,129 @@
         <w:pStyle w:val="Heading2"/>
       </w:pPr>
       <w:r>
-        <w:t>五、資料缺口總說明</w:t>
+        <w:t>五、綜合結論與後續關注要點</w:t>
       </w:r>
     </w:p>
     <w:p/>
-    <w:tbl>
-      <w:tblPr>
-        <w:tblStyle w:val="TableGrid"/>
-        <w:tblW w:type="auto" w:w="0"/>
-        <w:tblLook w:firstColumn="1" w:firstRow="1" w:lastColumn="0" w:lastRow="0" w:noHBand="0" w:noVBand="1" w:val="04A0"/>
-      </w:tblPr>
-      <w:tblGrid>
-        <w:gridCol w:w="2880"/>
-        <w:gridCol w:w="2880"/>
-        <w:gridCol w:w="2880"/>
-      </w:tblGrid>
-      <w:tr>
-        <w:tc>
-          <w:tcPr>
-            <w:tcW w:type="dxa" w:w="2880"/>
-          </w:tcPr>
-          <w:p>
-            <w:r>
-              <w:rPr>
-                <w:b/>
-              </w:rPr>
-            </w:r>
-            <w:r>
-              <w:rPr>
-                <w:b/>
-              </w:rPr>
-              <w:t>缺口領域</w:t>
-            </w:r>
-          </w:p>
-        </w:tc>
-        <w:tc>
-          <w:tcPr>
-            <w:tcW w:type="dxa" w:w="2880"/>
-          </w:tcPr>
-          <w:p>
-            <w:r>
-              <w:rPr>
-                <w:b/>
-              </w:rPr>
-            </w:r>
-            <w:r>
-              <w:rPr>
-                <w:b/>
-              </w:rPr>
-              <w:t>具體缺項</w:t>
-            </w:r>
-          </w:p>
-        </w:tc>
-        <w:tc>
-          <w:tcPr>
-            <w:tcW w:type="dxa" w:w="2880"/>
-          </w:tcPr>
-          <w:p>
-            <w:r>
-              <w:rPr>
-                <w:b/>
-              </w:rPr>
-            </w:r>
-            <w:r>
-              <w:rPr>
-                <w:b/>
-              </w:rPr>
-              <w:t>影響</w:t>
-            </w:r>
-          </w:p>
-        </w:tc>
-      </w:tr>
-      <w:tr>
-        <w:tc>
-          <w:tcPr>
-            <w:tcW w:type="dxa" w:w="2880"/>
-          </w:tcPr>
-          <w:p>
-            <w:r/>
-            <w:r>
-              <w:t>時間覆蓋</w:t>
-            </w:r>
-          </w:p>
-        </w:tc>
-        <w:tc>
-          <w:tcPr>
-            <w:tcW w:type="dxa" w:w="2880"/>
-          </w:tcPr>
-          <w:p>
-            <w:r/>
-            <w:r>
-              <w:t>2025年3月、4月、6月-12月（含10月）完全無資料</w:t>
-            </w:r>
-          </w:p>
-        </w:tc>
-        <w:tc>
-          <w:tcPr>
-            <w:tcW w:type="dxa" w:w="2880"/>
-          </w:tcPr>
-          <w:p>
-            <w:r/>
-            <w:r>
-              <w:t>無法追蹤停火後續、第二/第三階段談判、人道情勢演變</w:t>
-            </w:r>
-          </w:p>
-        </w:tc>
-      </w:tr>
-      <w:tr>
-        <w:tc>
-          <w:tcPr>
-            <w:tcW w:type="dxa" w:w="2880"/>
-          </w:tcPr>
-          <w:p>
-            <w:r/>
-            <w:r>
-              <w:t>政治外交</w:t>
-            </w:r>
-          </w:p>
-        </w:tc>
-        <w:tc>
-          <w:tcPr>
-            <w:tcW w:type="dxa" w:w="2880"/>
-          </w:tcPr>
-          <w:p>
-            <w:r/>
-            <w:r>
-              <w:t>以色列官方聲明、哈馬斯直接表態、美國/卡達/埃及具體角色、第二階段談判進展</w:t>
-            </w:r>
-          </w:p>
-        </w:tc>
-        <w:tc>
-          <w:tcPr>
-            <w:tcW w:type="dxa" w:w="2880"/>
-          </w:tcPr>
-          <w:p>
-            <w:r/>
-            <w:r>
-              <w:t>僅能从聯合國角度側寫，缺乏多邊視角</w:t>
-            </w:r>
-          </w:p>
-        </w:tc>
-      </w:tr>
-      <w:tr>
-        <w:tc>
-          <w:tcPr>
-            <w:tcW w:type="dxa" w:w="2880"/>
-          </w:tcPr>
-          <w:p>
-            <w:r/>
-            <w:r>
-              <w:t>國際安全</w:t>
-            </w:r>
-          </w:p>
-        </w:tc>
-        <w:tc>
-          <w:tcPr>
-            <w:tcW w:type="dxa" w:w="2880"/>
-          </w:tcPr>
-          <w:p>
-            <w:r/>
-            <w:r>
-              <w:t>空襲/地面行動時間、地點、規模；停火違規具體事件；平民傷亡數字</w:t>
-            </w:r>
-          </w:p>
-        </w:tc>
-        <w:tc>
-          <w:tcPr>
-            <w:tcW w:type="dxa" w:w="2880"/>
-          </w:tcPr>
-          <w:p>
-            <w:r/>
-            <w:r>
-              <w:t>無法整理軍事行動時間線或評估平民暴露風險</w:t>
-            </w:r>
-          </w:p>
-        </w:tc>
-      </w:tr>
-      <w:tr>
-        <w:tc>
-          <w:tcPr>
-            <w:tcW w:type="dxa" w:w="2880"/>
-          </w:tcPr>
-          <w:p>
-            <w:r/>
-            <w:r>
-              <w:t>人道事務</w:t>
-            </w:r>
-          </w:p>
-        </w:tc>
-        <w:tc>
-          <w:tcPr>
-            <w:tcW w:type="dxa" w:w="2880"/>
-          </w:tcPr>
-          <w:p>
-            <w:r/>
-            <w:r>
-              <w:t>邊境口岸（拉法等）開閉紀錄、援助物資品類與數量、分發點、受助人口數</w:t>
-            </w:r>
-          </w:p>
-        </w:tc>
-        <w:tc>
-          <w:tcPr>
-            <w:tcW w:type="dxa" w:w="2880"/>
-          </w:tcPr>
-          <w:p>
-            <w:r/>
-            <w:r>
-              <w:t>無法量化人道准入實際改善或惡化程度</w:t>
-            </w:r>
-          </w:p>
-        </w:tc>
-      </w:tr>
-      <w:tr>
-        <w:tc>
-          <w:tcPr>
-            <w:tcW w:type="dxa" w:w="2880"/>
-          </w:tcPr>
-          <w:p>
-            <w:r/>
-            <w:r>
-              <w:t>醫療衛生</w:t>
-            </w:r>
-          </w:p>
-        </w:tc>
-        <w:tc>
-          <w:tcPr>
-            <w:tcW w:type="dxa" w:w="2880"/>
-          </w:tcPr>
-          <w:p>
-            <w:r/>
-            <w:r>
-              <w:t>醫院運作狀態、醫療物資短缺品項、病患轉送、醫護安全事件、WHO數據</w:t>
-            </w:r>
-          </w:p>
-        </w:tc>
-        <w:tc>
-          <w:tcPr>
-            <w:tcW w:type="dxa" w:w="2880"/>
-          </w:tcPr>
-          <w:p>
-            <w:r/>
-            <w:r>
-              <w:t>醫療衛生部門幾乎無法整理</w:t>
-            </w:r>
-          </w:p>
-        </w:tc>
-      </w:tr>
-      <w:tr>
-        <w:tc>
-          <w:tcPr>
-            <w:tcW w:type="dxa" w:w="2880"/>
-          </w:tcPr>
-          <w:p>
-            <w:r/>
-            <w:r>
-              <w:t>國際組織</w:t>
-            </w:r>
-          </w:p>
-        </w:tc>
-        <w:tc>
-          <w:tcPr>
-            <w:tcW w:type="dxa" w:w="2880"/>
-          </w:tcPr>
-          <w:p>
-            <w:r/>
-            <w:r>
-              <w:t>OCHA 獨立行動報告、WHO 聲明與數據、其他NGO報告</w:t>
-            </w:r>
-          </w:p>
-        </w:tc>
-        <w:tc>
-          <w:tcPr>
-            <w:tcW w:type="dxa" w:w="2880"/>
-          </w:tcPr>
-          <w:p>
-            <w:r/>
-            <w:r>
-              <w:t>僅有聯合國體系聲明，缺乏多機構交叉驗證</w:t>
-            </w:r>
-          </w:p>
-        </w:tc>
-      </w:tr>
-    </w:tbl>
-    <w:p/>
     <w:p>
       <w:r>
-        <w:rPr>
-          <w:b/>
-        </w:rPr>
-        <w:t>結論：</w:t>
-      </w:r>
-      <w:r>
-        <w:t xml:space="preserve"> 現有資料（4篇文件、9個片段、4個活動日）僅能勾勒出 2025年1月中至2月中停火協議生效及第一階段執行的短期圖景，以及5月初援助全面中斷的惡化信號。對於問句指定的「10月重點時段」及全年大部分月份，</w:t>
+        <w:t xml:space="preserve">1. </w:t>
       </w:r>
       <w:r>
         <w:rPr>
           <w:b/>
         </w:rPr>
-        <w:t>目前資料不足以做出任何有效分析</w:t>
+        <w:t>2025 年的核心教訓：</w:t>
       </w:r>
       <w:r>
-        <w:t>。建議補充以色列、哈馬斯、美國、卡達、埃及等直接來源，以及 OCHA、WHO、UNRWA 等機構的現場報告，方能完整回答分部門問題。</w:t>
+        <w:t xml:space="preserve"> 停火協議的政治脆弱性與人道准入的高度依賴性形成「雙向綁定」--停火一旦破裂，人道封鎖在數週內即可升級為系統性危機（來源19、20、21）；反之，人道危機的持續惡化（饑餓、醫療崩潰）也會削弱停火的政治基礎。</w:t>
+      </w:r>
+    </w:p>
+    <w:p/>
+    <w:p>
+      <w:r>
+        <w:t xml:space="preserve">2. </w:t>
+      </w:r>
+      <w:r>
+        <w:rPr>
+          <w:b/>
+        </w:rPr>
+        <w:t>10 月轉機的關鍵觀察點（截至資料末 2025-10-03）：</w:t>
+      </w:r>
+    </w:p>
+    <w:p>
+      <w:pPr>
+        <w:pStyle w:val="ListBullet"/>
+      </w:pPr>
+      <w:r>
+        <w:t>哈馬斯釋放人質的具體時間表與規模（來源28）；</w:t>
+      </w:r>
+    </w:p>
+    <w:p>
+      <w:pPr>
+        <w:pStyle w:val="ListBullet"/>
+      </w:pPr>
+      <w:r>
+        <w:t>以色列是否同步恢復邊境通道，使 17 萬噸備妥物資得以落地（來源28）；</w:t>
+      </w:r>
+    </w:p>
+    <w:p>
+      <w:pPr>
+        <w:pStyle w:val="ListBullet"/>
+      </w:pPr>
+      <w:r>
+        <w:t>安理會否決僵局能否打破，為永久停火提供國際法保障（來源21）；</w:t>
+      </w:r>
+    </w:p>
+    <w:p>
+      <w:pPr>
+        <w:pStyle w:val="ListBullet"/>
+      </w:pPr>
+      <w:r>
+        <w:t>世衛組織等機構能否從「個案式緊急轉移」（來源29）轉為「系統性醫療重建」。</w:t>
+      </w:r>
+    </w:p>
+    <w:p/>
+    <w:p>
+      <w:r>
+        <w:t xml:space="preserve">3. </w:t>
+      </w:r>
+      <w:r>
+        <w:rPr>
+          <w:b/>
+        </w:rPr>
+        <w:t>資料缺口與限制：</w:t>
+      </w:r>
+      <w:r>
+        <w:t xml:space="preserve"> 本報告覆蓋 2025 年 1 月至 10 月初，</w:t>
+      </w:r>
+      <w:r>
+        <w:rPr>
+          <w:b/>
+        </w:rPr>
+        <w:t>3 月中下旬、9 月、11-12 月缺乏資料</w:t>
+      </w:r>
+      <w:r>
+        <w:t>，無法評估上述風險在下半年是否已實現或緩解。9 月為完全空白期，可能隱含未記錄的重大事件。建議後續持續補齊上述月份之資訊。</w:t>
+      </w:r>
+    </w:p>
+    <w:p/>
+    <w:p>
+      <w:r>
+        <w:t xml:space="preserve">4. </w:t>
+      </w:r>
+      <w:r>
+        <w:rPr>
+          <w:b/>
+        </w:rPr>
+        <w:t>不確定性聲明：</w:t>
+      </w:r>
+      <w:r>
+        <w:t xml:space="preserve"> 現有資料以聯合國及國際機構聲明為主（14 份文件、29 個片段），以色列、哈馬斯、美國、卡達、埃及等当事方的</w:t>
+      </w:r>
+      <w:r>
+        <w:rPr>
+          <w:b/>
+        </w:rPr>
+        <w:t>第一手官方聲明</w:t>
+      </w:r>
+      <w:r>
+        <w:t>未見於本批資料中。涉及各方實際立場、談判底線與軍事決策動機之分析，目前資料不足以完整判斷，需補充更多來源。</w:t>
+      </w:r>
+    </w:p>
+    <w:p/>
+    <w:p>
+      <w:r>
+        <w:t>---</w:t>
+      </w:r>
+    </w:p>
+    <w:p/>
+    <w:p>
+      <w:r>
+        <w:rPr>
+          <w:i/>
+        </w:rPr>
+        <w:t>報告依據 14 份文件、29 個片段撰寫，時間範圍 2025-01-14 至 2025-10-03。所有事實與數據均標註來源編號，未提供者不予補充。</w:t>
       </w:r>
     </w:p>
     <w:p>
@@ -2773,11 +4488,59 @@
         <w:pStyle w:val="ListNumber"/>
       </w:pPr>
       <w:r>
+        <w:t>联合国谴责以色列继续阻碍向加沙提供援助的努力 · 2025-01-14</w:t>
+      </w:r>
+      <w:r>
+        <w:br/>
+        <w:t>(dc48d935d6abd0eafd683a5d6fab2988a9c4e6e5) 杜加里克指出，由于严重的物资短缺，奥达医院的运行受限，而印度尼西亚医院的基本设备已被破坏...联合国及其合作伙伴仍在竭尽全力，向受冲突影响的巴勒斯坦人提供必要支持。他强调，以色列当局必须履行国际人道主义法义务，允许无阻碍的人道援助进入加沙。</w:t>
+      </w:r>
+    </w:p>
+    <w:p>
+      <w:pPr>
+        <w:pStyle w:val="ListNumber"/>
+      </w:pPr>
+      <w:r>
+        <w:t>联合国秘书长欢迎达成加沙停火及释放人质协议 · 2025-01-15</w:t>
+      </w:r>
+      <w:r>
+        <w:br/>
+        <w:t>(39eaccd8c4e92c673329f5fc2fe17d2284346c9b) 联合国秘书长古特雷斯周三发表声明，对加沙停火及释放人质协议的达成表示热烈欢迎。他高度赞扬了埃及、卡塔尔和美国在推动这一协议达成过程中做出的卓越贡献。</w:t>
+      </w:r>
+    </w:p>
+    <w:p>
+      <w:pPr>
+        <w:pStyle w:val="ListNumber"/>
+      </w:pPr>
+      <w:r>
+        <w:t>联合国秘书长欢迎达成加沙停火及释放人质协议 · 2025-01-15</w:t>
+      </w:r>
+      <w:r>
+        <w:br/>
+        <w:t>(39eaccd8c4e92c673329f5fc2fe17d2284346c9b) 联合国儿童基金会执行主任拉塞尔强调，停火协议只是迈向和平的第一步，这场冲突已造成至少1.45万名儿童丧生，数千人受伤，近100万人流离失所。</w:t>
+      </w:r>
+    </w:p>
+    <w:p>
+      <w:pPr>
+        <w:pStyle w:val="ListNumber"/>
+      </w:pPr>
+      <w:r>
         <w:t>联合国秘书长欢迎达成加沙停火及释放人质协议 · 2025-01-15</w:t>
       </w:r>
       <w:r>
         <w:br/>
         <w:t>(39eaccd8c4e92c673329f5fc2fe17d2284346c9b) 古特雷斯重申，结束占领并通过谈判实现“两国方案”，使以色列和巴勒斯坦在国际法、联合国相关决议和既往协议的框架内和平共处，是一项紧迫而重要的任务。</w:t>
+      </w:r>
+    </w:p>
+    <w:p>
+      <w:pPr>
+        <w:pStyle w:val="ListNumber"/>
+      </w:pPr>
+      <w:r>
+        <w:t>联合国秘书长欢迎达成加沙停火及释放人质协议 · 2025-01-15</w:t>
+      </w:r>
+      <w:r>
+        <w:br/>
+        <w:t>(39eaccd8c4e92c673329f5fc2fe17d2284346c9b) 联合国主管人道主义事务副秘书长兼紧急救济协调员弗莱彻表示，此次停火协议为数百万饱受冲突摧残的人们带来了迫切的希望。然而他同时指出，这一停火协议虽然带来了希望与机遇，但援助幸存者的过程依然充满挑战。</w:t>
       </w:r>
     </w:p>
     <w:p>
@@ -2869,11 +4632,203 @@
         <w:pStyle w:val="ListNumber"/>
       </w:pPr>
       <w:r>
+        <w:t>联合国秘书长对加沙维持停火与释放最新一波人质表示欢迎 · 2025-02-16</w:t>
+      </w:r>
+      <w:r>
+        <w:br/>
+        <w:t>(e9a2eb771e02c750789b2c7fabffd4ca16c0027b) 古特雷斯秘书长再次敦促所有各方信守承诺，并严格遵守国际人道法和国际人权法。</w:t>
+      </w:r>
+    </w:p>
+    <w:p>
+      <w:pPr>
+        <w:pStyle w:val="ListNumber"/>
+      </w:pPr>
+      <w:r>
+        <w:t>联合国警告：约旦河西岸安全局势持续恶化 · 2025-02-26</w:t>
+      </w:r>
+      <w:r>
+        <w:br/>
+        <w:t>(cb4a819ff3eda078e28cf6d668f54c953d86d19e) 联合国人道机构周三警告说，以色列在被占领的约旦河西岸发动的数周军事行动已将巴勒斯坦社区变成“战场”，导致约四万人流离失所，安全形势令人担忧。</w:t>
+      </w:r>
+    </w:p>
+    <w:p>
+      <w:pPr>
+        <w:pStyle w:val="ListNumber"/>
+      </w:pPr>
+      <w:r>
+        <w:t>联合国警告：约旦河西岸安全局势持续恶化 · 2025-02-26</w:t>
+      </w:r>
+      <w:r>
+        <w:br/>
+        <w:t>(cb4a819ff3eda078e28cf6d668f54c953d86d19e) 近东救济工程处报告说，自以色列五周前发动军事行动以来，已有50多人丧生，其中包括儿童，约旦河西岸正迅速演变为战场，而普通巴勒斯坦民众首当其冲，承受着最严重的后果。</w:t>
+      </w:r>
+    </w:p>
+    <w:p>
+      <w:pPr>
+        <w:pStyle w:val="ListNumber"/>
+      </w:pPr>
+      <w:r>
+        <w:t>联合国警告：约旦河西岸安全局势持续恶化 · 2025-02-26</w:t>
+      </w:r>
+      <w:r>
+        <w:br/>
+        <w:t>(cb4a819ff3eda078e28cf6d668f54c953d86d19e) 人道协调厅重申，对以色列军方对平民使用过度武力以及流离失所者日益严峻的人道需求深表关切。</w:t>
+      </w:r>
+    </w:p>
+    <w:p>
+      <w:pPr>
+        <w:pStyle w:val="ListNumber"/>
+      </w:pPr>
+      <w:r>
+        <w:t>联合国秘书长对加沙维持停火与释放最新一波人质表示欢迎 · 2025-03-01</w:t>
+      </w:r>
+      <w:r>
+        <w:br/>
+        <w:t>(e9a2eb771e02c750789b2c7fabffd4ca16c0027b) 尽管局势依然紧张，但预定在3月1日前完成的第一阶段计划目前正在基本按照商定的步骤推进。随后，哈以双方将就永久停火问题展开谈判，开启协议的下一阶段。</w:t>
+      </w:r>
+    </w:p>
+    <w:p>
+      <w:pPr>
+        <w:pStyle w:val="ListNumber"/>
+      </w:pPr>
+      <w:r>
+        <w:t>联合国谴责以色列袭击加沙人道工作者 呼吁进行独立调查 · 2025-04-01</w:t>
+      </w:r>
+      <w:r>
+        <w:br/>
+        <w:t>(f81d008d56390f29d4afb877219562b28a5784d1) 埃尔德表示：“以色列当局关闭了加沙边境，已连续四周禁止所有商业和人道主义援助进入。面对一次又一次的侵犯国际人道法行为，我们的援助努力正被不断受到削弱。”</w:t>
+      </w:r>
+    </w:p>
+    <w:p>
+      <w:pPr>
+        <w:pStyle w:val="ListNumber"/>
+      </w:pPr>
+      <w:r>
+        <w:t>【世界进行时】2025年 4月 25日 · 2025-04-25</w:t>
+      </w:r>
+      <w:r>
+        <w:br/>
+        <w:t>(619391b9365f303e1ae84efedfdc579d46bbc0e5) 自加沙停火协议三月份破裂以来，在以色列的封锁之下，至今已经连续50多天没有援助物资进入加沙，加沙人口即将断粮。同时，在酷热难耐的高温、污水横流与垃圾成山的环境中，加沙的流离失所家庭正面临日益严重的公共卫生危机。</w:t>
+      </w:r>
+    </w:p>
+    <w:p>
+      <w:pPr>
+        <w:pStyle w:val="ListNumber"/>
+      </w:pPr>
+      <w:r>
         <w:t>【世界进行时】2025年5月2日 · 2025-05-02</w:t>
       </w:r>
       <w:r>
         <w:br/>
         <w:t>(e29e171afacdcb9477c21405ab50df04631ed526) 在以色列切断对加沙所有援助两个月后，负责人道事务的副秘书长弗莱彻周四发表声明指出，以色列阻止援助物资进入是对哈马斯施压的策略，却严重违反国际法，剥夺了平民的生存权、基本医疗保障和尊严，是残酷的集体惩罚。</w:t>
+      </w:r>
+    </w:p>
+    <w:p>
+      <w:pPr>
+        <w:pStyle w:val="ListNumber"/>
+      </w:pPr>
+      <w:r>
+        <w:t>【世界进行时】2025年6月5日 · 2025-05-31</w:t>
+      </w:r>
+      <w:r>
+        <w:br/>
+        <w:t>(2f0113012e6db122822f1f90d6b562e137952d4d) 在以色列对加沙实施近三个月援助封锁过后，加沙饥饿危机已呈失控态势。据报道，5月31日以来连续数天，加沙民众在该地带南部美国和以色列控制的一处私营援助中心周边试图领取食物时遭到枪击遇难。秘书长古特雷斯发表声明，对此深表震惊，并再次呼吁立即实现持久停火，以缓解当地不断恶化的人道局势。同时，周三，美国在安理会投下否决票，阻止了一项呼吁加沙永久停火、解除限制援助物资进入的决议草案。</w:t>
+      </w:r>
+    </w:p>
+    <w:p>
+      <w:pPr>
+        <w:pStyle w:val="ListNumber"/>
+      </w:pPr>
+      <w:r>
+        <w:t>联合国强调：必须确保加沙人道援助通道畅通无阻 · 2025-06-13</w:t>
+      </w:r>
+      <w:r>
+        <w:br/>
+        <w:t>(2be23bcc957b8a5b1e7506443ed67ab66c369ec1) 然而自四月以来，以色列当局已拒绝超过20次抢修许可申请。</w:t>
+      </w:r>
+    </w:p>
+    <w:p>
+      <w:pPr>
+        <w:pStyle w:val="ListNumber"/>
+      </w:pPr>
+      <w:r>
+        <w:t>联合国秘书长对加沙人道危机升级深表震惊　呼吁立即实现永久停火和全面准入 · 2025-07-03</w:t>
+      </w:r>
+      <w:r>
+        <w:br/>
+        <w:t>(f52a255e51ca67f26b22cd6870bc2eab25f97d53) 联合国秘书长古特雷斯对加沙人道主义局势的进一步恶化表示严重关切，并强烈谴责近日多起导致大量平民死伤的袭击事件。他重申，所有各方必须尊重国际人道主义法，并呼吁立即实现永久停火，确保人道援助畅通无阻地抵达有需要的人群。</w:t>
+      </w:r>
+    </w:p>
+    <w:p>
+      <w:pPr>
+        <w:pStyle w:val="ListNumber"/>
+      </w:pPr>
+      <w:r>
+        <w:t>联合国秘书长对加沙人道危机升级深表震惊　呼吁立即实现永久停火和全面准入 · 2025-07-03</w:t>
+      </w:r>
+      <w:r>
+        <w:br/>
+        <w:t>(f52a255e51ca67f26b22cd6870bc2eab25f97d53) 杜加里克指出，仅在本周一天内，以色列当局就下令强制转移近3万人，使他们在缺乏庇护、食物、药品和饮用水的情况下再次流离失所。秘书长强调，根据国际人道法，平民必须受到尊重和保护，其基本需求必须得到满足。</w:t>
+      </w:r>
+    </w:p>
+    <w:p>
+      <w:pPr>
+        <w:pStyle w:val="ListNumber"/>
+      </w:pPr>
+      <w:r>
+        <w:t>联合国秘书长对加沙人道危机升级深表震惊　呼吁立即实现永久停火和全面准入 · 2025-07-03</w:t>
+      </w:r>
+      <w:r>
+        <w:br/>
+        <w:t>(f52a255e51ca67f26b22cd6870bc2eab25f97d53) 仅在2025年6月，联合国进行的近400次人道协调尝试中，有44%被以色列当局直接拒绝，10%虽初步获批但后来受阻，仅有三分之一得以执行。其余12%因后勤、安全等问题被组织方取消。</w:t>
+      </w:r>
+    </w:p>
+    <w:p>
+      <w:pPr>
+        <w:pStyle w:val="ListNumber"/>
+      </w:pPr>
+      <w:r>
+        <w:t>【世界进行时】2025年8月8日 · 2025-08-08</w:t>
+      </w:r>
+      <w:r>
+        <w:br/>
+        <w:t>(bb245f12985c5eb1bc959abffcff9308ca2becc8) 聯合國秘書長古特雷斯周五對以色列政府決定「接管加沙城」深表震驚。他指出，此舉標誌著局勢的危險升級，可能加劇數百萬巴勒斯坦人已面臨的災難性後果，並可能進一步危及更多生命，包括仍被扣押的人質。</w:t>
+      </w:r>
+    </w:p>
+    <w:p>
+      <w:pPr>
+        <w:pStyle w:val="ListNumber"/>
+      </w:pPr>
+      <w:r>
+        <w:t>【世界进行时】2025年8月22日 · 2025-08-22</w:t>
+      </w:r>
+      <w:r>
+        <w:br/>
+        <w:t>(9636869ff36155742998777919504f25a8be97f4) 加沙地带儿童截肢率已攀升至全球最高。周四，以色列军队持续加强在加沙城及周边地带的军事行动。联合国秘书长古特雷斯再度紧急呼吁停火。</w:t>
+      </w:r>
+    </w:p>
+    <w:p>
+      <w:pPr>
+        <w:pStyle w:val="ListNumber"/>
+      </w:pPr>
+      <w:r>
+        <w:t>联合国秘书长对哈马斯宣布准备释放人质“感到鼓舞” · 2025-10-03</w:t>
+      </w:r>
+      <w:r>
+        <w:br/>
+        <w:t>(f732e30b67822ea89556de1c42a59aa76afd590d) 联合国及合作伙伴已准备约17万吨的食品、药品、帐篷等急需物资，可随时运入加沙。</w:t>
+      </w:r>
+    </w:p>
+    <w:p>
+      <w:pPr>
+        <w:pStyle w:val="ListNumber"/>
+      </w:pPr>
+      <w:r>
+        <w:t>联合国秘书长对哈马斯宣布准备释放人质“感到鼓舞” · 2025-10-03</w:t>
+      </w:r>
+      <w:r>
+        <w:br/>
+        <w:t>(f732e30b67822ea89556de1c42a59aa76afd590d) 世卫组织组织了一次紧急转移任务，将3名危重新生儿从加沙市的赫卢医院转移到代尔巴拉赫的阿克萨医院...原定转移的第4名婴儿于当天早上死亡。</w:t>
       </w:r>
     </w:p>
     <w:p>
@@ -2908,7 +4863,7 @@
         <w:t>資料準備耗時：</w:t>
       </w:r>
       <w:r>
-        <w:t>約 82.35 秒</w:t>
+        <w:t>約 99.07 秒</w:t>
       </w:r>
     </w:p>
     <w:p>
@@ -2939,7 +4894,7 @@
         <w:t>相對時間解析基準：</w:t>
       </w:r>
       <w:r>
-        <w:t>2026-09-03T17:40:51+08:00 (Asia/Taipei；去年=2025)</w:t>
+        <w:t>2026-09-04T14:00:00+08:00 (Asia/Taipei；去年=2025)</w:t>
       </w:r>
     </w:p>
     <w:p>
@@ -2950,7 +4905,7 @@
         <w:t>精煉後問題（檢索用）：</w:t>
       </w:r>
       <w:r>
-        <w:t>2025年（2025-01-01至2025-12-31，10月為重點時段）加薩衝突：持續蒐集停火談判、人質釋放、人道援助准入及平民保護資訊。分部門整理：(1)政治外交：以色列、哈馬斯、美國、卡達、埃及及調解方之停火方案、人質交換條件、談判進展；(2)國際安全：空襲、地面行動、停火違規、對平民與救援人員之安全影響；(3)人道事務：食品、藥品、飲水、避難、邊境口岸、援助物資進入情形；(4)醫療衛生：醫院運作、醫療物資短缺、病患轉送、醫護人員安全；(5)國際組織：聯合國、OCHA、WHO等機構聲明、數據與行動；(6)綜合研析：分析停火與人質談判對人道准入及平民處境的實際影響，辨識外交進展、軍事行動與人道情勢間傳導關係，提出談判破裂、援助受阻、醫療體系惡化、衝突再升級等後續風險。</w:t>
+        <w:t>持續蒐集 2025 年（2025-01-01 至 2025-12-31）加薩停火、人質談判、人道援助及平民保護相關資訊，依下列面向整理：（1）政治外交：以色列、哈馬斯、美國、卡達、埃及及其他調解方之停火方案、人質交換條件與談判進展；（2）國際安全：空襲、地面軍事行動、停火違規及對平民與救援人員之安全影響；（3）人道事務：食品、藥品、飲水、避難、邊境口岸與援助物資進入情形；（4）醫療衛生：醫院運作、醫療物資短缺、病患轉送及醫護人員安全；（5）國際組織：聯合國、人道協調廳、世衛組織及相關機構之聲明、數據與行動；（6）綜合研析：分析停火與人質談判是否實際改善人道准入與平民處境，辨識外交進展、軍事行動與人道情勢間之傳導關係，並提出談判破裂、援助受阻、醫療體系惡化及衝突再升級等後續風險。</w:t>
       </w:r>
     </w:p>
     <w:p>
@@ -2994,7 +4949,7 @@
         <w:t>統計概況：</w:t>
       </w:r>
       <w:r>
-        <w:t>文件數：4；片段數：9；有活動天數：4</w:t>
+        <w:t>文件數：14；片段數：29；有活動天數：14</w:t>
       </w:r>
     </w:p>
     <w:p>
@@ -3008,7 +4963,7 @@
         <w:t>核心關鍵詞：</w:t>
       </w:r>
       <w:r>
-        <w:t>加薩, 停火, 人質, 人道援助, 以色列, 哈馬斯, 空襲, 醫療</w:t>
+        <w:t>加薩, 停火, 人質, 人道援助, 平民保護, 以色列, 哈馬斯</w:t>
       </w:r>
     </w:p>
     <w:p>
@@ -3019,7 +4974,7 @@
         <w:t>代理人 ES 文本查詢工具查詢字串：</w:t>
       </w:r>
       <w:r>
-        <w:t>核心關鍵詞組如下：加薩、停火、人質、人道援助、以色列、哈馬斯、空襲、醫療</w:t>
+        <w:t>核心關鍵詞組如下：加薩、停火、人質、人道援助、平民保護、以色列、哈馬斯</w:t>
       </w:r>
     </w:p>
     <w:p>
@@ -3030,7 +4985,7 @@
         <w:t>同義／擴充關鍵詞：</w:t>
       </w:r>
       <w:r>
-        <w:t>加萨, 加薩地帶, 加萨地带, 加薩走廊, 加萨走廊, Gaza, Gaza Strip, ceasefire, 人质, hostages, 人道主義援助, 人道主义援助, humanitarian aid, humanitarian assistance, 以色列國, 以色列国, Israel, 以方, 哈马斯, 哈瑪斯, 哈玛斯, Hamas, 伊斯蘭抵抗運動, 伊斯兰抵抗运动, 空袭, airstrike, air strike, 医疗, healthcare, medical</w:t>
+        <w:t>加萨, 加沙, 加薩地帶, 加萨地带, 加沙地帶, 加沙地带, Gaza, Gaza Strip, 停戰, 停战, 休戰, 休战, ceasefire, truce, 人质, 質子, 质子, 被綁架者, 被绑架者, hostages, 人道主義援助, 人道主义援助, 人道救援, humanitarian aid, 平民保护, 保護平民, 保护平民, civilian protection, 以方, Israel, 哈马斯, 哈瑪斯, 哈玛斯, Hamas, 伊斯蘭抵抗運動, 伊斯兰抵抗运动</w:t>
       </w:r>
     </w:p>
     <w:p>
@@ -3041,7 +4996,7 @@
         <w:t>實際使用關鍵詞（effective terms）：</w:t>
       </w:r>
       <w:r>
-        <w:t>加薩, 停火, 人質, 人道援助, 以色列, 哈馬斯, 空襲, 醫療, 加萨, 加薩地帶, 加萨地带, 加薩走廊, 加萨走廊, Gaza, Gaza Strip, ceasefire, 人质, hostages, 人道主義援助, 人道主义援助, humanitarian aid, humanitarian assistance, 以色列國, 以色列国, Israel, 以方, 哈马斯, 哈瑪斯, 哈玛斯, Hamas, 伊斯蘭抵抗運動, 伊斯兰抵抗运动, 空袭, airstrike, air strike, 医疗, healthcare, medical</w:t>
+        <w:t>加薩, 停火, 人質, 人道援助, 平民保護, 以色列, 哈馬斯, 加萨, 加沙, 加薩地帶, 加萨地带, 加沙地帶, 加沙地带, Gaza, Gaza Strip, 停戰, 停战, 休戰, 休战, ceasefire, truce, 人质, 質子, 质子, 被綁架者, 被绑架者, hostages, 人道主義援助, 人道主义援助, 人道救援, humanitarian aid, 平民保护, 保護平民, 保护平民, civilian protection, 以方, Israel, 哈马斯, 哈瑪斯, 哈玛斯, Hamas, 伊斯蘭抵抗運動, 伊斯兰抵抗运动</w:t>
       </w:r>
     </w:p>
     <w:p>
@@ -3092,7 +5047,7 @@
         <w:t>；執行狀態：正常完成</w:t>
       </w:r>
       <w:r>
-        <w:t>；耗時：8.089 秒</w:t>
+        <w:t>；耗時：11.432 秒</w:t>
       </w:r>
     </w:p>
     <w:p>
@@ -3112,7 +5067,7 @@
         <w:t>；執行狀態：正常完成</w:t>
       </w:r>
       <w:r>
-        <w:t>；耗時：16.158 秒</w:t>
+        <w:t>；耗時：21.334 秒</w:t>
       </w:r>
     </w:p>
     <w:p>
@@ -3132,7 +5087,7 @@
         <w:t>；執行狀態：正常完成</w:t>
       </w:r>
       <w:r>
-        <w:t>；耗時：82.354 秒</w:t>
+        <w:t>；耗時：99.072 秒</w:t>
       </w:r>
     </w:p>
     <w:p>
@@ -3173,7 +5128,7 @@
         <w:t>；執行狀態：正常完成</w:t>
       </w:r>
       <w:r>
-        <w:t>；耗時：72.244 秒</w:t>
+        <w:t>；耗時：141.454 秒</w:t>
       </w:r>
     </w:p>
     <w:sectPr>

--- a/tests_code/gaza_report.docx
+++ b/tests_code/gaza_report.docx
@@ -36,13 +36,7 @@
         <w:pStyle w:val="Heading1"/>
       </w:pPr>
       <w:r>
-        <w:t>2025 年加薩停火、人質談判、人道援助與平民保護綜合研析報告</w:t>
-      </w:r>
-    </w:p>
-    <w:p/>
-    <w:p>
-      <w:r>
-        <w:t>---</w:t>
+        <w:t>2025年加薩停火、人質談判、人道援助與平民保護綜合分析報告</w:t>
       </w:r>
     </w:p>
     <w:p/>
@@ -80,7 +74,7 @@
               <w:rPr>
                 <w:b/>
               </w:rPr>
-              <w:t>指標</w:t>
+              <w:t>項目</w:t>
             </w:r>
           </w:p>
         </w:tc>
@@ -111,7 +105,7 @@
           <w:p>
             <w:r/>
             <w:r>
-              <w:t>文件總數（docs）</w:t>
+              <w:t>文件數（docs）</w:t>
             </w:r>
           </w:p>
         </w:tc>
@@ -135,7 +129,7 @@
           <w:p>
             <w:r/>
             <w:r>
-              <w:t>片段總數（snips）</w:t>
+              <w:t>片段數（snips）</w:t>
             </w:r>
           </w:p>
         </w:tc>
@@ -159,7 +153,7 @@
           <w:p>
             <w:r/>
             <w:r>
-              <w:t>有活動紀錄天數</w:t>
+              <w:t>有活動紀錄的天數</w:t>
             </w:r>
           </w:p>
         </w:tc>
@@ -183,7 +177,7 @@
           <w:p>
             <w:r/>
             <w:r>
-              <w:t>資料起始日</w:t>
+              <w:t>時間範圍</w:t>
             </w:r>
           </w:p>
         </w:tc>
@@ -194,7 +188,7 @@
           <w:p>
             <w:r/>
             <w:r>
-              <w:t>2025-01-14</w:t>
+              <w:t>2025-01-14 至 2025-10-03</w:t>
             </w:r>
           </w:p>
         </w:tc>
@@ -207,7 +201,7 @@
           <w:p>
             <w:r/>
             <w:r>
-              <w:t>資料結束日</w:t>
+              <w:t>季度分布</w:t>
             </w:r>
           </w:p>
         </w:tc>
@@ -218,7 +212,31 @@
           <w:p>
             <w:r/>
             <w:r>
-              <w:t>2025-10-03</w:t>
+              <w:t>Q1（5 段）、Q2（5 段）、Q3（3 段）、Q4（1 段）</w:t>
+            </w:r>
+          </w:p>
+        </w:tc>
+      </w:tr>
+      <w:tr>
+        <w:tc>
+          <w:tcPr>
+            <w:tcW w:type="dxa" w:w="4320"/>
+          </w:tcPr>
+          <w:p>
+            <w:r/>
+            <w:r>
+              <w:t>月份分布</w:t>
+            </w:r>
+          </w:p>
+        </w:tc>
+        <w:tc>
+          <w:tcPr>
+            <w:tcW w:type="dxa" w:w="4320"/>
+          </w:tcPr>
+          <w:p>
+            <w:r/>
+            <w:r>
+              <w:t>1 月（2）、2 月（3）、4 月（2）、5 月（1）、6 月（2）、7 月（1）、8 月（2）、10 月（1）</w:t>
             </w:r>
           </w:p>
         </w:tc>
@@ -231,429 +249,52 @@
         <w:jc w:val="left"/>
       </w:pPr>
       <w:r>
-        <w:t>月份分佈（以文件數計）：</w:t>
+        <w:t>資料缺口提示：</w:t>
       </w:r>
     </w:p>
-    <w:p/>
-    <w:tbl>
-      <w:tblPr>
-        <w:tblStyle w:val="TableGrid"/>
-        <w:tblW w:type="auto" w:w="0"/>
-        <w:tblLook w:firstColumn="1" w:firstRow="1" w:lastColumn="0" w:lastRow="0" w:noHBand="0" w:noVBand="1" w:val="04A0"/>
-      </w:tblPr>
-      <w:tblGrid>
-        <w:gridCol w:w="4320"/>
-        <w:gridCol w:w="4320"/>
-      </w:tblGrid>
-      <w:tr>
-        <w:tc>
-          <w:tcPr>
-            <w:tcW w:type="dxa" w:w="4320"/>
-          </w:tcPr>
-          <w:p>
-            <w:r>
-              <w:rPr>
-                <w:b/>
-              </w:rPr>
-            </w:r>
-            <w:r>
-              <w:rPr>
-                <w:b/>
-              </w:rPr>
-              <w:t>月份</w:t>
-            </w:r>
-          </w:p>
-        </w:tc>
-        <w:tc>
-          <w:tcPr>
-            <w:tcW w:type="dxa" w:w="4320"/>
-          </w:tcPr>
-          <w:p>
-            <w:r>
-              <w:rPr>
-                <w:b/>
-              </w:rPr>
-            </w:r>
-            <w:r>
-              <w:rPr>
-                <w:b/>
-              </w:rPr>
-              <w:t>文件數</w:t>
-            </w:r>
-          </w:p>
-        </w:tc>
-      </w:tr>
-      <w:tr>
-        <w:tc>
-          <w:tcPr>
-            <w:tcW w:type="dxa" w:w="4320"/>
-          </w:tcPr>
-          <w:p>
-            <w:r/>
-            <w:r>
-              <w:t>2025-01</w:t>
-            </w:r>
-          </w:p>
-        </w:tc>
-        <w:tc>
-          <w:tcPr>
-            <w:tcW w:type="dxa" w:w="4320"/>
-          </w:tcPr>
-          <w:p>
-            <w:r/>
-            <w:r>
-              <w:t>2</w:t>
-            </w:r>
-          </w:p>
-        </w:tc>
-      </w:tr>
-      <w:tr>
-        <w:tc>
-          <w:tcPr>
-            <w:tcW w:type="dxa" w:w="4320"/>
-          </w:tcPr>
-          <w:p>
-            <w:r/>
-            <w:r>
-              <w:t>2025-02</w:t>
-            </w:r>
-          </w:p>
-        </w:tc>
-        <w:tc>
-          <w:tcPr>
-            <w:tcW w:type="dxa" w:w="4320"/>
-          </w:tcPr>
-          <w:p>
-            <w:r/>
-            <w:r>
-              <w:t>3</w:t>
-            </w:r>
-          </w:p>
-        </w:tc>
-      </w:tr>
-      <w:tr>
-        <w:tc>
-          <w:tcPr>
-            <w:tcW w:type="dxa" w:w="4320"/>
-          </w:tcPr>
-          <w:p>
-            <w:r/>
-            <w:r>
-              <w:t>2025-04</w:t>
-            </w:r>
-          </w:p>
-        </w:tc>
-        <w:tc>
-          <w:tcPr>
-            <w:tcW w:type="dxa" w:w="4320"/>
-          </w:tcPr>
-          <w:p>
-            <w:r/>
-            <w:r>
-              <w:t>2</w:t>
-            </w:r>
-          </w:p>
-        </w:tc>
-      </w:tr>
-      <w:tr>
-        <w:tc>
-          <w:tcPr>
-            <w:tcW w:type="dxa" w:w="4320"/>
-          </w:tcPr>
-          <w:p>
-            <w:r/>
-            <w:r>
-              <w:t>2025-05</w:t>
-            </w:r>
-          </w:p>
-        </w:tc>
-        <w:tc>
-          <w:tcPr>
-            <w:tcW w:type="dxa" w:w="4320"/>
-          </w:tcPr>
-          <w:p>
-            <w:r/>
-            <w:r>
-              <w:t>1</w:t>
-            </w:r>
-          </w:p>
-        </w:tc>
-      </w:tr>
-      <w:tr>
-        <w:tc>
-          <w:tcPr>
-            <w:tcW w:type="dxa" w:w="4320"/>
-          </w:tcPr>
-          <w:p>
-            <w:r/>
-            <w:r>
-              <w:t>2025-06</w:t>
-            </w:r>
-          </w:p>
-        </w:tc>
-        <w:tc>
-          <w:tcPr>
-            <w:tcW w:type="dxa" w:w="4320"/>
-          </w:tcPr>
-          <w:p>
-            <w:r/>
-            <w:r>
-              <w:t>2</w:t>
-            </w:r>
-          </w:p>
-        </w:tc>
-      </w:tr>
-      <w:tr>
-        <w:tc>
-          <w:tcPr>
-            <w:tcW w:type="dxa" w:w="4320"/>
-          </w:tcPr>
-          <w:p>
-            <w:r/>
-            <w:r>
-              <w:t>2025-07</w:t>
-            </w:r>
-          </w:p>
-        </w:tc>
-        <w:tc>
-          <w:tcPr>
-            <w:tcW w:type="dxa" w:w="4320"/>
-          </w:tcPr>
-          <w:p>
-            <w:r/>
-            <w:r>
-              <w:t>1</w:t>
-            </w:r>
-          </w:p>
-        </w:tc>
-      </w:tr>
-      <w:tr>
-        <w:tc>
-          <w:tcPr>
-            <w:tcW w:type="dxa" w:w="4320"/>
-          </w:tcPr>
-          <w:p>
-            <w:r/>
-            <w:r>
-              <w:t>2025-08</w:t>
-            </w:r>
-          </w:p>
-        </w:tc>
-        <w:tc>
-          <w:tcPr>
-            <w:tcW w:type="dxa" w:w="4320"/>
-          </w:tcPr>
-          <w:p>
-            <w:r/>
-            <w:r>
-              <w:t>2</w:t>
-            </w:r>
-          </w:p>
-        </w:tc>
-      </w:tr>
-      <w:tr>
-        <w:tc>
-          <w:tcPr>
-            <w:tcW w:type="dxa" w:w="4320"/>
-          </w:tcPr>
-          <w:p>
-            <w:r/>
-            <w:r>
-              <w:t>2025-10</w:t>
-            </w:r>
-          </w:p>
-        </w:tc>
-        <w:tc>
-          <w:tcPr>
-            <w:tcW w:type="dxa" w:w="4320"/>
-          </w:tcPr>
-          <w:p>
-            <w:r/>
-            <w:r>
-              <w:t>1</w:t>
-            </w:r>
-          </w:p>
-        </w:tc>
-      </w:tr>
-    </w:tbl>
-    <w:p/>
     <w:p>
       <w:pPr>
-        <w:pStyle w:val="Heading2"/>
-        <w:jc w:val="left"/>
-      </w:pPr>
-      <w:r>
-        <w:t>季度分佈（以文件數計）：</w:t>
-      </w:r>
-    </w:p>
-    <w:p/>
-    <w:tbl>
-      <w:tblPr>
-        <w:tblStyle w:val="TableGrid"/>
-        <w:tblW w:type="auto" w:w="0"/>
-        <w:tblLook w:firstColumn="1" w:firstRow="1" w:lastColumn="0" w:lastRow="0" w:noHBand="0" w:noVBand="1" w:val="04A0"/>
-      </w:tblPr>
-      <w:tblGrid>
-        <w:gridCol w:w="4320"/>
-        <w:gridCol w:w="4320"/>
-      </w:tblGrid>
-      <w:tr>
-        <w:tc>
-          <w:tcPr>
-            <w:tcW w:type="dxa" w:w="4320"/>
-          </w:tcPr>
-          <w:p>
-            <w:r>
-              <w:rPr>
-                <w:b/>
-              </w:rPr>
-            </w:r>
-            <w:r>
-              <w:rPr>
-                <w:b/>
-              </w:rPr>
-              <w:t>季度</w:t>
-            </w:r>
-          </w:p>
-        </w:tc>
-        <w:tc>
-          <w:tcPr>
-            <w:tcW w:type="dxa" w:w="4320"/>
-          </w:tcPr>
-          <w:p>
-            <w:r>
-              <w:rPr>
-                <w:b/>
-              </w:rPr>
-            </w:r>
-            <w:r>
-              <w:rPr>
-                <w:b/>
-              </w:rPr>
-              <w:t>文件數</w:t>
-            </w:r>
-          </w:p>
-        </w:tc>
-      </w:tr>
-      <w:tr>
-        <w:tc>
-          <w:tcPr>
-            <w:tcW w:type="dxa" w:w="4320"/>
-          </w:tcPr>
-          <w:p>
-            <w:r/>
-            <w:r>
-              <w:t>2025-Q1</w:t>
-            </w:r>
-          </w:p>
-        </w:tc>
-        <w:tc>
-          <w:tcPr>
-            <w:tcW w:type="dxa" w:w="4320"/>
-          </w:tcPr>
-          <w:p>
-            <w:r/>
-            <w:r>
-              <w:t>5</w:t>
-            </w:r>
-          </w:p>
-        </w:tc>
-      </w:tr>
-      <w:tr>
-        <w:tc>
-          <w:tcPr>
-            <w:tcW w:type="dxa" w:w="4320"/>
-          </w:tcPr>
-          <w:p>
-            <w:r/>
-            <w:r>
-              <w:t>2025-Q2</w:t>
-            </w:r>
-          </w:p>
-        </w:tc>
-        <w:tc>
-          <w:tcPr>
-            <w:tcW w:type="dxa" w:w="4320"/>
-          </w:tcPr>
-          <w:p>
-            <w:r/>
-            <w:r>
-              <w:t>5</w:t>
-            </w:r>
-          </w:p>
-        </w:tc>
-      </w:tr>
-      <w:tr>
-        <w:tc>
-          <w:tcPr>
-            <w:tcW w:type="dxa" w:w="4320"/>
-          </w:tcPr>
-          <w:p>
-            <w:r/>
-            <w:r>
-              <w:t>2025-Q3</w:t>
-            </w:r>
-          </w:p>
-        </w:tc>
-        <w:tc>
-          <w:tcPr>
-            <w:tcW w:type="dxa" w:w="4320"/>
-          </w:tcPr>
-          <w:p>
-            <w:r/>
-            <w:r>
-              <w:t>3</w:t>
-            </w:r>
-          </w:p>
-        </w:tc>
-      </w:tr>
-      <w:tr>
-        <w:tc>
-          <w:tcPr>
-            <w:tcW w:type="dxa" w:w="4320"/>
-          </w:tcPr>
-          <w:p>
-            <w:r/>
-            <w:r>
-              <w:t>2025-Q4</w:t>
-            </w:r>
-          </w:p>
-        </w:tc>
-        <w:tc>
-          <w:tcPr>
-            <w:tcW w:type="dxa" w:w="4320"/>
-          </w:tcPr>
-          <w:p>
-            <w:r/>
-            <w:r>
-              <w:t>1</w:t>
-            </w:r>
-          </w:p>
-        </w:tc>
-      </w:tr>
-    </w:tbl>
-    <w:p/>
-    <w:p>
-      <w:pPr>
-        <w:pStyle w:val="IntenseQuote"/>
+        <w:pStyle w:val="ListBullet"/>
       </w:pPr>
       <w:r>
         <w:rPr>
           <w:b/>
         </w:rPr>
-        <w:t>資料缺口提示：</w:t>
+        <w:t>2025 年 3 月</w:t>
       </w:r>
       <w:r>
-        <w:t xml:space="preserve"> 目前資料覆蓋 2025 年 1 月至 10 月初，</w:t>
+        <w:t>與</w:t>
       </w:r>
       <w:r>
         <w:rPr>
           <w:b/>
         </w:rPr>
-        <w:t>3 月（僅 1 月 1 日有 1 則片段）、9 月、11 月至 12 月完全沒有紀錄</w:t>
+        <w:t>2025 年 9 月</w:t>
       </w:r>
       <w:r>
-        <w:t>。上述月份的事件與趨勢無法從現有資料中得出，以下分析僅針對已有數據所及之範圍。</w:t>
+        <w:t>完全沒有片段紀錄，無法覆蓋這兩個月份的具體事件。</w:t>
+      </w:r>
+    </w:p>
+    <w:p>
+      <w:pPr>
+        <w:pStyle w:val="ListBullet"/>
+      </w:pPr>
+      <w:r>
+        <w:rPr>
+          <w:b/>
+        </w:rPr>
+        <w:t>10 月</w:t>
+      </w:r>
+      <w:r>
+        <w:t>僅有 2025-10-03 一天、2 個片段（來源28、29），雖為本次問句重點時段，但現有資料深度有限，僅能反映「哈馬斯表態準備釋放人質」與「聯合國備妥物資」這兩個節點，尚缺乏卡達／埃及調解進展、古特雷斯完整表態等更細緻內容。</w:t>
+      </w:r>
+    </w:p>
+    <w:p>
+      <w:pPr>
+        <w:pStyle w:val="ListBullet"/>
+      </w:pPr>
+      <w:r>
+        <w:t>整體而言，資料呈現「前密後疏」特徵：1-2 月（停火達成與首波人質交換）與 4-8 月（停火破裂後惡化）較有連續性，但下半年（尤其 9 月）幾乎空白。</w:t>
       </w:r>
     </w:p>
     <w:p/>
@@ -668,13 +309,825 @@
         <w:pStyle w:val="Heading2"/>
       </w:pPr>
       <w:r>
-        <w:t>二、重要事件時間線</w:t>
+        <w:t>二、分部門事件時間線</w:t>
       </w:r>
     </w:p>
     <w:p/>
     <w:p>
+      <w:pPr>
+        <w:pStyle w:val="Heading3"/>
+      </w:pPr>
       <w:r>
-        <w:t>以下依日期排列，每一項均標註來源編號（對應 ev 陣列之 ref_no）：</w:t>
+        <w:t>① 政治外交：停火方案、人質交換與談判進展</w:t>
+      </w:r>
+    </w:p>
+    <w:p/>
+    <w:tbl>
+      <w:tblPr>
+        <w:tblStyle w:val="TableGrid"/>
+        <w:tblW w:type="auto" w:w="0"/>
+        <w:tblLook w:firstColumn="1" w:firstRow="1" w:lastColumn="0" w:lastRow="0" w:noHBand="0" w:noVBand="1" w:val="04A0"/>
+      </w:tblPr>
+      <w:tblGrid>
+        <w:gridCol w:w="2880"/>
+        <w:gridCol w:w="2880"/>
+        <w:gridCol w:w="2880"/>
+      </w:tblGrid>
+      <w:tr>
+        <w:tc>
+          <w:tcPr>
+            <w:tcW w:type="dxa" w:w="2880"/>
+          </w:tcPr>
+          <w:p>
+            <w:r>
+              <w:rPr>
+                <w:b/>
+              </w:rPr>
+            </w:r>
+            <w:r>
+              <w:rPr>
+                <w:b/>
+              </w:rPr>
+              <w:t>日期</w:t>
+            </w:r>
+          </w:p>
+        </w:tc>
+        <w:tc>
+          <w:tcPr>
+            <w:tcW w:type="dxa" w:w="2880"/>
+          </w:tcPr>
+          <w:p>
+            <w:r>
+              <w:rPr>
+                <w:b/>
+              </w:rPr>
+            </w:r>
+            <w:r>
+              <w:rPr>
+                <w:b/>
+              </w:rPr>
+              <w:t>事件概述</w:t>
+            </w:r>
+          </w:p>
+        </w:tc>
+        <w:tc>
+          <w:tcPr>
+            <w:tcW w:type="dxa" w:w="2880"/>
+          </w:tcPr>
+          <w:p>
+            <w:r>
+              <w:rPr>
+                <w:b/>
+              </w:rPr>
+            </w:r>
+            <w:r>
+              <w:rPr>
+                <w:b/>
+              </w:rPr>
+              <w:t>來源</w:t>
+            </w:r>
+          </w:p>
+        </w:tc>
+      </w:tr>
+      <w:tr>
+        <w:tc>
+          <w:tcPr>
+            <w:tcW w:type="dxa" w:w="2880"/>
+          </w:tcPr>
+          <w:p>
+            <w:r/>
+            <w:r>
+              <w:t>2025-01-15</w:t>
+            </w:r>
+          </w:p>
+        </w:tc>
+        <w:tc>
+          <w:tcPr>
+            <w:tcW w:type="dxa" w:w="2880"/>
+          </w:tcPr>
+          <w:p>
+            <w:r/>
+            <w:r>
+              <w:t>古特雷斯發表聲明，熱烈歡迎加薩停火及釋放人質協議達成；高度讚揚埃及、卡達、美國在推動協議中的貢獻。同時重申「兩國方案」為緊迫任務。</w:t>
+            </w:r>
+          </w:p>
+        </w:tc>
+        <w:tc>
+          <w:tcPr>
+            <w:tcW w:type="dxa" w:w="2880"/>
+          </w:tcPr>
+          <w:p>
+            <w:r/>
+            <w:r>
+              <w:t>2、4</w:t>
+            </w:r>
+          </w:p>
+        </w:tc>
+      </w:tr>
+      <w:tr>
+        <w:tc>
+          <w:tcPr>
+            <w:tcW w:type="dxa" w:w="2880"/>
+          </w:tcPr>
+          <w:p>
+            <w:r/>
+            <w:r>
+              <w:t>2025-01-19</w:t>
+            </w:r>
+          </w:p>
+        </w:tc>
+        <w:tc>
+          <w:tcPr>
+            <w:tcW w:type="dxa" w:w="2880"/>
+          </w:tcPr>
+          <w:p>
+            <w:r/>
+            <w:r>
+              <w:t>人質與囚犯交換正式啟動，屬停火協議</w:t>
+            </w:r>
+            <w:r>
+              <w:rPr>
+                <w:b/>
+              </w:rPr>
+              <w:t>第一階段</w:t>
+            </w:r>
+            <w:r>
+              <w:t>（1月19日生效）之重要組成部分。</w:t>
+            </w:r>
+          </w:p>
+        </w:tc>
+        <w:tc>
+          <w:tcPr>
+            <w:tcW w:type="dxa" w:w="2880"/>
+          </w:tcPr>
+          <w:p>
+            <w:r/>
+            <w:r>
+              <w:t>6</w:t>
+            </w:r>
+          </w:p>
+        </w:tc>
+      </w:tr>
+      <w:tr>
+        <w:tc>
+          <w:tcPr>
+            <w:tcW w:type="dxa" w:w="2880"/>
+          </w:tcPr>
+          <w:p>
+            <w:r/>
+            <w:r>
+              <w:t>2025-02-11</w:t>
+            </w:r>
+          </w:p>
+        </w:tc>
+        <w:tc>
+          <w:tcPr>
+            <w:tcW w:type="dxa" w:w="2880"/>
+          </w:tcPr>
+          <w:p>
+            <w:r/>
+            <w:r>
+              <w:t>停火已持續約三周，但出現「或將終止」之報導。古特雷斯強調必須竭力避免戰火重燃；呼籲哈馬斯按計劃釋放人質，並敦促雙方</w:t>
+            </w:r>
+            <w:r>
+              <w:rPr>
+                <w:b/>
+              </w:rPr>
+              <w:t>在多哈恢復第二階段認真談判</w:t>
+            </w:r>
+            <w:r>
+              <w:t>。</w:t>
+            </w:r>
+          </w:p>
+        </w:tc>
+        <w:tc>
+          <w:tcPr>
+            <w:tcW w:type="dxa" w:w="2880"/>
+          </w:tcPr>
+          <w:p>
+            <w:r/>
+            <w:r>
+              <w:t>7、8</w:t>
+            </w:r>
+          </w:p>
+        </w:tc>
+      </w:tr>
+      <w:tr>
+        <w:tc>
+          <w:tcPr>
+            <w:tcW w:type="dxa" w:w="2880"/>
+            <w:vMerge w:val="restart"/>
+          </w:tcPr>
+          <w:p>
+            <w:r/>
+            <w:r>
+              <w:t>2025-02-16</w:t>
+            </w:r>
+          </w:p>
+          <w:p>
+            <w:r/>
+          </w:p>
+        </w:tc>
+        <w:tc>
+          <w:tcPr>
+            <w:tcW w:type="dxa" w:w="2880"/>
+          </w:tcPr>
+          <w:p>
+            <w:r/>
+            <w:r>
+              <w:t>三名以色列人質獲釋，作為交換 369 名巴勒斯坦獲釋。古特雷斯對停火持續與最新一波人質釋放表示歡迎。</w:t>
+            </w:r>
+          </w:p>
+        </w:tc>
+        <w:tc>
+          <w:tcPr>
+            <w:tcW w:type="dxa" w:w="2880"/>
+          </w:tcPr>
+          <w:p>
+            <w:r/>
+            <w:r>
+              <w:t>9、10</w:t>
+            </w:r>
+          </w:p>
+        </w:tc>
+      </w:tr>
+      <w:tr>
+        <w:tc>
+          <w:tcPr>
+            <w:tcW w:type="dxa" w:w="2880"/>
+            <w:vMerge/>
+          </w:tcPr>
+          <w:p/>
+        </w:tc>
+        <w:tc>
+          <w:tcPr>
+            <w:tcW w:type="dxa" w:w="2880"/>
+          </w:tcPr>
+          <w:p>
+            <w:r/>
+            <w:r>
+              <w:t>協議結構確認：共</w:t>
+            </w:r>
+            <w:r>
+              <w:rPr>
+                <w:b/>
+              </w:rPr>
+              <w:t>三個階段</w:t>
+            </w:r>
+            <w:r>
+              <w:t>；第一階段包括以軍撤離加薩居民區、巴勒斯坦人返回家園、大幅增加援助物資進入。</w:t>
+            </w:r>
+          </w:p>
+        </w:tc>
+        <w:tc>
+          <w:tcPr>
+            <w:tcW w:type="dxa" w:w="2880"/>
+          </w:tcPr>
+          <w:p>
+            <w:r/>
+            <w:r>
+              <w:t>11</w:t>
+            </w:r>
+          </w:p>
+        </w:tc>
+      </w:tr>
+      <w:tr>
+        <w:tc>
+          <w:tcPr>
+            <w:tcW w:type="dxa" w:w="2880"/>
+          </w:tcPr>
+          <w:p>
+            <w:r/>
+            <w:r>
+              <w:t>2025-03-01</w:t>
+            </w:r>
+          </w:p>
+        </w:tc>
+        <w:tc>
+          <w:tcPr>
+            <w:tcW w:type="dxa" w:w="2880"/>
+          </w:tcPr>
+          <w:p>
+            <w:r/>
+            <w:r>
+              <w:t>第一階段預定於 3 月 1 日前完成，當時「基本按照商定步驟推進」；隨後雙方將就</w:t>
+            </w:r>
+            <w:r>
+              <w:rPr>
+                <w:b/>
+              </w:rPr>
+              <w:t>永久停火</w:t>
+            </w:r>
+            <w:r>
+              <w:t>問題展開談判，開啟下一階段。</w:t>
+            </w:r>
+          </w:p>
+        </w:tc>
+        <w:tc>
+          <w:tcPr>
+            <w:tcW w:type="dxa" w:w="2880"/>
+          </w:tcPr>
+          <w:p>
+            <w:r/>
+            <w:r>
+              <w:t>17</w:t>
+            </w:r>
+          </w:p>
+        </w:tc>
+      </w:tr>
+      <w:tr>
+        <w:tc>
+          <w:tcPr>
+            <w:tcW w:type="dxa" w:w="2880"/>
+          </w:tcPr>
+          <w:p>
+            <w:r/>
+            <w:r>
+              <w:t>2025-04-25</w:t>
+            </w:r>
+          </w:p>
+        </w:tc>
+        <w:tc>
+          <w:tcPr>
+            <w:tcW w:type="dxa" w:w="2880"/>
+          </w:tcPr>
+          <w:p>
+            <w:r/>
+            <w:r>
+              <w:t>資料顯示</w:t>
+            </w:r>
+            <w:r>
+              <w:rPr>
+                <w:b/>
+              </w:rPr>
+              <w:t>停火協議於三月份破裂</w:t>
+            </w:r>
+            <w:r>
+              <w:t>；至 4 月下旬已連續 50 多天無援助物資進入加薩。</w:t>
+            </w:r>
+          </w:p>
+        </w:tc>
+        <w:tc>
+          <w:tcPr>
+            <w:tcW w:type="dxa" w:w="2880"/>
+          </w:tcPr>
+          <w:p>
+            <w:r/>
+            <w:r>
+              <w:t>19</w:t>
+            </w:r>
+          </w:p>
+        </w:tc>
+      </w:tr>
+      <w:tr>
+        <w:tc>
+          <w:tcPr>
+            <w:tcW w:type="dxa" w:w="2880"/>
+          </w:tcPr>
+          <w:p>
+            <w:r/>
+            <w:r>
+              <w:t>2025-05-02</w:t>
+            </w:r>
+          </w:p>
+        </w:tc>
+        <w:tc>
+          <w:tcPr>
+            <w:tcW w:type="dxa" w:w="2880"/>
+          </w:tcPr>
+          <w:p>
+            <w:r/>
+            <w:r>
+              <w:t>以色列切斷所有援助已達兩個月；副秘書長弗萊徹指稱此為「對哈馬斯施壓的戰略」，同時嚴重違反國際法。</w:t>
+            </w:r>
+          </w:p>
+        </w:tc>
+        <w:tc>
+          <w:tcPr>
+            <w:tcW w:type="dxa" w:w="2880"/>
+          </w:tcPr>
+          <w:p>
+            <w:r/>
+            <w:r>
+              <w:t>20</w:t>
+            </w:r>
+          </w:p>
+        </w:tc>
+      </w:tr>
+      <w:tr>
+        <w:tc>
+          <w:tcPr>
+            <w:tcW w:type="dxa" w:w="2880"/>
+          </w:tcPr>
+          <w:p>
+            <w:r/>
+            <w:r>
+              <w:t>2025-05-31</w:t>
+            </w:r>
+          </w:p>
+        </w:tc>
+        <w:tc>
+          <w:tcPr>
+            <w:tcW w:type="dxa" w:w="2880"/>
+          </w:tcPr>
+          <w:p>
+            <w:r/>
+            <w:r>
+              <w:rPr>
+                <w:b/>
+              </w:rPr>
+              <w:t>美國在安理會投下否決票</w:t>
+            </w:r>
+            <w:r>
+              <w:t>，阻卻一項呼籲加薩永久停火、解除援助限制的決議草案。</w:t>
+            </w:r>
+          </w:p>
+        </w:tc>
+        <w:tc>
+          <w:tcPr>
+            <w:tcW w:type="dxa" w:w="2880"/>
+          </w:tcPr>
+          <w:p>
+            <w:r/>
+            <w:r>
+              <w:t>21</w:t>
+            </w:r>
+          </w:p>
+        </w:tc>
+      </w:tr>
+      <w:tr>
+        <w:tc>
+          <w:tcPr>
+            <w:tcW w:type="dxa" w:w="2880"/>
+          </w:tcPr>
+          <w:p>
+            <w:r/>
+            <w:r>
+              <w:t>2025-08-08</w:t>
+            </w:r>
+          </w:p>
+        </w:tc>
+        <w:tc>
+          <w:tcPr>
+            <w:tcW w:type="dxa" w:w="2880"/>
+          </w:tcPr>
+          <w:p>
+            <w:r/>
+            <w:r>
+              <w:t>以色列政府決定「</w:t>
+            </w:r>
+            <w:r>
+              <w:rPr>
+                <w:b/>
+              </w:rPr>
+              <w:t>接管加薩城</w:t>
+            </w:r>
+            <w:r>
+              <w:t>」；古特雷斯深表震驚，指此舉標誌局勢危險升級，並可能危及仍被扣押的人質。</w:t>
+            </w:r>
+          </w:p>
+        </w:tc>
+        <w:tc>
+          <w:tcPr>
+            <w:tcW w:type="dxa" w:w="2880"/>
+          </w:tcPr>
+          <w:p>
+            <w:r/>
+            <w:r>
+              <w:t>26</w:t>
+            </w:r>
+          </w:p>
+        </w:tc>
+      </w:tr>
+      <w:tr>
+        <w:tc>
+          <w:tcPr>
+            <w:tcW w:type="dxa" w:w="2880"/>
+          </w:tcPr>
+          <w:p>
+            <w:r/>
+            <w:r>
+              <w:t>2025-10-03</w:t>
+            </w:r>
+          </w:p>
+        </w:tc>
+        <w:tc>
+          <w:tcPr>
+            <w:tcW w:type="dxa" w:w="2880"/>
+          </w:tcPr>
+          <w:p>
+            <w:r/>
+            <w:r>
+              <w:rPr>
+                <w:b/>
+              </w:rPr>
+              <w:t>哈馬斯宣布準備釋放人質並展開對話</w:t>
+            </w:r>
+            <w:r>
+              <w:t>；古特雷斯對此「感到鼓舞」。</w:t>
+            </w:r>
+          </w:p>
+        </w:tc>
+        <w:tc>
+          <w:tcPr>
+            <w:tcW w:type="dxa" w:w="2880"/>
+          </w:tcPr>
+          <w:p>
+            <w:r/>
+            <w:r>
+              <w:t>28</w:t>
+            </w:r>
+          </w:p>
+        </w:tc>
+      </w:tr>
+    </w:tbl>
+    <w:p/>
+    <w:p>
+      <w:pPr>
+        <w:pStyle w:val="Heading3"/>
+      </w:pPr>
+      <w:r>
+        <w:t>② 國際安全：軍事行動、停火違規與平民安全影響</w:t>
+      </w:r>
+    </w:p>
+    <w:p/>
+    <w:tbl>
+      <w:tblPr>
+        <w:tblStyle w:val="TableGrid"/>
+        <w:tblW w:type="auto" w:w="0"/>
+        <w:tblLook w:firstColumn="1" w:firstRow="1" w:lastColumn="0" w:lastRow="0" w:noHBand="0" w:noVBand="1" w:val="04A0"/>
+      </w:tblPr>
+      <w:tblGrid>
+        <w:gridCol w:w="2880"/>
+        <w:gridCol w:w="2880"/>
+        <w:gridCol w:w="2880"/>
+      </w:tblGrid>
+      <w:tr>
+        <w:tc>
+          <w:tcPr>
+            <w:tcW w:type="dxa" w:w="2880"/>
+          </w:tcPr>
+          <w:p>
+            <w:r>
+              <w:rPr>
+                <w:b/>
+              </w:rPr>
+            </w:r>
+            <w:r>
+              <w:rPr>
+                <w:b/>
+              </w:rPr>
+              <w:t>日期</w:t>
+            </w:r>
+          </w:p>
+        </w:tc>
+        <w:tc>
+          <w:tcPr>
+            <w:tcW w:type="dxa" w:w="2880"/>
+          </w:tcPr>
+          <w:p>
+            <w:r>
+              <w:rPr>
+                <w:b/>
+              </w:rPr>
+            </w:r>
+            <w:r>
+              <w:rPr>
+                <w:b/>
+              </w:rPr>
+              <w:t>事件概述</w:t>
+            </w:r>
+          </w:p>
+        </w:tc>
+        <w:tc>
+          <w:tcPr>
+            <w:tcW w:type="dxa" w:w="2880"/>
+          </w:tcPr>
+          <w:p>
+            <w:r>
+              <w:rPr>
+                <w:b/>
+              </w:rPr>
+            </w:r>
+            <w:r>
+              <w:rPr>
+                <w:b/>
+              </w:rPr>
+              <w:t>來源</w:t>
+            </w:r>
+          </w:p>
+        </w:tc>
+      </w:tr>
+      <w:tr>
+        <w:tc>
+          <w:tcPr>
+            <w:tcW w:type="dxa" w:w="2880"/>
+          </w:tcPr>
+          <w:p>
+            <w:r/>
+            <w:r>
+              <w:t>2025-02-26</w:t>
+            </w:r>
+          </w:p>
+        </w:tc>
+        <w:tc>
+          <w:tcPr>
+            <w:tcW w:type="dxa" w:w="2880"/>
+          </w:tcPr>
+          <w:p>
+            <w:r/>
+            <w:r>
+              <w:t>以色列在約旦河西岸發動數周軍事行動，約四萬人流離失所；近東救濟工程處報告自行動以來 50 多人喪生（含兒童）；人道協調廳對以軍對平民使用過度武力深表關切。</w:t>
+            </w:r>
+          </w:p>
+        </w:tc>
+        <w:tc>
+          <w:tcPr>
+            <w:tcW w:type="dxa" w:w="2880"/>
+          </w:tcPr>
+          <w:p>
+            <w:r/>
+            <w:r>
+              <w:t>14、15、16</w:t>
+            </w:r>
+          </w:p>
+        </w:tc>
+      </w:tr>
+      <w:tr>
+        <w:tc>
+          <w:tcPr>
+            <w:tcW w:type="dxa" w:w="2880"/>
+          </w:tcPr>
+          <w:p>
+            <w:r/>
+            <w:r>
+              <w:t>2025-04-01</w:t>
+            </w:r>
+          </w:p>
+        </w:tc>
+        <w:tc>
+          <w:tcPr>
+            <w:tcW w:type="dxa" w:w="2880"/>
+          </w:tcPr>
+          <w:p>
+            <w:r/>
+            <w:r>
+              <w:t>以色列關閉加薩邊境，</w:t>
+            </w:r>
+            <w:r>
+              <w:rPr>
+                <w:b/>
+              </w:rPr>
+              <w:t>連續四周禁止所有商業和人道主義援助進入</w:t>
+            </w:r>
+            <w:r>
+              <w:t>，被指為「一次又一次的違反國際人道法行為」。</w:t>
+            </w:r>
+          </w:p>
+        </w:tc>
+        <w:tc>
+          <w:tcPr>
+            <w:tcW w:type="dxa" w:w="2880"/>
+          </w:tcPr>
+          <w:p>
+            <w:r/>
+            <w:r>
+              <w:t>18</w:t>
+            </w:r>
+          </w:p>
+        </w:tc>
+      </w:tr>
+      <w:tr>
+        <w:tc>
+          <w:tcPr>
+            <w:tcW w:type="dxa" w:w="2880"/>
+          </w:tcPr>
+          <w:p>
+            <w:r/>
+            <w:r>
+              <w:t>2025-05-31</w:t>
+            </w:r>
+          </w:p>
+        </w:tc>
+        <w:tc>
+          <w:tcPr>
+            <w:tcW w:type="dxa" w:w="2880"/>
+          </w:tcPr>
+          <w:p>
+            <w:r/>
+            <w:r>
+              <w:t>加薩南部美以控制的私營援助中心周邊，民眾試圖領取食物時</w:t>
+            </w:r>
+            <w:r>
+              <w:rPr>
+                <w:b/>
+              </w:rPr>
+              <w:t>遭到槍擊遇難</w:t>
+            </w:r>
+            <w:r>
+              <w:t>（連續數天）。</w:t>
+            </w:r>
+          </w:p>
+        </w:tc>
+        <w:tc>
+          <w:tcPr>
+            <w:tcW w:type="dxa" w:w="2880"/>
+          </w:tcPr>
+          <w:p>
+            <w:r/>
+            <w:r>
+              <w:t>21</w:t>
+            </w:r>
+          </w:p>
+        </w:tc>
+      </w:tr>
+      <w:tr>
+        <w:tc>
+          <w:tcPr>
+            <w:tcW w:type="dxa" w:w="2880"/>
+          </w:tcPr>
+          <w:p>
+            <w:r/>
+            <w:r>
+              <w:t>2025-07-03</w:t>
+            </w:r>
+          </w:p>
+        </w:tc>
+        <w:tc>
+          <w:tcPr>
+            <w:tcW w:type="dxa" w:w="2880"/>
+          </w:tcPr>
+          <w:p>
+            <w:r/>
+            <w:r>
+              <w:t>古特雷斯強烈譴責近日多起導致大量平民死傷的攻擊事件；僅當日一天，以方下令</w:t>
+            </w:r>
+            <w:r>
+              <w:rPr>
+                <w:b/>
+              </w:rPr>
+              <w:t>強制轉移近 3 萬人</w:t>
+            </w:r>
+            <w:r>
+              <w:t>，使其在缺乏庇護、食物、藥品、飲水的情況下再次流離失所。</w:t>
+            </w:r>
+          </w:p>
+        </w:tc>
+        <w:tc>
+          <w:tcPr>
+            <w:tcW w:type="dxa" w:w="2880"/>
+          </w:tcPr>
+          <w:p>
+            <w:r/>
+            <w:r>
+              <w:t>23、24</w:t>
+            </w:r>
+          </w:p>
+        </w:tc>
+      </w:tr>
+      <w:tr>
+        <w:tc>
+          <w:tcPr>
+            <w:tcW w:type="dxa" w:w="2880"/>
+          </w:tcPr>
+          <w:p>
+            <w:r/>
+            <w:r>
+              <w:t>2025-08-22</w:t>
+            </w:r>
+          </w:p>
+        </w:tc>
+        <w:tc>
+          <w:tcPr>
+            <w:tcW w:type="dxa" w:w="2880"/>
+          </w:tcPr>
+          <w:p>
+            <w:r/>
+            <w:r>
+              <w:t>以色列軍隊持續加強加薩城及周邊地帶的軍事行動；古特雷斯再度緊急呼籲停火。</w:t>
+            </w:r>
+          </w:p>
+        </w:tc>
+        <w:tc>
+          <w:tcPr>
+            <w:tcW w:type="dxa" w:w="2880"/>
+          </w:tcPr>
+          <w:p>
+            <w:r/>
+            <w:r>
+              <w:t>27</w:t>
+            </w:r>
+          </w:p>
+        </w:tc>
+      </w:tr>
+    </w:tbl>
+    <w:p/>
+    <w:p>
+      <w:pPr>
+        <w:pStyle w:val="Heading3"/>
+      </w:pPr>
+      <w:r>
+        <w:t>③ 人道事務：食品、藥品、飲水、邊境口岸與物資進入</w:t>
       </w:r>
     </w:p>
     <w:p/>
@@ -764,7 +1217,7 @@
           <w:p>
             <w:r/>
             <w:r>
-              <w:t>聯合國人道協調廳指出加薩奧達醫院因嚴重物資短缺運作受限，印尼醫院基本設備遭破壞；以色列當局須允許無阻礙的人道援助進入（來源1）</w:t>
+              <w:t>杜加里克指出因嚴重物資短缺，奧達醫院運作受限、印尼醫院基本設備被破壞；強調以方必須允許無障礙人道援助進入。</w:t>
             </w:r>
           </w:p>
         </w:tc>
@@ -784,26 +1237,11 @@
         <w:tc>
           <w:tcPr>
             <w:tcW w:type="dxa" w:w="2880"/>
-            <w:vMerge w:val="restart"/>
           </w:tcPr>
           <w:p>
             <w:r/>
             <w:r>
               <w:t>2025-01-15</w:t>
-            </w:r>
-          </w:p>
-          <w:p>
-            <w:r/>
-          </w:p>
-        </w:tc>
-        <w:tc>
-          <w:tcPr>
-            <w:tcW w:type="dxa" w:w="2880"/>
-          </w:tcPr>
-          <w:p>
-            <w:r/>
-            <w:r>
-              <w:t>停火及釋放人質協議達成；古特雷斯熱烈歡迎，讚揚埃及、卡達、美國之調解貢獻；聯合國兒童基金會指出衝突已造成至少 1.45 萬名兒童喪生、近 100 萬人流離失所；弗萊徹提醒援助落實仍充滿挑戰（來源2、3、5）</w:t>
             </w:r>
           </w:p>
         </w:tc>
@@ -814,27 +1252,7 @@
           <w:p>
             <w:r/>
             <w:r>
-              <w:t>2, 3, 5</w:t>
-            </w:r>
-          </w:p>
-        </w:tc>
-      </w:tr>
-      <w:tr>
-        <w:tc>
-          <w:tcPr>
-            <w:tcW w:type="dxa" w:w="2880"/>
-            <w:vMerge/>
-          </w:tcPr>
-          <w:p/>
-        </w:tc>
-        <w:tc>
-          <w:tcPr>
-            <w:tcW w:type="dxa" w:w="2880"/>
-          </w:tcPr>
-          <w:p>
-            <w:r/>
-            <w:r>
-              <w:t>古特雷斯重申應以談判實現「兩國方案」（來源4）</w:t>
+              <w:t>弗萊瑟表示停火帶來希望，但「援助倖存者的過程依然充滿挑戰」。</w:t>
             </w:r>
           </w:p>
         </w:tc>
@@ -845,182 +1263,7 @@
           <w:p>
             <w:r/>
             <w:r>
-              <w:t>4</w:t>
-            </w:r>
-          </w:p>
-        </w:tc>
-      </w:tr>
-      <w:tr>
-        <w:tc>
-          <w:tcPr>
-            <w:tcW w:type="dxa" w:w="2880"/>
-          </w:tcPr>
-          <w:p>
-            <w:r/>
-            <w:r>
-              <w:t>2025-01-19</w:t>
-            </w:r>
-          </w:p>
-        </w:tc>
-        <w:tc>
-          <w:tcPr>
-            <w:tcW w:type="dxa" w:w="2880"/>
-          </w:tcPr>
-          <w:p>
-            <w:r/>
-            <w:r>
-              <w:t>停火協議正式生效；人質與囚犯交換為第一階段重要組成部分（來源6）</w:t>
-            </w:r>
-          </w:p>
-        </w:tc>
-        <w:tc>
-          <w:tcPr>
-            <w:tcW w:type="dxa" w:w="2880"/>
-          </w:tcPr>
-          <w:p>
-            <w:r/>
-            <w:r>
-              <w:t>6</w:t>
-            </w:r>
-          </w:p>
-        </w:tc>
-      </w:tr>
-      <w:tr>
-        <w:tc>
-          <w:tcPr>
-            <w:tcW w:type="dxa" w:w="2880"/>
-          </w:tcPr>
-          <w:p>
-            <w:r/>
-            <w:r>
-              <w:t>2025-02-11</w:t>
-            </w:r>
-          </w:p>
-        </w:tc>
-        <w:tc>
-          <w:tcPr>
-            <w:tcW w:type="dxa" w:w="2880"/>
-          </w:tcPr>
-          <w:p>
-            <w:r/>
-            <w:r>
-              <w:t>停火協議面臨終止風險；古特雷斯強調必須竭盡全力避免戰火重燃；聯合國呼籲哈馬斯釋放人質、雙方在多哈恢復第二階段談判（來源7、8）</w:t>
-            </w:r>
-          </w:p>
-        </w:tc>
-        <w:tc>
-          <w:tcPr>
-            <w:tcW w:type="dxa" w:w="2880"/>
-          </w:tcPr>
-          <w:p>
-            <w:r/>
-            <w:r>
-              <w:t>7, 8</w:t>
-            </w:r>
-          </w:p>
-        </w:tc>
-      </w:tr>
-      <w:tr>
-        <w:tc>
-          <w:tcPr>
-            <w:tcW w:type="dxa" w:w="2880"/>
-          </w:tcPr>
-          <w:p>
-            <w:r/>
-            <w:r>
-              <w:t>2025-02-16</w:t>
-            </w:r>
-          </w:p>
-        </w:tc>
-        <w:tc>
-          <w:tcPr>
-            <w:tcW w:type="dxa" w:w="2880"/>
-          </w:tcPr>
-          <w:p>
-            <w:r/>
-            <w:r>
-              <w:t>3 名以色列人質獲釋，369 名巴勒斯坦囚犯獲釋；協議共分三階段，第一階段含以軍撤離、巴勒斯坦人返家、增加援助物資；聯合國承諾全力支持協議落實（來源9、10、11、12、13）</w:t>
-            </w:r>
-          </w:p>
-        </w:tc>
-        <w:tc>
-          <w:tcPr>
-            <w:tcW w:type="dxa" w:w="2880"/>
-          </w:tcPr>
-          <w:p>
-            <w:r/>
-            <w:r>
-              <w:t>9, 10, 11, 12, 13</w:t>
-            </w:r>
-          </w:p>
-        </w:tc>
-      </w:tr>
-      <w:tr>
-        <w:tc>
-          <w:tcPr>
-            <w:tcW w:type="dxa" w:w="2880"/>
-          </w:tcPr>
-          <w:p>
-            <w:r/>
-            <w:r>
-              <w:t>2025-02-26</w:t>
-            </w:r>
-          </w:p>
-        </w:tc>
-        <w:tc>
-          <w:tcPr>
-            <w:tcW w:type="dxa" w:w="2880"/>
-          </w:tcPr>
-          <w:p>
-            <w:r/>
-            <w:r>
-              <w:t>約旦河西岸安全惡化：以軍五週軍事行動致 50 多人喪生（含兒童）、約 4 萬人流離失所；人道協調廳對以軍對平民使用過度武力深表關切（來源14、15、16）</w:t>
-            </w:r>
-          </w:p>
-        </w:tc>
-        <w:tc>
-          <w:tcPr>
-            <w:tcW w:type="dxa" w:w="2880"/>
-          </w:tcPr>
-          <w:p>
-            <w:r/>
-            <w:r>
-              <w:t>14, 15, 16</w:t>
-            </w:r>
-          </w:p>
-        </w:tc>
-      </w:tr>
-      <w:tr>
-        <w:tc>
-          <w:tcPr>
-            <w:tcW w:type="dxa" w:w="2880"/>
-          </w:tcPr>
-          <w:p>
-            <w:r/>
-            <w:r>
-              <w:t>2025-03-01</w:t>
-            </w:r>
-          </w:p>
-        </w:tc>
-        <w:tc>
-          <w:tcPr>
-            <w:tcW w:type="dxa" w:w="2880"/>
-          </w:tcPr>
-          <w:p>
-            <w:r/>
-            <w:r>
-              <w:t>第一階段計劃基本按商定步驟推進；隨後哈以雙方將就永久停火展開第二階段談判（來源17）</w:t>
-            </w:r>
-          </w:p>
-        </w:tc>
-        <w:tc>
-          <w:tcPr>
-            <w:tcW w:type="dxa" w:w="2880"/>
-          </w:tcPr>
-          <w:p>
-            <w:r/>
-            <w:r>
-              <w:t>17</w:t>
+              <w:t>5</w:t>
             </w:r>
           </w:p>
         </w:tc>
@@ -1044,7 +1287,7 @@
           <w:p>
             <w:r/>
             <w:r>
-              <w:t>以色列關閉加薩邊境，連續四周禁止所有商業與人道援助進入（來源18）</w:t>
+              <w:t>邊境關閉四周，所有商業與人道援助被禁止進入。</w:t>
             </w:r>
           </w:p>
         </w:tc>
@@ -1079,7 +1322,7 @@
           <w:p>
             <w:r/>
             <w:r>
-              <w:t>停火協議三月份破裂以來，連續 50 多天無援助物資進入加薩，人口即將斷糧，流離失所家庭面臨日益嚴重的公共衛生危機（來源19）</w:t>
+              <w:t>停火破裂後連續 50 多天無援助進入；酷熱高溫、污水橫流環境下，流離失所家庭面臨嚴重生體健康危機。</w:t>
             </w:r>
           </w:p>
         </w:tc>
@@ -1114,7 +1357,7 @@
           <w:p>
             <w:r/>
             <w:r>
-              <w:t>以色列切断援助已達兩月；弗萊徹譴責此舉為「集體懲罰」，嚴重違反國際法（來源20）</w:t>
+              <w:t>以色列斷絕所有援助已達兩個月；弗萊瑟指稱此為「殘酷的集體懲罰」。</w:t>
             </w:r>
           </w:p>
         </w:tc>
@@ -1138,41 +1381,6 @@
           <w:p>
             <w:r/>
             <w:r>
-              <w:t>2025-05-31</w:t>
-            </w:r>
-          </w:p>
-        </w:tc>
-        <w:tc>
-          <w:tcPr>
-            <w:tcW w:type="dxa" w:w="2880"/>
-          </w:tcPr>
-          <w:p>
-            <w:r/>
-            <w:r>
-              <w:t>封鎖近三個月，加薩饑餓危機失控；5 月 31 日以來民眾於私營援助中心遭槍擊遇難；美國在安理會投下否決票，阻擋加薩永久停火決議（來源21）</w:t>
-            </w:r>
-          </w:p>
-        </w:tc>
-        <w:tc>
-          <w:tcPr>
-            <w:tcW w:type="dxa" w:w="2880"/>
-          </w:tcPr>
-          <w:p>
-            <w:r/>
-            <w:r>
-              <w:t>21</w:t>
-            </w:r>
-          </w:p>
-        </w:tc>
-      </w:tr>
-      <w:tr>
-        <w:tc>
-          <w:tcPr>
-            <w:tcW w:type="dxa" w:w="2880"/>
-          </w:tcPr>
-          <w:p>
-            <w:r/>
-            <w:r>
               <w:t>2025-06-13</w:t>
             </w:r>
           </w:p>
@@ -1184,7 +1392,16 @@
           <w:p>
             <w:r/>
             <w:r>
-              <w:t>自 4 月以來，以色列拒絕超過 20 次搶修許可申請（來源22）</w:t>
+              <w:t>自四月以來，以色列已</w:t>
+            </w:r>
+            <w:r>
+              <w:rPr>
+                <w:b/>
+              </w:rPr>
+              <w:t>拒絕超過 20 次搶修許可申請</w:t>
+            </w:r>
+            <w:r>
+              <w:t>。</w:t>
             </w:r>
           </w:p>
         </w:tc>
@@ -1219,7 +1436,16 @@
           <w:p>
             <w:r/>
             <w:r>
-              <w:t>古特雷斯對人道危機升級深表震驚，譴責多起平民死傷襲擊；一天內以色列下令強制轉移近 3 萬人；2025 年 6 月近 400 次人道協調嘗試中，44% 被直接拒絕、10% 受阻、僅三分之一得以執行、12% 被取消（來源23、24、25）</w:t>
+              <w:t>僅 6 月單月，聯合國近 400 次人道協調嘗試中，</w:t>
+            </w:r>
+            <w:r>
+              <w:rPr>
+                <w:b/>
+              </w:rPr>
+              <w:t>44% 被以方直接拒絕</w:t>
+            </w:r>
+            <w:r>
+              <w:t>、10% 初步批准後被阻、僅 1/3 得以執行、12% 因後勤安全被取消。</w:t>
             </w:r>
           </w:p>
         </w:tc>
@@ -1230,77 +1456,7 @@
           <w:p>
             <w:r/>
             <w:r>
-              <w:t>23, 24, 25</w:t>
-            </w:r>
-          </w:p>
-        </w:tc>
-      </w:tr>
-      <w:tr>
-        <w:tc>
-          <w:tcPr>
-            <w:tcW w:type="dxa" w:w="2880"/>
-          </w:tcPr>
-          <w:p>
-            <w:r/>
-            <w:r>
-              <w:t>2025-08-08</w:t>
-            </w:r>
-          </w:p>
-        </w:tc>
-        <w:tc>
-          <w:tcPr>
-            <w:tcW w:type="dxa" w:w="2880"/>
-          </w:tcPr>
-          <w:p>
-            <w:r/>
-            <w:r>
-              <w:t>以色列政府決定「接管加薩城」；古特雷斯深表震驚，指出此舉標誌局勢危險升級，可能危及更多生命含仍被扣押的人質（來源26）</w:t>
-            </w:r>
-          </w:p>
-        </w:tc>
-        <w:tc>
-          <w:tcPr>
-            <w:tcW w:type="dxa" w:w="2880"/>
-          </w:tcPr>
-          <w:p>
-            <w:r/>
-            <w:r>
-              <w:t>26</w:t>
-            </w:r>
-          </w:p>
-        </w:tc>
-      </w:tr>
-      <w:tr>
-        <w:tc>
-          <w:tcPr>
-            <w:tcW w:type="dxa" w:w="2880"/>
-          </w:tcPr>
-          <w:p>
-            <w:r/>
-            <w:r>
-              <w:t>2025-08-22</w:t>
-            </w:r>
-          </w:p>
-        </w:tc>
-        <w:tc>
-          <w:tcPr>
-            <w:tcW w:type="dxa" w:w="2880"/>
-          </w:tcPr>
-          <w:p>
-            <w:r/>
-            <w:r>
-              <w:t>加薩兒童截肢率攀升至全球最高；以軍持續加強加薩城周邊軍事行動（來源27）</w:t>
-            </w:r>
-          </w:p>
-        </w:tc>
-        <w:tc>
-          <w:tcPr>
-            <w:tcW w:type="dxa" w:w="2880"/>
-          </w:tcPr>
-          <w:p>
-            <w:r/>
-            <w:r>
-              <w:t>27</w:t>
+              <w:t>25</w:t>
             </w:r>
           </w:p>
         </w:tc>
@@ -1324,7 +1480,16 @@
           <w:p>
             <w:r/>
             <w:r>
-              <w:t>哈馬斯宣布準備釋放人質，古特雷斯「感到鼓舞」；聯合國及合作夥伴已備妥約 17 萬噸食品、藥品、帳篷等物資，可隨時運入；世衛組織緊急轉移 3 名危重新生兒，第 4 名嬰兒於當天早上死亡（來源28、29）</w:t>
+              <w:t>聯合國及合作夥伴已準備</w:t>
+            </w:r>
+            <w:r>
+              <w:rPr>
+                <w:b/>
+              </w:rPr>
+              <w:t>約 17 萬噸</w:t>
+            </w:r>
+            <w:r>
+              <w:t>食品、藥品、帳篷等急需物資，「可隨時運入加薩」。</w:t>
             </w:r>
           </w:p>
         </w:tc>
@@ -1335,7 +1500,7 @@
           <w:p>
             <w:r/>
             <w:r>
-              <w:t>28, 29</w:t>
+              <w:t>28</w:t>
             </w:r>
           </w:p>
         </w:tc>
@@ -1343,290 +1508,11 @@
     </w:tbl>
     <w:p/>
     <w:p>
-      <w:r>
-        <w:t>---</w:t>
-      </w:r>
-    </w:p>
-    <w:p/>
-    <w:p>
-      <w:pPr>
-        <w:pStyle w:val="Heading2"/>
-      </w:pPr>
-      <w:r>
-        <w:t>三、六大面向分析</w:t>
-      </w:r>
-    </w:p>
-    <w:p/>
-    <w:p>
       <w:pPr>
         <w:pStyle w:val="Heading3"/>
       </w:pPr>
       <w:r>
-        <w:t>（一）政治外交：停火方案、人質交換與談判進展</w:t>
-      </w:r>
-    </w:p>
-    <w:p/>
-    <w:p>
-      <w:pPr>
-        <w:pStyle w:val="Heading2"/>
-        <w:jc w:val="left"/>
-      </w:pPr>
-      <w:r>
-        <w:t>1. 停火協議架構與達成（1 月）</w:t>
-      </w:r>
-    </w:p>
-    <w:p/>
-    <w:p>
-      <w:pPr>
-        <w:pStyle w:val="ListBullet"/>
-      </w:pPr>
-      <w:r>
-        <w:t>2025 年 1 月 15 日，加薩停火及釋放人質協議達成。古特雷斯對此表示「熱烈歡迎」，並高度讚揚</w:t>
-      </w:r>
-      <w:r>
-        <w:rPr>
-          <w:b/>
-        </w:rPr>
-        <w:t>埃及、卡達、美國</w:t>
-      </w:r>
-      <w:r>
-        <w:t>三方在推動協議過程中做出的貢獻（來源2）。</w:t>
-      </w:r>
-    </w:p>
-    <w:p>
-      <w:pPr>
-        <w:pStyle w:val="ListBullet"/>
-      </w:pPr>
-      <w:r>
-        <w:t>古特雷斯同時重申，結束佔領並通過談判實現「兩國方案」，使以色列和巴勒斯坦在國際法框架內和平共处，是一項「緊迫而重要的任務」（來源4）。</w:t>
-      </w:r>
-    </w:p>
-    <w:p>
-      <w:pPr>
-        <w:pStyle w:val="ListBullet"/>
-      </w:pPr>
-      <w:r>
-        <w:t>該協議共分</w:t>
-      </w:r>
-      <w:r>
-        <w:rPr>
-          <w:b/>
-        </w:rPr>
-        <w:t>三個階段</w:t>
-      </w:r>
-      <w:r>
-        <w:t>：第一階段包括以軍撤離加薩居民區、巴勒斯坦人返回家園、大幅增加進入加薩的援助物資數量，以及人質與囚犯交換（來源11）。</w:t>
-      </w:r>
-    </w:p>
-    <w:p>
-      <w:pPr>
-        <w:pStyle w:val="ListBullet"/>
-      </w:pPr>
-      <w:r>
-        <w:t>2025 年 1 月 19 日協議正式生效，人質與囚犯交換即為第一階段的重要組成（來源6）。</w:t>
-      </w:r>
-    </w:p>
-    <w:p/>
-    <w:p>
-      <w:pPr>
-        <w:pStyle w:val="Heading2"/>
-        <w:jc w:val="left"/>
-      </w:pPr>
-      <w:r>
-        <w:t>2. 停火危機與第二階段談判（2 月）</w:t>
-      </w:r>
-    </w:p>
-    <w:p/>
-    <w:p>
-      <w:pPr>
-        <w:pStyle w:val="ListBullet"/>
-      </w:pPr>
-      <w:r>
-        <w:t>至 2 月 11 日，停火協議已持續三週但面臨終止風險。古特雷斯強調「必須竭盡全力避免加薩戰火重燃」（來源7）。</w:t>
-      </w:r>
-    </w:p>
-    <w:p>
-      <w:pPr>
-        <w:pStyle w:val="ListBullet"/>
-      </w:pPr>
-      <w:r>
-        <w:t>聯合國發言人戈麥斯指出，恢復敵對行動將導致「嚴重的人道主義災難」，並呼籲哈馬斯釋放人質、雙方盡快在</w:t>
-      </w:r>
-      <w:r>
-        <w:rPr>
-          <w:b/>
-        </w:rPr>
-        <w:t>多哈</w:t>
-      </w:r>
-      <w:r>
-        <w:t>恢復第二階段談判（來源8）。</w:t>
-      </w:r>
-    </w:p>
-    <w:p>
-      <w:pPr>
-        <w:pStyle w:val="ListBullet"/>
-      </w:pPr>
-      <w:r>
-        <w:t>2 月 16 日，3 名以色列人質獲釋，交換 369 名巴勒斯坦囚犯（來源10）。古特雷斯對最新一輪人質釋放及持續停火表示歡迎（來源9）。</w:t>
-      </w:r>
-    </w:p>
-    <w:p>
-      <w:pPr>
-        <w:pStyle w:val="ListBullet"/>
-      </w:pPr>
-      <w:r>
-        <w:t>至 3 月 1 日，第一階段計劃「基本按商定步驟推進」，雙方將就永久停火問題展開下一階段談判（來源17）。</w:t>
-      </w:r>
-    </w:p>
-    <w:p/>
-    <w:p>
-      <w:pPr>
-        <w:pStyle w:val="Heading2"/>
-        <w:jc w:val="left"/>
-      </w:pPr>
-      <w:r>
-        <w:t>3. 停火破裂與外交僵局（4 月-8 月）</w:t>
-      </w:r>
-    </w:p>
-    <w:p/>
-    <w:p>
-      <w:pPr>
-        <w:pStyle w:val="ListBullet"/>
-      </w:pPr>
-      <w:r>
-        <w:t xml:space="preserve">停火協議於 </w:t>
-      </w:r>
-      <w:r>
-        <w:rPr>
-          <w:b/>
-        </w:rPr>
-        <w:t>3 月份破裂</w:t>
-      </w:r>
-      <w:r>
-        <w:t>（來源19）。此後以色列持續封鎖加薩邊境：</w:t>
-      </w:r>
-    </w:p>
-    <w:p>
-      <w:pPr>
-        <w:pStyle w:val="ListBullet"/>
-      </w:pPr>
-      <w:r>
-        <w:t>4 月：連續四周禁止所有商業與人道援助進入（來源18）。</w:t>
-      </w:r>
-    </w:p>
-    <w:p>
-      <w:pPr>
-        <w:pStyle w:val="ListBullet"/>
-      </w:pPr>
-      <w:r>
-        <w:t>5 月：封鎖已達兩月，弗萊徹譴責為「集體懲罰」（來源20）。</w:t>
-      </w:r>
-    </w:p>
-    <w:p>
-      <w:pPr>
-        <w:pStyle w:val="ListBullet"/>
-      </w:pPr>
-      <w:r>
-        <w:t>5 月 31 日：美國在安理會投下</w:t>
-      </w:r>
-      <w:r>
-        <w:rPr>
-          <w:b/>
-        </w:rPr>
-        <w:t>否決票</w:t>
-      </w:r>
-      <w:r>
-        <w:t>，阻擋一項呼籲加薩永久停火、解除援助限制的決議草案（來源21）。</w:t>
-      </w:r>
-    </w:p>
-    <w:p>
-      <w:pPr>
-        <w:pStyle w:val="ListBullet"/>
-      </w:pPr>
-      <w:r>
-        <w:t>6 月至 7 月：以色列繼續拒絕人道協調申請，4 月以來超過 20 次搶修許可被拒（來源22）。</w:t>
-      </w:r>
-    </w:p>
-    <w:p>
-      <w:pPr>
-        <w:pStyle w:val="ListBullet"/>
-      </w:pPr>
-      <w:r>
-        <w:t>8 月 8 日，以色列政府決定「接管加薩城」，古特雷斯指出此舉標誌「局勢的危險升級」，並可能危及仍被扣押的人質（來源26）。</w:t>
-      </w:r>
-    </w:p>
-    <w:p>
-      <w:pPr>
-        <w:pStyle w:val="ListBullet"/>
-      </w:pPr>
-      <w:r>
-        <w:t>8 月 22 日，以軍持續加強加薩城周邊軍事行動（來源27）。</w:t>
-      </w:r>
-    </w:p>
-    <w:p/>
-    <w:p>
-      <w:pPr>
-        <w:pStyle w:val="Heading2"/>
-        <w:jc w:val="left"/>
-      </w:pPr>
-      <w:r>
-        <w:t>4. 10 月新轉機</w:t>
-      </w:r>
-    </w:p>
-    <w:p/>
-    <w:p>
-      <w:pPr>
-        <w:pStyle w:val="ListBullet"/>
-      </w:pPr>
-      <w:r>
-        <w:t>10 月 3 日，哈馬斯宣布準備釋放人質，古特雷斯對此「感到鼓舞」（來源28）。</w:t>
-      </w:r>
-    </w:p>
-    <w:p>
-      <w:pPr>
-        <w:pStyle w:val="ListBullet"/>
-      </w:pPr>
-      <w:r>
-        <w:t xml:space="preserve">聯合國及合作夥伴已備妥約 </w:t>
-      </w:r>
-      <w:r>
-        <w:rPr>
-          <w:b/>
-        </w:rPr>
-        <w:t>17 萬噸</w:t>
-      </w:r>
-      <w:r>
-        <w:t>食品、藥品、帳篷等急需物資，表示「可隨時運入加薩」（來源28）。</w:t>
-      </w:r>
-    </w:p>
-    <w:p/>
-    <w:p>
-      <w:pPr>
-        <w:pStyle w:val="IntenseQuote"/>
-      </w:pPr>
-      <w:r>
-        <w:rPr>
-          <w:b/>
-        </w:rPr>
-        <w:t>小結：</w:t>
-      </w:r>
-      <w:r>
-        <w:t xml:space="preserve"> 2025 年的外交軌跡呈現「達成 → 危機 → 破裂 → 惡化 → 出現新轉機」的弧線。調解方（埃及、卡達、美國）在第一階段發揮關鍵作用（來源2），但停火破裂後，美國在安理會的否決票（來源21）與以色列單方面軍事升級（來源26、27）使得外交渠道長期受阻，直至 10 月初哈馬斯再度釋放意圖（來源28）。</w:t>
-      </w:r>
-    </w:p>
-    <w:p/>
-    <w:p>
-      <w:r>
-        <w:t>---</w:t>
-      </w:r>
-    </w:p>
-    <w:p/>
-    <w:p>
-      <w:pPr>
-        <w:pStyle w:val="Heading3"/>
-      </w:pPr>
-      <w:r>
-        <w:t>（二）國際安全：軍事行動、停火違規與平民安全</w:t>
+        <w:t>④ 醫療衛生：醫院運作、物資短缺、病患轉送與醫護安全</w:t>
       </w:r>
     </w:p>
     <w:p/>
@@ -1656,7 +1542,7 @@
               <w:rPr>
                 <w:b/>
               </w:rPr>
-              <w:t>時間區間</w:t>
+              <w:t>日期</w:t>
             </w:r>
           </w:p>
         </w:tc>
@@ -1674,306 +1560,7 @@
               <w:rPr>
                 <w:b/>
               </w:rPr>
-              <w:t>安全事件</w:t>
-            </w:r>
-          </w:p>
-        </w:tc>
-        <w:tc>
-          <w:tcPr>
-            <w:tcW w:type="dxa" w:w="2880"/>
-          </w:tcPr>
-          <w:p>
-            <w:r>
-              <w:rPr>
-                <w:b/>
-              </w:rPr>
-            </w:r>
-            <w:r>
-              <w:rPr>
-                <w:b/>
-              </w:rPr>
-              <w:t>來源</w:t>
-            </w:r>
-          </w:p>
-        </w:tc>
-      </w:tr>
-      <w:tr>
-        <w:tc>
-          <w:tcPr>
-            <w:tcW w:type="dxa" w:w="2880"/>
-          </w:tcPr>
-          <w:p>
-            <w:r/>
-            <w:r>
-              <w:t>1 月（停火前）</w:t>
-            </w:r>
-          </w:p>
-        </w:tc>
-        <w:tc>
-          <w:tcPr>
-            <w:tcW w:type="dxa" w:w="2880"/>
-          </w:tcPr>
-          <w:p>
-            <w:r/>
-            <w:r>
-              <w:t>加薩醫院設備遭破壞，暗示軍事行動持續造成基礎設施損毀</w:t>
-            </w:r>
-          </w:p>
-        </w:tc>
-        <w:tc>
-          <w:tcPr>
-            <w:tcW w:type="dxa" w:w="2880"/>
-          </w:tcPr>
-          <w:p>
-            <w:r/>
-            <w:r>
-              <w:t>1</w:t>
-            </w:r>
-          </w:p>
-        </w:tc>
-      </w:tr>
-      <w:tr>
-        <w:tc>
-          <w:tcPr>
-            <w:tcW w:type="dxa" w:w="2880"/>
-          </w:tcPr>
-          <w:p>
-            <w:r/>
-            <w:r>
-              <w:t>2 月</w:t>
-            </w:r>
-          </w:p>
-        </w:tc>
-        <w:tc>
-          <w:tcPr>
-            <w:tcW w:type="dxa" w:w="2880"/>
-          </w:tcPr>
-          <w:p>
-            <w:r/>
-            <w:r>
-              <w:t>約旦河西岸：以軍五週軍事行動致 50 多人喪生（含兒童），約 4 萬人流離失所；人道協調廳指以軍對平民使用「過度武力」</w:t>
-            </w:r>
-          </w:p>
-        </w:tc>
-        <w:tc>
-          <w:tcPr>
-            <w:tcW w:type="dxa" w:w="2880"/>
-          </w:tcPr>
-          <w:p>
-            <w:r/>
-            <w:r>
-              <w:t>14, 15, 16</w:t>
-            </w:r>
-          </w:p>
-        </w:tc>
-      </w:tr>
-      <w:tr>
-        <w:tc>
-          <w:tcPr>
-            <w:tcW w:type="dxa" w:w="2880"/>
-          </w:tcPr>
-          <w:p>
-            <w:r/>
-            <w:r>
-              <w:t>5 月末</w:t>
-            </w:r>
-          </w:p>
-        </w:tc>
-        <w:tc>
-          <w:tcPr>
-            <w:tcW w:type="dxa" w:w="2880"/>
-          </w:tcPr>
-          <w:p>
-            <w:r/>
-            <w:r>
-              <w:t>加薩南部私營援助中心周邊民眾遭槍擊遇難（5/31 以來連續數天）</w:t>
-            </w:r>
-          </w:p>
-        </w:tc>
-        <w:tc>
-          <w:tcPr>
-            <w:tcW w:type="dxa" w:w="2880"/>
-          </w:tcPr>
-          <w:p>
-            <w:r/>
-            <w:r>
-              <w:t>21</w:t>
-            </w:r>
-          </w:p>
-        </w:tc>
-      </w:tr>
-      <w:tr>
-        <w:tc>
-          <w:tcPr>
-            <w:tcW w:type="dxa" w:w="2880"/>
-          </w:tcPr>
-          <w:p>
-            <w:r/>
-            <w:r>
-              <w:t>7 月初</w:t>
-            </w:r>
-          </w:p>
-        </w:tc>
-        <w:tc>
-          <w:tcPr>
-            <w:tcW w:type="dxa" w:w="2880"/>
-          </w:tcPr>
-          <w:p>
-            <w:r/>
-            <w:r>
-              <w:t>多起導致大量平民死傷的襲擊；一天內以色列下令強制轉移近 3 萬人，使其在缺乏庇護、食物、藥品和飲用水的情況下再次流離失所</w:t>
-            </w:r>
-          </w:p>
-        </w:tc>
-        <w:tc>
-          <w:tcPr>
-            <w:tcW w:type="dxa" w:w="2880"/>
-          </w:tcPr>
-          <w:p>
-            <w:r/>
-            <w:r>
-              <w:t>23, 24</w:t>
-            </w:r>
-          </w:p>
-        </w:tc>
-      </w:tr>
-      <w:tr>
-        <w:tc>
-          <w:tcPr>
-            <w:tcW w:type="dxa" w:w="2880"/>
-          </w:tcPr>
-          <w:p>
-            <w:r/>
-            <w:r>
-              <w:t>8 月</w:t>
-            </w:r>
-          </w:p>
-        </w:tc>
-        <w:tc>
-          <w:tcPr>
-            <w:tcW w:type="dxa" w:w="2880"/>
-          </w:tcPr>
-          <w:p>
-            <w:r/>
-            <w:r>
-              <w:t>以色列決定「接管加薩城」；以軍持續加強加薩城及周边軍事行動；加薩兒童截肢率攀升至全球最高</w:t>
-            </w:r>
-          </w:p>
-        </w:tc>
-        <w:tc>
-          <w:tcPr>
-            <w:tcW w:type="dxa" w:w="2880"/>
-          </w:tcPr>
-          <w:p>
-            <w:r/>
-            <w:r>
-              <w:t>26, 27</w:t>
-            </w:r>
-          </w:p>
-        </w:tc>
-      </w:tr>
-    </w:tbl>
-    <w:p/>
-    <w:p>
-      <w:pPr>
-        <w:pStyle w:val="ListBullet"/>
-      </w:pPr>
-      <w:r>
-        <w:t>古特雷斯多次強調，所有各方必須尊重國際人道主義法，平民必須受到尊重與保護（來源13、23）。</w:t>
-      </w:r>
-    </w:p>
-    <w:p>
-      <w:pPr>
-        <w:pStyle w:val="ListBullet"/>
-      </w:pPr>
-      <w:r>
-        <w:t>1 月 14 日，杜加里克明確指出以色列當局「必須履行國際人道主義法義務，允許無阻礙的人道援助進入加薩」（來源1）。</w:t>
-      </w:r>
-    </w:p>
-    <w:p>
-      <w:pPr>
-        <w:pStyle w:val="ListBullet"/>
-      </w:pPr>
-      <w:r>
-        <w:t>2 月 26 日，近東救济工程處指出「普通巴勒斯坦民眾首當其衝，承受著最嚴重的後果」（來源15）。</w:t>
-      </w:r>
-    </w:p>
-    <w:p/>
-    <w:p>
-      <w:pPr>
-        <w:pStyle w:val="IntenseQuote"/>
-      </w:pPr>
-      <w:r>
-        <w:rPr>
-          <w:b/>
-        </w:rPr>
-        <w:t>小結：</w:t>
-      </w:r>
-      <w:r>
-        <w:t xml:space="preserve"> 停火期間（1 月中至 3 月初），加薩本體軍事行動有所收斂，但約旦河西岸的安全惡化同步加劇（來源14-16）。停火破裂後（4 月起），軍事行動、強制轉移與對平民的暴力持續升級，至 8 月以色列宣布「接管加薩城」達到頂峰（來源26、27），兒童截肢率成為衝突對平民極端傷害的象徵性指標（來源27）。</w:t>
-      </w:r>
-    </w:p>
-    <w:p/>
-    <w:p>
-      <w:r>
-        <w:t>---</w:t>
-      </w:r>
-    </w:p>
-    <w:p/>
-    <w:p>
-      <w:pPr>
-        <w:pStyle w:val="Heading3"/>
-      </w:pPr>
-      <w:r>
-        <w:t>（三）人道事務：物資准入、邊境口岸與援助通道</w:t>
-      </w:r>
-    </w:p>
-    <w:p/>
-    <w:tbl>
-      <w:tblPr>
-        <w:tblStyle w:val="TableGrid"/>
-        <w:tblW w:type="auto" w:w="0"/>
-        <w:tblLook w:firstColumn="1" w:firstRow="1" w:lastColumn="0" w:lastRow="0" w:noHBand="0" w:noVBand="1" w:val="04A0"/>
-      </w:tblPr>
-      <w:tblGrid>
-        <w:gridCol w:w="2880"/>
-        <w:gridCol w:w="2880"/>
-        <w:gridCol w:w="2880"/>
-      </w:tblGrid>
-      <w:tr>
-        <w:tc>
-          <w:tcPr>
-            <w:tcW w:type="dxa" w:w="2880"/>
-          </w:tcPr>
-          <w:p>
-            <w:r>
-              <w:rPr>
-                <w:b/>
-              </w:rPr>
-            </w:r>
-            <w:r>
-              <w:rPr>
-                <w:b/>
-              </w:rPr>
-              <w:t>時間節點</w:t>
-            </w:r>
-          </w:p>
-        </w:tc>
-        <w:tc>
-          <w:tcPr>
-            <w:tcW w:type="dxa" w:w="2880"/>
-          </w:tcPr>
-          <w:p>
-            <w:r>
-              <w:rPr>
-                <w:b/>
-              </w:rPr>
-            </w:r>
-            <w:r>
-              <w:rPr>
-                <w:b/>
-              </w:rPr>
-              <w:t>援助准入狀況</w:t>
+              <w:t>事件概述</w:t>
             </w:r>
           </w:p>
         </w:tc>
@@ -2015,7 +1602,7 @@
           <w:p>
             <w:r/>
             <w:r>
-              <w:t>嚴重物資短缺，奧達醫院運作受限，印尼醫院設備遭破壞</w:t>
+              <w:t>奧達醫院因物資短缺運作受限；印尼醫院基本設備被破壞。</w:t>
             </w:r>
           </w:p>
         </w:tc>
@@ -2039,181 +1626,6 @@
           <w:p>
             <w:r/>
             <w:r>
-              <w:t>2025-01-15</w:t>
-            </w:r>
-          </w:p>
-        </w:tc>
-        <w:tc>
-          <w:tcPr>
-            <w:tcW w:type="dxa" w:w="2880"/>
-          </w:tcPr>
-          <w:p>
-            <w:r/>
-            <w:r>
-              <w:t>弗萊徹：停火帶來希望，但援助倖存者過程仍「充滿挑戰」</w:t>
-            </w:r>
-          </w:p>
-        </w:tc>
-        <w:tc>
-          <w:tcPr>
-            <w:tcW w:type="dxa" w:w="2880"/>
-          </w:tcPr>
-          <w:p>
-            <w:r/>
-            <w:r>
-              <w:t>5</w:t>
-            </w:r>
-          </w:p>
-        </w:tc>
-      </w:tr>
-      <w:tr>
-        <w:tc>
-          <w:tcPr>
-            <w:tcW w:type="dxa" w:w="2880"/>
-          </w:tcPr>
-          <w:p>
-            <w:r/>
-            <w:r>
-              <w:t>2025-02-16</w:t>
-            </w:r>
-          </w:p>
-        </w:tc>
-        <w:tc>
-          <w:tcPr>
-            <w:tcW w:type="dxa" w:w="2880"/>
-          </w:tcPr>
-          <w:p>
-            <w:r/>
-            <w:r>
-              <w:t>第一階段含「大幅增加進入加薩的援助物資數量」；聯合國承諾為援助創造必要條件</w:t>
-            </w:r>
-          </w:p>
-        </w:tc>
-        <w:tc>
-          <w:tcPr>
-            <w:tcW w:type="dxa" w:w="2880"/>
-          </w:tcPr>
-          <w:p>
-            <w:r/>
-            <w:r>
-              <w:t>11, 12</w:t>
-            </w:r>
-          </w:p>
-        </w:tc>
-      </w:tr>
-      <w:tr>
-        <w:tc>
-          <w:tcPr>
-            <w:tcW w:type="dxa" w:w="2880"/>
-          </w:tcPr>
-          <w:p>
-            <w:r/>
-            <w:r>
-              <w:t>2025-04-01</w:t>
-            </w:r>
-          </w:p>
-        </w:tc>
-        <w:tc>
-          <w:tcPr>
-            <w:tcW w:type="dxa" w:w="2880"/>
-          </w:tcPr>
-          <w:p>
-            <w:r/>
-            <w:r>
-              <w:t>以色列關閉加薩邊境，連續四周禁止所有商業與人道援助進入</w:t>
-            </w:r>
-          </w:p>
-        </w:tc>
-        <w:tc>
-          <w:tcPr>
-            <w:tcW w:type="dxa" w:w="2880"/>
-          </w:tcPr>
-          <w:p>
-            <w:r/>
-            <w:r>
-              <w:t>18</w:t>
-            </w:r>
-          </w:p>
-        </w:tc>
-      </w:tr>
-      <w:tr>
-        <w:tc>
-          <w:tcPr>
-            <w:tcW w:type="dxa" w:w="2880"/>
-          </w:tcPr>
-          <w:p>
-            <w:r/>
-            <w:r>
-              <w:t>2025-04-25</w:t>
-            </w:r>
-          </w:p>
-        </w:tc>
-        <w:tc>
-          <w:tcPr>
-            <w:tcW w:type="dxa" w:w="2880"/>
-          </w:tcPr>
-          <w:p>
-            <w:r/>
-            <w:r>
-              <w:t>停火破裂以來連續 50 多天無援助進入，加薩人口即將斷糧；高溫、污水、垃圾成山引發公共衛生危機</w:t>
-            </w:r>
-          </w:p>
-        </w:tc>
-        <w:tc>
-          <w:tcPr>
-            <w:tcW w:type="dxa" w:w="2880"/>
-          </w:tcPr>
-          <w:p>
-            <w:r/>
-            <w:r>
-              <w:t>19</w:t>
-            </w:r>
-          </w:p>
-        </w:tc>
-      </w:tr>
-      <w:tr>
-        <w:tc>
-          <w:tcPr>
-            <w:tcW w:type="dxa" w:w="2880"/>
-          </w:tcPr>
-          <w:p>
-            <w:r/>
-            <w:r>
-              <w:t>2025-05-02</w:t>
-            </w:r>
-          </w:p>
-        </w:tc>
-        <w:tc>
-          <w:tcPr>
-            <w:tcW w:type="dxa" w:w="2880"/>
-          </w:tcPr>
-          <w:p>
-            <w:r/>
-            <w:r>
-              <w:t>封鎖已達兩月；弗萊徹稱此為「集體懲罰」，剝奪平民生存權、基本醫療保障和尊嚴</w:t>
-            </w:r>
-          </w:p>
-        </w:tc>
-        <w:tc>
-          <w:tcPr>
-            <w:tcW w:type="dxa" w:w="2880"/>
-          </w:tcPr>
-          <w:p>
-            <w:r/>
-            <w:r>
-              <w:t>20</w:t>
-            </w:r>
-          </w:p>
-        </w:tc>
-      </w:tr>
-      <w:tr>
-        <w:tc>
-          <w:tcPr>
-            <w:tcW w:type="dxa" w:w="2880"/>
-          </w:tcPr>
-          <w:p>
-            <w:r/>
-            <w:r>
               <w:t>2025-05-31</w:t>
             </w:r>
           </w:p>
@@ -2225,7 +1637,7 @@
           <w:p>
             <w:r/>
             <w:r>
-              <w:t>封鎖近三個月，饑餓危機「失控」；民眾於援助中心遭槍擊</w:t>
+              <w:t>加薩民眾在援助中心遭槍擊，反映醫療與基本生存同時被剝奪。</w:t>
             </w:r>
           </w:p>
         </w:tc>
@@ -2249,7 +1661,7 @@
           <w:p>
             <w:r/>
             <w:r>
-              <w:t>2025-06-13</w:t>
+              <w:t>2025-07-03</w:t>
             </w:r>
           </w:p>
         </w:tc>
@@ -2260,7 +1672,7 @@
           <w:p>
             <w:r/>
             <w:r>
-              <w:t>4 月以來以色列拒絕超過 20 次搶修許可申請</w:t>
+              <w:t>近 3 萬被強制轉移者缺乏藥品與飲水；基本需求未獲滿足。</w:t>
             </w:r>
           </w:p>
         </w:tc>
@@ -2271,7 +1683,7 @@
           <w:p>
             <w:r/>
             <w:r>
-              <w:t>22</w:t>
+              <w:t>24</w:t>
             </w:r>
           </w:p>
         </w:tc>
@@ -2284,7 +1696,7 @@
           <w:p>
             <w:r/>
             <w:r>
-              <w:t>2025-07-03</w:t>
+              <w:t>2025-08-22</w:t>
             </w:r>
           </w:p>
         </w:tc>
@@ -2295,7 +1707,13 @@
           <w:p>
             <w:r/>
             <w:r>
-              <w:t>2025 年 6 月近 400 次人道協調嘗試：44% 被直接拒絕、10% 受阻、約 1/3 執行、12% 取消</w:t>
+              <w:rPr>
+                <w:b/>
+              </w:rPr>
+              <w:t>加薩地帶兒童截肢率已攀升至全球最高</w:t>
+            </w:r>
+            <w:r>
+              <w:t>，反映醫療體系長期崩潰。</w:t>
             </w:r>
           </w:p>
         </w:tc>
@@ -2306,7 +1724,7 @@
           <w:p>
             <w:r/>
             <w:r>
-              <w:t>25</w:t>
+              <w:t>27</w:t>
             </w:r>
           </w:p>
         </w:tc>
@@ -2330,469 +1748,16 @@
           <w:p>
             <w:r/>
             <w:r>
-              <w:t>聯合國及合作夥伴已備妥約 17 萬噸食品、藥品、帳篷等物資，「可隨時運入」</w:t>
-            </w:r>
-          </w:p>
-        </w:tc>
-        <w:tc>
-          <w:tcPr>
-            <w:tcW w:type="dxa" w:w="2880"/>
-          </w:tcPr>
-          <w:p>
-            <w:r/>
-            <w:r>
-              <w:t>28</w:t>
-            </w:r>
-          </w:p>
-        </w:tc>
-      </w:tr>
-    </w:tbl>
-    <w:p/>
-    <w:p>
-      <w:pPr>
-        <w:pStyle w:val="IntenseQuote"/>
-      </w:pPr>
-      <w:r>
-        <w:rPr>
-          <w:b/>
-        </w:rPr>
-        <w:t>小結：</w:t>
-      </w:r>
-      <w:r>
-        <w:t xml:space="preserve"> 人道援助准入在 2025 年經歷了劇烈波動。停火期間（1-2 月）援助通道雖有改善但仍受限（來源5）；3 月停火破裂後，以色列實施全面封鎖（來源18、19、20、21），至 6-7 月人道協調成功率跌至僅三分之一（來源25），加薩陷入嚴重饑餓與公共衛生危機（來源19、21）。10 月初聯合國備妥 17 萬噸物資（來源28），顯示援助基礎設施仍在運作，但實際落地仍取決於邊境准入與安全條件。</w:t>
-      </w:r>
-    </w:p>
-    <w:p/>
-    <w:p>
-      <w:r>
-        <w:t>---</w:t>
-      </w:r>
-    </w:p>
-    <w:p/>
-    <w:p>
-      <w:pPr>
-        <w:pStyle w:val="Heading3"/>
-      </w:pPr>
-      <w:r>
-        <w:t>（四）醫療衛生：醫院運作、物資短缺與病患轉送</w:t>
-      </w:r>
-    </w:p>
-    <w:p/>
-    <w:p>
-      <w:pPr>
-        <w:pStyle w:val="ListBullet"/>
-      </w:pPr>
-      <w:r>
-        <w:rPr>
-          <w:b/>
-        </w:rPr>
-        <w:t>1 月（停火前）：</w:t>
-      </w:r>
-      <w:r>
-        <w:t xml:space="preserve"> 奧達醫院因嚴重物資短缺運作受限，印尼醫院基本設備遭破壞（來源1）。</w:t>
-      </w:r>
-    </w:p>
-    <w:p>
-      <w:pPr>
-        <w:pStyle w:val="ListBullet"/>
-      </w:pPr>
-      <w:r>
-        <w:rPr>
-          <w:b/>
-        </w:rPr>
-        <w:t>5 月（封鎖期）：</w:t>
-      </w:r>
-      <w:r>
-        <w:t xml:space="preserve"> 弗萊徹指出以色列封鎖剝奪了平民的「基本醫療保障」和尊嚴（來源20）。</w:t>
-      </w:r>
-    </w:p>
-    <w:p>
-      <w:pPr>
-        <w:pStyle w:val="ListBullet"/>
-      </w:pPr>
-      <w:r>
-        <w:rPr>
-          <w:b/>
-        </w:rPr>
-        <w:t>7 月（危機升級）：</w:t>
-      </w:r>
-      <w:r>
-        <w:t xml:space="preserve"> 杜加里克指出，被強制轉移的近 3 萬人「缺乏庇護、食物、</w:t>
-      </w:r>
-      <w:r>
-        <w:rPr>
-          <w:b/>
-        </w:rPr>
-        <w:t>藥品</w:t>
-      </w:r>
-      <w:r>
-        <w:t>和飲用水」（來源24）。</w:t>
-      </w:r>
-    </w:p>
-    <w:p>
-      <w:pPr>
-        <w:pStyle w:val="ListBullet"/>
-      </w:pPr>
-      <w:r>
-        <w:rPr>
-          <w:b/>
-        </w:rPr>
-        <w:t>8 月：</w:t>
-      </w:r>
-      <w:r>
-        <w:t xml:space="preserve"> 加薩兒童截肢率「已攀升至全球最高」，反映醫療體系長期崩潰的極端後果（來源27）。</w:t>
-      </w:r>
-    </w:p>
-    <w:p>
-      <w:pPr>
-        <w:pStyle w:val="ListBullet"/>
-      </w:pPr>
-      <w:r>
-        <w:rPr>
-          <w:b/>
-        </w:rPr>
-        <w:t>10 月：</w:t>
-      </w:r>
-      <w:r>
-        <w:t xml:space="preserve"> 世衛組織執行一次緊急轉移任務，將 3 名危重新生兒從加薩市赫盧醫院轉移至代爾巴拉赫阿克薩醫院；原定轉移的第 4 名嬰兒於當天早上死亡（來源29）。</w:t>
-      </w:r>
-    </w:p>
-    <w:p>
-      <w:pPr>
-        <w:pStyle w:val="ListBullet"/>
-      </w:pPr>
-      <w:r>
-        <w:t>聯合國及合作夥伴備妥的 17 萬噸物資中明确包含「藥品」（來源28），顯示醫療物資仍為核心短缺品項。</w:t>
-      </w:r>
-    </w:p>
-    <w:p/>
-    <w:p>
-      <w:pPr>
-        <w:pStyle w:val="IntenseQuote"/>
-      </w:pPr>
-      <w:r>
-        <w:rPr>
-          <w:b/>
-        </w:rPr>
-        <w:t>小結：</w:t>
-      </w:r>
-      <w:r>
-        <w:t xml:space="preserve"> 加薩醫療體系在 2025 年持續惡化。從 1 月醫院設備被毀、運作受限（來源1），到 5-7 月藥品短缺成為強制轉移平民的核心困境（來源20、24），再到 8 月兒童截肢率達全球最高（來源27），醫療崩潰呈漸進式加劇。10 月世衛組織的新生兒緊急轉移（來源29）顯示最脆弱的病患群體仍高度依賴跨區轉送，而 1 名嬰兒在等待轉移期間死亡的細節（來源29）凸顯了時間窗口的致命性。</w:t>
-      </w:r>
-    </w:p>
-    <w:p/>
-    <w:p>
-      <w:r>
-        <w:t>---</w:t>
-      </w:r>
-    </w:p>
-    <w:p/>
-    <w:p>
-      <w:pPr>
-        <w:pStyle w:val="Heading3"/>
-      </w:pPr>
-      <w:r>
-        <w:t>（五）國際組織：聯合國、人道協調廳、世衛組織及相關機構</w:t>
-      </w:r>
-    </w:p>
-    <w:p/>
-    <w:tbl>
-      <w:tblPr>
-        <w:tblStyle w:val="TableGrid"/>
-        <w:tblW w:type="auto" w:w="0"/>
-        <w:tblLook w:firstColumn="1" w:firstRow="1" w:lastColumn="0" w:lastRow="0" w:noHBand="0" w:noVBand="1" w:val="04A0"/>
-      </w:tblPr>
-      <w:tblGrid>
-        <w:gridCol w:w="2880"/>
-        <w:gridCol w:w="2880"/>
-        <w:gridCol w:w="2880"/>
-      </w:tblGrid>
-      <w:tr>
-        <w:tc>
-          <w:tcPr>
-            <w:tcW w:type="dxa" w:w="2880"/>
-          </w:tcPr>
-          <w:p>
-            <w:r>
-              <w:rPr>
-                <w:b/>
-              </w:rPr>
+              <w:t>世衛組織執行緊急轉移任務：將 3 名危重新生兒從赫盧醫院轉至代爾巴拉赫阿克薩醫院；</w:t>
             </w:r>
             <w:r>
               <w:rPr>
                 <w:b/>
               </w:rPr>
-              <w:t>機構 / 人物</w:t>
-            </w:r>
-          </w:p>
-        </w:tc>
-        <w:tc>
-          <w:tcPr>
-            <w:tcW w:type="dxa" w:w="2880"/>
-          </w:tcPr>
-          <w:p>
-            <w:r>
-              <w:rPr>
-                <w:b/>
-              </w:rPr>
+              <w:t>原定轉移的第 4 名嬰兒於當日早上死亡</w:t>
             </w:r>
             <w:r>
-              <w:rPr>
-                <w:b/>
-              </w:rPr>
-              <w:t>主要聲明與行動</w:t>
-            </w:r>
-          </w:p>
-        </w:tc>
-        <w:tc>
-          <w:tcPr>
-            <w:tcW w:type="dxa" w:w="2880"/>
-          </w:tcPr>
-          <w:p>
-            <w:r>
-              <w:rPr>
-                <w:b/>
-              </w:rPr>
-            </w:r>
-            <w:r>
-              <w:rPr>
-                <w:b/>
-              </w:rPr>
-              <w:t>來源</w:t>
-            </w:r>
-          </w:p>
-        </w:tc>
-      </w:tr>
-      <w:tr>
-        <w:tc>
-          <w:tcPr>
-            <w:tcW w:type="dxa" w:w="2880"/>
-          </w:tcPr>
-          <w:p>
-            <w:r/>
-            <w:r>
-              <w:t>聯合國秘書長古特雷斯</w:t>
-            </w:r>
-          </w:p>
-        </w:tc>
-        <w:tc>
-          <w:tcPr>
-            <w:tcW w:type="dxa" w:w="2880"/>
-          </w:tcPr>
-          <w:p>
-            <w:r/>
-            <w:r>
-              <w:t>歡迎停火協議（1/15）；呼籲避免戰火重燃（2/11）；歡迎人質釋放（2/16）；譴責人道危機升級、呼籲永久停火（7/3）；對「接管加薩城」深表震驚（8/8）；對哈馬斯準備釋放人質「感到鼓舞」（10/3）</w:t>
-            </w:r>
-          </w:p>
-        </w:tc>
-        <w:tc>
-          <w:tcPr>
-            <w:tcW w:type="dxa" w:w="2880"/>
-          </w:tcPr>
-          <w:p>
-            <w:r/>
-            <w:r>
-              <w:t>2, 4, 7, 9, 13, 23, 26, 28</w:t>
-            </w:r>
-          </w:p>
-        </w:tc>
-      </w:tr>
-      <w:tr>
-        <w:tc>
-          <w:tcPr>
-            <w:tcW w:type="dxa" w:w="2880"/>
-          </w:tcPr>
-          <w:p>
-            <w:r/>
-            <w:r>
-              <w:t>人道協調廳 / 緊急救援協調員弗萊徹</w:t>
-            </w:r>
-          </w:p>
-        </w:tc>
-        <w:tc>
-          <w:tcPr>
-            <w:tcW w:type="dxa" w:w="2880"/>
-          </w:tcPr>
-          <w:p>
-            <w:r/>
-            <w:r>
-              <w:t>停火帶來希望但援助仍充滿挑戰（1/15）；封鎖是「集體懲罰」、違反國際法（5/2）；呼籲立即實現永久停火和全面准入（7/3）</w:t>
-            </w:r>
-          </w:p>
-        </w:tc>
-        <w:tc>
-          <w:tcPr>
-            <w:tcW w:type="dxa" w:w="2880"/>
-          </w:tcPr>
-          <w:p>
-            <w:r/>
-            <w:r>
-              <w:t>5, 20, 23</w:t>
-            </w:r>
-          </w:p>
-        </w:tc>
-      </w:tr>
-      <w:tr>
-        <w:tc>
-          <w:tcPr>
-            <w:tcW w:type="dxa" w:w="2880"/>
-          </w:tcPr>
-          <w:p>
-            <w:r/>
-            <w:r>
-              <w:t>聯合國人道事務副秘書長杜加里克</w:t>
-            </w:r>
-          </w:p>
-        </w:tc>
-        <w:tc>
-          <w:tcPr>
-            <w:tcW w:type="dxa" w:w="2880"/>
-          </w:tcPr>
-          <w:p>
-            <w:r/>
-            <w:r>
-              <w:t>加薩醫院運作受限、須允許援助進入（1/14）；一天內強制轉移近 3 萬人（7/3）</w:t>
-            </w:r>
-          </w:p>
-        </w:tc>
-        <w:tc>
-          <w:tcPr>
-            <w:tcW w:type="dxa" w:w="2880"/>
-          </w:tcPr>
-          <w:p>
-            <w:r/>
-            <w:r>
-              <w:t>1, 24</w:t>
-            </w:r>
-          </w:p>
-        </w:tc>
-      </w:tr>
-      <w:tr>
-        <w:tc>
-          <w:tcPr>
-            <w:tcW w:type="dxa" w:w="2880"/>
-          </w:tcPr>
-          <w:p>
-            <w:r/>
-            <w:r>
-              <w:t>聯合國兒童基金會（UNICEF）</w:t>
-            </w:r>
-          </w:p>
-        </w:tc>
-        <w:tc>
-          <w:tcPr>
-            <w:tcW w:type="dxa" w:w="2880"/>
-          </w:tcPr>
-          <w:p>
-            <w:r/>
-            <w:r>
-              <w:t>至少 1.45 萬名兒童喪生、數千人受傷、近 100 萬人流離失所（1/15）</w:t>
-            </w:r>
-          </w:p>
-        </w:tc>
-        <w:tc>
-          <w:tcPr>
-            <w:tcW w:type="dxa" w:w="2880"/>
-          </w:tcPr>
-          <w:p>
-            <w:r/>
-            <w:r>
-              <w:t>3</w:t>
-            </w:r>
-          </w:p>
-        </w:tc>
-      </w:tr>
-      <w:tr>
-        <w:tc>
-          <w:tcPr>
-            <w:tcW w:type="dxa" w:w="2880"/>
-          </w:tcPr>
-          <w:p>
-            <w:r/>
-            <w:r>
-              <w:t>近東救济工程處（UNRWA）</w:t>
-            </w:r>
-          </w:p>
-        </w:tc>
-        <w:tc>
-          <w:tcPr>
-            <w:tcW w:type="dxa" w:w="2880"/>
-          </w:tcPr>
-          <w:p>
-            <w:r/>
-            <w:r>
-              <w:t>約旦河西岸五週軍事行動 50 多人喪生（含兒童）；普通民眾首當其衝（2/26）</w:t>
-            </w:r>
-          </w:p>
-        </w:tc>
-        <w:tc>
-          <w:tcPr>
-            <w:tcW w:type="dxa" w:w="2880"/>
-          </w:tcPr>
-          <w:p>
-            <w:r/>
-            <w:r>
-              <w:t>15</w:t>
-            </w:r>
-          </w:p>
-        </w:tc>
-      </w:tr>
-      <w:tr>
-        <w:tc>
-          <w:tcPr>
-            <w:tcW w:type="dxa" w:w="2880"/>
-          </w:tcPr>
-          <w:p>
-            <w:r/>
-            <w:r>
-              <w:t>人道協調廳（OCHA）</w:t>
-            </w:r>
-          </w:p>
-        </w:tc>
-        <w:tc>
-          <w:tcPr>
-            <w:tcW w:type="dxa" w:w="2880"/>
-          </w:tcPr>
-          <w:p>
-            <w:r/>
-            <w:r>
-              <w:t>對以軍對平民使用過度武力深表關切（2/26）；2025 年 6 月近 400 次協調嘗試僅 1/3 成功（7/3）</w:t>
-            </w:r>
-          </w:p>
-        </w:tc>
-        <w:tc>
-          <w:tcPr>
-            <w:tcW w:type="dxa" w:w="2880"/>
-          </w:tcPr>
-          <w:p>
-            <w:r/>
-            <w:r>
-              <w:t>16, 25</w:t>
-            </w:r>
-          </w:p>
-        </w:tc>
-      </w:tr>
-      <w:tr>
-        <w:tc>
-          <w:tcPr>
-            <w:tcW w:type="dxa" w:w="2880"/>
-          </w:tcPr>
-          <w:p>
-            <w:r/>
-            <w:r>
-              <w:t>世衛組織（WHO）</w:t>
-            </w:r>
-          </w:p>
-        </w:tc>
-        <w:tc>
-          <w:tcPr>
-            <w:tcW w:type="dxa" w:w="2880"/>
-          </w:tcPr>
-          <w:p>
-            <w:r/>
-            <w:r>
-              <w:t>緊急轉移 3 名危重新生兒，第 4 名嬰兒死亡（10/3）</w:t>
+              <w:t>。</w:t>
             </w:r>
           </w:p>
         </w:tc>
@@ -2808,76 +1773,14 @@
           </w:p>
         </w:tc>
       </w:tr>
-      <w:tr>
-        <w:tc>
-          <w:tcPr>
-            <w:tcW w:type="dxa" w:w="2880"/>
-          </w:tcPr>
-          <w:p>
-            <w:r/>
-            <w:r>
-              <w:t>安理會</w:t>
-            </w:r>
-          </w:p>
-        </w:tc>
-        <w:tc>
-          <w:tcPr>
-            <w:tcW w:type="dxa" w:w="2880"/>
-          </w:tcPr>
-          <w:p>
-            <w:r/>
-            <w:r>
-              <w:t>美國投下否決票，阻擋加薩永久停火及解除援助限制決議（5/31）</w:t>
-            </w:r>
-          </w:p>
-        </w:tc>
-        <w:tc>
-          <w:tcPr>
-            <w:tcW w:type="dxa" w:w="2880"/>
-          </w:tcPr>
-          <w:p>
-            <w:r/>
-            <w:r>
-              <w:t>21</w:t>
-            </w:r>
-          </w:p>
-        </w:tc>
-      </w:tr>
     </w:tbl>
-    <w:p/>
-    <w:p>
-      <w:pPr>
-        <w:pStyle w:val="IntenseQuote"/>
-      </w:pPr>
-      <w:r>
-        <w:rPr>
-          <w:b/>
-        </w:rPr>
-        <w:t>小結：</w:t>
-      </w:r>
-      <w:r>
-        <w:t xml:space="preserve"> 聯合國體系（秘書長、人道協調廳、UNICEF、UNRWA、世衛）在 2025 年幾乎每月都發表聲明或採取行動，形成了持續的「譴責-呼籲-協調」迴路。但從實際效果看，安理會否決票（來源21）、以色列持續拒絕准入（來源18、22、25）使得國際組織的聲量與實際影響之间存在明顯落差。世衛組織的緊急新生兒轉移（來源29）是少數「行動型」紀錄，凸顯在制度性通道受阻時，個案式救援成為最後安全網。</w:t>
-      </w:r>
-    </w:p>
-    <w:p/>
-    <w:p>
-      <w:r>
-        <w:t>---</w:t>
-      </w:r>
-    </w:p>
     <w:p/>
     <w:p>
       <w:pPr>
         <w:pStyle w:val="Heading3"/>
       </w:pPr>
       <w:r>
-        <w:t>（六）綜合研析：傳導關係與風險評估</w:t>
-      </w:r>
-    </w:p>
-    <w:p/>
-    <w:p>
-      <w:r>
-        <w:t>#### 1. 停火與人質談判對人道准入的實際影響</w:t>
+        <w:t>⑤ 國際組織：聲明、數據與行動</w:t>
       </w:r>
     </w:p>
     <w:p/>
@@ -2908,7 +1811,7 @@
               <w:rPr>
                 <w:b/>
               </w:rPr>
-              <w:t>階段</w:t>
+              <w:t>日期</w:t>
             </w:r>
           </w:p>
         </w:tc>
@@ -2926,7 +1829,7 @@
               <w:rPr>
                 <w:b/>
               </w:rPr>
-              <w:t>外交狀態</w:t>
+              <w:t>機構 / 人物</w:t>
             </w:r>
           </w:p>
         </w:tc>
@@ -2944,7 +1847,7 @@
               <w:rPr>
                 <w:b/>
               </w:rPr>
-              <w:t>人道准入狀態</w:t>
+              <w:t>要點</w:t>
             </w:r>
           </w:p>
         </w:tc>
@@ -2962,7 +1865,153 @@
               <w:rPr>
                 <w:b/>
               </w:rPr>
-              <w:t>評估</w:t>
+              <w:t>來源</w:t>
+            </w:r>
+          </w:p>
+        </w:tc>
+      </w:tr>
+      <w:tr>
+        <w:tc>
+          <w:tcPr>
+            <w:tcW w:type="dxa" w:w="2160"/>
+            <w:vMerge w:val="restart"/>
+          </w:tcPr>
+          <w:p>
+            <w:r/>
+            <w:r>
+              <w:t>2025-01-15</w:t>
+            </w:r>
+          </w:p>
+          <w:p>
+            <w:r/>
+          </w:p>
+          <w:p>
+            <w:r/>
+          </w:p>
+        </w:tc>
+        <w:tc>
+          <w:tcPr>
+            <w:tcW w:type="dxa" w:w="2160"/>
+          </w:tcPr>
+          <w:p>
+            <w:r/>
+            <w:r>
+              <w:t>古特雷斯（秘書長）</w:t>
+            </w:r>
+          </w:p>
+        </w:tc>
+        <w:tc>
+          <w:tcPr>
+            <w:tcW w:type="dxa" w:w="2160"/>
+          </w:tcPr>
+          <w:p>
+            <w:r/>
+            <w:r>
+              <w:t>歡迎停火協議；讚揚埃及、卡達、美國。</w:t>
+            </w:r>
+          </w:p>
+        </w:tc>
+        <w:tc>
+          <w:tcPr>
+            <w:tcW w:type="dxa" w:w="2160"/>
+          </w:tcPr>
+          <w:p>
+            <w:r/>
+            <w:r>
+              <w:t>2</w:t>
+            </w:r>
+          </w:p>
+        </w:tc>
+      </w:tr>
+      <w:tr>
+        <w:tc>
+          <w:tcPr>
+            <w:tcW w:type="dxa" w:w="2160"/>
+            <w:vMerge/>
+          </w:tcPr>
+          <w:p/>
+        </w:tc>
+        <w:tc>
+          <w:tcPr>
+            <w:tcW w:type="dxa" w:w="2160"/>
+          </w:tcPr>
+          <w:p>
+            <w:r/>
+            <w:r>
+              <w:t>拉塞爾（UNICEF 執行主任）</w:t>
+            </w:r>
+          </w:p>
+        </w:tc>
+        <w:tc>
+          <w:tcPr>
+            <w:tcW w:type="dxa" w:w="2160"/>
+          </w:tcPr>
+          <w:p>
+            <w:r/>
+            <w:r>
+              <w:t xml:space="preserve">衝突已造成至少 </w:t>
+            </w:r>
+            <w:r>
+              <w:rPr>
+                <w:b/>
+              </w:rPr>
+              <w:t>1.45 萬名兒童喪生</w:t>
+            </w:r>
+            <w:r>
+              <w:t>、數千人受傷、近 100 萬人流離失所；停火僅為「邁向和平的第一步」。</w:t>
+            </w:r>
+          </w:p>
+        </w:tc>
+        <w:tc>
+          <w:tcPr>
+            <w:tcW w:type="dxa" w:w="2160"/>
+          </w:tcPr>
+          <w:p>
+            <w:r/>
+            <w:r>
+              <w:t>3</w:t>
+            </w:r>
+          </w:p>
+        </w:tc>
+      </w:tr>
+      <w:tr>
+        <w:tc>
+          <w:tcPr>
+            <w:tcW w:type="dxa" w:w="2160"/>
+            <w:vMerge/>
+          </w:tcPr>
+          <w:p/>
+        </w:tc>
+        <w:tc>
+          <w:tcPr>
+            <w:tcW w:type="dxa" w:w="2160"/>
+          </w:tcPr>
+          <w:p>
+            <w:r/>
+            <w:r>
+              <w:t>弗萊瑟（人道事務副秘書長）</w:t>
+            </w:r>
+          </w:p>
+        </w:tc>
+        <w:tc>
+          <w:tcPr>
+            <w:tcW w:type="dxa" w:w="2160"/>
+          </w:tcPr>
+          <w:p>
+            <w:r/>
+            <w:r>
+              <w:t>停火帶來希望，但援助過程仍充滿挑戰。</w:t>
+            </w:r>
+          </w:p>
+        </w:tc>
+        <w:tc>
+          <w:tcPr>
+            <w:tcW w:type="dxa" w:w="2160"/>
+          </w:tcPr>
+          <w:p>
+            <w:r/>
+            <w:r>
+              <w:t>5</w:t>
             </w:r>
           </w:p>
         </w:tc>
@@ -2975,7 +2024,7 @@
           <w:p>
             <w:r/>
             <w:r>
-              <w:t>1 月中-3 月初（停火期）</w:t>
+              <w:t>2025-02-16</w:t>
             </w:r>
           </w:p>
         </w:tc>
@@ -2986,7 +2035,7 @@
           <w:p>
             <w:r/>
             <w:r>
-              <w:t>協議生效，第一階段推進中（來源6、11、17）</w:t>
+              <w:t>聯合國發言人</w:t>
             </w:r>
           </w:p>
         </w:tc>
@@ -2997,7 +2046,7 @@
           <w:p>
             <w:r/>
             <w:r>
-              <w:t>弗萊徹稱援助仍「充滿挑戰」（來源5）；UNRWA/OCHA 持續運作</w:t>
+              <w:t>將全力支持協議落實，為人道援助創造必要條件。</w:t>
             </w:r>
           </w:p>
         </w:tc>
@@ -3008,7 +2057,7 @@
           <w:p>
             <w:r/>
             <w:r>
-              <w:t>停火帶來有限改善，但未實現「無阻礙」准入（來源1、5）</w:t>
+              <w:t>12</w:t>
             </w:r>
           </w:p>
         </w:tc>
@@ -3021,7 +2070,7 @@
           <w:p>
             <w:r/>
             <w:r>
-              <w:t>3 月（破裂）</w:t>
+              <w:t>2025-02-26</w:t>
             </w:r>
           </w:p>
         </w:tc>
@@ -3032,7 +2081,7 @@
           <w:p>
             <w:r/>
             <w:r>
-              <w:t>協議終止（來源19）</w:t>
+              <w:t>人道協調廳（OCHA）</w:t>
             </w:r>
           </w:p>
         </w:tc>
@@ -3043,7 +2092,7 @@
           <w:p>
             <w:r/>
             <w:r>
-              <w:t>邊境關閉，援助中斷（來源18）</w:t>
+              <w:t>對以軍過度武力及流離失所者需求深表關切。</w:t>
             </w:r>
           </w:p>
         </w:tc>
@@ -3054,7 +2103,7 @@
           <w:p>
             <w:r/>
             <w:r>
-              <w:t>外交進展中斷直接導致人道通道關閉</w:t>
+              <w:t>16</w:t>
             </w:r>
           </w:p>
         </w:tc>
@@ -3067,7 +2116,7 @@
           <w:p>
             <w:r/>
             <w:r>
-              <w:t>4 月-8 月（封鎖期）</w:t>
+              <w:t>2025-05-02</w:t>
             </w:r>
           </w:p>
         </w:tc>
@@ -3078,7 +2127,7 @@
           <w:p>
             <w:r/>
             <w:r>
-              <w:t>安理會被否決（來源21）；以色列單邊升級（來源26）</w:t>
+              <w:t>弗萊瑟</w:t>
             </w:r>
           </w:p>
         </w:tc>
@@ -3089,7 +2138,7 @@
           <w:p>
             <w:r/>
             <w:r>
-              <w:t>封鎖 50+ 天→2 月→近 3 月；44% 協調被拒（來源19、20、21、25）</w:t>
+              <w:t>指稱以方阻斷援助為「對哈馬斯施壓」，嚴重違反國際法，屬「殘酷集體懲罰」。</w:t>
             </w:r>
           </w:p>
         </w:tc>
@@ -3100,7 +2149,7 @@
           <w:p>
             <w:r/>
             <w:r>
-              <w:t>外交僵局 → 軍事升級 → 人道封鎖，三者形成正回饋惡化循環</w:t>
+              <w:t>20</w:t>
             </w:r>
           </w:p>
         </w:tc>
@@ -3113,7 +2162,7 @@
           <w:p>
             <w:r/>
             <w:r>
-              <w:t>10 月初（新轉機）</w:t>
+              <w:t>2025-05-31</w:t>
             </w:r>
           </w:p>
         </w:tc>
@@ -3124,7 +2173,7 @@
           <w:p>
             <w:r/>
             <w:r>
-              <w:t>哈馬斯準備釋放人質（來源28）</w:t>
+              <w:t>古特雷斯</w:t>
             </w:r>
           </w:p>
         </w:tc>
@@ -3135,7 +2184,7 @@
           <w:p>
             <w:r/>
             <w:r>
-              <w:t>17 萬噸物資已備妥待運（來源28）；世衛執行緊急轉移（來源29）</w:t>
+              <w:t>對援助中心槍擊事件「深表震驚」，呼籲立即永久停火。</w:t>
             </w:r>
           </w:p>
         </w:tc>
@@ -3146,200 +2195,7 @@
           <w:p>
             <w:r/>
             <w:r>
-              <w:t>外交破冰信號出現，但實際落地仍待驗證</w:t>
-            </w:r>
-          </w:p>
-        </w:tc>
-      </w:tr>
-    </w:tbl>
-    <w:p/>
-    <w:p>
-      <w:pPr>
-        <w:pStyle w:val="IntenseQuote"/>
-      </w:pPr>
-      <w:r>
-        <w:rPr>
-          <w:b/>
-        </w:rPr>
-        <w:t>核心判斷：</w:t>
-      </w:r>
-      <w:r>
-        <w:t xml:space="preserve"> 2025 年的經驗表明，</w:t>
-      </w:r>
-      <w:r>
-        <w:rPr>
-          <w:b/>
-        </w:rPr>
-        <w:t>外交進展（停火/人質談判）是人道准入的關鍵前置條件</w:t>
-      </w:r>
-      <w:r>
-        <w:t>，但並非充分條件。即使在停火期間，援助仍受限（來源5）；停火破裂後，封鎖迅速升級為系統性「集體懲罰」（來源20）。反之，10 月哈馬斯釋放意圖（來源28）與聯合國物資備妥（來源28）形成聯動，顯示外交與人道通道之間存在明確的</w:t>
-      </w:r>
-      <w:r>
-        <w:rPr>
-          <w:b/>
-        </w:rPr>
-        <w:t>正向傳導</w:t>
-      </w:r>
-      <w:r>
-        <w:t>--前提是安全條件與政治意願同步到位。</w:t>
-      </w:r>
-    </w:p>
-    <w:p/>
-    <w:p>
-      <w:r>
-        <w:t>#### 2. 外交進展、軍事行動與人道情勢的傳導鏈</w:t>
-      </w:r>
-    </w:p>
-    <w:p/>
-    <w:p>
-      <w:r>
-        <w:t>```</w:t>
-      </w:r>
-    </w:p>
-    <w:p>
-      <w:r>
-        <w:t>停火達成 (1月) ──→ 有限援助改善 (2月) ──→ 停火危機 (2月中) ──→ 停火破裂 (3月)</w:t>
-      </w:r>
-    </w:p>
-    <w:p>
-      <w:r>
-        <w:t xml:space="preserve">     ↑                                                        │</w:t>
-      </w:r>
-    </w:p>
-    <w:p>
-      <w:r>
-        <w:t xml:space="preserve">     │                                                        ↓</w:t>
-      </w:r>
-    </w:p>
-    <w:p>
-      <w:r>
-        <w:t xml:space="preserve"> 10月新轉機 ←── 安理會否決 (5月) ←── 軍事升級/封鎖 (4月-8月) ←── 邊境關閉</w:t>
-      </w:r>
-    </w:p>
-    <w:p>
-      <w:r>
-        <w:t xml:space="preserve"> (來源28)      (來源21)           (來源18,19,26,27)       (來源18)</w:t>
-      </w:r>
-    </w:p>
-    <w:p>
-      <w:r>
-        <w:t>```</w:t>
-      </w:r>
-    </w:p>
-    <w:p/>
-    <w:p>
-      <w:pPr>
-        <w:pStyle w:val="ListBullet"/>
-      </w:pPr>
-      <w:r>
-        <w:rPr>
-          <w:b/>
-        </w:rPr>
-        <w:t>正向傳導：</w:t>
-      </w:r>
-      <w:r>
-        <w:t xml:space="preserve"> 停火協議 → 以軍撤離 + 援助增加（來源11）→ 人道壓力緩解（但有限，來源5）。</w:t>
-      </w:r>
-    </w:p>
-    <w:p>
-      <w:pPr>
-        <w:pStyle w:val="ListBullet"/>
-      </w:pPr>
-      <w:r>
-        <w:rPr>
-          <w:b/>
-        </w:rPr>
-        <w:t>負向傳導：</w:t>
-      </w:r>
-      <w:r>
-        <w:t xml:space="preserve"> 停火破裂 → 邊境封鎖（來源18）→ 饑餓 + 公共衛生危機（來源19）→ 軍事升級 / 強制轉移（來源24）→ 兒童截肢（來源27）。</w:t>
-      </w:r>
-    </w:p>
-    <w:p>
-      <w:pPr>
-        <w:pStyle w:val="ListBullet"/>
-      </w:pPr>
-      <w:r>
-        <w:rPr>
-          <w:b/>
-        </w:rPr>
-        <w:t>阻斷節點：</w:t>
-      </w:r>
-      <w:r>
-        <w:t xml:space="preserve"> 安理會否決票（來源21）切斷了國際集體安全機制對人道准入的強制保障功能。</w:t>
-      </w:r>
-    </w:p>
-    <w:p/>
-    <w:p>
-      <w:r>
-        <w:t>#### 3. 後續風險辨識</w:t>
-      </w:r>
-    </w:p>
-    <w:p/>
-    <w:tbl>
-      <w:tblPr>
-        <w:tblStyle w:val="TableGrid"/>
-        <w:tblW w:type="auto" w:w="0"/>
-        <w:tblLook w:firstColumn="1" w:firstRow="1" w:lastColumn="0" w:lastRow="0" w:noHBand="0" w:noVBand="1" w:val="04A0"/>
-      </w:tblPr>
-      <w:tblGrid>
-        <w:gridCol w:w="2880"/>
-        <w:gridCol w:w="2880"/>
-        <w:gridCol w:w="2880"/>
-      </w:tblGrid>
-      <w:tr>
-        <w:tc>
-          <w:tcPr>
-            <w:tcW w:type="dxa" w:w="2880"/>
-          </w:tcPr>
-          <w:p>
-            <w:r>
-              <w:rPr>
-                <w:b/>
-              </w:rPr>
-            </w:r>
-            <w:r>
-              <w:rPr>
-                <w:b/>
-              </w:rPr>
-              <w:t>風險類別</w:t>
-            </w:r>
-          </w:p>
-        </w:tc>
-        <w:tc>
-          <w:tcPr>
-            <w:tcW w:type="dxa" w:w="2880"/>
-          </w:tcPr>
-          <w:p>
-            <w:r>
-              <w:rPr>
-                <w:b/>
-              </w:rPr>
-            </w:r>
-            <w:r>
-              <w:rPr>
-                <w:b/>
-              </w:rPr>
-              <w:t>具體情境</w:t>
-            </w:r>
-          </w:p>
-        </w:tc>
-        <w:tc>
-          <w:tcPr>
-            <w:tcW w:type="dxa" w:w="2880"/>
-          </w:tcPr>
-          <w:p>
-            <w:r>
-              <w:rPr>
-                <w:b/>
-              </w:rPr>
-            </w:r>
-            <w:r>
-              <w:rPr>
-                <w:b/>
-              </w:rPr>
-              <w:t>依據</w:t>
+              <w:t>21</w:t>
             </w:r>
           </w:p>
         </w:tc>
@@ -3347,37 +2203,45 @@
       <w:tr>
         <w:tc>
           <w:tcPr>
-            <w:tcW w:type="dxa" w:w="2880"/>
+            <w:tcW w:type="dxa" w:w="2160"/>
           </w:tcPr>
           <w:p>
             <w:r/>
             <w:r>
-              <w:rPr>
-                <w:b/>
-              </w:rPr>
-              <w:t>談判破裂 / 停火中斷</w:t>
+              <w:t>2025-07-03</w:t>
             </w:r>
           </w:p>
         </w:tc>
         <w:tc>
           <w:tcPr>
-            <w:tcW w:type="dxa" w:w="2880"/>
+            <w:tcW w:type="dxa" w:w="2160"/>
           </w:tcPr>
           <w:p>
             <w:r/>
             <w:r>
-              <w:t>2 月已出現停火終止風險（來源7、8）；8 月以色列「接管加薩城」為重大升級（來源26）；若 10 月談判再度受挫，可能重演 3 月破裂</w:t>
+              <w:t>古特雷斯 / 杜加里克</w:t>
             </w:r>
           </w:p>
         </w:tc>
         <w:tc>
           <w:tcPr>
-            <w:tcW w:type="dxa" w:w="2880"/>
+            <w:tcW w:type="dxa" w:w="2160"/>
           </w:tcPr>
           <w:p>
             <w:r/>
             <w:r>
-              <w:t>7, 8, 19, 26</w:t>
+              <w:t>呼籲立即永久停火與全面准入；指出 44% 協調被拒。</w:t>
+            </w:r>
+          </w:p>
+        </w:tc>
+        <w:tc>
+          <w:tcPr>
+            <w:tcW w:type="dxa" w:w="2160"/>
+          </w:tcPr>
+          <w:p>
+            <w:r/>
+            <w:r>
+              <w:t>23、24、25</w:t>
             </w:r>
           </w:p>
         </w:tc>
@@ -3385,37 +2249,49 @@
       <w:tr>
         <w:tc>
           <w:tcPr>
-            <w:tcW w:type="dxa" w:w="2880"/>
+            <w:tcW w:type="dxa" w:w="2160"/>
           </w:tcPr>
           <w:p>
             <w:r/>
             <w:r>
-              <w:rPr>
-                <w:b/>
-              </w:rPr>
-              <w:t>援助受阻 / 人道封鎖持續</w:t>
+              <w:t>2025-08-08</w:t>
             </w:r>
           </w:p>
         </w:tc>
         <w:tc>
           <w:tcPr>
-            <w:tcW w:type="dxa" w:w="2880"/>
+            <w:tcW w:type="dxa" w:w="2160"/>
+            <w:vMerge w:val="restart"/>
           </w:tcPr>
           <w:p>
             <w:r/>
             <w:r>
-              <w:t>4-7 月已出現 44% 協調被拒、僅 1/3 執行的極端數據（來源25）；17 萬噸物資「備妥」但尚未落地（來源28）；若安全條件未改善，物資無法進入</w:t>
+              <w:t>古特雷斯</w:t>
+            </w:r>
+          </w:p>
+          <w:p>
+            <w:r/>
+          </w:p>
+        </w:tc>
+        <w:tc>
+          <w:tcPr>
+            <w:tcW w:type="dxa" w:w="2160"/>
+          </w:tcPr>
+          <w:p>
+            <w:r/>
+            <w:r>
+              <w:t>對以方「接管加薩城」深表震驚，警告局勢危險升級。</w:t>
             </w:r>
           </w:p>
         </w:tc>
         <w:tc>
           <w:tcPr>
-            <w:tcW w:type="dxa" w:w="2880"/>
+            <w:tcW w:type="dxa" w:w="2160"/>
           </w:tcPr>
           <w:p>
             <w:r/>
             <w:r>
-              <w:t>18, 22, 25, 28</w:t>
+              <w:t>26</w:t>
             </w:r>
           </w:p>
         </w:tc>
@@ -3423,37 +2299,45 @@
       <w:tr>
         <w:tc>
           <w:tcPr>
-            <w:tcW w:type="dxa" w:w="2880"/>
+            <w:tcW w:type="dxa" w:w="2160"/>
+            <w:vMerge w:val="restart"/>
           </w:tcPr>
           <w:p>
             <w:r/>
             <w:r>
-              <w:rPr>
-                <w:b/>
-              </w:rPr>
-              <w:t>醫療體系惡化 / 崩潰</w:t>
+              <w:t>2025-10-03</w:t>
+            </w:r>
+          </w:p>
+          <w:p>
+            <w:r/>
+          </w:p>
+        </w:tc>
+        <w:tc>
+          <w:tcPr>
+            <w:tcW w:type="dxa" w:w="2160"/>
+            <w:vMerge/>
+          </w:tcPr>
+          <w:p/>
+        </w:tc>
+        <w:tc>
+          <w:tcPr>
+            <w:tcW w:type="dxa" w:w="2160"/>
+          </w:tcPr>
+          <w:p>
+            <w:r/>
+            <w:r>
+              <w:t>對哈馬斯宣布準備釋放人質「感到鼓舞」。</w:t>
             </w:r>
           </w:p>
         </w:tc>
         <w:tc>
           <w:tcPr>
-            <w:tcW w:type="dxa" w:w="2880"/>
+            <w:tcW w:type="dxa" w:w="2160"/>
           </w:tcPr>
           <w:p>
             <w:r/>
             <w:r>
-              <w:t>醫院設備遭毀（來源1）→ 藥品短缺（來源20、24）→ 兒童截肢率全球最高（來源27）→ 新生兒需跨區緊急轉移且 1 名死亡（來源29）；趨勢若延續，醫療體系將失去基本功能</w:t>
-            </w:r>
-          </w:p>
-        </w:tc>
-        <w:tc>
-          <w:tcPr>
-            <w:tcW w:type="dxa" w:w="2880"/>
-          </w:tcPr>
-          <w:p>
-            <w:r/>
-            <w:r>
-              <w:t>1, 20, 24, 27, 29</w:t>
+              <w:t>28</w:t>
             </w:r>
           </w:p>
         </w:tc>
@@ -3461,75 +2345,41 @@
       <w:tr>
         <w:tc>
           <w:tcPr>
-            <w:tcW w:type="dxa" w:w="2880"/>
+            <w:tcW w:type="dxa" w:w="2160"/>
+            <w:vMerge/>
+          </w:tcPr>
+          <w:p/>
+        </w:tc>
+        <w:tc>
+          <w:tcPr>
+            <w:tcW w:type="dxa" w:w="2160"/>
           </w:tcPr>
           <w:p>
             <w:r/>
             <w:r>
-              <w:rPr>
-                <w:b/>
-              </w:rPr>
-              <w:t>衝突再升級 / 擴大化</w:t>
+              <w:t>世衛組織（WHO）</w:t>
             </w:r>
           </w:p>
         </w:tc>
         <w:tc>
           <w:tcPr>
-            <w:tcW w:type="dxa" w:w="2880"/>
+            <w:tcW w:type="dxa" w:w="2160"/>
           </w:tcPr>
           <w:p>
             <w:r/>
             <w:r>
-              <w:t>約旦河西岸已出現 50+ 人喪生、4 萬人流失的「戰場化」跡象（來源14、15、16）；加薩「接管」（來源26）可能引發更大規模軍事行動；停火協議破裂後 50 天內即出現饑餓失控（來源19），顯示衝突再升級的人道後果極其迅速</w:t>
+              <w:t>執行新生兒緊急轉移任務；1 名嬰兒未能倖存。</w:t>
             </w:r>
           </w:p>
         </w:tc>
         <w:tc>
           <w:tcPr>
-            <w:tcW w:type="dxa" w:w="2880"/>
+            <w:tcW w:type="dxa" w:w="2160"/>
           </w:tcPr>
           <w:p>
             <w:r/>
             <w:r>
-              <w:t>14, 15, 16, 19, 26, 27</w:t>
-            </w:r>
-          </w:p>
-        </w:tc>
-      </w:tr>
-      <w:tr>
-        <w:tc>
-          <w:tcPr>
-            <w:tcW w:type="dxa" w:w="2880"/>
-          </w:tcPr>
-          <w:p>
-            <w:r/>
-            <w:r>
-              <w:rPr>
-                <w:b/>
-              </w:rPr>
-              <w:t>國際機制失效</w:t>
-            </w:r>
-          </w:p>
-        </w:tc>
-        <w:tc>
-          <w:tcPr>
-            <w:tcW w:type="dxa" w:w="2880"/>
-          </w:tcPr>
-          <w:p>
-            <w:r/>
-            <w:r>
-              <w:t>安理會否決（來源21）暴露安全理事會無法對加薩形成有效集體行動；國際人道法約束力在實踐中持續被侵蝕（來源1、13、16、20、23）</w:t>
-            </w:r>
-          </w:p>
-        </w:tc>
-        <w:tc>
-          <w:tcPr>
-            <w:tcW w:type="dxa" w:w="2880"/>
-          </w:tcPr>
-          <w:p>
-            <w:r/>
-            <w:r>
-              <w:t>1, 13, 16, 20, 21, 23</w:t>
+              <w:t>29</w:t>
             </w:r>
           </w:p>
         </w:tc>
@@ -3547,7 +2397,257 @@
         <w:pStyle w:val="Heading2"/>
       </w:pPr>
       <w:r>
-        <w:t>四、SWOT 分析（以 2025 年加薩人道與和平進程為視角）</w:t>
+        <w:t>三、趨勢分析</w:t>
+      </w:r>
+    </w:p>
+    <w:p/>
+    <w:p>
+      <w:pPr>
+        <w:pStyle w:val="Heading3"/>
+      </w:pPr>
+      <w:r>
+        <w:t>3.1 停火協議「達成→脆弱維持→破裂→再升級」的完整弧線</w:t>
+      </w:r>
+    </w:p>
+    <w:p/>
+    <w:p>
+      <w:r>
+        <w:t>從現有資料可清晰辨識四個階段：</w:t>
+      </w:r>
+    </w:p>
+    <w:p/>
+    <w:p>
+      <w:r>
+        <w:t xml:space="preserve">1. </w:t>
+      </w:r>
+      <w:r>
+        <w:rPr>
+          <w:b/>
+        </w:rPr>
+        <w:t>達成與初期執行（1 月中至 2 月中）</w:t>
+      </w:r>
+      <w:r>
+        <w:t>：停火協議於 1 月 19 日生效（來源6），首波人質交換在 2 月 16 日完成（來源10），第一階段「基本按商定步驟推進」（來源17）。</w:t>
+      </w:r>
+    </w:p>
+    <w:p>
+      <w:r>
+        <w:t xml:space="preserve">2. </w:t>
+      </w:r>
+      <w:r>
+        <w:rPr>
+          <w:b/>
+        </w:rPr>
+        <w:t>緊張與警告期（2 月下至 3 月）</w:t>
+      </w:r>
+      <w:r>
+        <w:t xml:space="preserve">：2 月 11 日已出現「停火或將終止」的報導（來源7），古特雷斯緊急呼籲避免戰火重燃（來源7、8）。3 月 1 日為第一階段截止日，但 </w:t>
+      </w:r>
+      <w:r>
+        <w:rPr>
+          <w:b/>
+        </w:rPr>
+        <w:t>3 月份本身缺乏直接資料</w:t>
+      </w:r>
+      <w:r>
+        <w:t>，無法確認當月具體談判狀態。</w:t>
+      </w:r>
+    </w:p>
+    <w:p>
+      <w:r>
+        <w:t xml:space="preserve">3. </w:t>
+      </w:r>
+      <w:r>
+        <w:rPr>
+          <w:b/>
+        </w:rPr>
+        <w:t>破裂與封鎖（4 月至 5 月）</w:t>
+      </w:r>
+      <w:r>
+        <w:t>：資料明確記載「停火協議於三月份破裂」（來源19），隨後以方連續四周（4 月）、兩個月（5 月）禁止所有援助進入（來源18、20），美國在安理會否決停火決議（來源21）。</w:t>
+      </w:r>
+    </w:p>
+    <w:p>
+      <w:r>
+        <w:t xml:space="preserve">4. </w:t>
+      </w:r>
+      <w:r>
+        <w:rPr>
+          <w:b/>
+        </w:rPr>
+        <w:t>惡化與再升級（6 月至 10 月）</w:t>
+      </w:r>
+      <w:r>
+        <w:t>：6 月 44% 人道協調被拒（來源25）→ 7 月強制轉移 3 萬人（來源24）→ 8 月以軍「接管加薩城」（來源26）、兒童截肢率全球最高（來源27）→ 10 月 3 日哈馬斯再度表態準備釋放人質（來源28）。</w:t>
+      </w:r>
+    </w:p>
+    <w:p/>
+    <w:p>
+      <w:pPr>
+        <w:pStyle w:val="Heading3"/>
+      </w:pPr>
+      <w:r>
+        <w:t>3.2 外交進展 ↔ 軍事行動 ↔ 人道情勢的傳導鏈</w:t>
+      </w:r>
+    </w:p>
+    <w:p/>
+    <w:p>
+      <w:r>
+        <w:t>資料呈現一條清晰的</w:t>
+      </w:r>
+      <w:r>
+        <w:rPr>
+          <w:b/>
+        </w:rPr>
+        <w:t>惡性循環</w:t>
+      </w:r>
+      <w:r>
+        <w:t>：</w:t>
+      </w:r>
+    </w:p>
+    <w:p/>
+    <w:p>
+      <w:pPr>
+        <w:pStyle w:val="IntenseQuote"/>
+      </w:pPr>
+      <w:r>
+        <w:rPr>
+          <w:b/>
+        </w:rPr>
+        <w:t>談判停滯／破裂 → 以方恢復或加劇軍事行動與邊境封鎖 → 人道准入被系統性阻斷（44% 被拒）→ 醫療體系崩潰（醫院設備被毀、兒童截肢率全球最高）→ 平民生存條件惡化 → 國際譴責但缺乏強制機制 → 談判再度停滯</w:t>
+      </w:r>
+    </w:p>
+    <w:p/>
+    <w:p>
+      <w:r>
+        <w:t>具體證據：</w:t>
+      </w:r>
+    </w:p>
+    <w:p>
+      <w:pPr>
+        <w:pStyle w:val="ListBullet"/>
+      </w:pPr>
+      <w:r>
+        <w:t>停火有效期（1-2 月）：援助雖仍有挑戰（來源5），但協議明列「大幅增加援助物資」（來源11），人道協調相對暢通。</w:t>
+      </w:r>
+    </w:p>
+    <w:p>
+      <w:pPr>
+        <w:pStyle w:val="ListBullet"/>
+      </w:pPr>
+      <w:r>
+        <w:t>停火破裂後（4 月起）：邊境四周全關（來源18）→ 50 天無物資（來源19）→ 20 次搶修許可被拒（來源22）→ 44% 協調被拒（來源25），呈逐月惡化。</w:t>
+      </w:r>
+    </w:p>
+    <w:p>
+      <w:pPr>
+        <w:pStyle w:val="ListBullet"/>
+      </w:pPr>
+      <w:r>
+        <w:t>10 月 3 日：哈馬斯重新表態釋放意圖（來源28），與聯合國已備妥 17 萬噸物資「可隨時運入」（來源28）形成</w:t>
+      </w:r>
+      <w:r>
+        <w:rPr>
+          <w:b/>
+        </w:rPr>
+        <w:t>外交意圖與人道能力並備</w:t>
+      </w:r>
+      <w:r>
+        <w:t>的窗口，但現有事實顯示此意圖尚未轉化為實際行動。</w:t>
+      </w:r>
+    </w:p>
+    <w:p/>
+    <w:p>
+      <w:pPr>
+        <w:pStyle w:val="Heading3"/>
+      </w:pPr>
+      <w:r>
+        <w:t>3.3 國際安全對醫療體系的直接打擊</w:t>
+      </w:r>
+    </w:p>
+    <w:p/>
+    <w:p>
+      <w:pPr>
+        <w:pStyle w:val="ListBullet"/>
+      </w:pPr>
+      <w:r>
+        <w:t>醫院設備被破壞（來源1）→ 物資短缺限制運作（來源1）→ 病患無法轉送（來源29：第 4 名新生兒在等待轉移中死亡）→ 兒童截肢率全球最高（來源27）。</w:t>
+      </w:r>
+    </w:p>
+    <w:p>
+      <w:pPr>
+        <w:pStyle w:val="ListBullet"/>
+      </w:pPr>
+      <w:r>
+        <w:t>這顯示軍事行動並非僅造成即時傷亡，更通過「封鎖→物資斷供→醫療崩潰→慢性傷害累積」的路徑，產生長期不可逆的人道損害。</w:t>
+      </w:r>
+    </w:p>
+    <w:p/>
+    <w:p>
+      <w:pPr>
+        <w:pStyle w:val="Heading3"/>
+      </w:pPr>
+      <w:r>
+        <w:t>3.4 10 月重點時段：現有資料的限度</w:t>
+      </w:r>
+    </w:p>
+    <w:p/>
+    <w:p>
+      <w:r>
+        <w:t>問句將 10 月列為重點（哈馬斯釋放意圖、古特雷斯表態、卡達／埃及調解、聯合國備妥物資），但現有 10 月資料僅 2025-10-03 一天（來源28、29）：</w:t>
+      </w:r>
+    </w:p>
+    <w:p/>
+    <w:p>
+      <w:pPr>
+        <w:pStyle w:val="ListBullet"/>
+      </w:pPr>
+      <w:r>
+        <w:rPr>
+          <w:b/>
+        </w:rPr>
+        <w:t>已確認</w:t>
+      </w:r>
+      <w:r>
+        <w:t>：哈馬斯宣布準備釋放人質（來源28）；古特雷斯「感到鼓舞」（來源28）；聯合國備妥約 17 萬噸物資（來源28）；世衛組織執行新生兒緊急轉移（來源29）。</w:t>
+      </w:r>
+    </w:p>
+    <w:p>
+      <w:pPr>
+        <w:pStyle w:val="ListBullet"/>
+      </w:pPr>
+      <w:r>
+        <w:rPr>
+          <w:b/>
+        </w:rPr>
+        <w:t>資料不足</w:t>
+      </w:r>
+      <w:r>
+        <w:t>：卡達與埃及在 10 月調解中的具體角色、以色列是否回應、是否達成新交換時間表、美國態度變化等，現行片段中</w:t>
+      </w:r>
+      <w:r>
+        <w:rPr>
+          <w:b/>
+        </w:rPr>
+        <w:t>未見記載</w:t>
+      </w:r>
+      <w:r>
+        <w:t>，無法補充。</w:t>
+      </w:r>
+    </w:p>
+    <w:p/>
+    <w:p>
+      <w:r>
+        <w:t>---</w:t>
+      </w:r>
+    </w:p>
+    <w:p/>
+    <w:p>
+      <w:pPr>
+        <w:pStyle w:val="Heading2"/>
+      </w:pPr>
+      <w:r>
+        <w:t>四、SWOT 分析</w:t>
       </w:r>
     </w:p>
     <w:p/>
@@ -3649,7 +2749,7 @@
               <w:rPr>
                 <w:b/>
               </w:rPr>
-              <w:t>Strength（優勢）</w:t>
+              <w:t>S（優勢）</w:t>
             </w:r>
           </w:p>
           <w:p>
@@ -3666,7 +2766,7 @@
           <w:p>
             <w:r/>
             <w:r>
-              <w:t>外交調解基礎</w:t>
+              <w:t>國際調解機制仍在運轉</w:t>
             </w:r>
           </w:p>
         </w:tc>
@@ -3677,7 +2777,7 @@
           <w:p>
             <w:r/>
             <w:r>
-              <w:t>埃及、卡達、美國三方調解曾成功促成停火協議，證明多邊調解機制在特定條件下可行（來源2）；協議架構清晰分三階段，含軍事撤離、人質交換、援助增加等具體條款（來源11）</w:t>
+              <w:t>埃及、卡達、美國在 1 月協議達成中扮演關鍵調解角色（來源2）；多哈仍被視為第二階段談判場地（來源8）；10 月哈馬斯重新表態釋放意圖（來源28），顯示談判窗口尚未完全關閉。</w:t>
             </w:r>
           </w:p>
         </w:tc>
@@ -3688,7 +2788,7 @@
           <w:p>
             <w:r/>
             <w:r>
-              <w:t>2, 11</w:t>
+              <w:t>2、8、28</w:t>
             </w:r>
           </w:p>
         </w:tc>
@@ -3708,7 +2808,7 @@
           <w:p>
             <w:r/>
             <w:r>
-              <w:t>人道預備能力</w:t>
+              <w:t>人道物資「就緒待入」</w:t>
             </w:r>
           </w:p>
         </w:tc>
@@ -3719,293 +2819,7 @@
           <w:p>
             <w:r/>
             <w:r>
-              <w:t>聯合國及合作夥伴已備妥約 17 萬噸食品、藥品、帳篷等物資，具備「隨時運入」的就緒狀態（來源28）；世衛組織仍能執行緊急病患轉移（來源29）</w:t>
-            </w:r>
-          </w:p>
-        </w:tc>
-        <w:tc>
-          <w:tcPr>
-            <w:tcW w:type="dxa" w:w="2160"/>
-          </w:tcPr>
-          <w:p>
-            <w:r/>
-            <w:r>
-              <w:t>28, 29</w:t>
-            </w:r>
-          </w:p>
-        </w:tc>
-      </w:tr>
-      <w:tr>
-        <w:tc>
-          <w:tcPr>
-            <w:tcW w:type="dxa" w:w="2160"/>
-            <w:vMerge/>
-          </w:tcPr>
-          <w:p/>
-        </w:tc>
-        <w:tc>
-          <w:tcPr>
-            <w:tcW w:type="dxa" w:w="2160"/>
-          </w:tcPr>
-          <w:p>
-            <w:r/>
-            <w:r>
-              <w:t>國際社會聲量</w:t>
-            </w:r>
-          </w:p>
-        </w:tc>
-        <w:tc>
-          <w:tcPr>
-            <w:tcW w:type="dxa" w:w="2160"/>
-          </w:tcPr>
-          <w:p>
-            <w:r/>
-            <w:r>
-              <w:t>聯合國秘書長、人道協調廳、UNICEF、UNRWA、OCHA 等持續發表聲明與數據，維持議題能見度（來源2、3、5、15、16、20、23、26、28）</w:t>
-            </w:r>
-          </w:p>
-        </w:tc>
-        <w:tc>
-          <w:tcPr>
-            <w:tcW w:type="dxa" w:w="2160"/>
-          </w:tcPr>
-          <w:p>
-            <w:r/>
-            <w:r>
-              <w:t>2, 3, 5, 15, 16, 20, 23, 26, 28</w:t>
-            </w:r>
-          </w:p>
-        </w:tc>
-      </w:tr>
-      <w:tr>
-        <w:tc>
-          <w:tcPr>
-            <w:tcW w:type="dxa" w:w="2160"/>
-            <w:vMerge w:val="restart"/>
-          </w:tcPr>
-          <w:p>
-            <w:r/>
-            <w:r>
-              <w:rPr>
-                <w:b/>
-              </w:rPr>
-              <w:t>Weakness（劣勢）</w:t>
-            </w:r>
-          </w:p>
-          <w:p>
-            <w:r/>
-          </w:p>
-          <w:p>
-            <w:r/>
-          </w:p>
-          <w:p>
-            <w:r/>
-          </w:p>
-        </w:tc>
-        <w:tc>
-          <w:tcPr>
-            <w:tcW w:type="dxa" w:w="2160"/>
-          </w:tcPr>
-          <w:p>
-            <w:r/>
-            <w:r>
-              <w:t>停火脆弱性</w:t>
-            </w:r>
-          </w:p>
-        </w:tc>
-        <w:tc>
-          <w:tcPr>
-            <w:tcW w:type="dxa" w:w="2160"/>
-          </w:tcPr>
-          <w:p>
-            <w:r/>
-            <w:r>
-              <w:t>停火僅維持約三週即出現終止風險（來源7、8）；3 月正式破裂後封鎖迅速升級（來源19）；缺乏有效的執行與維和機制保障</w:t>
-            </w:r>
-          </w:p>
-        </w:tc>
-        <w:tc>
-          <w:tcPr>
-            <w:tcW w:type="dxa" w:w="2160"/>
-          </w:tcPr>
-          <w:p>
-            <w:r/>
-            <w:r>
-              <w:t>7, 8, 19</w:t>
-            </w:r>
-          </w:p>
-        </w:tc>
-      </w:tr>
-      <w:tr>
-        <w:tc>
-          <w:tcPr>
-            <w:tcW w:type="dxa" w:w="2160"/>
-            <w:vMerge/>
-          </w:tcPr>
-          <w:p/>
-        </w:tc>
-        <w:tc>
-          <w:tcPr>
-            <w:tcW w:type="dxa" w:w="2160"/>
-          </w:tcPr>
-          <w:p>
-            <w:r/>
-            <w:r>
-              <w:t>人道准入依賴政治意願</w:t>
-            </w:r>
-          </w:p>
-        </w:tc>
-        <w:tc>
-          <w:tcPr>
-            <w:tcW w:type="dxa" w:w="2160"/>
-          </w:tcPr>
-          <w:p>
-            <w:r/>
-            <w:r>
-              <w:t>44% 人道協調被直接拒絕、僅 1/3 得以執行（來源25）；20+ 次搶修許可被拒（來源22）；封鎖被定性為「集體懲罰」（來源20），顯示准入完全取決於以方政治決定</w:t>
-            </w:r>
-          </w:p>
-        </w:tc>
-        <w:tc>
-          <w:tcPr>
-            <w:tcW w:type="dxa" w:w="2160"/>
-          </w:tcPr>
-          <w:p>
-            <w:r/>
-            <w:r>
-              <w:t>20, 22, 25</w:t>
-            </w:r>
-          </w:p>
-        </w:tc>
-      </w:tr>
-      <w:tr>
-        <w:tc>
-          <w:tcPr>
-            <w:tcW w:type="dxa" w:w="2160"/>
-            <w:vMerge/>
-          </w:tcPr>
-          <w:p/>
-        </w:tc>
-        <w:tc>
-          <w:tcPr>
-            <w:tcW w:type="dxa" w:w="2160"/>
-          </w:tcPr>
-          <w:p>
-            <w:r/>
-            <w:r>
-              <w:t>醫療體系結構性崩潰</w:t>
-            </w:r>
-          </w:p>
-        </w:tc>
-        <w:tc>
-          <w:tcPr>
-            <w:tcW w:type="dxa" w:w="2160"/>
-          </w:tcPr>
-          <w:p>
-            <w:r/>
-            <w:r>
-              <w:t>醫院設備遭毀（來源1）、藥品系統性短缺（來源20、24）、兒童截肢率全球最高（來源27）、新生兒需跨區轉送且 1 名死亡（來源29）；醫療重建未見實質進展</w:t>
-            </w:r>
-          </w:p>
-        </w:tc>
-        <w:tc>
-          <w:tcPr>
-            <w:tcW w:type="dxa" w:w="2160"/>
-          </w:tcPr>
-          <w:p>
-            <w:r/>
-            <w:r>
-              <w:t>1, 20, 24, 27, 29</w:t>
-            </w:r>
-          </w:p>
-        </w:tc>
-      </w:tr>
-      <w:tr>
-        <w:tc>
-          <w:tcPr>
-            <w:tcW w:type="dxa" w:w="2160"/>
-            <w:vMerge/>
-          </w:tcPr>
-          <w:p/>
-        </w:tc>
-        <w:tc>
-          <w:tcPr>
-            <w:tcW w:type="dxa" w:w="2160"/>
-          </w:tcPr>
-          <w:p>
-            <w:r/>
-            <w:r>
-              <w:t>安理會機制受阻</w:t>
-            </w:r>
-          </w:p>
-        </w:tc>
-        <w:tc>
-          <w:tcPr>
-            <w:tcW w:type="dxa" w:w="2160"/>
-          </w:tcPr>
-          <w:p>
-            <w:r/>
-            <w:r>
-              <w:t>美國否決票阻擋永久停火及援助解除決議（來源21），使國際集體安全機制無法發揮強制作用</w:t>
-            </w:r>
-          </w:p>
-        </w:tc>
-        <w:tc>
-          <w:tcPr>
-            <w:tcW w:type="dxa" w:w="2160"/>
-          </w:tcPr>
-          <w:p>
-            <w:r/>
-            <w:r>
-              <w:t>21</w:t>
-            </w:r>
-          </w:p>
-        </w:tc>
-      </w:tr>
-      <w:tr>
-        <w:tc>
-          <w:tcPr>
-            <w:tcW w:type="dxa" w:w="2160"/>
-            <w:vMerge w:val="restart"/>
-          </w:tcPr>
-          <w:p>
-            <w:r/>
-            <w:r>
-              <w:rPr>
-                <w:b/>
-              </w:rPr>
-              <w:t>Opportunity（機會）</w:t>
-            </w:r>
-          </w:p>
-          <w:p>
-            <w:r/>
-          </w:p>
-          <w:p>
-            <w:r/>
-          </w:p>
-          <w:p>
-            <w:r/>
-          </w:p>
-        </w:tc>
-        <w:tc>
-          <w:tcPr>
-            <w:tcW w:type="dxa" w:w="2160"/>
-          </w:tcPr>
-          <w:p>
-            <w:r/>
-            <w:r>
-              <w:t>10 月外交轉機</w:t>
-            </w:r>
-          </w:p>
-        </w:tc>
-        <w:tc>
-          <w:tcPr>
-            <w:tcW w:type="dxa" w:w="2160"/>
-          </w:tcPr>
-          <w:p>
-            <w:r/>
-            <w:r>
-              <w:t>哈馬斯宣布準備釋放人質（來源28），古特雷斯「感到鼓舞」；若談判恢復，可激活已有的 17 萬噸物資通道（來源28）</w:t>
+              <w:t>聯合國及合作夥伴已準備約 17 萬噸食品、藥品、帳篷，「可隨時運入」（來源28），顯示一旦准入恢復，援助可在短時間內大幅擴展。</w:t>
             </w:r>
           </w:p>
         </w:tc>
@@ -4036,7 +2850,7 @@
           <w:p>
             <w:r/>
             <w:r>
-              <w:t>各方對永久停火的共同需求</w:t>
+              <w:t>國際法與道義框架明確</w:t>
             </w:r>
           </w:p>
         </w:tc>
@@ -4047,7 +2861,7 @@
           <w:p>
             <w:r/>
             <w:r>
-              <w:t>古特雷斯多次呼籲永久停火（來源23、26）；弗萊徹指出停火帶來「迫切的希望」（來源5）；第一階段曾「基本按步驟推進」（來源17），顯示執行路徑並非完全不可行</w:t>
+              <w:t>古特雷斯多次援引國際人道法、國際人權法（來源4、13、23），UNICEF、OCHA、WHO 持續發布數據與譴責（來源3、16、29），為後續行動提供法理與輿論基礎。</w:t>
             </w:r>
           </w:p>
         </w:tc>
@@ -4058,7 +2872,66 @@
           <w:p>
             <w:r/>
             <w:r>
-              <w:t>5, 17, 23, 26</w:t>
+              <w:t>3、4、13、16、23、29</w:t>
+            </w:r>
+          </w:p>
+        </w:tc>
+      </w:tr>
+      <w:tr>
+        <w:tc>
+          <w:tcPr>
+            <w:tcW w:type="dxa" w:w="2160"/>
+            <w:vMerge w:val="restart"/>
+          </w:tcPr>
+          <w:p>
+            <w:r/>
+            <w:r>
+              <w:rPr>
+                <w:b/>
+              </w:rPr>
+              <w:t>W（劣勢）</w:t>
+            </w:r>
+          </w:p>
+          <w:p>
+            <w:r/>
+          </w:p>
+          <w:p>
+            <w:r/>
+          </w:p>
+          <w:p>
+            <w:r/>
+          </w:p>
+        </w:tc>
+        <w:tc>
+          <w:tcPr>
+            <w:tcW w:type="dxa" w:w="2160"/>
+          </w:tcPr>
+          <w:p>
+            <w:r/>
+            <w:r>
+              <w:t>人道准入被系統性阻斷</w:t>
+            </w:r>
+          </w:p>
+        </w:tc>
+        <w:tc>
+          <w:tcPr>
+            <w:tcW w:type="dxa" w:w="2160"/>
+          </w:tcPr>
+          <w:p>
+            <w:r/>
+            <w:r>
+              <w:t>4 月起邊境全關（來源18）、50 天無物資（來源19）、20 次搶修許可被拒（來源22）、6 月 44% 協調被拒（來源25），顯示以方擁有「一票否決」實際能力，而國際社會缺乏強制執行機制。</w:t>
+            </w:r>
+          </w:p>
+        </w:tc>
+        <w:tc>
+          <w:tcPr>
+            <w:tcW w:type="dxa" w:w="2160"/>
+          </w:tcPr>
+          <w:p>
+            <w:r/>
+            <w:r>
+              <w:t>18、19、22、25</w:t>
             </w:r>
           </w:p>
         </w:tc>
@@ -4078,7 +2951,7 @@
           <w:p>
             <w:r/>
             <w:r>
-              <w:t>區域調解方持續參與</w:t>
+              <w:t>醫療體系已近崩潰</w:t>
             </w:r>
           </w:p>
         </w:tc>
@@ -4089,7 +2962,7 @@
           <w:p>
             <w:r/>
             <w:r>
-              <w:t>卡達（多哈談判地點，來源8）與埃及（來源2）的調解角色在 1 月協議中已被驗證有效，10 月仍有空間重新啟動</w:t>
+              <w:t>醫院設備被毀（來源1）、兒童截肢率全球最高（來源27）、新生兒在等待轉移中死亡（來源29），醫療能力損耗具有長期不可逆性。</w:t>
             </w:r>
           </w:p>
         </w:tc>
@@ -4100,7 +2973,7 @@
           <w:p>
             <w:r/>
             <w:r>
-              <w:t>2, 8</w:t>
+              <w:t>1、27、29</w:t>
             </w:r>
           </w:p>
         </w:tc>
@@ -4120,7 +2993,7 @@
           <w:p>
             <w:r/>
             <w:r>
-              <w:t>國際輿論壓力</w:t>
+              <w:t>安理會機制癱瘓</w:t>
             </w:r>
           </w:p>
         </w:tc>
@@ -4131,7 +3004,7 @@
           <w:p>
             <w:r/>
             <w:r>
-              <w:t>兒童截肢率「全球最高」（來源27）、1.45 萬名兒童喪生（來源3）等數據具有強大國際輿論動員力，可能轉化為外交壓力</w:t>
+              <w:t>美國 5 月否決停火決議（來源21），使聯合國安理會無法通過有約束力的停火或准入決議，削弱了國際集體安全機制的作用。</w:t>
             </w:r>
           </w:p>
         </w:tc>
@@ -4142,66 +3015,7 @@
           <w:p>
             <w:r/>
             <w:r>
-              <w:t>3, 27</w:t>
-            </w:r>
-          </w:p>
-        </w:tc>
-      </w:tr>
-      <w:tr>
-        <w:tc>
-          <w:tcPr>
-            <w:tcW w:type="dxa" w:w="2160"/>
-            <w:vMerge w:val="restart"/>
-          </w:tcPr>
-          <w:p>
-            <w:r/>
-            <w:r>
-              <w:rPr>
-                <w:b/>
-              </w:rPr>
-              <w:t>Threat（威脅）</w:t>
-            </w:r>
-          </w:p>
-          <w:p>
-            <w:r/>
-          </w:p>
-          <w:p>
-            <w:r/>
-          </w:p>
-          <w:p>
-            <w:r/>
-          </w:p>
-        </w:tc>
-        <w:tc>
-          <w:tcPr>
-            <w:tcW w:type="dxa" w:w="2160"/>
-          </w:tcPr>
-          <w:p>
-            <w:r/>
-            <w:r>
-              <w:t>以色列軍事升級</w:t>
-            </w:r>
-          </w:p>
-        </w:tc>
-        <w:tc>
-          <w:tcPr>
-            <w:tcW w:type="dxa" w:w="2160"/>
-          </w:tcPr>
-          <w:p>
-            <w:r/>
-            <w:r>
-              <w:t>8 月「接管加薩城」（來源26）、持續加強軍事行動（來源27）、強制轉移近 3 萬人（來源24）；若 10 月談判受挫，可能再升級</w:t>
-            </w:r>
-          </w:p>
-        </w:tc>
-        <w:tc>
-          <w:tcPr>
-            <w:tcW w:type="dxa" w:w="2160"/>
-          </w:tcPr>
-          <w:p>
-            <w:r/>
-            <w:r>
-              <w:t>24, 26, 27</w:t>
+              <w:t>21</w:t>
             </w:r>
           </w:p>
         </w:tc>
@@ -4221,7 +3035,7 @@
           <w:p>
             <w:r/>
             <w:r>
-              <w:t>約旦河西岸「戰場化」</w:t>
+              <w:t>資料連續性缺口</w:t>
             </w:r>
           </w:p>
         </w:tc>
@@ -4232,7 +3046,7 @@
           <w:p>
             <w:r/>
             <w:r>
-              <w:t>50+ 人喪生、4 萬人流失、以軍使用過度武力（來源14、15、16）；若加薩與西岸衝突聯動，人道危機將擴散至更廣範圍</w:t>
+              <w:t>3 月（停火破裂關鍵月）與 9 月完全無資料；10 月僅 1 天紀錄。若需完整追蹤談判脈絡，現有資料不足以填補這兩個月的事件細節。</w:t>
             </w:r>
           </w:p>
         </w:tc>
@@ -4243,7 +3057,63 @@
           <w:p>
             <w:r/>
             <w:r>
-              <w:t>14, 15, 16</w:t>
+              <w:t>-</w:t>
+            </w:r>
+          </w:p>
+        </w:tc>
+      </w:tr>
+      <w:tr>
+        <w:tc>
+          <w:tcPr>
+            <w:tcW w:type="dxa" w:w="2160"/>
+            <w:vMerge w:val="restart"/>
+          </w:tcPr>
+          <w:p>
+            <w:r/>
+            <w:r>
+              <w:rPr>
+                <w:b/>
+              </w:rPr>
+              <w:t>O（機會）</w:t>
+            </w:r>
+          </w:p>
+          <w:p>
+            <w:r/>
+          </w:p>
+          <w:p>
+            <w:r/>
+          </w:p>
+        </w:tc>
+        <w:tc>
+          <w:tcPr>
+            <w:tcW w:type="dxa" w:w="2160"/>
+          </w:tcPr>
+          <w:p>
+            <w:r/>
+            <w:r>
+              <w:t>10 月外交窗口</w:t>
+            </w:r>
+          </w:p>
+        </w:tc>
+        <w:tc>
+          <w:tcPr>
+            <w:tcW w:type="dxa" w:w="2160"/>
+          </w:tcPr>
+          <w:p>
+            <w:r/>
+            <w:r>
+              <w:t>哈馬斯主動表態準備釋放人質（來源28）＋聯合國物資就緒（來源28）＋古特雷斯正面回應（來源28），三者同時到位，構成近年罕見的「意願＋能力＋道義」三合一窗口。</w:t>
+            </w:r>
+          </w:p>
+        </w:tc>
+        <w:tc>
+          <w:tcPr>
+            <w:tcW w:type="dxa" w:w="2160"/>
+          </w:tcPr>
+          <w:p>
+            <w:r/>
+            <w:r>
+              <w:t>28</w:t>
             </w:r>
           </w:p>
         </w:tc>
@@ -4263,7 +3133,7 @@
           <w:p>
             <w:r/>
             <w:r>
-              <w:t>公共衛生系統性崩潰</w:t>
+              <w:t>停火協議框架仍具參考價值</w:t>
             </w:r>
           </w:p>
         </w:tc>
@@ -4274,7 +3144,7 @@
           <w:p>
             <w:r/>
             <w:r>
-              <w:t>高溫、污水、垃圾成山（來源19）、饑餓「失控」（來源21）、兒童截肢（來源27）；若封鎖持續，將出現大規模流行病與飢荒</w:t>
+              <w:t>三階段協議（來源11）已包含軍撤、平民返回、援助增加等具體條款，若談判重啟，可作為現成藍本，降低重新談判時間成本。</w:t>
             </w:r>
           </w:p>
         </w:tc>
@@ -4285,7 +3155,7 @@
           <w:p>
             <w:r/>
             <w:r>
-              <w:t>19, 21, 27</w:t>
+              <w:t>11</w:t>
             </w:r>
           </w:p>
         </w:tc>
@@ -4305,7 +3175,7 @@
           <w:p>
             <w:r/>
             <w:r>
-              <w:t>人質問題成為談判人質</w:t>
+              <w:t>國際輿論壓力持續累積</w:t>
             </w:r>
           </w:p>
         </w:tc>
@@ -4316,7 +3186,7 @@
           <w:p>
             <w:r/>
             <w:r>
-              <w:t>古特雷斯警告「接管加薩城」可能危及仍被扣押的人質（來源26）；人質釋放與停火捆綁，任何一方違約即觸發全面破裂（來源6、7、8）</w:t>
+              <w:t>從 1 月「歡迎停火」（來源2）到 8 月「深表震驚」（來源26）再到 10 月「感到鼓舞」（來源28），國際社會關注度未退卻，為施壓創造持續空間。</w:t>
             </w:r>
           </w:p>
         </w:tc>
@@ -4327,7 +3197,237 @@
           <w:p>
             <w:r/>
             <w:r>
-              <w:t>6, 7, 8, 26</w:t>
+              <w:t>2、26、28</w:t>
+            </w:r>
+          </w:p>
+        </w:tc>
+      </w:tr>
+      <w:tr>
+        <w:tc>
+          <w:tcPr>
+            <w:tcW w:type="dxa" w:w="2160"/>
+            <w:vMerge w:val="restart"/>
+          </w:tcPr>
+          <w:p>
+            <w:r/>
+            <w:r>
+              <w:rPr>
+                <w:b/>
+              </w:rPr>
+              <w:t>T（威脅）</w:t>
+            </w:r>
+          </w:p>
+          <w:p>
+            <w:r/>
+          </w:p>
+          <w:p>
+            <w:r/>
+          </w:p>
+          <w:p>
+            <w:r/>
+          </w:p>
+          <w:p>
+            <w:r/>
+          </w:p>
+        </w:tc>
+        <w:tc>
+          <w:tcPr>
+            <w:tcW w:type="dxa" w:w="2160"/>
+          </w:tcPr>
+          <w:p>
+            <w:r/>
+            <w:r>
+              <w:t>談判再度破裂</w:t>
+            </w:r>
+          </w:p>
+        </w:tc>
+        <w:tc>
+          <w:tcPr>
+            <w:tcW w:type="dxa" w:w="2160"/>
+          </w:tcPr>
+          <w:p>
+            <w:r/>
+            <w:r>
+              <w:t>2 月曾出現「停火或將終止」危機（來源7），3 月實際破裂（來源19）；10 月意圖尚未轉化為行動，若以方無回應或內部政治變化，可能再次破裂。</w:t>
+            </w:r>
+          </w:p>
+        </w:tc>
+        <w:tc>
+          <w:tcPr>
+            <w:tcW w:type="dxa" w:w="2160"/>
+          </w:tcPr>
+          <w:p>
+            <w:r/>
+            <w:r>
+              <w:t>7、19、28</w:t>
+            </w:r>
+          </w:p>
+        </w:tc>
+      </w:tr>
+      <w:tr>
+        <w:tc>
+          <w:tcPr>
+            <w:tcW w:type="dxa" w:w="2160"/>
+            <w:vMerge/>
+          </w:tcPr>
+          <w:p/>
+        </w:tc>
+        <w:tc>
+          <w:tcPr>
+            <w:tcW w:type="dxa" w:w="2160"/>
+          </w:tcPr>
+          <w:p>
+            <w:r/>
+            <w:r>
+              <w:t>軍事行動持續升級</w:t>
+            </w:r>
+          </w:p>
+        </w:tc>
+        <w:tc>
+          <w:tcPr>
+            <w:tcW w:type="dxa" w:w="2160"/>
+          </w:tcPr>
+          <w:p>
+            <w:r/>
+            <w:r>
+              <w:t>8 月「接管加薩城」（來源26）、兒童截肢率全球最高（來源27）顯示軍事強度未減；若停火無法達成，平民傷亡與醫療崩潰將進一步惡化。</w:t>
+            </w:r>
+          </w:p>
+        </w:tc>
+        <w:tc>
+          <w:tcPr>
+            <w:tcW w:type="dxa" w:w="2160"/>
+          </w:tcPr>
+          <w:p>
+            <w:r/>
+            <w:r>
+              <w:t>26、27</w:t>
+            </w:r>
+          </w:p>
+        </w:tc>
+      </w:tr>
+      <w:tr>
+        <w:tc>
+          <w:tcPr>
+            <w:tcW w:type="dxa" w:w="2160"/>
+            <w:vMerge/>
+          </w:tcPr>
+          <w:p/>
+        </w:tc>
+        <w:tc>
+          <w:tcPr>
+            <w:tcW w:type="dxa" w:w="2160"/>
+          </w:tcPr>
+          <w:p>
+            <w:r/>
+            <w:r>
+              <w:t>援助受阻造成人道災難</w:t>
+            </w:r>
+          </w:p>
+        </w:tc>
+        <w:tc>
+          <w:tcPr>
+            <w:tcW w:type="dxa" w:w="2160"/>
+          </w:tcPr>
+          <w:p>
+            <w:r/>
+            <w:r>
+              <w:t>連續數月無物資進入（來源19、20）、民眾在援助中心遭槍擊（來源21）、44% 協調被拒（來源25），已構成「以飢餓為武器」的集體懲罰風險（來源20）。</w:t>
+            </w:r>
+          </w:p>
+        </w:tc>
+        <w:tc>
+          <w:tcPr>
+            <w:tcW w:type="dxa" w:w="2160"/>
+          </w:tcPr>
+          <w:p>
+            <w:r/>
+            <w:r>
+              <w:t>19、20、21、25</w:t>
+            </w:r>
+          </w:p>
+        </w:tc>
+      </w:tr>
+      <w:tr>
+        <w:tc>
+          <w:tcPr>
+            <w:tcW w:type="dxa" w:w="2160"/>
+            <w:vMerge/>
+          </w:tcPr>
+          <w:p/>
+        </w:tc>
+        <w:tc>
+          <w:tcPr>
+            <w:tcW w:type="dxa" w:w="2160"/>
+          </w:tcPr>
+          <w:p>
+            <w:r/>
+            <w:r>
+              <w:t>醫療體系惡化不可逆</w:t>
+            </w:r>
+          </w:p>
+        </w:tc>
+        <w:tc>
+          <w:tcPr>
+            <w:tcW w:type="dxa" w:w="2160"/>
+          </w:tcPr>
+          <w:p>
+            <w:r/>
+            <w:r>
+              <w:t>新生兒死亡（來源29）、截肢率全球最高（來源27）表明即使停火恢復，醫療重建需要遠超短期停火時程，間接推高長期平民死亡率。</w:t>
+            </w:r>
+          </w:p>
+        </w:tc>
+        <w:tc>
+          <w:tcPr>
+            <w:tcW w:type="dxa" w:w="2160"/>
+          </w:tcPr>
+          <w:p>
+            <w:r/>
+            <w:r>
+              <w:t>27、29</w:t>
+            </w:r>
+          </w:p>
+        </w:tc>
+      </w:tr>
+      <w:tr>
+        <w:tc>
+          <w:tcPr>
+            <w:tcW w:type="dxa" w:w="2160"/>
+            <w:vMerge/>
+          </w:tcPr>
+          <w:p/>
+        </w:tc>
+        <w:tc>
+          <w:tcPr>
+            <w:tcW w:type="dxa" w:w="2160"/>
+          </w:tcPr>
+          <w:p>
+            <w:r/>
+            <w:r>
+              <w:t>衝突外溢至約旦河西岸</w:t>
+            </w:r>
+          </w:p>
+        </w:tc>
+        <w:tc>
+          <w:tcPr>
+            <w:tcW w:type="dxa" w:w="2160"/>
+          </w:tcPr>
+          <w:p>
+            <w:r/>
+            <w:r>
+              <w:t>2 月西岸已出現數周軍事行動、四萬人流離失所（來源14、15），若加薩局勢再升級，西岸可能成為第二戰場，擴大人道危機規模。</w:t>
+            </w:r>
+          </w:p>
+        </w:tc>
+        <w:tc>
+          <w:tcPr>
+            <w:tcW w:type="dxa" w:w="2160"/>
+          </w:tcPr>
+          <w:p>
+            <w:r/>
+            <w:r>
+              <w:t>14、15、16</w:t>
             </w:r>
           </w:p>
         </w:tc>
@@ -4345,7 +3445,89 @@
         <w:pStyle w:val="Heading2"/>
       </w:pPr>
       <w:r>
-        <w:t>五、綜合結論與後續關注要點</w:t>
+        <w:t>五、綜合研判與後續風險</w:t>
+      </w:r>
+    </w:p>
+    <w:p/>
+    <w:p>
+      <w:pPr>
+        <w:pStyle w:val="Heading3"/>
+      </w:pPr>
+      <w:r>
+        <w:t>5.1 停火與人質談判對人道准入的實際影響</w:t>
+      </w:r>
+    </w:p>
+    <w:p/>
+    <w:p>
+      <w:r>
+        <w:t>現有資料顯示一個核心事實：</w:t>
+      </w:r>
+      <w:r>
+        <w:rPr>
+          <w:b/>
+        </w:rPr>
+        <w:t>停火協議的有效執行是人道准入的前提條件</w:t>
+      </w:r>
+      <w:r>
+        <w:t>。</w:t>
+      </w:r>
+    </w:p>
+    <w:p/>
+    <w:p>
+      <w:pPr>
+        <w:pStyle w:val="ListBullet"/>
+      </w:pPr>
+      <w:r>
+        <w:t>停火有效時（1-2 月）：協議明列「大幅增加援助物資」（來源11），人道協調雖仍有困難（來源5）但並非全面阻斷。</w:t>
+      </w:r>
+    </w:p>
+    <w:p>
+      <w:pPr>
+        <w:pStyle w:val="ListBullet"/>
+      </w:pPr>
+      <w:r>
+        <w:t>停火破裂後（4-8 月）：邊境全關（來源18）、44% 協調被拒（來源25）、20 次搶修被拒（來源22），人道准入近乎歸零。</w:t>
+      </w:r>
+    </w:p>
+    <w:p>
+      <w:pPr>
+        <w:pStyle w:val="ListBullet"/>
+      </w:pPr>
+      <w:r>
+        <w:t>10 月 3 日：物資「可隨時運入」（來源28），暗示准入在技術與意圖層面已具備條件，但</w:t>
+      </w:r>
+      <w:r>
+        <w:rPr>
+          <w:b/>
+        </w:rPr>
+        <w:t>尚無實際放行的紀錄</w:t>
+      </w:r>
+      <w:r>
+        <w:t>。</w:t>
+      </w:r>
+    </w:p>
+    <w:p/>
+    <w:p>
+      <w:r>
+        <w:t>結論：在現有資料中，</w:t>
+      </w:r>
+      <w:r>
+        <w:rPr>
+          <w:b/>
+        </w:rPr>
+        <w:t>外交進展與人道准入之間呈高度正相關</w:t>
+      </w:r>
+      <w:r>
+        <w:t>--談判推进則准入改善，談判停滯或破裂則准入被系統性阻斷。</w:t>
+      </w:r>
+    </w:p>
+    <w:p/>
+    <w:p>
+      <w:pPr>
+        <w:pStyle w:val="Heading3"/>
+      </w:pPr>
+      <w:r>
+        <w:t>5.2 主要後續風險（按可能性與嚴重度排序）</w:t>
       </w:r>
     </w:p>
     <w:p/>
@@ -4357,13 +3539,12 @@
         <w:rPr>
           <w:b/>
         </w:rPr>
-        <w:t>2025 年的核心教訓：</w:t>
+        <w:t>談判再度破裂（高可能性 × 高嚴重度）</w:t>
       </w:r>
       <w:r>
-        <w:t xml:space="preserve"> 停火協議的政治脆弱性與人道准入的高度依賴性形成「雙向綁定」--停火一旦破裂，人道封鎖在數週內即可升級為系統性危機（來源19、20、21）；反之，人道危機的持續惡化（饑餓、醫療崩潰）也會削弱停火的政治基礎。</w:t>
+        <w:t>：10 月哈馬斯意圖尚未獲以方具體回應（資料未載），若以方內部政治或美以關係變化導致拒絕，可能重演 2-3 月「談判→破裂→封鎖」週期（來源7、19）。</w:t>
       </w:r>
     </w:p>
-    <w:p/>
     <w:p>
       <w:r>
         <w:t xml:space="preserve">2. </w:t>
@@ -4372,42 +3553,12 @@
         <w:rPr>
           <w:b/>
         </w:rPr>
-        <w:t>10 月轉機的關鍵觀察點（截至資料末 2025-10-03）：</w:t>
+        <w:t>援助長期受阻（中高可能性 × 極高嚴重度）</w:t>
+      </w:r>
+      <w:r>
+        <w:t>：已連續數月無物資進入（來源19、20），加薩人口面臨斷糧（來源19）；若 10 月窗口關閉，糧荒與相關疾病將加速惡化（來源19、20）。</w:t>
       </w:r>
     </w:p>
-    <w:p>
-      <w:pPr>
-        <w:pStyle w:val="ListBullet"/>
-      </w:pPr>
-      <w:r>
-        <w:t>哈馬斯釋放人質的具體時間表與規模（來源28）；</w:t>
-      </w:r>
-    </w:p>
-    <w:p>
-      <w:pPr>
-        <w:pStyle w:val="ListBullet"/>
-      </w:pPr>
-      <w:r>
-        <w:t>以色列是否同步恢復邊境通道，使 17 萬噸備妥物資得以落地（來源28）；</w:t>
-      </w:r>
-    </w:p>
-    <w:p>
-      <w:pPr>
-        <w:pStyle w:val="ListBullet"/>
-      </w:pPr>
-      <w:r>
-        <w:t>安理會否決僵局能否打破，為永久停火提供國際法保障（來源21）；</w:t>
-      </w:r>
-    </w:p>
-    <w:p>
-      <w:pPr>
-        <w:pStyle w:val="ListBullet"/>
-      </w:pPr>
-      <w:r>
-        <w:t>世衛組織等機構能否從「個案式緊急轉移」（來源29）轉為「系統性醫療重建」。</w:t>
-      </w:r>
-    </w:p>
-    <w:p/>
     <w:p>
       <w:r>
         <w:t xml:space="preserve">3. </w:t>
@@ -4416,22 +3567,12 @@
         <w:rPr>
           <w:b/>
         </w:rPr>
-        <w:t>資料缺口與限制：</w:t>
+        <w:t>醫療體系進一步崩潰（中高可能性 × 高嚴重度）</w:t>
       </w:r>
       <w:r>
-        <w:t xml:space="preserve"> 本報告覆蓋 2025 年 1 月至 10 月初，</w:t>
-      </w:r>
-      <w:r>
-        <w:rPr>
-          <w:b/>
-        </w:rPr>
-        <w:t>3 月中下旬、9 月、11-12 月缺乏資料</w:t>
-      </w:r>
-      <w:r>
-        <w:t>，無法評估上述風險在下半年是否已實現或緩解。9 月為完全空白期，可能隱含未記錄的重大事件。建議後續持續補齊上述月份之資訊。</w:t>
+        <w:t>：兒童截肢率已全球最高（來源27），新生兒在轉移中死亡（來源29）；若物資持續無法進入，醫院將失去最後運作能力。</w:t>
       </w:r>
     </w:p>
-    <w:p/>
     <w:p>
       <w:r>
         <w:t xml:space="preserve">4. </w:t>
@@ -4440,19 +3581,110 @@
         <w:rPr>
           <w:b/>
         </w:rPr>
-        <w:t>不確定性聲明：</w:t>
+        <w:t>衝突再升級與外溢（中可能性 × 極高嚴重度）</w:t>
       </w:r>
       <w:r>
-        <w:t xml:space="preserve"> 現有資料以聯合國及國際機構聲明為主（14 份文件、29 個片段），以色列、哈馬斯、美國、卡達、埃及等当事方的</w:t>
+        <w:t>：8 月「接管加薩城」（來源26）與西岸軍事行動（來源14、15）顯示以方軍事意圖未收斂；若停火無果，可能同時在加薩與西岸展開大規模行動，擴大平民傷亡。</w:t>
+      </w:r>
+    </w:p>
+    <w:p>
+      <w:r>
+        <w:t xml:space="preserve">5. </w:t>
       </w:r>
       <w:r>
         <w:rPr>
           <w:b/>
         </w:rPr>
-        <w:t>第一手官方聲明</w:t>
+        <w:t>國際機制進一步癱瘓（中可能性 × 中嚴重度）</w:t>
       </w:r>
       <w:r>
-        <w:t>未見於本批資料中。涉及各方實際立場、談判底線與軍事決策動機之分析，目前資料不足以完整判斷，需補充更多來源。</w:t>
+        <w:t>：美國安理會否決（來源21）已顯示集體安全機制失靈；若後續繼續否決，將進一步削弱國際社會的施壓能力。</w:t>
+      </w:r>
+    </w:p>
+    <w:p/>
+    <w:p>
+      <w:pPr>
+        <w:pStyle w:val="Heading3"/>
+      </w:pPr>
+      <w:r>
+        <w:t>5.3 觀察指標建議</w:t>
+      </w:r>
+    </w:p>
+    <w:p/>
+    <w:p>
+      <w:r>
+        <w:t>基於現有資料，建議後續追蹤以下指標以判斷局勢走向：</w:t>
+      </w:r>
+    </w:p>
+    <w:p/>
+    <w:p>
+      <w:pPr>
+        <w:pStyle w:val="ListBullet"/>
+      </w:pPr>
+      <w:r>
+        <w:rPr>
+          <w:b/>
+        </w:rPr>
+        <w:t>政治外交</w:t>
+      </w:r>
+      <w:r>
+        <w:t>：哈馬斯 10 月意圖是否轉化為具體人質交換時間表；以色列是否回應；卡達／埃及是否啟動新一輪多哈談判（參考來源8）。</w:t>
+      </w:r>
+    </w:p>
+    <w:p>
+      <w:pPr>
+        <w:pStyle w:val="ListBullet"/>
+      </w:pPr>
+      <w:r>
+        <w:rPr>
+          <w:b/>
+        </w:rPr>
+        <w:t>人道准入</w:t>
+      </w:r>
+      <w:r>
+        <w:t>：17 萬噸備妥物資（來源28）是否開始實際運入；邊境口岸是否重新開放；人道協調批准率是否從 44% 被拒（來源25）出現改善。</w:t>
+      </w:r>
+    </w:p>
+    <w:p>
+      <w:pPr>
+        <w:pStyle w:val="ListBullet"/>
+      </w:pPr>
+      <w:r>
+        <w:rPr>
+          <w:b/>
+        </w:rPr>
+        <w:t>醫療衛生</w:t>
+      </w:r>
+      <w:r>
+        <w:t>：醫院是否恢復基本運作（對比來源1 的設備破壞）；是否再有新生兒／病患在等待轉移中死亡（對比來源29）。</w:t>
+      </w:r>
+    </w:p>
+    <w:p>
+      <w:pPr>
+        <w:pStyle w:val="ListBullet"/>
+      </w:pPr>
+      <w:r>
+        <w:rPr>
+          <w:b/>
+        </w:rPr>
+        <w:t>安全情勢</w:t>
+      </w:r>
+      <w:r>
+        <w:t>：以軍是否停止「接管加薩城」行動（來源26）；是否出現新的強制轉移（對比來源24）。</w:t>
+      </w:r>
+    </w:p>
+    <w:p>
+      <w:pPr>
+        <w:pStyle w:val="ListBullet"/>
+      </w:pPr>
+      <w:r>
+        <w:rPr>
+          <w:b/>
+        </w:rPr>
+        <w:t>國際組織</w:t>
+      </w:r>
+      <w:r>
+        <w:t>：安理會是否再次表決；OCHA 協調被拒比例是否變化（對比來源25）。</w:t>
       </w:r>
     </w:p>
     <w:p/>
@@ -4463,11 +3695,68 @@
     </w:p>
     <w:p/>
     <w:p>
+      <w:pPr>
+        <w:pStyle w:val="Heading2"/>
+      </w:pPr>
+      <w:r>
+        <w:t>六、資料限制聲明</w:t>
+      </w:r>
+    </w:p>
+    <w:p/>
+    <w:p>
+      <w:r>
+        <w:t xml:space="preserve">1. </w:t>
+      </w:r>
       <w:r>
         <w:rPr>
-          <w:i/>
+          <w:b/>
         </w:rPr>
-        <w:t>報告依據 14 份文件、29 個片段撰寫，時間範圍 2025-01-14 至 2025-10-03。所有事實與數據均標註來源編號，未提供者不予補充。</w:t>
+        <w:t>3 月與 9 月完全缺資料</w:t>
+      </w:r>
+      <w:r>
+        <w:t>：停火破裂（來源19 提及「三月份破裂」）的具體談判過程、3 月 1 日第一階段截止時的實際狀態（來源17），以及 9 月是否有任何外交動向，均無直接片段可佐證。</w:t>
+      </w:r>
+    </w:p>
+    <w:p>
+      <w:r>
+        <w:t xml:space="preserve">2. </w:t>
+      </w:r>
+      <w:r>
+        <w:rPr>
+          <w:b/>
+        </w:rPr>
+        <w:t>10 月資料極度有限</w:t>
+      </w:r>
+      <w:r>
+        <w:t>：僅 2025-10-03 一天、2 個片段（來源28、29），問句中提及的「卡達／埃及調解進展」在 10 月片段中</w:t>
+      </w:r>
+      <w:r>
+        <w:rPr>
+          <w:b/>
+        </w:rPr>
+        <w:t>未見具體記載</w:t>
+      </w:r>
+      <w:r>
+        <w:t>，無法確認其角色。</w:t>
+      </w:r>
+    </w:p>
+    <w:p>
+      <w:r>
+        <w:t xml:space="preserve">3. </w:t>
+      </w:r>
+      <w:r>
+        <w:rPr>
+          <w:b/>
+        </w:rPr>
+        <w:t>傷亡數據有限</w:t>
+      </w:r>
+      <w:r>
+        <w:t>：UNICEF 提供「至少 1.45 萬名兒童喪生」（來源3）為 1 月 15 日數據，後續月份（尤其 7-8 月軍事升級後）的更新傷亡數字在現有片段中未見。</w:t>
+      </w:r>
+    </w:p>
+    <w:p>
+      <w:r>
+        <w:t>4. 以上分析嚴格基於 29 個片段與統計數據，未引入資料以外的外部資訊。凡資料未涵蓋之處，均已標註「資料不足以判斷」或「現行片段中未見記載」。</w:t>
       </w:r>
     </w:p>
     <w:p>
@@ -4863,7 +4152,7 @@
         <w:t>資料準備耗時：</w:t>
       </w:r>
       <w:r>
-        <w:t>約 99.07 秒</w:t>
+        <w:t>約 73.34 秒</w:t>
       </w:r>
     </w:p>
     <w:p>
@@ -4894,7 +4183,7 @@
         <w:t>相對時間解析基準：</w:t>
       </w:r>
       <w:r>
-        <w:t>2026-09-04T14:00:00+08:00 (Asia/Taipei；去年=2025)</w:t>
+        <w:t>2026-09-09T15:40:02+08:00 (Asia/Taipei；去年=2025)</w:t>
       </w:r>
     </w:p>
     <w:p>
@@ -4905,7 +4194,7 @@
         <w:t>精煉後問題（檢索用）：</w:t>
       </w:r>
       <w:r>
-        <w:t>持續蒐集 2025 年（2025-01-01 至 2025-12-31）加薩停火、人質談判、人道援助及平民保護相關資訊，依下列面向整理：（1）政治外交：以色列、哈馬斯、美國、卡達、埃及及其他調解方之停火方案、人質交換條件與談判進展；（2）國際安全：空襲、地面軍事行動、停火違規及對平民與救援人員之安全影響；（3）人道事務：食品、藥品、飲水、避難、邊境口岸與援助物資進入情形；（4）醫療衛生：醫院運作、醫療物資短缺、病患轉送及醫護人員安全；（5）國際組織：聯合國、人道協調廳、世衛組織及相關機構之聲明、數據與行動；（6）綜合研析：分析停火與人質談判是否實際改善人道准入與平民處境，辨識外交進展、軍事行動與人道情勢間之傳導關係，並提出談判破裂、援助受阻、醫療體系惡化及衝突再升級等後續風險。</w:t>
+        <w:t>蒐集2025-01-01至2025-12-31加薩停火、人質談判、人道援助及平民保護相關資訊（10月為重點時段：哈馬斯釋放人質意圖、古特雷斯表態、卡達/埃及調解、聯合國備妥物資）。分部門追蹤：①政治外交：以色列、哈馬斯、美國、卡達、埃及及調解方之停火方案、人質交換條件、談判進展；②國際安全：空襲、地面軍事行動、停火違規、對平民與救援人員之安全影響；③人道事務：食品、藥品、飲水、避難、邊境口岸、援助物資進入情形；④醫療衛生：醫院運作、醫療物資短缺、病患轉送、醫護人員安全；⑤國際組織：聯合國、人道協調廳、世衛組織聲明、數據與行動；⑥綜合研析：整合上述資訊，分析停火與人質談判對人道准入及平民處境的實際影響，辨識外交進展、軍事行動與人道情勢間之傳導關係，評估談判破裂、援助受阻、醫療體系惡化、衝突再升級等後續風險。</w:t>
       </w:r>
     </w:p>
     <w:p>
@@ -4963,7 +4252,7 @@
         <w:t>核心關鍵詞：</w:t>
       </w:r>
       <w:r>
-        <w:t>加薩, 停火, 人質, 人道援助, 平民保護, 以色列, 哈馬斯</w:t>
+        <w:t>加薩, 停火, 人質, 人道援助, 哈馬斯, 以色列, 卡達, 埃及</w:t>
       </w:r>
     </w:p>
     <w:p>
@@ -4974,7 +4263,7 @@
         <w:t>代理人 ES 文本查詢工具查詢字串：</w:t>
       </w:r>
       <w:r>
-        <w:t>核心關鍵詞組如下：加薩、停火、人質、人道援助、平民保護、以色列、哈馬斯</w:t>
+        <w:t>核心關鍵詞組如下：加薩、停火、人質、人道援助、哈馬斯、以色列、卡達、埃及</w:t>
       </w:r>
     </w:p>
     <w:p>
@@ -4985,7 +4274,7 @@
         <w:t>同義／擴充關鍵詞：</w:t>
       </w:r>
       <w:r>
-        <w:t>加萨, 加沙, 加薩地帶, 加萨地带, 加沙地帶, 加沙地带, Gaza, Gaza Strip, 停戰, 停战, 休戰, 休战, ceasefire, truce, 人质, 質子, 质子, 被綁架者, 被绑架者, hostages, 人道主義援助, 人道主义援助, 人道救援, humanitarian aid, 平民保护, 保護平民, 保护平民, civilian protection, 以方, Israel, 哈马斯, 哈瑪斯, 哈玛斯, Hamas, 伊斯蘭抵抗運動, 伊斯兰抵抗运动</w:t>
+        <w:t>加萨, 加薩地帶, 加萨地带, 加沙, 加沙地帶, 加沙地带, Gaza, Gaza Strip, 停戰, 停战, 休戰, 休战, ceasefire, 人质, hostages, 人道主義援助, 人道主义援助, 人道救援, humanitarian aid, humanitarian assistance, 哈马斯, 哈瑪斯, 哈玛斯, Hamas, 以色列國, 以色列国, Israel, 卡达, 卡塔尔, 卡達爾, 卡达尔, 卡塔尔尔, 卡大, 卡塔爾, Qatar, Egypt</w:t>
       </w:r>
     </w:p>
     <w:p>
@@ -4996,7 +4285,7 @@
         <w:t>實際使用關鍵詞（effective terms）：</w:t>
       </w:r>
       <w:r>
-        <w:t>加薩, 停火, 人質, 人道援助, 平民保護, 以色列, 哈馬斯, 加萨, 加沙, 加薩地帶, 加萨地带, 加沙地帶, 加沙地带, Gaza, Gaza Strip, 停戰, 停战, 休戰, 休战, ceasefire, truce, 人质, 質子, 质子, 被綁架者, 被绑架者, hostages, 人道主義援助, 人道主义援助, 人道救援, humanitarian aid, 平民保护, 保護平民, 保护平民, civilian protection, 以方, Israel, 哈马斯, 哈瑪斯, 哈玛斯, Hamas, 伊斯蘭抵抗運動, 伊斯兰抵抗运动</w:t>
+        <w:t>加薩, 停火, 人質, 人道援助, 哈馬斯, 以色列, 卡達, 埃及, 加萨, 加薩地帶, 加萨地带, 加沙, 加沙地帶, 加沙地带, Gaza, Gaza Strip, 停戰, 停战, 休戰, 休战, ceasefire, 人质, hostages, 人道主義援助, 人道主义援助, 人道救援, humanitarian aid, humanitarian assistance, 哈马斯, 哈瑪斯, 哈玛斯, Hamas, 以色列國, 以色列国, Israel, 卡达, 卡塔尔, 卡達爾, 卡达尔, 卡塔尔尔, 卡大, 卡塔爾, Qatar, Egypt</w:t>
       </w:r>
     </w:p>
     <w:p>
@@ -5047,7 +4336,7 @@
         <w:t>；執行狀態：正常完成</w:t>
       </w:r>
       <w:r>
-        <w:t>；耗時：11.432 秒</w:t>
+        <w:t>；耗時：10.127 秒</w:t>
       </w:r>
     </w:p>
     <w:p>
@@ -5067,7 +4356,7 @@
         <w:t>；執行狀態：正常完成</w:t>
       </w:r>
       <w:r>
-        <w:t>；耗時：21.334 秒</w:t>
+        <w:t>；耗時：17.731 秒</w:t>
       </w:r>
     </w:p>
     <w:p>
@@ -5087,7 +4376,7 @@
         <w:t>；執行狀態：正常完成</w:t>
       </w:r>
       <w:r>
-        <w:t>；耗時：99.072 秒</w:t>
+        <w:t>；耗時：73.338 秒</w:t>
       </w:r>
     </w:p>
     <w:p>
@@ -5128,7 +4417,7 @@
         <w:t>；執行狀態：正常完成</w:t>
       </w:r>
       <w:r>
-        <w:t>；耗時：141.454 秒</w:t>
+        <w:t>；耗時：91.190 秒</w:t>
       </w:r>
     </w:p>
     <w:sectPr>
